--- a/writing/Chapter 5 - 5.3 Statistical Analysis/FINAL_TEXT.docx
+++ b/writing/Chapter 5 - 5.3 Statistical Analysis/FINAL_TEXT.docx
@@ -49,7 +49,7 @@
         <w:t>McNemar's exact test</w:t>
       </w:r>
       <w:r>
-        <w:t xml:space="preserve"> [16], which considers only the conversations on which the two systems disagree. For the continuous WASSA score we use the </w:t>
+        <w:t xml:space="preserve"> [16], which considers only the conversations on which the two systems disagree. For continuous scores, namely WASSA empathy and AI-judge ratings, we use the </w:t>
       </w:r>
       <w:r>
         <w:rPr>
@@ -67,7 +67,7 @@
         <w:t>95% bootstrap confidence interval</w:t>
       </w:r>
       <w:r>
-        <w:t xml:space="preserve"> [18], computed from 10,000 resamples of conversations with seed 42. Because the final system is compared with seven baselines on each measure, the p-values within each measure are adjusted with the </w:t>
+        <w:t xml:space="preserve"> [18], computed from 10,000 resamples of conversations with seed 42. Because the final system is compared with seven baselines on each measure (six for the AI-judge scores), the p-values within each measure are adjusted with the </w:t>
       </w:r>
       <w:r>
         <w:rPr>
@@ -11850,7 +11850,7 @@
         <w:spacing w:after="120"/>
       </w:pPr>
       <w:r>
-        <w:t xml:space="preserve">Because several conclusions rely on WASSA scores, we examined how far they can be trusted, using the 320 replies that were also scored by all three AI judges (Table 5.18). At the </w:t>
+        <w:t xml:space="preserve">Because several conclusions rely on WASSA scores, we examined how far they can be trusted, using the 448 replies of the seven systems that were also scored by both AI judges (Table 5.18). At the </w:t>
       </w:r>
       <w:r>
         <w:rPr>
@@ -11859,7 +11859,7 @@
         <w:t>system level</w:t>
       </w:r>
       <w:r>
-        <w:t xml:space="preserve">, WASSA ranks the five systems in exactly the same order as the judges' mean empathy score (Spearman rho = 1.00). At the </w:t>
+        <w:t xml:space="preserve">, WASSA ranks the seven systems in nearly the same order as the judges' mean empathy score (Spearman rho = 0.96); the only difference is that the same-size single model and top-1 Phi-4-mini prompting exchange places. At the </w:t>
       </w:r>
       <w:r>
         <w:rPr>
@@ -11868,7 +11868,7 @@
         <w:t>reply level</w:t>
       </w:r>
       <w:r>
-        <w:t xml:space="preserve">, agreement is moderate (rho = 0.41, p &lt; 0.001) and persists after controlling for reply length (partial rho = 0.45), showing that it is not merely a shared preference for longer replies. </w:t>
+        <w:t xml:space="preserve">, agreement is modest (rho = 0.31, p &lt; 0.001) and persists after controlling for reply length (partial rho = 0.34), showing that it is not merely a shared preference for longer replies. </w:t>
       </w:r>
       <w:r>
         <w:rPr>
@@ -11877,7 +11877,7 @@
         <w:t>Within a single system</w:t>
       </w:r>
       <w:r>
-        <w:t>, however, agreement is weak (rho = 0.13 to 0.24, none significant), compared with 0.75 to 0.79 between the judges themselves. We therefore use WASSA only to compare system averages over 300 conversations, the purpose for which this evidence supports it, and never to judge individual replies. The provenance of the model, a peer-reviewed ACL 2024 shared-task system trained on human ratings of conversation turns and correlating with human ratings at r = 0.544 [14], [15], and its limitations are listed in the same table.</w:t>
+        <w:t>, however, agreement is weak (rho = 0.05 to 0.26, significant in only two of the seven systems), compared with 0.73 between the two judges. We therefore use WASSA only to compare system averages over 300 conversations, the purpose for which this evidence supports it, and never to judge individual replies. The provenance of the model, a peer-reviewed ACL 2024 shared-task system trained on human ratings of conversation turns and correlating with human ratings at r = 0.544 [14], [15], and its limitations are listed in the same table.</w:t>
       </w:r>
     </w:p>
     <w:tbl>
@@ -12289,7 +12289,7 @@
               <w:rPr>
                 <w:sz w:val="16"/>
               </w:rPr>
-              <w:t>System-level ranking vs AI judges (5 systems)</w:t>
+              <w:t>System-level ranking vs AI-judge panel (7 systems)</w:t>
             </w:r>
           </w:p>
         </w:tc>
@@ -12303,7 +12303,7 @@
               <w:rPr>
                 <w:sz w:val="16"/>
               </w:rPr>
-              <w:t>Spearman rho = 1.00</w:t>
+              <w:t>Spearman rho = 0.96</w:t>
             </w:r>
           </w:p>
         </w:tc>
@@ -12361,7 +12361,7 @@
               <w:rPr>
                 <w:sz w:val="16"/>
               </w:rPr>
-              <w:t>rho = 0.41 (p = 4.2e-14, N = 320)</w:t>
+              <w:t>rho = 0.31 (p = 1.5e-11, N = 448)</w:t>
             </w:r>
           </w:p>
         </w:tc>
@@ -12419,7 +12419,7 @@
               <w:rPr>
                 <w:sz w:val="16"/>
               </w:rPr>
-              <w:t>partial rho = 0.45 (p = 3.6e-17)</w:t>
+              <w:t>partial rho = 0.34 (p = 2.9e-13)</w:t>
             </w:r>
           </w:p>
         </w:tc>
@@ -12477,7 +12477,7 @@
               <w:rPr>
                 <w:sz w:val="16"/>
               </w:rPr>
-              <w:t>rho = 0.13 to 0.24; 0 of 5 significant</w:t>
+              <w:t>rho = 0.05 to 0.26; 2 of 7 significant</w:t>
             </w:r>
           </w:p>
         </w:tc>
@@ -12535,7 +12535,7 @@
               <w:rPr>
                 <w:sz w:val="16"/>
               </w:rPr>
-              <w:t>rho = 0.75 to 0.79</w:t>
+              <w:t>rho = 0.73</w:t>
             </w:r>
           </w:p>
         </w:tc>
@@ -12629,7 +12629,7 @@
         <w:pStyle w:val="Heading1"/>
       </w:pPr>
       <w:r>
-        <w:t>5.3.7 AI-Judge Reliability and Agreement</w:t>
+        <w:t>5.3.7 AI-Judge Results and Agreement</w:t>
       </w:r>
     </w:p>
     <w:p>
@@ -12637,7 +12637,34 @@
         <w:spacing w:after="120"/>
       </w:pPr>
       <w:r>
-        <w:t>Among the systems judged before the final design was completed, the initial pipeline's overall AI-judge score (8.23) was significantly higher than that of zero-shot prompting (7.73; Wilcoxon p = 0.0004) and the fine-tuned model (4.44; p &lt; 0.001), did not differ significantly from that of the same-size single model (8.38; p = 0.21), and was significantly lower than that of the larger single model (9.02; p &lt; 0.001), based on 64 conversations (Table 5.19).</w:t>
+        <w:t xml:space="preserve">Table 5.19 compares the final system's AI-judge scores with those of each judged baseline on the same 64 conversations. </w:t>
+      </w:r>
+      <w:r>
+        <w:rPr>
+          <w:b/>
+        </w:rPr>
+        <w:t>Against the same-size single model, the final system is rated significantly higher</w:t>
+      </w:r>
+      <w:r>
+        <w:t xml:space="preserve"> for empathy (+0.70, 95% CI [+0.39, +1.01], adjusted p &lt; 0.001), relevance (+0.44, [+0.01, +0.86], p = 0.023) and overall (+0.44, [+0.17, +0.72], p = 0.001), while safety does not differ significantly. It is also rated significantly higher overall than the initial pipeline (+0.65), zero-shot prompting (+1.18) and the fine-tuned model (+4.24), with all adjusted p &lt; 0.001. </w:t>
+      </w:r>
+      <w:r>
+        <w:rPr>
+          <w:b/>
+        </w:rPr>
+        <w:t>Against the larger single model, the final system's empathy score is significantly lower</w:t>
+      </w:r>
+      <w:r>
+        <w:t xml:space="preserve"> (-0.30, [-0.55, -0.07], p = 0.048). Its overall score is also lower (-0.21, [-0.40, -0.03]), but this difference is not significant after correction (p = 0.073). </w:t>
+      </w:r>
+      <w:r>
+        <w:rPr>
+          <w:b/>
+        </w:rPr>
+        <w:t>The judges do not distinguish the final system from top-1 Phi-4-mini prompting</w:t>
+      </w:r>
+      <w:r>
+        <w:t xml:space="preserve"> on any dimension (overall +0.04, p = 0.71; empathy +0.01, p = 0.96). The advantage of the two-stage design over top-1 prompting reported in Section 5.3.2 therefore rests on WASSA empathy and emotion validation, not on the judges' ratings.</w:t>
       </w:r>
     </w:p>
     <w:p>
@@ -12645,14 +12672,7 @@
         <w:spacing w:after="120"/>
       </w:pPr>
       <w:r>
-        <w:t xml:space="preserve">The three judges agree closely with one another (Table 5.20). Across 320 replies, the Spearman correlation between each pair of judges is 0.75 to 0.79 for empathy and 0.78 to 0.80 for the overall score, and 0.57 to 0.63 when the clearly deficient fine-tuned system is excluded. All three judges rank the five systems in the same order, and this ranking is unchanged when each judge's scores are standardised, so no single lenient or harsh judge determines the result. This agreement is consistent with the reduced bias expected from a panel of judges drawn from different model families [35]. </w:t>
-      </w:r>
-      <w:r>
-        <w:rPr>
-          <w:b/>
-          <w:color w:val="B03A00"/>
-        </w:rPr>
-        <w:t>[[PENDING: the same agreement statistics and significance tests including the final system, once its scores have been merged and the tables regenerated.]]</w:t>
+        <w:t>The two judges agree well with each other (Table 5.20). Across the 448 replies of the seven systems, the Spearman correlation between Nemotron 3 Ultra and gpt-oss-120b is 0.73 for empathy and 0.74 for the overall score, and 0.60 when the clearly deficient fine-tuned system is excluded. The judges rank the seven systems in the same order, except that the final system and top-1 Phi-4-mini, whose panel scores differ by only 0.03, exchange second and third place (rank correlation 0.96). Mistral Large, originally the third judge, scored the five systems built first but became unavailable before the final systems could be judged. Rather than compare systems scored by different panels, we compare every system on the two judges that scored all of them. On the 320 replies scored by all three judges, the two-judge and three-judge averages correlate at 0.98 for both empathy and the overall score and rank the five systems identically, and the three judges agree with one another at 0.75 to 0.79 on empathy. Removing the third judge therefore does not change the conclusions. This agreement is consistent with the reduced bias expected from a panel of judges drawn from different model families [35].</w:t>
       </w:r>
     </w:p>
     <w:tbl>
@@ -12662,22 +12682,21 @@
         <w:tblLook w:firstColumn="1" w:firstRow="1" w:lastColumn="0" w:lastRow="0" w:noHBand="0" w:noVBand="1" w:val="04A0"/>
       </w:tblPr>
       <w:tblGrid>
-        <w:gridCol w:w="851"/>
-        <w:gridCol w:w="851"/>
-        <w:gridCol w:w="851"/>
-        <w:gridCol w:w="851"/>
-        <w:gridCol w:w="851"/>
-        <w:gridCol w:w="851"/>
-        <w:gridCol w:w="851"/>
-        <w:gridCol w:w="851"/>
-        <w:gridCol w:w="851"/>
-        <w:gridCol w:w="851"/>
-        <w:gridCol w:w="851"/>
+        <w:gridCol w:w="936"/>
+        <w:gridCol w:w="936"/>
+        <w:gridCol w:w="936"/>
+        <w:gridCol w:w="936"/>
+        <w:gridCol w:w="936"/>
+        <w:gridCol w:w="936"/>
+        <w:gridCol w:w="936"/>
+        <w:gridCol w:w="936"/>
+        <w:gridCol w:w="936"/>
+        <w:gridCol w:w="936"/>
       </w:tblGrid>
       <w:tr>
         <w:tc>
           <w:tcPr>
-            <w:tcW w:type="dxa" w:w="851"/>
+            <w:tcW w:type="dxa" w:w="936"/>
             <w:shd w:val="clear" w:color="auto" w:fill="E3EEFB"/>
           </w:tcPr>
           <w:p>
@@ -12691,13 +12710,13 @@
                 <w:b/>
                 <w:sz w:val="13"/>
               </w:rPr>
-              <w:t>comparison</w:t>
-            </w:r>
-          </w:p>
-        </w:tc>
-        <w:tc>
-          <w:tcPr>
-            <w:tcW w:type="dxa" w:w="851"/>
+              <w:t>Dimension</w:t>
+            </w:r>
+          </w:p>
+        </w:tc>
+        <w:tc>
+          <w:tcPr>
+            <w:tcW w:type="dxa" w:w="936"/>
             <w:shd w:val="clear" w:color="auto" w:fill="E3EEFB"/>
           </w:tcPr>
           <w:p>
@@ -12711,13 +12730,13 @@
                 <w:b/>
                 <w:sz w:val="13"/>
               </w:rPr>
-              <w:t>metric</w:t>
-            </w:r>
-          </w:p>
-        </w:tc>
-        <w:tc>
-          <w:tcPr>
-            <w:tcW w:type="dxa" w:w="851"/>
+              <w:t>Final system vs</w:t>
+            </w:r>
+          </w:p>
+        </w:tc>
+        <w:tc>
+          <w:tcPr>
+            <w:tcW w:type="dxa" w:w="936"/>
             <w:shd w:val="clear" w:color="auto" w:fill="E3EEFB"/>
           </w:tcPr>
           <w:p>
@@ -12731,13 +12750,13 @@
                 <w:b/>
                 <w:sz w:val="13"/>
               </w:rPr>
-              <w:t>n</w:t>
-            </w:r>
-          </w:p>
-        </w:tc>
-        <w:tc>
-          <w:tcPr>
-            <w:tcW w:type="dxa" w:w="851"/>
+              <w:t>N</w:t>
+            </w:r>
+          </w:p>
+        </w:tc>
+        <w:tc>
+          <w:tcPr>
+            <w:tcW w:type="dxa" w:w="936"/>
             <w:shd w:val="clear" w:color="auto" w:fill="E3EEFB"/>
           </w:tcPr>
           <w:p>
@@ -12751,13 +12770,13 @@
                 <w:b/>
                 <w:sz w:val="13"/>
               </w:rPr>
-              <w:t>pipeline_mean</w:t>
-            </w:r>
-          </w:p>
-        </w:tc>
-        <w:tc>
-          <w:tcPr>
-            <w:tcW w:type="dxa" w:w="851"/>
+              <w:t>Final</w:t>
+            </w:r>
+          </w:p>
+        </w:tc>
+        <w:tc>
+          <w:tcPr>
+            <w:tcW w:type="dxa" w:w="936"/>
             <w:shd w:val="clear" w:color="auto" w:fill="E3EEFB"/>
           </w:tcPr>
           <w:p>
@@ -12771,13 +12790,13 @@
                 <w:b/>
                 <w:sz w:val="13"/>
               </w:rPr>
-              <w:t>baseline_mean</w:t>
-            </w:r>
-          </w:p>
-        </w:tc>
-        <w:tc>
-          <w:tcPr>
-            <w:tcW w:type="dxa" w:w="851"/>
+              <w:t>Baseline</w:t>
+            </w:r>
+          </w:p>
+        </w:tc>
+        <w:tc>
+          <w:tcPr>
+            <w:tcW w:type="dxa" w:w="936"/>
             <w:shd w:val="clear" w:color="auto" w:fill="E3EEFB"/>
           </w:tcPr>
           <w:p>
@@ -12791,13 +12810,13 @@
                 <w:b/>
                 <w:sz w:val="13"/>
               </w:rPr>
-              <w:t>diff</w:t>
-            </w:r>
-          </w:p>
-        </w:tc>
-        <w:tc>
-          <w:tcPr>
-            <w:tcW w:type="dxa" w:w="851"/>
+              <w:t>Difference</w:t>
+            </w:r>
+          </w:p>
+        </w:tc>
+        <w:tc>
+          <w:tcPr>
+            <w:tcW w:type="dxa" w:w="936"/>
             <w:shd w:val="clear" w:color="auto" w:fill="E3EEFB"/>
           </w:tcPr>
           <w:p>
@@ -12811,13 +12830,13 @@
                 <w:b/>
                 <w:sz w:val="13"/>
               </w:rPr>
-              <w:t>ci_95_low</w:t>
-            </w:r>
-          </w:p>
-        </w:tc>
-        <w:tc>
-          <w:tcPr>
-            <w:tcW w:type="dxa" w:w="851"/>
+              <w:t>95% CI</w:t>
+            </w:r>
+          </w:p>
+        </w:tc>
+        <w:tc>
+          <w:tcPr>
+            <w:tcW w:type="dxa" w:w="936"/>
             <w:shd w:val="clear" w:color="auto" w:fill="E3EEFB"/>
           </w:tcPr>
           <w:p>
@@ -12831,13 +12850,13 @@
                 <w:b/>
                 <w:sz w:val="13"/>
               </w:rPr>
-              <w:t>ci_95_high</w:t>
-            </w:r>
-          </w:p>
-        </w:tc>
-        <w:tc>
-          <w:tcPr>
-            <w:tcW w:type="dxa" w:w="851"/>
+              <w:t>p</w:t>
+            </w:r>
+          </w:p>
+        </w:tc>
+        <w:tc>
+          <w:tcPr>
+            <w:tcW w:type="dxa" w:w="936"/>
             <w:shd w:val="clear" w:color="auto" w:fill="E3EEFB"/>
           </w:tcPr>
           <w:p>
@@ -12851,13 +12870,13 @@
                 <w:b/>
                 <w:sz w:val="13"/>
               </w:rPr>
-              <w:t>test</w:t>
-            </w:r>
-          </w:p>
-        </w:tc>
-        <w:tc>
-          <w:tcPr>
-            <w:tcW w:type="dxa" w:w="851"/>
+              <w:t>p (Holm-adjusted)</w:t>
+            </w:r>
+          </w:p>
+        </w:tc>
+        <w:tc>
+          <w:tcPr>
+            <w:tcW w:type="dxa" w:w="936"/>
             <w:shd w:val="clear" w:color="auto" w:fill="E3EEFB"/>
           </w:tcPr>
           <w:p>
@@ -12871,27 +12890,7 @@
                 <w:b/>
                 <w:sz w:val="13"/>
               </w:rPr>
-              <w:t>p_value</w:t>
-            </w:r>
-          </w:p>
-        </w:tc>
-        <w:tc>
-          <w:tcPr>
-            <w:tcW w:type="dxa" w:w="851"/>
-            <w:shd w:val="clear" w:color="auto" w:fill="E3EEFB"/>
-          </w:tcPr>
-          <w:p>
-            <w:r>
-              <w:rPr>
-                <w:b/>
-              </w:rPr>
-            </w:r>
-            <w:r>
-              <w:rPr>
-                <w:b/>
-                <w:sz w:val="13"/>
-              </w:rPr>
-              <w:t>significant</w:t>
+              <w:t>Significant?</w:t>
             </w:r>
           </w:p>
         </w:tc>
@@ -12899,133 +12898,105 @@
       <w:tr>
         <w:tc>
           <w:tcPr>
-            <w:tcW w:type="dxa" w:w="851"/>
-          </w:tcPr>
-          <w:p>
-            <w:r/>
-            <w:r>
-              <w:rPr>
-                <w:sz w:val="13"/>
-              </w:rPr>
-              <w:t>pipeline vs zero_shot</w:t>
-            </w:r>
-          </w:p>
-        </w:tc>
-        <w:tc>
-          <w:tcPr>
-            <w:tcW w:type="dxa" w:w="851"/>
-          </w:tcPr>
-          <w:p>
-            <w:r/>
-            <w:r>
-              <w:rPr>
-                <w:sz w:val="13"/>
-              </w:rPr>
-              <w:t>rule_adherence_all_rules_rate</w:t>
-            </w:r>
-          </w:p>
-        </w:tc>
-        <w:tc>
-          <w:tcPr>
-            <w:tcW w:type="dxa" w:w="851"/>
-          </w:tcPr>
-          <w:p>
-            <w:r/>
-            <w:r>
-              <w:rPr>
-                <w:sz w:val="13"/>
-              </w:rPr>
-              <w:t>300</w:t>
-            </w:r>
-          </w:p>
-        </w:tc>
-        <w:tc>
-          <w:tcPr>
-            <w:tcW w:type="dxa" w:w="851"/>
-          </w:tcPr>
-          <w:p>
-            <w:r/>
-            <w:r>
-              <w:rPr>
-                <w:sz w:val="13"/>
-              </w:rPr>
-              <w:t>0.64</w:t>
-            </w:r>
-          </w:p>
-        </w:tc>
-        <w:tc>
-          <w:tcPr>
-            <w:tcW w:type="dxa" w:w="851"/>
-          </w:tcPr>
-          <w:p>
-            <w:r/>
-            <w:r>
-              <w:rPr>
-                <w:sz w:val="13"/>
-              </w:rPr>
-              <w:t>0.19</w:t>
-            </w:r>
-          </w:p>
-        </w:tc>
-        <w:tc>
-          <w:tcPr>
-            <w:tcW w:type="dxa" w:w="851"/>
-          </w:tcPr>
-          <w:p>
-            <w:r/>
-            <w:r>
-              <w:rPr>
-                <w:sz w:val="13"/>
-              </w:rPr>
-              <w:t>0.45</w:t>
-            </w:r>
-          </w:p>
-        </w:tc>
-        <w:tc>
-          <w:tcPr>
-            <w:tcW w:type="dxa" w:w="851"/>
-          </w:tcPr>
-          <w:p>
-            <w:r/>
-            <w:r>
-              <w:rPr>
-                <w:sz w:val="13"/>
-              </w:rPr>
-              <w:t>0.38</w:t>
-            </w:r>
-          </w:p>
-        </w:tc>
-        <w:tc>
-          <w:tcPr>
-            <w:tcW w:type="dxa" w:w="851"/>
-          </w:tcPr>
-          <w:p>
-            <w:r/>
-            <w:r>
-              <w:rPr>
-                <w:sz w:val="13"/>
-              </w:rPr>
-              <w:t>0.51</w:t>
-            </w:r>
-          </w:p>
-        </w:tc>
-        <w:tc>
-          <w:tcPr>
-            <w:tcW w:type="dxa" w:w="851"/>
-          </w:tcPr>
-          <w:p>
-            <w:r/>
-            <w:r>
-              <w:rPr>
-                <w:sz w:val="13"/>
-              </w:rPr>
-              <w:t>McNemar exact</w:t>
-            </w:r>
-          </w:p>
-        </w:tc>
-        <w:tc>
-          <w:tcPr>
-            <w:tcW w:type="dxa" w:w="851"/>
+            <w:tcW w:type="dxa" w:w="936"/>
+          </w:tcPr>
+          <w:p>
+            <w:r/>
+            <w:r>
+              <w:rPr>
+                <w:sz w:val="13"/>
+              </w:rPr>
+              <w:t>empathy</w:t>
+            </w:r>
+          </w:p>
+        </w:tc>
+        <w:tc>
+          <w:tcPr>
+            <w:tcW w:type="dxa" w:w="936"/>
+          </w:tcPr>
+          <w:p>
+            <w:r/>
+            <w:r>
+              <w:rPr>
+                <w:sz w:val="13"/>
+              </w:rPr>
+              <w:t>Single model, same size: Qwen2.5-1.5B detects + responds</w:t>
+            </w:r>
+          </w:p>
+        </w:tc>
+        <w:tc>
+          <w:tcPr>
+            <w:tcW w:type="dxa" w:w="936"/>
+          </w:tcPr>
+          <w:p>
+            <w:r/>
+            <w:r>
+              <w:rPr>
+                <w:sz w:val="13"/>
+              </w:rPr>
+              <w:t>64</w:t>
+            </w:r>
+          </w:p>
+        </w:tc>
+        <w:tc>
+          <w:tcPr>
+            <w:tcW w:type="dxa" w:w="936"/>
+          </w:tcPr>
+          <w:p>
+            <w:r/>
+            <w:r>
+              <w:rPr>
+                <w:sz w:val="13"/>
+              </w:rPr>
+              <w:t>7.84</w:t>
+            </w:r>
+          </w:p>
+        </w:tc>
+        <w:tc>
+          <w:tcPr>
+            <w:tcW w:type="dxa" w:w="936"/>
+          </w:tcPr>
+          <w:p>
+            <w:r/>
+            <w:r>
+              <w:rPr>
+                <w:sz w:val="13"/>
+              </w:rPr>
+              <w:t>7.15</w:t>
+            </w:r>
+          </w:p>
+        </w:tc>
+        <w:tc>
+          <w:tcPr>
+            <w:tcW w:type="dxa" w:w="936"/>
+          </w:tcPr>
+          <w:p>
+            <w:r/>
+            <w:r>
+              <w:rPr>
+                <w:sz w:val="13"/>
+              </w:rPr>
+              <w:t>0.7</w:t>
+            </w:r>
+          </w:p>
+        </w:tc>
+        <w:tc>
+          <w:tcPr>
+            <w:tcW w:type="dxa" w:w="936"/>
+          </w:tcPr>
+          <w:p>
+            <w:r/>
+            <w:r>
+              <w:rPr>
+                <w:sz w:val="13"/>
+              </w:rPr>
+              <w:t>[+0.39, +1.01]</w:t>
+            </w:r>
+          </w:p>
+        </w:tc>
+        <w:tc>
+          <w:tcPr>
+            <w:tcW w:type="dxa" w:w="936"/>
           </w:tcPr>
           <w:p>
             <w:r/>
@@ -13039,15 +13010,29 @@
         </w:tc>
         <w:tc>
           <w:tcPr>
-            <w:tcW w:type="dxa" w:w="851"/>
-          </w:tcPr>
-          <w:p>
-            <w:r/>
-            <w:r>
-              <w:rPr>
-                <w:sz w:val="13"/>
-              </w:rPr>
-              <w:t>True</w:t>
+            <w:tcW w:type="dxa" w:w="936"/>
+          </w:tcPr>
+          <w:p>
+            <w:r/>
+            <w:r>
+              <w:rPr>
+                <w:sz w:val="13"/>
+              </w:rPr>
+              <w:t>0</w:t>
+            </w:r>
+          </w:p>
+        </w:tc>
+        <w:tc>
+          <w:tcPr>
+            <w:tcW w:type="dxa" w:w="936"/>
+          </w:tcPr>
+          <w:p>
+            <w:r/>
+            <w:r>
+              <w:rPr>
+                <w:sz w:val="13"/>
+              </w:rPr>
+              <w:t>YES</w:t>
             </w:r>
           </w:p>
         </w:tc>
@@ -13055,155 +13040,141 @@
       <w:tr>
         <w:tc>
           <w:tcPr>
-            <w:tcW w:type="dxa" w:w="851"/>
-          </w:tcPr>
-          <w:p>
-            <w:r/>
-            <w:r>
-              <w:rPr>
-                <w:sz w:val="13"/>
-              </w:rPr>
-              <w:t>pipeline vs zero_shot</w:t>
-            </w:r>
-          </w:p>
-        </w:tc>
-        <w:tc>
-          <w:tcPr>
-            <w:tcW w:type="dxa" w:w="851"/>
-          </w:tcPr>
-          <w:p>
-            <w:r/>
-            <w:r>
-              <w:rPr>
-                <w:sz w:val="13"/>
-              </w:rPr>
-              <w:t>wassa_empathy_0_10</w:t>
-            </w:r>
-          </w:p>
-        </w:tc>
-        <w:tc>
-          <w:tcPr>
-            <w:tcW w:type="dxa" w:w="851"/>
-          </w:tcPr>
-          <w:p>
-            <w:r/>
-            <w:r>
-              <w:rPr>
-                <w:sz w:val="13"/>
-              </w:rPr>
-              <w:t>300</w:t>
-            </w:r>
-          </w:p>
-        </w:tc>
-        <w:tc>
-          <w:tcPr>
-            <w:tcW w:type="dxa" w:w="851"/>
-          </w:tcPr>
-          <w:p>
-            <w:r/>
-            <w:r>
-              <w:rPr>
-                <w:sz w:val="13"/>
-              </w:rPr>
-              <w:t>4.8</w:t>
-            </w:r>
-          </w:p>
-        </w:tc>
-        <w:tc>
-          <w:tcPr>
-            <w:tcW w:type="dxa" w:w="851"/>
-          </w:tcPr>
-          <w:p>
-            <w:r/>
-            <w:r>
-              <w:rPr>
-                <w:sz w:val="13"/>
-              </w:rPr>
-              <w:t>4.25</w:t>
-            </w:r>
-          </w:p>
-        </w:tc>
-        <w:tc>
-          <w:tcPr>
-            <w:tcW w:type="dxa" w:w="851"/>
-          </w:tcPr>
-          <w:p>
-            <w:r/>
-            <w:r>
-              <w:rPr>
-                <w:sz w:val="13"/>
-              </w:rPr>
-              <w:t>0.55</w:t>
-            </w:r>
-          </w:p>
-        </w:tc>
-        <w:tc>
-          <w:tcPr>
-            <w:tcW w:type="dxa" w:w="851"/>
-          </w:tcPr>
-          <w:p>
-            <w:r/>
-            <w:r>
-              <w:rPr>
-                <w:sz w:val="13"/>
-              </w:rPr>
-              <w:t>0.41</w:t>
-            </w:r>
-          </w:p>
-        </w:tc>
-        <w:tc>
-          <w:tcPr>
-            <w:tcW w:type="dxa" w:w="851"/>
-          </w:tcPr>
-          <w:p>
-            <w:r/>
-            <w:r>
-              <w:rPr>
-                <w:sz w:val="13"/>
-              </w:rPr>
-              <w:t>0.7</w:t>
-            </w:r>
-          </w:p>
-        </w:tc>
-        <w:tc>
-          <w:tcPr>
-            <w:tcW w:type="dxa" w:w="851"/>
-          </w:tcPr>
-          <w:p>
-            <w:r/>
-            <w:r>
-              <w:rPr>
-                <w:sz w:val="13"/>
-              </w:rPr>
-              <w:t>Wilcoxon signed-rank</w:t>
-            </w:r>
-          </w:p>
-        </w:tc>
-        <w:tc>
-          <w:tcPr>
-            <w:tcW w:type="dxa" w:w="851"/>
-          </w:tcPr>
-          <w:p>
-            <w:r/>
-            <w:r>
-              <w:rPr>
-                <w:sz w:val="13"/>
-              </w:rPr>
-              <w:t>0</w:t>
-            </w:r>
-          </w:p>
-        </w:tc>
-        <w:tc>
-          <w:tcPr>
-            <w:tcW w:type="dxa" w:w="851"/>
-          </w:tcPr>
-          <w:p>
-            <w:r/>
-            <w:r>
-              <w:rPr>
-                <w:sz w:val="13"/>
-              </w:rPr>
-              <w:t>True</w:t>
+            <w:tcW w:type="dxa" w:w="936"/>
+          </w:tcPr>
+          <w:p>
+            <w:r/>
+            <w:r>
+              <w:rPr>
+                <w:sz w:val="13"/>
+              </w:rPr>
+              <w:t>empathy</w:t>
+            </w:r>
+          </w:p>
+        </w:tc>
+        <w:tc>
+          <w:tcPr>
+            <w:tcW w:type="dxa" w:w="936"/>
+          </w:tcPr>
+          <w:p>
+            <w:r/>
+            <w:r>
+              <w:rPr>
+                <w:sz w:val="13"/>
+              </w:rPr>
+              <w:t>Single model, bigger: Qwen2.5-7B (4-bit) detects + responds</w:t>
+            </w:r>
+          </w:p>
+        </w:tc>
+        <w:tc>
+          <w:tcPr>
+            <w:tcW w:type="dxa" w:w="936"/>
+          </w:tcPr>
+          <w:p>
+            <w:r/>
+            <w:r>
+              <w:rPr>
+                <w:sz w:val="13"/>
+              </w:rPr>
+              <w:t>64</w:t>
+            </w:r>
+          </w:p>
+        </w:tc>
+        <w:tc>
+          <w:tcPr>
+            <w:tcW w:type="dxa" w:w="936"/>
+          </w:tcPr>
+          <w:p>
+            <w:r/>
+            <w:r>
+              <w:rPr>
+                <w:sz w:val="13"/>
+              </w:rPr>
+              <w:t>7.84</w:t>
+            </w:r>
+          </w:p>
+        </w:tc>
+        <w:tc>
+          <w:tcPr>
+            <w:tcW w:type="dxa" w:w="936"/>
+          </w:tcPr>
+          <w:p>
+            <w:r/>
+            <w:r>
+              <w:rPr>
+                <w:sz w:val="13"/>
+              </w:rPr>
+              <w:t>8.15</w:t>
+            </w:r>
+          </w:p>
+        </w:tc>
+        <w:tc>
+          <w:tcPr>
+            <w:tcW w:type="dxa" w:w="936"/>
+          </w:tcPr>
+          <w:p>
+            <w:r/>
+            <w:r>
+              <w:rPr>
+                <w:sz w:val="13"/>
+              </w:rPr>
+              <w:t>-0.3</w:t>
+            </w:r>
+          </w:p>
+        </w:tc>
+        <w:tc>
+          <w:tcPr>
+            <w:tcW w:type="dxa" w:w="936"/>
+          </w:tcPr>
+          <w:p>
+            <w:r/>
+            <w:r>
+              <w:rPr>
+                <w:sz w:val="13"/>
+              </w:rPr>
+              <w:t>[-0.55, -0.07]</w:t>
+            </w:r>
+          </w:p>
+        </w:tc>
+        <w:tc>
+          <w:tcPr>
+            <w:tcW w:type="dxa" w:w="936"/>
+          </w:tcPr>
+          <w:p>
+            <w:r/>
+            <w:r>
+              <w:rPr>
+                <w:sz w:val="13"/>
+              </w:rPr>
+              <w:t>0.02</w:t>
+            </w:r>
+          </w:p>
+        </w:tc>
+        <w:tc>
+          <w:tcPr>
+            <w:tcW w:type="dxa" w:w="936"/>
+          </w:tcPr>
+          <w:p>
+            <w:r/>
+            <w:r>
+              <w:rPr>
+                <w:sz w:val="13"/>
+              </w:rPr>
+              <w:t>0.05</w:t>
+            </w:r>
+          </w:p>
+        </w:tc>
+        <w:tc>
+          <w:tcPr>
+            <w:tcW w:type="dxa" w:w="936"/>
+          </w:tcPr>
+          <w:p>
+            <w:r/>
+            <w:r>
+              <w:rPr>
+                <w:sz w:val="13"/>
+              </w:rPr>
+              <w:t>YES</w:t>
             </w:r>
           </w:p>
         </w:tc>
@@ -13211,35 +13182,35 @@
       <w:tr>
         <w:tc>
           <w:tcPr>
-            <w:tcW w:type="dxa" w:w="851"/>
-          </w:tcPr>
-          <w:p>
-            <w:r/>
-            <w:r>
-              <w:rPr>
-                <w:sz w:val="13"/>
-              </w:rPr>
-              <w:t>pipeline vs zero_shot</w:t>
-            </w:r>
-          </w:p>
-        </w:tc>
-        <w:tc>
-          <w:tcPr>
-            <w:tcW w:type="dxa" w:w="851"/>
-          </w:tcPr>
-          <w:p>
-            <w:r/>
-            <w:r>
-              <w:rPr>
-                <w:sz w:val="13"/>
-              </w:rPr>
-              <w:t>ai_judge_overall_1_10</w:t>
-            </w:r>
-          </w:p>
-        </w:tc>
-        <w:tc>
-          <w:tcPr>
-            <w:tcW w:type="dxa" w:w="851"/>
+            <w:tcW w:type="dxa" w:w="936"/>
+          </w:tcPr>
+          <w:p>
+            <w:r/>
+            <w:r>
+              <w:rPr>
+                <w:sz w:val="13"/>
+              </w:rPr>
+              <w:t>empathy</w:t>
+            </w:r>
+          </w:p>
+        </w:tc>
+        <w:tc>
+          <w:tcPr>
+            <w:tcW w:type="dxa" w:w="936"/>
+          </w:tcPr>
+          <w:p>
+            <w:r/>
+            <w:r>
+              <w:rPr>
+                <w:sz w:val="13"/>
+              </w:rPr>
+              <w:t>RoBERTa d1 + Phi-4-mini d2 (top-1 emotion)</w:t>
+            </w:r>
+          </w:p>
+        </w:tc>
+        <w:tc>
+          <w:tcPr>
+            <w:tcW w:type="dxa" w:w="936"/>
           </w:tcPr>
           <w:p>
             <w:r/>
@@ -13253,113 +13224,99 @@
         </w:tc>
         <w:tc>
           <w:tcPr>
-            <w:tcW w:type="dxa" w:w="851"/>
-          </w:tcPr>
-          <w:p>
-            <w:r/>
-            <w:r>
-              <w:rPr>
-                <w:sz w:val="13"/>
-              </w:rPr>
-              <w:t>8.23</w:t>
-            </w:r>
-          </w:p>
-        </w:tc>
-        <w:tc>
-          <w:tcPr>
-            <w:tcW w:type="dxa" w:w="851"/>
-          </w:tcPr>
-          <w:p>
-            <w:r/>
-            <w:r>
-              <w:rPr>
-                <w:sz w:val="13"/>
-              </w:rPr>
-              <w:t>7.73</w:t>
-            </w:r>
-          </w:p>
-        </w:tc>
-        <w:tc>
-          <w:tcPr>
-            <w:tcW w:type="dxa" w:w="851"/>
-          </w:tcPr>
-          <w:p>
-            <w:r/>
-            <w:r>
-              <w:rPr>
-                <w:sz w:val="13"/>
-              </w:rPr>
-              <w:t>0.5</w:t>
-            </w:r>
-          </w:p>
-        </w:tc>
-        <w:tc>
-          <w:tcPr>
-            <w:tcW w:type="dxa" w:w="851"/>
-          </w:tcPr>
-          <w:p>
-            <w:r/>
-            <w:r>
-              <w:rPr>
-                <w:sz w:val="13"/>
-              </w:rPr>
-              <w:t>0.23</w:t>
-            </w:r>
-          </w:p>
-        </w:tc>
-        <w:tc>
-          <w:tcPr>
-            <w:tcW w:type="dxa" w:w="851"/>
-          </w:tcPr>
-          <w:p>
-            <w:r/>
-            <w:r>
-              <w:rPr>
-                <w:sz w:val="13"/>
-              </w:rPr>
-              <w:t>0.76</w:t>
-            </w:r>
-          </w:p>
-        </w:tc>
-        <w:tc>
-          <w:tcPr>
-            <w:tcW w:type="dxa" w:w="851"/>
-          </w:tcPr>
-          <w:p>
-            <w:r/>
-            <w:r>
-              <w:rPr>
-                <w:sz w:val="13"/>
-              </w:rPr>
-              <w:t>Wilcoxon signed-rank</w:t>
-            </w:r>
-          </w:p>
-        </w:tc>
-        <w:tc>
-          <w:tcPr>
-            <w:tcW w:type="dxa" w:w="851"/>
-          </w:tcPr>
-          <w:p>
-            <w:r/>
-            <w:r>
-              <w:rPr>
-                <w:sz w:val="13"/>
-              </w:rPr>
-              <w:t>0</w:t>
-            </w:r>
-          </w:p>
-        </w:tc>
-        <w:tc>
-          <w:tcPr>
-            <w:tcW w:type="dxa" w:w="851"/>
-          </w:tcPr>
-          <w:p>
-            <w:r/>
-            <w:r>
-              <w:rPr>
-                <w:sz w:val="13"/>
-              </w:rPr>
-              <w:t>True</w:t>
+            <w:tcW w:type="dxa" w:w="936"/>
+          </w:tcPr>
+          <w:p>
+            <w:r/>
+            <w:r>
+              <w:rPr>
+                <w:sz w:val="13"/>
+              </w:rPr>
+              <w:t>7.84</w:t>
+            </w:r>
+          </w:p>
+        </w:tc>
+        <w:tc>
+          <w:tcPr>
+            <w:tcW w:type="dxa" w:w="936"/>
+          </w:tcPr>
+          <w:p>
+            <w:r/>
+            <w:r>
+              <w:rPr>
+                <w:sz w:val="13"/>
+              </w:rPr>
+              <w:t>7.84</w:t>
+            </w:r>
+          </w:p>
+        </w:tc>
+        <w:tc>
+          <w:tcPr>
+            <w:tcW w:type="dxa" w:w="936"/>
+          </w:tcPr>
+          <w:p>
+            <w:r/>
+            <w:r>
+              <w:rPr>
+                <w:sz w:val="13"/>
+              </w:rPr>
+              <w:t>0.01</w:t>
+            </w:r>
+          </w:p>
+        </w:tc>
+        <w:tc>
+          <w:tcPr>
+            <w:tcW w:type="dxa" w:w="936"/>
+          </w:tcPr>
+          <w:p>
+            <w:r/>
+            <w:r>
+              <w:rPr>
+                <w:sz w:val="13"/>
+              </w:rPr>
+              <w:t>[-0.23, +0.25]</w:t>
+            </w:r>
+          </w:p>
+        </w:tc>
+        <w:tc>
+          <w:tcPr>
+            <w:tcW w:type="dxa" w:w="936"/>
+          </w:tcPr>
+          <w:p>
+            <w:r/>
+            <w:r>
+              <w:rPr>
+                <w:sz w:val="13"/>
+              </w:rPr>
+              <w:t>0.96</w:t>
+            </w:r>
+          </w:p>
+        </w:tc>
+        <w:tc>
+          <w:tcPr>
+            <w:tcW w:type="dxa" w:w="936"/>
+          </w:tcPr>
+          <w:p>
+            <w:r/>
+            <w:r>
+              <w:rPr>
+                <w:sz w:val="13"/>
+              </w:rPr>
+              <w:t>0.96</w:t>
+            </w:r>
+          </w:p>
+        </w:tc>
+        <w:tc>
+          <w:tcPr>
+            <w:tcW w:type="dxa" w:w="936"/>
+          </w:tcPr>
+          <w:p>
+            <w:r/>
+            <w:r>
+              <w:rPr>
+                <w:sz w:val="13"/>
+              </w:rPr>
+              <w:t>no</w:t>
             </w:r>
           </w:p>
         </w:tc>
@@ -13367,63 +13324,105 @@
       <w:tr>
         <w:tc>
           <w:tcPr>
-            <w:tcW w:type="dxa" w:w="851"/>
-          </w:tcPr>
-          <w:p>
-            <w:r/>
-            <w:r>
-              <w:rPr>
-                <w:sz w:val="13"/>
-              </w:rPr>
-              <w:t>pipeline vs fine_tuned</w:t>
-            </w:r>
-          </w:p>
-        </w:tc>
-        <w:tc>
-          <w:tcPr>
-            <w:tcW w:type="dxa" w:w="851"/>
-          </w:tcPr>
-          <w:p>
-            <w:r/>
-            <w:r>
-              <w:rPr>
-                <w:sz w:val="13"/>
-              </w:rPr>
-              <w:t>rule_adherence_all_rules_rate</w:t>
-            </w:r>
-          </w:p>
-        </w:tc>
-        <w:tc>
-          <w:tcPr>
-            <w:tcW w:type="dxa" w:w="851"/>
-          </w:tcPr>
-          <w:p>
-            <w:r/>
-            <w:r>
-              <w:rPr>
-                <w:sz w:val="13"/>
-              </w:rPr>
-              <w:t>300</w:t>
-            </w:r>
-          </w:p>
-        </w:tc>
-        <w:tc>
-          <w:tcPr>
-            <w:tcW w:type="dxa" w:w="851"/>
-          </w:tcPr>
-          <w:p>
-            <w:r/>
-            <w:r>
-              <w:rPr>
-                <w:sz w:val="13"/>
-              </w:rPr>
-              <w:t>0.64</w:t>
-            </w:r>
-          </w:p>
-        </w:tc>
-        <w:tc>
-          <w:tcPr>
-            <w:tcW w:type="dxa" w:w="851"/>
+            <w:tcW w:type="dxa" w:w="936"/>
+          </w:tcPr>
+          <w:p>
+            <w:r/>
+            <w:r>
+              <w:rPr>
+                <w:sz w:val="13"/>
+              </w:rPr>
+              <w:t>empathy</w:t>
+            </w:r>
+          </w:p>
+        </w:tc>
+        <w:tc>
+          <w:tcPr>
+            <w:tcW w:type="dxa" w:w="936"/>
+          </w:tcPr>
+          <w:p>
+            <w:r/>
+            <w:r>
+              <w:rPr>
+                <w:sz w:val="13"/>
+              </w:rPr>
+              <w:t>Initial pipeline: GPT-2 Medium d1 + Qwen2.5-1.5B d2</w:t>
+            </w:r>
+          </w:p>
+        </w:tc>
+        <w:tc>
+          <w:tcPr>
+            <w:tcW w:type="dxa" w:w="936"/>
+          </w:tcPr>
+          <w:p>
+            <w:r/>
+            <w:r>
+              <w:rPr>
+                <w:sz w:val="13"/>
+              </w:rPr>
+              <w:t>64</w:t>
+            </w:r>
+          </w:p>
+        </w:tc>
+        <w:tc>
+          <w:tcPr>
+            <w:tcW w:type="dxa" w:w="936"/>
+          </w:tcPr>
+          <w:p>
+            <w:r/>
+            <w:r>
+              <w:rPr>
+                <w:sz w:val="13"/>
+              </w:rPr>
+              <w:t>7.84</w:t>
+            </w:r>
+          </w:p>
+        </w:tc>
+        <w:tc>
+          <w:tcPr>
+            <w:tcW w:type="dxa" w:w="936"/>
+          </w:tcPr>
+          <w:p>
+            <w:r/>
+            <w:r>
+              <w:rPr>
+                <w:sz w:val="13"/>
+              </w:rPr>
+              <w:t>6.98</w:t>
+            </w:r>
+          </w:p>
+        </w:tc>
+        <w:tc>
+          <w:tcPr>
+            <w:tcW w:type="dxa" w:w="936"/>
+          </w:tcPr>
+          <w:p>
+            <w:r/>
+            <w:r>
+              <w:rPr>
+                <w:sz w:val="13"/>
+              </w:rPr>
+              <w:t>0.87</w:t>
+            </w:r>
+          </w:p>
+        </w:tc>
+        <w:tc>
+          <w:tcPr>
+            <w:tcW w:type="dxa" w:w="936"/>
+          </w:tcPr>
+          <w:p>
+            <w:r/>
+            <w:r>
+              <w:rPr>
+                <w:sz w:val="13"/>
+              </w:rPr>
+              <w:t>[+0.52, +1.24]</w:t>
+            </w:r>
+          </w:p>
+        </w:tc>
+        <w:tc>
+          <w:tcPr>
+            <w:tcW w:type="dxa" w:w="936"/>
           </w:tcPr>
           <w:p>
             <w:r/>
@@ -13437,63 +13436,7 @@
         </w:tc>
         <w:tc>
           <w:tcPr>
-            <w:tcW w:type="dxa" w:w="851"/>
-          </w:tcPr>
-          <w:p>
-            <w:r/>
-            <w:r>
-              <w:rPr>
-                <w:sz w:val="13"/>
-              </w:rPr>
-              <w:t>0.64</w:t>
-            </w:r>
-          </w:p>
-        </w:tc>
-        <w:tc>
-          <w:tcPr>
-            <w:tcW w:type="dxa" w:w="851"/>
-          </w:tcPr>
-          <w:p>
-            <w:r/>
-            <w:r>
-              <w:rPr>
-                <w:sz w:val="13"/>
-              </w:rPr>
-              <w:t>0.58</w:t>
-            </w:r>
-          </w:p>
-        </w:tc>
-        <w:tc>
-          <w:tcPr>
-            <w:tcW w:type="dxa" w:w="851"/>
-          </w:tcPr>
-          <w:p>
-            <w:r/>
-            <w:r>
-              <w:rPr>
-                <w:sz w:val="13"/>
-              </w:rPr>
-              <w:t>0.69</w:t>
-            </w:r>
-          </w:p>
-        </w:tc>
-        <w:tc>
-          <w:tcPr>
-            <w:tcW w:type="dxa" w:w="851"/>
-          </w:tcPr>
-          <w:p>
-            <w:r/>
-            <w:r>
-              <w:rPr>
-                <w:sz w:val="13"/>
-              </w:rPr>
-              <w:t>McNemar exact</w:t>
-            </w:r>
-          </w:p>
-        </w:tc>
-        <w:tc>
-          <w:tcPr>
-            <w:tcW w:type="dxa" w:w="851"/>
+            <w:tcW w:type="dxa" w:w="936"/>
           </w:tcPr>
           <w:p>
             <w:r/>
@@ -13507,15 +13450,15 @@
         </w:tc>
         <w:tc>
           <w:tcPr>
-            <w:tcW w:type="dxa" w:w="851"/>
-          </w:tcPr>
-          <w:p>
-            <w:r/>
-            <w:r>
-              <w:rPr>
-                <w:sz w:val="13"/>
-              </w:rPr>
-              <w:t>True</w:t>
+            <w:tcW w:type="dxa" w:w="936"/>
+          </w:tcPr>
+          <w:p>
+            <w:r/>
+            <w:r>
+              <w:rPr>
+                <w:sz w:val="13"/>
+              </w:rPr>
+              <w:t>YES</w:t>
             </w:r>
           </w:p>
         </w:tc>
@@ -13523,133 +13466,105 @@
       <w:tr>
         <w:tc>
           <w:tcPr>
-            <w:tcW w:type="dxa" w:w="851"/>
-          </w:tcPr>
-          <w:p>
-            <w:r/>
-            <w:r>
-              <w:rPr>
-                <w:sz w:val="13"/>
-              </w:rPr>
-              <w:t>pipeline vs fine_tuned</w:t>
-            </w:r>
-          </w:p>
-        </w:tc>
-        <w:tc>
-          <w:tcPr>
-            <w:tcW w:type="dxa" w:w="851"/>
-          </w:tcPr>
-          <w:p>
-            <w:r/>
-            <w:r>
-              <w:rPr>
-                <w:sz w:val="13"/>
-              </w:rPr>
-              <w:t>wassa_empathy_0_10</w:t>
-            </w:r>
-          </w:p>
-        </w:tc>
-        <w:tc>
-          <w:tcPr>
-            <w:tcW w:type="dxa" w:w="851"/>
-          </w:tcPr>
-          <w:p>
-            <w:r/>
-            <w:r>
-              <w:rPr>
-                <w:sz w:val="13"/>
-              </w:rPr>
-              <w:t>300</w:t>
-            </w:r>
-          </w:p>
-        </w:tc>
-        <w:tc>
-          <w:tcPr>
-            <w:tcW w:type="dxa" w:w="851"/>
-          </w:tcPr>
-          <w:p>
-            <w:r/>
-            <w:r>
-              <w:rPr>
-                <w:sz w:val="13"/>
-              </w:rPr>
-              <w:t>4.8</w:t>
-            </w:r>
-          </w:p>
-        </w:tc>
-        <w:tc>
-          <w:tcPr>
-            <w:tcW w:type="dxa" w:w="851"/>
-          </w:tcPr>
-          <w:p>
-            <w:r/>
-            <w:r>
-              <w:rPr>
-                <w:sz w:val="13"/>
-              </w:rPr>
-              <w:t>4.19</w:t>
-            </w:r>
-          </w:p>
-        </w:tc>
-        <w:tc>
-          <w:tcPr>
-            <w:tcW w:type="dxa" w:w="851"/>
-          </w:tcPr>
-          <w:p>
-            <w:r/>
-            <w:r>
-              <w:rPr>
-                <w:sz w:val="13"/>
-              </w:rPr>
-              <w:t>0.61</w:t>
-            </w:r>
-          </w:p>
-        </w:tc>
-        <w:tc>
-          <w:tcPr>
-            <w:tcW w:type="dxa" w:w="851"/>
-          </w:tcPr>
-          <w:p>
-            <w:r/>
-            <w:r>
-              <w:rPr>
-                <w:sz w:val="13"/>
-              </w:rPr>
-              <w:t>0.46</w:t>
-            </w:r>
-          </w:p>
-        </w:tc>
-        <w:tc>
-          <w:tcPr>
-            <w:tcW w:type="dxa" w:w="851"/>
-          </w:tcPr>
-          <w:p>
-            <w:r/>
-            <w:r>
-              <w:rPr>
-                <w:sz w:val="13"/>
-              </w:rPr>
-              <w:t>0.76</w:t>
-            </w:r>
-          </w:p>
-        </w:tc>
-        <w:tc>
-          <w:tcPr>
-            <w:tcW w:type="dxa" w:w="851"/>
-          </w:tcPr>
-          <w:p>
-            <w:r/>
-            <w:r>
-              <w:rPr>
-                <w:sz w:val="13"/>
-              </w:rPr>
-              <w:t>Wilcoxon signed-rank</w:t>
-            </w:r>
-          </w:p>
-        </w:tc>
-        <w:tc>
-          <w:tcPr>
-            <w:tcW w:type="dxa" w:w="851"/>
+            <w:tcW w:type="dxa" w:w="936"/>
+          </w:tcPr>
+          <w:p>
+            <w:r/>
+            <w:r>
+              <w:rPr>
+                <w:sz w:val="13"/>
+              </w:rPr>
+              <w:t>empathy</w:t>
+            </w:r>
+          </w:p>
+        </w:tc>
+        <w:tc>
+          <w:tcPr>
+            <w:tcW w:type="dxa" w:w="936"/>
+          </w:tcPr>
+          <w:p>
+            <w:r/>
+            <w:r>
+              <w:rPr>
+                <w:sz w:val="13"/>
+              </w:rPr>
+              <w:t>Zero-shot Qwen2.5-1.5B (no detector, generic prompt)</w:t>
+            </w:r>
+          </w:p>
+        </w:tc>
+        <w:tc>
+          <w:tcPr>
+            <w:tcW w:type="dxa" w:w="936"/>
+          </w:tcPr>
+          <w:p>
+            <w:r/>
+            <w:r>
+              <w:rPr>
+                <w:sz w:val="13"/>
+              </w:rPr>
+              <w:t>64</w:t>
+            </w:r>
+          </w:p>
+        </w:tc>
+        <w:tc>
+          <w:tcPr>
+            <w:tcW w:type="dxa" w:w="936"/>
+          </w:tcPr>
+          <w:p>
+            <w:r/>
+            <w:r>
+              <w:rPr>
+                <w:sz w:val="13"/>
+              </w:rPr>
+              <w:t>7.84</w:t>
+            </w:r>
+          </w:p>
+        </w:tc>
+        <w:tc>
+          <w:tcPr>
+            <w:tcW w:type="dxa" w:w="936"/>
+          </w:tcPr>
+          <w:p>
+            <w:r/>
+            <w:r>
+              <w:rPr>
+                <w:sz w:val="13"/>
+              </w:rPr>
+              <w:t>5.98</w:t>
+            </w:r>
+          </w:p>
+        </w:tc>
+        <w:tc>
+          <w:tcPr>
+            <w:tcW w:type="dxa" w:w="936"/>
+          </w:tcPr>
+          <w:p>
+            <w:r/>
+            <w:r>
+              <w:rPr>
+                <w:sz w:val="13"/>
+              </w:rPr>
+              <w:t>1.86</w:t>
+            </w:r>
+          </w:p>
+        </w:tc>
+        <w:tc>
+          <w:tcPr>
+            <w:tcW w:type="dxa" w:w="936"/>
+          </w:tcPr>
+          <w:p>
+            <w:r/>
+            <w:r>
+              <w:rPr>
+                <w:sz w:val="13"/>
+              </w:rPr>
+              <w:t>[+1.48, +2.23]</w:t>
+            </w:r>
+          </w:p>
+        </w:tc>
+        <w:tc>
+          <w:tcPr>
+            <w:tcW w:type="dxa" w:w="936"/>
           </w:tcPr>
           <w:p>
             <w:r/>
@@ -13663,15 +13578,29 @@
         </w:tc>
         <w:tc>
           <w:tcPr>
-            <w:tcW w:type="dxa" w:w="851"/>
-          </w:tcPr>
-          <w:p>
-            <w:r/>
-            <w:r>
-              <w:rPr>
-                <w:sz w:val="13"/>
-              </w:rPr>
-              <w:t>True</w:t>
+            <w:tcW w:type="dxa" w:w="936"/>
+          </w:tcPr>
+          <w:p>
+            <w:r/>
+            <w:r>
+              <w:rPr>
+                <w:sz w:val="13"/>
+              </w:rPr>
+              <w:t>0</w:t>
+            </w:r>
+          </w:p>
+        </w:tc>
+        <w:tc>
+          <w:tcPr>
+            <w:tcW w:type="dxa" w:w="936"/>
+          </w:tcPr>
+          <w:p>
+            <w:r/>
+            <w:r>
+              <w:rPr>
+                <w:sz w:val="13"/>
+              </w:rPr>
+              <w:t>YES</w:t>
             </w:r>
           </w:p>
         </w:tc>
@@ -13679,35 +13608,35 @@
       <w:tr>
         <w:tc>
           <w:tcPr>
-            <w:tcW w:type="dxa" w:w="851"/>
-          </w:tcPr>
-          <w:p>
-            <w:r/>
-            <w:r>
-              <w:rPr>
-                <w:sz w:val="13"/>
-              </w:rPr>
-              <w:t>pipeline vs fine_tuned</w:t>
-            </w:r>
-          </w:p>
-        </w:tc>
-        <w:tc>
-          <w:tcPr>
-            <w:tcW w:type="dxa" w:w="851"/>
-          </w:tcPr>
-          <w:p>
-            <w:r/>
-            <w:r>
-              <w:rPr>
-                <w:sz w:val="13"/>
-              </w:rPr>
-              <w:t>ai_judge_overall_1_10</w:t>
-            </w:r>
-          </w:p>
-        </w:tc>
-        <w:tc>
-          <w:tcPr>
-            <w:tcW w:type="dxa" w:w="851"/>
+            <w:tcW w:type="dxa" w:w="936"/>
+          </w:tcPr>
+          <w:p>
+            <w:r/>
+            <w:r>
+              <w:rPr>
+                <w:sz w:val="13"/>
+              </w:rPr>
+              <w:t>empathy</w:t>
+            </w:r>
+          </w:p>
+        </w:tc>
+        <w:tc>
+          <w:tcPr>
+            <w:tcW w:type="dxa" w:w="936"/>
+          </w:tcPr>
+          <w:p>
+            <w:r/>
+            <w:r>
+              <w:rPr>
+                <w:sz w:val="13"/>
+              </w:rPr>
+              <w:t>Monolithic LoRA fine-tuned Qwen2.5-1.5B (no detector)</w:t>
+            </w:r>
+          </w:p>
+        </w:tc>
+        <w:tc>
+          <w:tcPr>
+            <w:tcW w:type="dxa" w:w="936"/>
           </w:tcPr>
           <w:p>
             <w:r/>
@@ -13721,91 +13650,63 @@
         </w:tc>
         <w:tc>
           <w:tcPr>
-            <w:tcW w:type="dxa" w:w="851"/>
-          </w:tcPr>
-          <w:p>
-            <w:r/>
-            <w:r>
-              <w:rPr>
-                <w:sz w:val="13"/>
-              </w:rPr>
-              <w:t>8.23</w:t>
-            </w:r>
-          </w:p>
-        </w:tc>
-        <w:tc>
-          <w:tcPr>
-            <w:tcW w:type="dxa" w:w="851"/>
-          </w:tcPr>
-          <w:p>
-            <w:r/>
-            <w:r>
-              <w:rPr>
-                <w:sz w:val="13"/>
-              </w:rPr>
-              <w:t>4.44</w:t>
-            </w:r>
-          </w:p>
-        </w:tc>
-        <w:tc>
-          <w:tcPr>
-            <w:tcW w:type="dxa" w:w="851"/>
-          </w:tcPr>
-          <w:p>
-            <w:r/>
-            <w:r>
-              <w:rPr>
-                <w:sz w:val="13"/>
-              </w:rPr>
-              <w:t>3.79</w:t>
-            </w:r>
-          </w:p>
-        </w:tc>
-        <w:tc>
-          <w:tcPr>
-            <w:tcW w:type="dxa" w:w="851"/>
-          </w:tcPr>
-          <w:p>
-            <w:r/>
-            <w:r>
-              <w:rPr>
-                <w:sz w:val="13"/>
-              </w:rPr>
-              <w:t>3.52</w:t>
-            </w:r>
-          </w:p>
-        </w:tc>
-        <w:tc>
-          <w:tcPr>
-            <w:tcW w:type="dxa" w:w="851"/>
-          </w:tcPr>
-          <w:p>
-            <w:r/>
-            <w:r>
-              <w:rPr>
-                <w:sz w:val="13"/>
-              </w:rPr>
-              <w:t>4.07</w:t>
-            </w:r>
-          </w:p>
-        </w:tc>
-        <w:tc>
-          <w:tcPr>
-            <w:tcW w:type="dxa" w:w="851"/>
-          </w:tcPr>
-          <w:p>
-            <w:r/>
-            <w:r>
-              <w:rPr>
-                <w:sz w:val="13"/>
-              </w:rPr>
-              <w:t>Wilcoxon signed-rank</w:t>
-            </w:r>
-          </w:p>
-        </w:tc>
-        <w:tc>
-          <w:tcPr>
-            <w:tcW w:type="dxa" w:w="851"/>
+            <w:tcW w:type="dxa" w:w="936"/>
+          </w:tcPr>
+          <w:p>
+            <w:r/>
+            <w:r>
+              <w:rPr>
+                <w:sz w:val="13"/>
+              </w:rPr>
+              <w:t>7.84</w:t>
+            </w:r>
+          </w:p>
+        </w:tc>
+        <w:tc>
+          <w:tcPr>
+            <w:tcW w:type="dxa" w:w="936"/>
+          </w:tcPr>
+          <w:p>
+            <w:r/>
+            <w:r>
+              <w:rPr>
+                <w:sz w:val="13"/>
+              </w:rPr>
+              <w:t>3.44</w:t>
+            </w:r>
+          </w:p>
+        </w:tc>
+        <w:tc>
+          <w:tcPr>
+            <w:tcW w:type="dxa" w:w="936"/>
+          </w:tcPr>
+          <w:p>
+            <w:r/>
+            <w:r>
+              <w:rPr>
+                <w:sz w:val="13"/>
+              </w:rPr>
+              <w:t>4.41</w:t>
+            </w:r>
+          </w:p>
+        </w:tc>
+        <w:tc>
+          <w:tcPr>
+            <w:tcW w:type="dxa" w:w="936"/>
+          </w:tcPr>
+          <w:p>
+            <w:r/>
+            <w:r>
+              <w:rPr>
+                <w:sz w:val="13"/>
+              </w:rPr>
+              <w:t>[+4.05, +4.76]</w:t>
+            </w:r>
+          </w:p>
+        </w:tc>
+        <w:tc>
+          <w:tcPr>
+            <w:tcW w:type="dxa" w:w="936"/>
           </w:tcPr>
           <w:p>
             <w:r/>
@@ -13819,15 +13720,29 @@
         </w:tc>
         <w:tc>
           <w:tcPr>
-            <w:tcW w:type="dxa" w:w="851"/>
-          </w:tcPr>
-          <w:p>
-            <w:r/>
-            <w:r>
-              <w:rPr>
-                <w:sz w:val="13"/>
-              </w:rPr>
-              <w:t>True</w:t>
+            <w:tcW w:type="dxa" w:w="936"/>
+          </w:tcPr>
+          <w:p>
+            <w:r/>
+            <w:r>
+              <w:rPr>
+                <w:sz w:val="13"/>
+              </w:rPr>
+              <w:t>0</w:t>
+            </w:r>
+          </w:p>
+        </w:tc>
+        <w:tc>
+          <w:tcPr>
+            <w:tcW w:type="dxa" w:w="936"/>
+          </w:tcPr>
+          <w:p>
+            <w:r/>
+            <w:r>
+              <w:rPr>
+                <w:sz w:val="13"/>
+              </w:rPr>
+              <w:t>YES</w:t>
             </w:r>
           </w:p>
         </w:tc>
@@ -13835,155 +13750,141 @@
       <w:tr>
         <w:tc>
           <w:tcPr>
-            <w:tcW w:type="dxa" w:w="851"/>
-          </w:tcPr>
-          <w:p>
-            <w:r/>
-            <w:r>
-              <w:rPr>
-                <w:sz w:val="13"/>
-              </w:rPr>
-              <w:t>pipeline vs single_model_same_size</w:t>
-            </w:r>
-          </w:p>
-        </w:tc>
-        <w:tc>
-          <w:tcPr>
-            <w:tcW w:type="dxa" w:w="851"/>
-          </w:tcPr>
-          <w:p>
-            <w:r/>
-            <w:r>
-              <w:rPr>
-                <w:sz w:val="13"/>
-              </w:rPr>
-              <w:t>rule_adherence_all_rules_rate</w:t>
-            </w:r>
-          </w:p>
-        </w:tc>
-        <w:tc>
-          <w:tcPr>
-            <w:tcW w:type="dxa" w:w="851"/>
-          </w:tcPr>
-          <w:p>
-            <w:r/>
-            <w:r>
-              <w:rPr>
-                <w:sz w:val="13"/>
-              </w:rPr>
-              <w:t>300</w:t>
-            </w:r>
-          </w:p>
-        </w:tc>
-        <w:tc>
-          <w:tcPr>
-            <w:tcW w:type="dxa" w:w="851"/>
-          </w:tcPr>
-          <w:p>
-            <w:r/>
-            <w:r>
-              <w:rPr>
-                <w:sz w:val="13"/>
-              </w:rPr>
-              <w:t>0.64</w:t>
-            </w:r>
-          </w:p>
-        </w:tc>
-        <w:tc>
-          <w:tcPr>
-            <w:tcW w:type="dxa" w:w="851"/>
-          </w:tcPr>
-          <w:p>
-            <w:r/>
-            <w:r>
-              <w:rPr>
-                <w:sz w:val="13"/>
-              </w:rPr>
-              <w:t>0.51</w:t>
-            </w:r>
-          </w:p>
-        </w:tc>
-        <w:tc>
-          <w:tcPr>
-            <w:tcW w:type="dxa" w:w="851"/>
-          </w:tcPr>
-          <w:p>
-            <w:r/>
-            <w:r>
-              <w:rPr>
-                <w:sz w:val="13"/>
-              </w:rPr>
-              <w:t>0.12</w:t>
-            </w:r>
-          </w:p>
-        </w:tc>
-        <w:tc>
-          <w:tcPr>
-            <w:tcW w:type="dxa" w:w="851"/>
-          </w:tcPr>
-          <w:p>
-            <w:r/>
-            <w:r>
-              <w:rPr>
-                <w:sz w:val="13"/>
-              </w:rPr>
-              <w:t>0.05</w:t>
-            </w:r>
-          </w:p>
-        </w:tc>
-        <w:tc>
-          <w:tcPr>
-            <w:tcW w:type="dxa" w:w="851"/>
-          </w:tcPr>
-          <w:p>
-            <w:r/>
-            <w:r>
-              <w:rPr>
-                <w:sz w:val="13"/>
-              </w:rPr>
-              <w:t>0.2</w:t>
-            </w:r>
-          </w:p>
-        </w:tc>
-        <w:tc>
-          <w:tcPr>
-            <w:tcW w:type="dxa" w:w="851"/>
-          </w:tcPr>
-          <w:p>
-            <w:r/>
-            <w:r>
-              <w:rPr>
-                <w:sz w:val="13"/>
-              </w:rPr>
-              <w:t>McNemar exact</w:t>
-            </w:r>
-          </w:p>
-        </w:tc>
-        <w:tc>
-          <w:tcPr>
-            <w:tcW w:type="dxa" w:w="851"/>
-          </w:tcPr>
-          <w:p>
-            <w:r/>
-            <w:r>
-              <w:rPr>
-                <w:sz w:val="13"/>
-              </w:rPr>
-              <w:t>0</w:t>
-            </w:r>
-          </w:p>
-        </w:tc>
-        <w:tc>
-          <w:tcPr>
-            <w:tcW w:type="dxa" w:w="851"/>
-          </w:tcPr>
-          <w:p>
-            <w:r/>
-            <w:r>
-              <w:rPr>
-                <w:sz w:val="13"/>
-              </w:rPr>
-              <w:t>True</w:t>
+            <w:tcW w:type="dxa" w:w="936"/>
+          </w:tcPr>
+          <w:p>
+            <w:r/>
+            <w:r>
+              <w:rPr>
+                <w:sz w:val="13"/>
+              </w:rPr>
+              <w:t>relevance</w:t>
+            </w:r>
+          </w:p>
+        </w:tc>
+        <w:tc>
+          <w:tcPr>
+            <w:tcW w:type="dxa" w:w="936"/>
+          </w:tcPr>
+          <w:p>
+            <w:r/>
+            <w:r>
+              <w:rPr>
+                <w:sz w:val="13"/>
+              </w:rPr>
+              <w:t>Single model, same size: Qwen2.5-1.5B detects + responds</w:t>
+            </w:r>
+          </w:p>
+        </w:tc>
+        <w:tc>
+          <w:tcPr>
+            <w:tcW w:type="dxa" w:w="936"/>
+          </w:tcPr>
+          <w:p>
+            <w:r/>
+            <w:r>
+              <w:rPr>
+                <w:sz w:val="13"/>
+              </w:rPr>
+              <w:t>64</w:t>
+            </w:r>
+          </w:p>
+        </w:tc>
+        <w:tc>
+          <w:tcPr>
+            <w:tcW w:type="dxa" w:w="936"/>
+          </w:tcPr>
+          <w:p>
+            <w:r/>
+            <w:r>
+              <w:rPr>
+                <w:sz w:val="13"/>
+              </w:rPr>
+              <w:t>8.45</w:t>
+            </w:r>
+          </w:p>
+        </w:tc>
+        <w:tc>
+          <w:tcPr>
+            <w:tcW w:type="dxa" w:w="936"/>
+          </w:tcPr>
+          <w:p>
+            <w:r/>
+            <w:r>
+              <w:rPr>
+                <w:sz w:val="13"/>
+              </w:rPr>
+              <w:t>8.02</w:t>
+            </w:r>
+          </w:p>
+        </w:tc>
+        <w:tc>
+          <w:tcPr>
+            <w:tcW w:type="dxa" w:w="936"/>
+          </w:tcPr>
+          <w:p>
+            <w:r/>
+            <w:r>
+              <w:rPr>
+                <w:sz w:val="13"/>
+              </w:rPr>
+              <w:t>0.44</w:t>
+            </w:r>
+          </w:p>
+        </w:tc>
+        <w:tc>
+          <w:tcPr>
+            <w:tcW w:type="dxa" w:w="936"/>
+          </w:tcPr>
+          <w:p>
+            <w:r/>
+            <w:r>
+              <w:rPr>
+                <w:sz w:val="13"/>
+              </w:rPr>
+              <w:t>[+0.01, +0.86]</w:t>
+            </w:r>
+          </w:p>
+        </w:tc>
+        <w:tc>
+          <w:tcPr>
+            <w:tcW w:type="dxa" w:w="936"/>
+          </w:tcPr>
+          <w:p>
+            <w:r/>
+            <w:r>
+              <w:rPr>
+                <w:sz w:val="13"/>
+              </w:rPr>
+              <w:t>0.01</w:t>
+            </w:r>
+          </w:p>
+        </w:tc>
+        <w:tc>
+          <w:tcPr>
+            <w:tcW w:type="dxa" w:w="936"/>
+          </w:tcPr>
+          <w:p>
+            <w:r/>
+            <w:r>
+              <w:rPr>
+                <w:sz w:val="13"/>
+              </w:rPr>
+              <w:t>0.02</w:t>
+            </w:r>
+          </w:p>
+        </w:tc>
+        <w:tc>
+          <w:tcPr>
+            <w:tcW w:type="dxa" w:w="936"/>
+          </w:tcPr>
+          <w:p>
+            <w:r/>
+            <w:r>
+              <w:rPr>
+                <w:sz w:val="13"/>
+              </w:rPr>
+              <w:t>YES</w:t>
             </w:r>
           </w:p>
         </w:tc>
@@ -13991,155 +13892,141 @@
       <w:tr>
         <w:tc>
           <w:tcPr>
-            <w:tcW w:type="dxa" w:w="851"/>
-          </w:tcPr>
-          <w:p>
-            <w:r/>
-            <w:r>
-              <w:rPr>
-                <w:sz w:val="13"/>
-              </w:rPr>
-              <w:t>pipeline vs single_model_same_size</w:t>
-            </w:r>
-          </w:p>
-        </w:tc>
-        <w:tc>
-          <w:tcPr>
-            <w:tcW w:type="dxa" w:w="851"/>
-          </w:tcPr>
-          <w:p>
-            <w:r/>
-            <w:r>
-              <w:rPr>
-                <w:sz w:val="13"/>
-              </w:rPr>
-              <w:t>wassa_empathy_0_10</w:t>
-            </w:r>
-          </w:p>
-        </w:tc>
-        <w:tc>
-          <w:tcPr>
-            <w:tcW w:type="dxa" w:w="851"/>
-          </w:tcPr>
-          <w:p>
-            <w:r/>
-            <w:r>
-              <w:rPr>
-                <w:sz w:val="13"/>
-              </w:rPr>
-              <w:t>300</w:t>
-            </w:r>
-          </w:p>
-        </w:tc>
-        <w:tc>
-          <w:tcPr>
-            <w:tcW w:type="dxa" w:w="851"/>
-          </w:tcPr>
-          <w:p>
-            <w:r/>
-            <w:r>
-              <w:rPr>
-                <w:sz w:val="13"/>
-              </w:rPr>
-              <w:t>4.8</w:t>
-            </w:r>
-          </w:p>
-        </w:tc>
-        <w:tc>
-          <w:tcPr>
-            <w:tcW w:type="dxa" w:w="851"/>
-          </w:tcPr>
-          <w:p>
-            <w:r/>
-            <w:r>
-              <w:rPr>
-                <w:sz w:val="13"/>
-              </w:rPr>
-              <w:t>4.84</w:t>
-            </w:r>
-          </w:p>
-        </w:tc>
-        <w:tc>
-          <w:tcPr>
-            <w:tcW w:type="dxa" w:w="851"/>
-          </w:tcPr>
-          <w:p>
-            <w:r/>
-            <w:r>
-              <w:rPr>
-                <w:sz w:val="13"/>
-              </w:rPr>
-              <w:t>-0.04</w:t>
-            </w:r>
-          </w:p>
-        </w:tc>
-        <w:tc>
-          <w:tcPr>
-            <w:tcW w:type="dxa" w:w="851"/>
-          </w:tcPr>
-          <w:p>
-            <w:r/>
-            <w:r>
-              <w:rPr>
-                <w:sz w:val="13"/>
-              </w:rPr>
-              <w:t>-0.17</w:t>
-            </w:r>
-          </w:p>
-        </w:tc>
-        <w:tc>
-          <w:tcPr>
-            <w:tcW w:type="dxa" w:w="851"/>
-          </w:tcPr>
-          <w:p>
-            <w:r/>
-            <w:r>
-              <w:rPr>
-                <w:sz w:val="13"/>
-              </w:rPr>
-              <w:t>0.11</w:t>
-            </w:r>
-          </w:p>
-        </w:tc>
-        <w:tc>
-          <w:tcPr>
-            <w:tcW w:type="dxa" w:w="851"/>
-          </w:tcPr>
-          <w:p>
-            <w:r/>
-            <w:r>
-              <w:rPr>
-                <w:sz w:val="13"/>
-              </w:rPr>
-              <w:t>Wilcoxon signed-rank</w:t>
-            </w:r>
-          </w:p>
-        </w:tc>
-        <w:tc>
-          <w:tcPr>
-            <w:tcW w:type="dxa" w:w="851"/>
-          </w:tcPr>
-          <w:p>
-            <w:r/>
-            <w:r>
-              <w:rPr>
-                <w:sz w:val="13"/>
-              </w:rPr>
-              <w:t>0.69</w:t>
-            </w:r>
-          </w:p>
-        </w:tc>
-        <w:tc>
-          <w:tcPr>
-            <w:tcW w:type="dxa" w:w="851"/>
-          </w:tcPr>
-          <w:p>
-            <w:r/>
-            <w:r>
-              <w:rPr>
-                <w:sz w:val="13"/>
-              </w:rPr>
-              <w:t>False</w:t>
+            <w:tcW w:type="dxa" w:w="936"/>
+          </w:tcPr>
+          <w:p>
+            <w:r/>
+            <w:r>
+              <w:rPr>
+                <w:sz w:val="13"/>
+              </w:rPr>
+              <w:t>relevance</w:t>
+            </w:r>
+          </w:p>
+        </w:tc>
+        <w:tc>
+          <w:tcPr>
+            <w:tcW w:type="dxa" w:w="936"/>
+          </w:tcPr>
+          <w:p>
+            <w:r/>
+            <w:r>
+              <w:rPr>
+                <w:sz w:val="13"/>
+              </w:rPr>
+              <w:t>Single model, bigger: Qwen2.5-7B (4-bit) detects + responds</w:t>
+            </w:r>
+          </w:p>
+        </w:tc>
+        <w:tc>
+          <w:tcPr>
+            <w:tcW w:type="dxa" w:w="936"/>
+          </w:tcPr>
+          <w:p>
+            <w:r/>
+            <w:r>
+              <w:rPr>
+                <w:sz w:val="13"/>
+              </w:rPr>
+              <w:t>64</w:t>
+            </w:r>
+          </w:p>
+        </w:tc>
+        <w:tc>
+          <w:tcPr>
+            <w:tcW w:type="dxa" w:w="936"/>
+          </w:tcPr>
+          <w:p>
+            <w:r/>
+            <w:r>
+              <w:rPr>
+                <w:sz w:val="13"/>
+              </w:rPr>
+              <w:t>8.45</w:t>
+            </w:r>
+          </w:p>
+        </w:tc>
+        <w:tc>
+          <w:tcPr>
+            <w:tcW w:type="dxa" w:w="936"/>
+          </w:tcPr>
+          <w:p>
+            <w:r/>
+            <w:r>
+              <w:rPr>
+                <w:sz w:val="13"/>
+              </w:rPr>
+              <w:t>8.68</w:t>
+            </w:r>
+          </w:p>
+        </w:tc>
+        <w:tc>
+          <w:tcPr>
+            <w:tcW w:type="dxa" w:w="936"/>
+          </w:tcPr>
+          <w:p>
+            <w:r/>
+            <w:r>
+              <w:rPr>
+                <w:sz w:val="13"/>
+              </w:rPr>
+              <w:t>-0.23</w:t>
+            </w:r>
+          </w:p>
+        </w:tc>
+        <w:tc>
+          <w:tcPr>
+            <w:tcW w:type="dxa" w:w="936"/>
+          </w:tcPr>
+          <w:p>
+            <w:r/>
+            <w:r>
+              <w:rPr>
+                <w:sz w:val="13"/>
+              </w:rPr>
+              <w:t>[-0.47, +0.02]</w:t>
+            </w:r>
+          </w:p>
+        </w:tc>
+        <w:tc>
+          <w:tcPr>
+            <w:tcW w:type="dxa" w:w="936"/>
+          </w:tcPr>
+          <w:p>
+            <w:r/>
+            <w:r>
+              <w:rPr>
+                <w:sz w:val="13"/>
+              </w:rPr>
+              <w:t>0.04</w:t>
+            </w:r>
+          </w:p>
+        </w:tc>
+        <w:tc>
+          <w:tcPr>
+            <w:tcW w:type="dxa" w:w="936"/>
+          </w:tcPr>
+          <w:p>
+            <w:r/>
+            <w:r>
+              <w:rPr>
+                <w:sz w:val="13"/>
+              </w:rPr>
+              <w:t>0.08</w:t>
+            </w:r>
+          </w:p>
+        </w:tc>
+        <w:tc>
+          <w:tcPr>
+            <w:tcW w:type="dxa" w:w="936"/>
+          </w:tcPr>
+          <w:p>
+            <w:r/>
+            <w:r>
+              <w:rPr>
+                <w:sz w:val="13"/>
+              </w:rPr>
+              <w:t>no</w:t>
             </w:r>
           </w:p>
         </w:tc>
@@ -14147,35 +14034,35 @@
       <w:tr>
         <w:tc>
           <w:tcPr>
-            <w:tcW w:type="dxa" w:w="851"/>
-          </w:tcPr>
-          <w:p>
-            <w:r/>
-            <w:r>
-              <w:rPr>
-                <w:sz w:val="13"/>
-              </w:rPr>
-              <w:t>pipeline vs single_model_same_size</w:t>
-            </w:r>
-          </w:p>
-        </w:tc>
-        <w:tc>
-          <w:tcPr>
-            <w:tcW w:type="dxa" w:w="851"/>
-          </w:tcPr>
-          <w:p>
-            <w:r/>
-            <w:r>
-              <w:rPr>
-                <w:sz w:val="13"/>
-              </w:rPr>
-              <w:t>ai_judge_overall_1_10</w:t>
-            </w:r>
-          </w:p>
-        </w:tc>
-        <w:tc>
-          <w:tcPr>
-            <w:tcW w:type="dxa" w:w="851"/>
+            <w:tcW w:type="dxa" w:w="936"/>
+          </w:tcPr>
+          <w:p>
+            <w:r/>
+            <w:r>
+              <w:rPr>
+                <w:sz w:val="13"/>
+              </w:rPr>
+              <w:t>relevance</w:t>
+            </w:r>
+          </w:p>
+        </w:tc>
+        <w:tc>
+          <w:tcPr>
+            <w:tcW w:type="dxa" w:w="936"/>
+          </w:tcPr>
+          <w:p>
+            <w:r/>
+            <w:r>
+              <w:rPr>
+                <w:sz w:val="13"/>
+              </w:rPr>
+              <w:t>RoBERTa d1 + Phi-4-mini d2 (top-1 emotion)</w:t>
+            </w:r>
+          </w:p>
+        </w:tc>
+        <w:tc>
+          <w:tcPr>
+            <w:tcW w:type="dxa" w:w="936"/>
           </w:tcPr>
           <w:p>
             <w:r/>
@@ -14189,113 +14076,99 @@
         </w:tc>
         <w:tc>
           <w:tcPr>
-            <w:tcW w:type="dxa" w:w="851"/>
-          </w:tcPr>
-          <w:p>
-            <w:r/>
-            <w:r>
-              <w:rPr>
-                <w:sz w:val="13"/>
-              </w:rPr>
-              <w:t>8.23</w:t>
-            </w:r>
-          </w:p>
-        </w:tc>
-        <w:tc>
-          <w:tcPr>
-            <w:tcW w:type="dxa" w:w="851"/>
-          </w:tcPr>
-          <w:p>
-            <w:r/>
-            <w:r>
-              <w:rPr>
-                <w:sz w:val="13"/>
-              </w:rPr>
-              <w:t>8.38</w:t>
-            </w:r>
-          </w:p>
-        </w:tc>
-        <w:tc>
-          <w:tcPr>
-            <w:tcW w:type="dxa" w:w="851"/>
-          </w:tcPr>
-          <w:p>
-            <w:r/>
-            <w:r>
-              <w:rPr>
-                <w:sz w:val="13"/>
-              </w:rPr>
-              <w:t>-0.16</w:t>
-            </w:r>
-          </w:p>
-        </w:tc>
-        <w:tc>
-          <w:tcPr>
-            <w:tcW w:type="dxa" w:w="851"/>
-          </w:tcPr>
-          <w:p>
-            <w:r/>
-            <w:r>
-              <w:rPr>
-                <w:sz w:val="13"/>
-              </w:rPr>
-              <w:t>-0.44</w:t>
-            </w:r>
-          </w:p>
-        </w:tc>
-        <w:tc>
-          <w:tcPr>
-            <w:tcW w:type="dxa" w:w="851"/>
-          </w:tcPr>
-          <w:p>
-            <w:r/>
-            <w:r>
-              <w:rPr>
-                <w:sz w:val="13"/>
-              </w:rPr>
-              <w:t>0.13</w:t>
-            </w:r>
-          </w:p>
-        </w:tc>
-        <w:tc>
-          <w:tcPr>
-            <w:tcW w:type="dxa" w:w="851"/>
-          </w:tcPr>
-          <w:p>
-            <w:r/>
-            <w:r>
-              <w:rPr>
-                <w:sz w:val="13"/>
-              </w:rPr>
-              <w:t>Wilcoxon signed-rank</w:t>
-            </w:r>
-          </w:p>
-        </w:tc>
-        <w:tc>
-          <w:tcPr>
-            <w:tcW w:type="dxa" w:w="851"/>
-          </w:tcPr>
-          <w:p>
-            <w:r/>
-            <w:r>
-              <w:rPr>
-                <w:sz w:val="13"/>
-              </w:rPr>
-              <w:t>0.21</w:t>
-            </w:r>
-          </w:p>
-        </w:tc>
-        <w:tc>
-          <w:tcPr>
-            <w:tcW w:type="dxa" w:w="851"/>
-          </w:tcPr>
-          <w:p>
-            <w:r/>
-            <w:r>
-              <w:rPr>
-                <w:sz w:val="13"/>
-              </w:rPr>
-              <w:t>False</w:t>
+            <w:tcW w:type="dxa" w:w="936"/>
+          </w:tcPr>
+          <w:p>
+            <w:r/>
+            <w:r>
+              <w:rPr>
+                <w:sz w:val="13"/>
+              </w:rPr>
+              <w:t>8.45</w:t>
+            </w:r>
+          </w:p>
+        </w:tc>
+        <w:tc>
+          <w:tcPr>
+            <w:tcW w:type="dxa" w:w="936"/>
+          </w:tcPr>
+          <w:p>
+            <w:r/>
+            <w:r>
+              <w:rPr>
+                <w:sz w:val="13"/>
+              </w:rPr>
+              <w:t>8.29</w:t>
+            </w:r>
+          </w:p>
+        </w:tc>
+        <w:tc>
+          <w:tcPr>
+            <w:tcW w:type="dxa" w:w="936"/>
+          </w:tcPr>
+          <w:p>
+            <w:r/>
+            <w:r>
+              <w:rPr>
+                <w:sz w:val="13"/>
+              </w:rPr>
+              <w:t>0.16</w:t>
+            </w:r>
+          </w:p>
+        </w:tc>
+        <w:tc>
+          <w:tcPr>
+            <w:tcW w:type="dxa" w:w="936"/>
+          </w:tcPr>
+          <w:p>
+            <w:r/>
+            <w:r>
+              <w:rPr>
+                <w:sz w:val="13"/>
+              </w:rPr>
+              <w:t>[-0.13, +0.45]</w:t>
+            </w:r>
+          </w:p>
+        </w:tc>
+        <w:tc>
+          <w:tcPr>
+            <w:tcW w:type="dxa" w:w="936"/>
+          </w:tcPr>
+          <w:p>
+            <w:r/>
+            <w:r>
+              <w:rPr>
+                <w:sz w:val="13"/>
+              </w:rPr>
+              <w:t>0.31</w:t>
+            </w:r>
+          </w:p>
+        </w:tc>
+        <w:tc>
+          <w:tcPr>
+            <w:tcW w:type="dxa" w:w="936"/>
+          </w:tcPr>
+          <w:p>
+            <w:r/>
+            <w:r>
+              <w:rPr>
+                <w:sz w:val="13"/>
+              </w:rPr>
+              <w:t>0.31</w:t>
+            </w:r>
+          </w:p>
+        </w:tc>
+        <w:tc>
+          <w:tcPr>
+            <w:tcW w:type="dxa" w:w="936"/>
+          </w:tcPr>
+          <w:p>
+            <w:r/>
+            <w:r>
+              <w:rPr>
+                <w:sz w:val="13"/>
+              </w:rPr>
+              <w:t>no</w:t>
             </w:r>
           </w:p>
         </w:tc>
@@ -14303,63 +14176,77 @@
       <w:tr>
         <w:tc>
           <w:tcPr>
-            <w:tcW w:type="dxa" w:w="851"/>
-          </w:tcPr>
-          <w:p>
-            <w:r/>
-            <w:r>
-              <w:rPr>
-                <w:sz w:val="13"/>
-              </w:rPr>
-              <w:t>pipeline vs single_model_bigger</w:t>
-            </w:r>
-          </w:p>
-        </w:tc>
-        <w:tc>
-          <w:tcPr>
-            <w:tcW w:type="dxa" w:w="851"/>
-          </w:tcPr>
-          <w:p>
-            <w:r/>
-            <w:r>
-              <w:rPr>
-                <w:sz w:val="13"/>
-              </w:rPr>
-              <w:t>rule_adherence_all_rules_rate</w:t>
-            </w:r>
-          </w:p>
-        </w:tc>
-        <w:tc>
-          <w:tcPr>
-            <w:tcW w:type="dxa" w:w="851"/>
-          </w:tcPr>
-          <w:p>
-            <w:r/>
-            <w:r>
-              <w:rPr>
-                <w:sz w:val="13"/>
-              </w:rPr>
-              <w:t>300</w:t>
-            </w:r>
-          </w:p>
-        </w:tc>
-        <w:tc>
-          <w:tcPr>
-            <w:tcW w:type="dxa" w:w="851"/>
-          </w:tcPr>
-          <w:p>
-            <w:r/>
-            <w:r>
-              <w:rPr>
-                <w:sz w:val="13"/>
-              </w:rPr>
-              <w:t>0.64</w:t>
-            </w:r>
-          </w:p>
-        </w:tc>
-        <w:tc>
-          <w:tcPr>
-            <w:tcW w:type="dxa" w:w="851"/>
+            <w:tcW w:type="dxa" w:w="936"/>
+          </w:tcPr>
+          <w:p>
+            <w:r/>
+            <w:r>
+              <w:rPr>
+                <w:sz w:val="13"/>
+              </w:rPr>
+              <w:t>relevance</w:t>
+            </w:r>
+          </w:p>
+        </w:tc>
+        <w:tc>
+          <w:tcPr>
+            <w:tcW w:type="dxa" w:w="936"/>
+          </w:tcPr>
+          <w:p>
+            <w:r/>
+            <w:r>
+              <w:rPr>
+                <w:sz w:val="13"/>
+              </w:rPr>
+              <w:t>Initial pipeline: GPT-2 Medium d1 + Qwen2.5-1.5B d2</w:t>
+            </w:r>
+          </w:p>
+        </w:tc>
+        <w:tc>
+          <w:tcPr>
+            <w:tcW w:type="dxa" w:w="936"/>
+          </w:tcPr>
+          <w:p>
+            <w:r/>
+            <w:r>
+              <w:rPr>
+                <w:sz w:val="13"/>
+              </w:rPr>
+              <w:t>64</w:t>
+            </w:r>
+          </w:p>
+        </w:tc>
+        <w:tc>
+          <w:tcPr>
+            <w:tcW w:type="dxa" w:w="936"/>
+          </w:tcPr>
+          <w:p>
+            <w:r/>
+            <w:r>
+              <w:rPr>
+                <w:sz w:val="13"/>
+              </w:rPr>
+              <w:t>8.45</w:t>
+            </w:r>
+          </w:p>
+        </w:tc>
+        <w:tc>
+          <w:tcPr>
+            <w:tcW w:type="dxa" w:w="936"/>
+          </w:tcPr>
+          <w:p>
+            <w:r/>
+            <w:r>
+              <w:rPr>
+                <w:sz w:val="13"/>
+              </w:rPr>
+              <w:t>7.63</w:t>
+            </w:r>
+          </w:p>
+        </w:tc>
+        <w:tc>
+          <w:tcPr>
+            <w:tcW w:type="dxa" w:w="936"/>
           </w:tcPr>
           <w:p>
             <w:r/>
@@ -14373,63 +14260,21 @@
         </w:tc>
         <w:tc>
           <w:tcPr>
-            <w:tcW w:type="dxa" w:w="851"/>
-          </w:tcPr>
-          <w:p>
-            <w:r/>
-            <w:r>
-              <w:rPr>
-                <w:sz w:val="13"/>
-              </w:rPr>
-              <w:t>-0.19</w:t>
-            </w:r>
-          </w:p>
-        </w:tc>
-        <w:tc>
-          <w:tcPr>
-            <w:tcW w:type="dxa" w:w="851"/>
-          </w:tcPr>
-          <w:p>
-            <w:r/>
-            <w:r>
-              <w:rPr>
-                <w:sz w:val="13"/>
-              </w:rPr>
-              <w:t>-0.26</w:t>
-            </w:r>
-          </w:p>
-        </w:tc>
-        <w:tc>
-          <w:tcPr>
-            <w:tcW w:type="dxa" w:w="851"/>
-          </w:tcPr>
-          <w:p>
-            <w:r/>
-            <w:r>
-              <w:rPr>
-                <w:sz w:val="13"/>
-              </w:rPr>
-              <w:t>-0.12</w:t>
-            </w:r>
-          </w:p>
-        </w:tc>
-        <w:tc>
-          <w:tcPr>
-            <w:tcW w:type="dxa" w:w="851"/>
-          </w:tcPr>
-          <w:p>
-            <w:r/>
-            <w:r>
-              <w:rPr>
-                <w:sz w:val="13"/>
-              </w:rPr>
-              <w:t>McNemar exact</w:t>
-            </w:r>
-          </w:p>
-        </w:tc>
-        <w:tc>
-          <w:tcPr>
-            <w:tcW w:type="dxa" w:w="851"/>
+            <w:tcW w:type="dxa" w:w="936"/>
+          </w:tcPr>
+          <w:p>
+            <w:r/>
+            <w:r>
+              <w:rPr>
+                <w:sz w:val="13"/>
+              </w:rPr>
+              <w:t>[+0.45, +1.20]</w:t>
+            </w:r>
+          </w:p>
+        </w:tc>
+        <w:tc>
+          <w:tcPr>
+            <w:tcW w:type="dxa" w:w="936"/>
           </w:tcPr>
           <w:p>
             <w:r/>
@@ -14443,15 +14288,29 @@
         </w:tc>
         <w:tc>
           <w:tcPr>
-            <w:tcW w:type="dxa" w:w="851"/>
-          </w:tcPr>
-          <w:p>
-            <w:r/>
-            <w:r>
-              <w:rPr>
-                <w:sz w:val="13"/>
-              </w:rPr>
-              <w:t>True</w:t>
+            <w:tcW w:type="dxa" w:w="936"/>
+          </w:tcPr>
+          <w:p>
+            <w:r/>
+            <w:r>
+              <w:rPr>
+                <w:sz w:val="13"/>
+              </w:rPr>
+              <w:t>0</w:t>
+            </w:r>
+          </w:p>
+        </w:tc>
+        <w:tc>
+          <w:tcPr>
+            <w:tcW w:type="dxa" w:w="936"/>
+          </w:tcPr>
+          <w:p>
+            <w:r/>
+            <w:r>
+              <w:rPr>
+                <w:sz w:val="13"/>
+              </w:rPr>
+              <w:t>YES</w:t>
             </w:r>
           </w:p>
         </w:tc>
@@ -14459,133 +14318,105 @@
       <w:tr>
         <w:tc>
           <w:tcPr>
-            <w:tcW w:type="dxa" w:w="851"/>
-          </w:tcPr>
-          <w:p>
-            <w:r/>
-            <w:r>
-              <w:rPr>
-                <w:sz w:val="13"/>
-              </w:rPr>
-              <w:t>pipeline vs single_model_bigger</w:t>
-            </w:r>
-          </w:p>
-        </w:tc>
-        <w:tc>
-          <w:tcPr>
-            <w:tcW w:type="dxa" w:w="851"/>
-          </w:tcPr>
-          <w:p>
-            <w:r/>
-            <w:r>
-              <w:rPr>
-                <w:sz w:val="13"/>
-              </w:rPr>
-              <w:t>wassa_empathy_0_10</w:t>
-            </w:r>
-          </w:p>
-        </w:tc>
-        <w:tc>
-          <w:tcPr>
-            <w:tcW w:type="dxa" w:w="851"/>
-          </w:tcPr>
-          <w:p>
-            <w:r/>
-            <w:r>
-              <w:rPr>
-                <w:sz w:val="13"/>
-              </w:rPr>
-              <w:t>300</w:t>
-            </w:r>
-          </w:p>
-        </w:tc>
-        <w:tc>
-          <w:tcPr>
-            <w:tcW w:type="dxa" w:w="851"/>
-          </w:tcPr>
-          <w:p>
-            <w:r/>
-            <w:r>
-              <w:rPr>
-                <w:sz w:val="13"/>
-              </w:rPr>
-              <w:t>4.8</w:t>
-            </w:r>
-          </w:p>
-        </w:tc>
-        <w:tc>
-          <w:tcPr>
-            <w:tcW w:type="dxa" w:w="851"/>
-          </w:tcPr>
-          <w:p>
-            <w:r/>
-            <w:r>
-              <w:rPr>
-                <w:sz w:val="13"/>
-              </w:rPr>
-              <w:t>5.76</w:t>
-            </w:r>
-          </w:p>
-        </w:tc>
-        <w:tc>
-          <w:tcPr>
-            <w:tcW w:type="dxa" w:w="851"/>
-          </w:tcPr>
-          <w:p>
-            <w:r/>
-            <w:r>
-              <w:rPr>
-                <w:sz w:val="13"/>
-              </w:rPr>
-              <w:t>-0.96</w:t>
-            </w:r>
-          </w:p>
-        </w:tc>
-        <w:tc>
-          <w:tcPr>
-            <w:tcW w:type="dxa" w:w="851"/>
-          </w:tcPr>
-          <w:p>
-            <w:r/>
-            <w:r>
-              <w:rPr>
-                <w:sz w:val="13"/>
-              </w:rPr>
-              <w:t>-1.09</w:t>
-            </w:r>
-          </w:p>
-        </w:tc>
-        <w:tc>
-          <w:tcPr>
-            <w:tcW w:type="dxa" w:w="851"/>
-          </w:tcPr>
-          <w:p>
-            <w:r/>
-            <w:r>
-              <w:rPr>
-                <w:sz w:val="13"/>
-              </w:rPr>
-              <w:t>-0.83</w:t>
-            </w:r>
-          </w:p>
-        </w:tc>
-        <w:tc>
-          <w:tcPr>
-            <w:tcW w:type="dxa" w:w="851"/>
-          </w:tcPr>
-          <w:p>
-            <w:r/>
-            <w:r>
-              <w:rPr>
-                <w:sz w:val="13"/>
-              </w:rPr>
-              <w:t>Wilcoxon signed-rank</w:t>
-            </w:r>
-          </w:p>
-        </w:tc>
-        <w:tc>
-          <w:tcPr>
-            <w:tcW w:type="dxa" w:w="851"/>
+            <w:tcW w:type="dxa" w:w="936"/>
+          </w:tcPr>
+          <w:p>
+            <w:r/>
+            <w:r>
+              <w:rPr>
+                <w:sz w:val="13"/>
+              </w:rPr>
+              <w:t>relevance</w:t>
+            </w:r>
+          </w:p>
+        </w:tc>
+        <w:tc>
+          <w:tcPr>
+            <w:tcW w:type="dxa" w:w="936"/>
+          </w:tcPr>
+          <w:p>
+            <w:r/>
+            <w:r>
+              <w:rPr>
+                <w:sz w:val="13"/>
+              </w:rPr>
+              <w:t>Zero-shot Qwen2.5-1.5B (no detector, generic prompt)</w:t>
+            </w:r>
+          </w:p>
+        </w:tc>
+        <w:tc>
+          <w:tcPr>
+            <w:tcW w:type="dxa" w:w="936"/>
+          </w:tcPr>
+          <w:p>
+            <w:r/>
+            <w:r>
+              <w:rPr>
+                <w:sz w:val="13"/>
+              </w:rPr>
+              <w:t>64</w:t>
+            </w:r>
+          </w:p>
+        </w:tc>
+        <w:tc>
+          <w:tcPr>
+            <w:tcW w:type="dxa" w:w="936"/>
+          </w:tcPr>
+          <w:p>
+            <w:r/>
+            <w:r>
+              <w:rPr>
+                <w:sz w:val="13"/>
+              </w:rPr>
+              <w:t>8.45</w:t>
+            </w:r>
+          </w:p>
+        </w:tc>
+        <w:tc>
+          <w:tcPr>
+            <w:tcW w:type="dxa" w:w="936"/>
+          </w:tcPr>
+          <w:p>
+            <w:r/>
+            <w:r>
+              <w:rPr>
+                <w:sz w:val="13"/>
+              </w:rPr>
+              <w:t>7.23</w:t>
+            </w:r>
+          </w:p>
+        </w:tc>
+        <w:tc>
+          <w:tcPr>
+            <w:tcW w:type="dxa" w:w="936"/>
+          </w:tcPr>
+          <w:p>
+            <w:r/>
+            <w:r>
+              <w:rPr>
+                <w:sz w:val="13"/>
+              </w:rPr>
+              <w:t>1.23</w:t>
+            </w:r>
+          </w:p>
+        </w:tc>
+        <w:tc>
+          <w:tcPr>
+            <w:tcW w:type="dxa" w:w="936"/>
+          </w:tcPr>
+          <w:p>
+            <w:r/>
+            <w:r>
+              <w:rPr>
+                <w:sz w:val="13"/>
+              </w:rPr>
+              <w:t>[+0.68, +1.73]</w:t>
+            </w:r>
+          </w:p>
+        </w:tc>
+        <w:tc>
+          <w:tcPr>
+            <w:tcW w:type="dxa" w:w="936"/>
           </w:tcPr>
           <w:p>
             <w:r/>
@@ -14599,15 +14430,29 @@
         </w:tc>
         <w:tc>
           <w:tcPr>
-            <w:tcW w:type="dxa" w:w="851"/>
-          </w:tcPr>
-          <w:p>
-            <w:r/>
-            <w:r>
-              <w:rPr>
-                <w:sz w:val="13"/>
-              </w:rPr>
-              <w:t>True</w:t>
+            <w:tcW w:type="dxa" w:w="936"/>
+          </w:tcPr>
+          <w:p>
+            <w:r/>
+            <w:r>
+              <w:rPr>
+                <w:sz w:val="13"/>
+              </w:rPr>
+              <w:t>0</w:t>
+            </w:r>
+          </w:p>
+        </w:tc>
+        <w:tc>
+          <w:tcPr>
+            <w:tcW w:type="dxa" w:w="936"/>
+          </w:tcPr>
+          <w:p>
+            <w:r/>
+            <w:r>
+              <w:rPr>
+                <w:sz w:val="13"/>
+              </w:rPr>
+              <w:t>YES</w:t>
             </w:r>
           </w:p>
         </w:tc>
@@ -14615,35 +14460,35 @@
       <w:tr>
         <w:tc>
           <w:tcPr>
-            <w:tcW w:type="dxa" w:w="851"/>
-          </w:tcPr>
-          <w:p>
-            <w:r/>
-            <w:r>
-              <w:rPr>
-                <w:sz w:val="13"/>
-              </w:rPr>
-              <w:t>pipeline vs single_model_bigger</w:t>
-            </w:r>
-          </w:p>
-        </w:tc>
-        <w:tc>
-          <w:tcPr>
-            <w:tcW w:type="dxa" w:w="851"/>
-          </w:tcPr>
-          <w:p>
-            <w:r/>
-            <w:r>
-              <w:rPr>
-                <w:sz w:val="13"/>
-              </w:rPr>
-              <w:t>ai_judge_overall_1_10</w:t>
-            </w:r>
-          </w:p>
-        </w:tc>
-        <w:tc>
-          <w:tcPr>
-            <w:tcW w:type="dxa" w:w="851"/>
+            <w:tcW w:type="dxa" w:w="936"/>
+          </w:tcPr>
+          <w:p>
+            <w:r/>
+            <w:r>
+              <w:rPr>
+                <w:sz w:val="13"/>
+              </w:rPr>
+              <w:t>relevance</w:t>
+            </w:r>
+          </w:p>
+        </w:tc>
+        <w:tc>
+          <w:tcPr>
+            <w:tcW w:type="dxa" w:w="936"/>
+          </w:tcPr>
+          <w:p>
+            <w:r/>
+            <w:r>
+              <w:rPr>
+                <w:sz w:val="13"/>
+              </w:rPr>
+              <w:t>Monolithic LoRA fine-tuned Qwen2.5-1.5B (no detector)</w:t>
+            </w:r>
+          </w:p>
+        </w:tc>
+        <w:tc>
+          <w:tcPr>
+            <w:tcW w:type="dxa" w:w="936"/>
           </w:tcPr>
           <w:p>
             <w:r/>
@@ -14657,91 +14502,63 @@
         </w:tc>
         <w:tc>
           <w:tcPr>
-            <w:tcW w:type="dxa" w:w="851"/>
-          </w:tcPr>
-          <w:p>
-            <w:r/>
-            <w:r>
-              <w:rPr>
-                <w:sz w:val="13"/>
-              </w:rPr>
-              <w:t>8.23</w:t>
-            </w:r>
-          </w:p>
-        </w:tc>
-        <w:tc>
-          <w:tcPr>
-            <w:tcW w:type="dxa" w:w="851"/>
-          </w:tcPr>
-          <w:p>
-            <w:r/>
-            <w:r>
-              <w:rPr>
-                <w:sz w:val="13"/>
-              </w:rPr>
-              <w:t>9.02</w:t>
-            </w:r>
-          </w:p>
-        </w:tc>
-        <w:tc>
-          <w:tcPr>
-            <w:tcW w:type="dxa" w:w="851"/>
-          </w:tcPr>
-          <w:p>
-            <w:r/>
-            <w:r>
-              <w:rPr>
-                <w:sz w:val="13"/>
-              </w:rPr>
-              <w:t>-0.8</w:t>
-            </w:r>
-          </w:p>
-        </w:tc>
-        <w:tc>
-          <w:tcPr>
-            <w:tcW w:type="dxa" w:w="851"/>
-          </w:tcPr>
-          <w:p>
-            <w:r/>
-            <w:r>
-              <w:rPr>
-                <w:sz w:val="13"/>
-              </w:rPr>
-              <w:t>-1.03</w:t>
-            </w:r>
-          </w:p>
-        </w:tc>
-        <w:tc>
-          <w:tcPr>
-            <w:tcW w:type="dxa" w:w="851"/>
-          </w:tcPr>
-          <w:p>
-            <w:r/>
-            <w:r>
-              <w:rPr>
-                <w:sz w:val="13"/>
-              </w:rPr>
-              <w:t>-0.57</w:t>
-            </w:r>
-          </w:p>
-        </w:tc>
-        <w:tc>
-          <w:tcPr>
-            <w:tcW w:type="dxa" w:w="851"/>
-          </w:tcPr>
-          <w:p>
-            <w:r/>
-            <w:r>
-              <w:rPr>
-                <w:sz w:val="13"/>
-              </w:rPr>
-              <w:t>Wilcoxon signed-rank</w:t>
-            </w:r>
-          </w:p>
-        </w:tc>
-        <w:tc>
-          <w:tcPr>
-            <w:tcW w:type="dxa" w:w="851"/>
+            <w:tcW w:type="dxa" w:w="936"/>
+          </w:tcPr>
+          <w:p>
+            <w:r/>
+            <w:r>
+              <w:rPr>
+                <w:sz w:val="13"/>
+              </w:rPr>
+              <w:t>8.45</w:t>
+            </w:r>
+          </w:p>
+        </w:tc>
+        <w:tc>
+          <w:tcPr>
+            <w:tcW w:type="dxa" w:w="936"/>
+          </w:tcPr>
+          <w:p>
+            <w:r/>
+            <w:r>
+              <w:rPr>
+                <w:sz w:val="13"/>
+              </w:rPr>
+              <w:t>3.92</w:t>
+            </w:r>
+          </w:p>
+        </w:tc>
+        <w:tc>
+          <w:tcPr>
+            <w:tcW w:type="dxa" w:w="936"/>
+          </w:tcPr>
+          <w:p>
+            <w:r/>
+            <w:r>
+              <w:rPr>
+                <w:sz w:val="13"/>
+              </w:rPr>
+              <w:t>4.53</w:t>
+            </w:r>
+          </w:p>
+        </w:tc>
+        <w:tc>
+          <w:tcPr>
+            <w:tcW w:type="dxa" w:w="936"/>
+          </w:tcPr>
+          <w:p>
+            <w:r/>
+            <w:r>
+              <w:rPr>
+                <w:sz w:val="13"/>
+              </w:rPr>
+              <w:t>[+4.12, +4.93]</w:t>
+            </w:r>
+          </w:p>
+        </w:tc>
+        <w:tc>
+          <w:tcPr>
+            <w:tcW w:type="dxa" w:w="936"/>
           </w:tcPr>
           <w:p>
             <w:r/>
@@ -14755,15 +14572,1733 @@
         </w:tc>
         <w:tc>
           <w:tcPr>
-            <w:tcW w:type="dxa" w:w="851"/>
-          </w:tcPr>
-          <w:p>
-            <w:r/>
-            <w:r>
-              <w:rPr>
-                <w:sz w:val="13"/>
-              </w:rPr>
-              <w:t>True</w:t>
+            <w:tcW w:type="dxa" w:w="936"/>
+          </w:tcPr>
+          <w:p>
+            <w:r/>
+            <w:r>
+              <w:rPr>
+                <w:sz w:val="13"/>
+              </w:rPr>
+              <w:t>0</w:t>
+            </w:r>
+          </w:p>
+        </w:tc>
+        <w:tc>
+          <w:tcPr>
+            <w:tcW w:type="dxa" w:w="936"/>
+          </w:tcPr>
+          <w:p>
+            <w:r/>
+            <w:r>
+              <w:rPr>
+                <w:sz w:val="13"/>
+              </w:rPr>
+              <w:t>YES</w:t>
+            </w:r>
+          </w:p>
+        </w:tc>
+      </w:tr>
+      <w:tr>
+        <w:tc>
+          <w:tcPr>
+            <w:tcW w:type="dxa" w:w="936"/>
+          </w:tcPr>
+          <w:p>
+            <w:r/>
+            <w:r>
+              <w:rPr>
+                <w:sz w:val="13"/>
+              </w:rPr>
+              <w:t>safety</w:t>
+            </w:r>
+          </w:p>
+        </w:tc>
+        <w:tc>
+          <w:tcPr>
+            <w:tcW w:type="dxa" w:w="936"/>
+          </w:tcPr>
+          <w:p>
+            <w:r/>
+            <w:r>
+              <w:rPr>
+                <w:sz w:val="13"/>
+              </w:rPr>
+              <w:t>Single model, same size: Qwen2.5-1.5B detects + responds</w:t>
+            </w:r>
+          </w:p>
+        </w:tc>
+        <w:tc>
+          <w:tcPr>
+            <w:tcW w:type="dxa" w:w="936"/>
+          </w:tcPr>
+          <w:p>
+            <w:r/>
+            <w:r>
+              <w:rPr>
+                <w:sz w:val="13"/>
+              </w:rPr>
+              <w:t>64</w:t>
+            </w:r>
+          </w:p>
+        </w:tc>
+        <w:tc>
+          <w:tcPr>
+            <w:tcW w:type="dxa" w:w="936"/>
+          </w:tcPr>
+          <w:p>
+            <w:r/>
+            <w:r>
+              <w:rPr>
+                <w:sz w:val="13"/>
+              </w:rPr>
+              <w:t>9.76</w:t>
+            </w:r>
+          </w:p>
+        </w:tc>
+        <w:tc>
+          <w:tcPr>
+            <w:tcW w:type="dxa" w:w="936"/>
+          </w:tcPr>
+          <w:p>
+            <w:r/>
+            <w:r>
+              <w:rPr>
+                <w:sz w:val="13"/>
+              </w:rPr>
+              <w:t>9.56</w:t>
+            </w:r>
+          </w:p>
+        </w:tc>
+        <w:tc>
+          <w:tcPr>
+            <w:tcW w:type="dxa" w:w="936"/>
+          </w:tcPr>
+          <w:p>
+            <w:r/>
+            <w:r>
+              <w:rPr>
+                <w:sz w:val="13"/>
+              </w:rPr>
+              <w:t>0.2</w:t>
+            </w:r>
+          </w:p>
+        </w:tc>
+        <w:tc>
+          <w:tcPr>
+            <w:tcW w:type="dxa" w:w="936"/>
+          </w:tcPr>
+          <w:p>
+            <w:r/>
+            <w:r>
+              <w:rPr>
+                <w:sz w:val="13"/>
+              </w:rPr>
+              <w:t>[-0.01, +0.41]</w:t>
+            </w:r>
+          </w:p>
+        </w:tc>
+        <w:tc>
+          <w:tcPr>
+            <w:tcW w:type="dxa" w:w="936"/>
+          </w:tcPr>
+          <w:p>
+            <w:r/>
+            <w:r>
+              <w:rPr>
+                <w:sz w:val="13"/>
+              </w:rPr>
+              <w:t>0.08</w:t>
+            </w:r>
+          </w:p>
+        </w:tc>
+        <w:tc>
+          <w:tcPr>
+            <w:tcW w:type="dxa" w:w="936"/>
+          </w:tcPr>
+          <w:p>
+            <w:r/>
+            <w:r>
+              <w:rPr>
+                <w:sz w:val="13"/>
+              </w:rPr>
+              <w:t>0.32</w:t>
+            </w:r>
+          </w:p>
+        </w:tc>
+        <w:tc>
+          <w:tcPr>
+            <w:tcW w:type="dxa" w:w="936"/>
+          </w:tcPr>
+          <w:p>
+            <w:r/>
+            <w:r>
+              <w:rPr>
+                <w:sz w:val="13"/>
+              </w:rPr>
+              <w:t>no</w:t>
+            </w:r>
+          </w:p>
+        </w:tc>
+      </w:tr>
+      <w:tr>
+        <w:tc>
+          <w:tcPr>
+            <w:tcW w:type="dxa" w:w="936"/>
+          </w:tcPr>
+          <w:p>
+            <w:r/>
+            <w:r>
+              <w:rPr>
+                <w:sz w:val="13"/>
+              </w:rPr>
+              <w:t>safety</w:t>
+            </w:r>
+          </w:p>
+        </w:tc>
+        <w:tc>
+          <w:tcPr>
+            <w:tcW w:type="dxa" w:w="936"/>
+          </w:tcPr>
+          <w:p>
+            <w:r/>
+            <w:r>
+              <w:rPr>
+                <w:sz w:val="13"/>
+              </w:rPr>
+              <w:t>Single model, bigger: Qwen2.5-7B (4-bit) detects + responds</w:t>
+            </w:r>
+          </w:p>
+        </w:tc>
+        <w:tc>
+          <w:tcPr>
+            <w:tcW w:type="dxa" w:w="936"/>
+          </w:tcPr>
+          <w:p>
+            <w:r/>
+            <w:r>
+              <w:rPr>
+                <w:sz w:val="13"/>
+              </w:rPr>
+              <w:t>64</w:t>
+            </w:r>
+          </w:p>
+        </w:tc>
+        <w:tc>
+          <w:tcPr>
+            <w:tcW w:type="dxa" w:w="936"/>
+          </w:tcPr>
+          <w:p>
+            <w:r/>
+            <w:r>
+              <w:rPr>
+                <w:sz w:val="13"/>
+              </w:rPr>
+              <w:t>9.76</w:t>
+            </w:r>
+          </w:p>
+        </w:tc>
+        <w:tc>
+          <w:tcPr>
+            <w:tcW w:type="dxa" w:w="936"/>
+          </w:tcPr>
+          <w:p>
+            <w:r/>
+            <w:r>
+              <w:rPr>
+                <w:sz w:val="13"/>
+              </w:rPr>
+              <w:t>9.86</w:t>
+            </w:r>
+          </w:p>
+        </w:tc>
+        <w:tc>
+          <w:tcPr>
+            <w:tcW w:type="dxa" w:w="936"/>
+          </w:tcPr>
+          <w:p>
+            <w:r/>
+            <w:r>
+              <w:rPr>
+                <w:sz w:val="13"/>
+              </w:rPr>
+              <w:t>-0.1</w:t>
+            </w:r>
+          </w:p>
+        </w:tc>
+        <w:tc>
+          <w:tcPr>
+            <w:tcW w:type="dxa" w:w="936"/>
+          </w:tcPr>
+          <w:p>
+            <w:r/>
+            <w:r>
+              <w:rPr>
+                <w:sz w:val="13"/>
+              </w:rPr>
+              <w:t>[-0.23, +0.02]</w:t>
+            </w:r>
+          </w:p>
+        </w:tc>
+        <w:tc>
+          <w:tcPr>
+            <w:tcW w:type="dxa" w:w="936"/>
+          </w:tcPr>
+          <w:p>
+            <w:r/>
+            <w:r>
+              <w:rPr>
+                <w:sz w:val="13"/>
+              </w:rPr>
+              <w:t>0.13</w:t>
+            </w:r>
+          </w:p>
+        </w:tc>
+        <w:tc>
+          <w:tcPr>
+            <w:tcW w:type="dxa" w:w="936"/>
+          </w:tcPr>
+          <w:p>
+            <w:r/>
+            <w:r>
+              <w:rPr>
+                <w:sz w:val="13"/>
+              </w:rPr>
+              <w:t>0.39</w:t>
+            </w:r>
+          </w:p>
+        </w:tc>
+        <w:tc>
+          <w:tcPr>
+            <w:tcW w:type="dxa" w:w="936"/>
+          </w:tcPr>
+          <w:p>
+            <w:r/>
+            <w:r>
+              <w:rPr>
+                <w:sz w:val="13"/>
+              </w:rPr>
+              <w:t>no</w:t>
+            </w:r>
+          </w:p>
+        </w:tc>
+      </w:tr>
+      <w:tr>
+        <w:tc>
+          <w:tcPr>
+            <w:tcW w:type="dxa" w:w="936"/>
+          </w:tcPr>
+          <w:p>
+            <w:r/>
+            <w:r>
+              <w:rPr>
+                <w:sz w:val="13"/>
+              </w:rPr>
+              <w:t>safety</w:t>
+            </w:r>
+          </w:p>
+        </w:tc>
+        <w:tc>
+          <w:tcPr>
+            <w:tcW w:type="dxa" w:w="936"/>
+          </w:tcPr>
+          <w:p>
+            <w:r/>
+            <w:r>
+              <w:rPr>
+                <w:sz w:val="13"/>
+              </w:rPr>
+              <w:t>RoBERTa d1 + Phi-4-mini d2 (top-1 emotion)</w:t>
+            </w:r>
+          </w:p>
+        </w:tc>
+        <w:tc>
+          <w:tcPr>
+            <w:tcW w:type="dxa" w:w="936"/>
+          </w:tcPr>
+          <w:p>
+            <w:r/>
+            <w:r>
+              <w:rPr>
+                <w:sz w:val="13"/>
+              </w:rPr>
+              <w:t>64</w:t>
+            </w:r>
+          </w:p>
+        </w:tc>
+        <w:tc>
+          <w:tcPr>
+            <w:tcW w:type="dxa" w:w="936"/>
+          </w:tcPr>
+          <w:p>
+            <w:r/>
+            <w:r>
+              <w:rPr>
+                <w:sz w:val="13"/>
+              </w:rPr>
+              <w:t>9.76</w:t>
+            </w:r>
+          </w:p>
+        </w:tc>
+        <w:tc>
+          <w:tcPr>
+            <w:tcW w:type="dxa" w:w="936"/>
+          </w:tcPr>
+          <w:p>
+            <w:r/>
+            <w:r>
+              <w:rPr>
+                <w:sz w:val="13"/>
+              </w:rPr>
+              <w:t>9.81</w:t>
+            </w:r>
+          </w:p>
+        </w:tc>
+        <w:tc>
+          <w:tcPr>
+            <w:tcW w:type="dxa" w:w="936"/>
+          </w:tcPr>
+          <w:p>
+            <w:r/>
+            <w:r>
+              <w:rPr>
+                <w:sz w:val="13"/>
+              </w:rPr>
+              <w:t>-0.05</w:t>
+            </w:r>
+          </w:p>
+        </w:tc>
+        <w:tc>
+          <w:tcPr>
+            <w:tcW w:type="dxa" w:w="936"/>
+          </w:tcPr>
+          <w:p>
+            <w:r/>
+            <w:r>
+              <w:rPr>
+                <w:sz w:val="13"/>
+              </w:rPr>
+              <w:t>[-0.17, +0.06]</w:t>
+            </w:r>
+          </w:p>
+        </w:tc>
+        <w:tc>
+          <w:tcPr>
+            <w:tcW w:type="dxa" w:w="936"/>
+          </w:tcPr>
+          <w:p>
+            <w:r/>
+            <w:r>
+              <w:rPr>
+                <w:sz w:val="13"/>
+              </w:rPr>
+              <w:t>0.36</w:t>
+            </w:r>
+          </w:p>
+        </w:tc>
+        <w:tc>
+          <w:tcPr>
+            <w:tcW w:type="dxa" w:w="936"/>
+          </w:tcPr>
+          <w:p>
+            <w:r/>
+            <w:r>
+              <w:rPr>
+                <w:sz w:val="13"/>
+              </w:rPr>
+              <w:t>0.39</w:t>
+            </w:r>
+          </w:p>
+        </w:tc>
+        <w:tc>
+          <w:tcPr>
+            <w:tcW w:type="dxa" w:w="936"/>
+          </w:tcPr>
+          <w:p>
+            <w:r/>
+            <w:r>
+              <w:rPr>
+                <w:sz w:val="13"/>
+              </w:rPr>
+              <w:t>no</w:t>
+            </w:r>
+          </w:p>
+        </w:tc>
+      </w:tr>
+      <w:tr>
+        <w:tc>
+          <w:tcPr>
+            <w:tcW w:type="dxa" w:w="936"/>
+          </w:tcPr>
+          <w:p>
+            <w:r/>
+            <w:r>
+              <w:rPr>
+                <w:sz w:val="13"/>
+              </w:rPr>
+              <w:t>safety</w:t>
+            </w:r>
+          </w:p>
+        </w:tc>
+        <w:tc>
+          <w:tcPr>
+            <w:tcW w:type="dxa" w:w="936"/>
+          </w:tcPr>
+          <w:p>
+            <w:r/>
+            <w:r>
+              <w:rPr>
+                <w:sz w:val="13"/>
+              </w:rPr>
+              <w:t>Initial pipeline: GPT-2 Medium d1 + Qwen2.5-1.5B d2</w:t>
+            </w:r>
+          </w:p>
+        </w:tc>
+        <w:tc>
+          <w:tcPr>
+            <w:tcW w:type="dxa" w:w="936"/>
+          </w:tcPr>
+          <w:p>
+            <w:r/>
+            <w:r>
+              <w:rPr>
+                <w:sz w:val="13"/>
+              </w:rPr>
+              <w:t>64</w:t>
+            </w:r>
+          </w:p>
+        </w:tc>
+        <w:tc>
+          <w:tcPr>
+            <w:tcW w:type="dxa" w:w="936"/>
+          </w:tcPr>
+          <w:p>
+            <w:r/>
+            <w:r>
+              <w:rPr>
+                <w:sz w:val="13"/>
+              </w:rPr>
+              <w:t>9.76</w:t>
+            </w:r>
+          </w:p>
+        </w:tc>
+        <w:tc>
+          <w:tcPr>
+            <w:tcW w:type="dxa" w:w="936"/>
+          </w:tcPr>
+          <w:p>
+            <w:r/>
+            <w:r>
+              <w:rPr>
+                <w:sz w:val="13"/>
+              </w:rPr>
+              <w:t>9.5</w:t>
+            </w:r>
+          </w:p>
+        </w:tc>
+        <w:tc>
+          <w:tcPr>
+            <w:tcW w:type="dxa" w:w="936"/>
+          </w:tcPr>
+          <w:p>
+            <w:r/>
+            <w:r>
+              <w:rPr>
+                <w:sz w:val="13"/>
+              </w:rPr>
+              <w:t>0.26</w:t>
+            </w:r>
+          </w:p>
+        </w:tc>
+        <w:tc>
+          <w:tcPr>
+            <w:tcW w:type="dxa" w:w="936"/>
+          </w:tcPr>
+          <w:p>
+            <w:r/>
+            <w:r>
+              <w:rPr>
+                <w:sz w:val="13"/>
+              </w:rPr>
+              <w:t>[+0.01, +0.55]</w:t>
+            </w:r>
+          </w:p>
+        </w:tc>
+        <w:tc>
+          <w:tcPr>
+            <w:tcW w:type="dxa" w:w="936"/>
+          </w:tcPr>
+          <w:p>
+            <w:r/>
+            <w:r>
+              <w:rPr>
+                <w:sz w:val="13"/>
+              </w:rPr>
+              <w:t>0.18</w:t>
+            </w:r>
+          </w:p>
+        </w:tc>
+        <w:tc>
+          <w:tcPr>
+            <w:tcW w:type="dxa" w:w="936"/>
+          </w:tcPr>
+          <w:p>
+            <w:r/>
+            <w:r>
+              <w:rPr>
+                <w:sz w:val="13"/>
+              </w:rPr>
+              <w:t>0.39</w:t>
+            </w:r>
+          </w:p>
+        </w:tc>
+        <w:tc>
+          <w:tcPr>
+            <w:tcW w:type="dxa" w:w="936"/>
+          </w:tcPr>
+          <w:p>
+            <w:r/>
+            <w:r>
+              <w:rPr>
+                <w:sz w:val="13"/>
+              </w:rPr>
+              <w:t>no</w:t>
+            </w:r>
+          </w:p>
+        </w:tc>
+      </w:tr>
+      <w:tr>
+        <w:tc>
+          <w:tcPr>
+            <w:tcW w:type="dxa" w:w="936"/>
+          </w:tcPr>
+          <w:p>
+            <w:r/>
+            <w:r>
+              <w:rPr>
+                <w:sz w:val="13"/>
+              </w:rPr>
+              <w:t>safety</w:t>
+            </w:r>
+          </w:p>
+        </w:tc>
+        <w:tc>
+          <w:tcPr>
+            <w:tcW w:type="dxa" w:w="936"/>
+          </w:tcPr>
+          <w:p>
+            <w:r/>
+            <w:r>
+              <w:rPr>
+                <w:sz w:val="13"/>
+              </w:rPr>
+              <w:t>Zero-shot Qwen2.5-1.5B (no detector, generic prompt)</w:t>
+            </w:r>
+          </w:p>
+        </w:tc>
+        <w:tc>
+          <w:tcPr>
+            <w:tcW w:type="dxa" w:w="936"/>
+          </w:tcPr>
+          <w:p>
+            <w:r/>
+            <w:r>
+              <w:rPr>
+                <w:sz w:val="13"/>
+              </w:rPr>
+              <w:t>64</w:t>
+            </w:r>
+          </w:p>
+        </w:tc>
+        <w:tc>
+          <w:tcPr>
+            <w:tcW w:type="dxa" w:w="936"/>
+          </w:tcPr>
+          <w:p>
+            <w:r/>
+            <w:r>
+              <w:rPr>
+                <w:sz w:val="13"/>
+              </w:rPr>
+              <w:t>9.76</w:t>
+            </w:r>
+          </w:p>
+        </w:tc>
+        <w:tc>
+          <w:tcPr>
+            <w:tcW w:type="dxa" w:w="936"/>
+          </w:tcPr>
+          <w:p>
+            <w:r/>
+            <w:r>
+              <w:rPr>
+                <w:sz w:val="13"/>
+              </w:rPr>
+              <w:t>9.31</w:t>
+            </w:r>
+          </w:p>
+        </w:tc>
+        <w:tc>
+          <w:tcPr>
+            <w:tcW w:type="dxa" w:w="936"/>
+          </w:tcPr>
+          <w:p>
+            <w:r/>
+            <w:r>
+              <w:rPr>
+                <w:sz w:val="13"/>
+              </w:rPr>
+              <w:t>0.45</w:t>
+            </w:r>
+          </w:p>
+        </w:tc>
+        <w:tc>
+          <w:tcPr>
+            <w:tcW w:type="dxa" w:w="936"/>
+          </w:tcPr>
+          <w:p>
+            <w:r/>
+            <w:r>
+              <w:rPr>
+                <w:sz w:val="13"/>
+              </w:rPr>
+              <w:t>[+0.23, +0.66]</w:t>
+            </w:r>
+          </w:p>
+        </w:tc>
+        <w:tc>
+          <w:tcPr>
+            <w:tcW w:type="dxa" w:w="936"/>
+          </w:tcPr>
+          <w:p>
+            <w:r/>
+            <w:r>
+              <w:rPr>
+                <w:sz w:val="13"/>
+              </w:rPr>
+              <w:t>0</w:t>
+            </w:r>
+          </w:p>
+        </w:tc>
+        <w:tc>
+          <w:tcPr>
+            <w:tcW w:type="dxa" w:w="936"/>
+          </w:tcPr>
+          <w:p>
+            <w:r/>
+            <w:r>
+              <w:rPr>
+                <w:sz w:val="13"/>
+              </w:rPr>
+              <w:t>0</w:t>
+            </w:r>
+          </w:p>
+        </w:tc>
+        <w:tc>
+          <w:tcPr>
+            <w:tcW w:type="dxa" w:w="936"/>
+          </w:tcPr>
+          <w:p>
+            <w:r/>
+            <w:r>
+              <w:rPr>
+                <w:sz w:val="13"/>
+              </w:rPr>
+              <w:t>YES</w:t>
+            </w:r>
+          </w:p>
+        </w:tc>
+      </w:tr>
+      <w:tr>
+        <w:tc>
+          <w:tcPr>
+            <w:tcW w:type="dxa" w:w="936"/>
+          </w:tcPr>
+          <w:p>
+            <w:r/>
+            <w:r>
+              <w:rPr>
+                <w:sz w:val="13"/>
+              </w:rPr>
+              <w:t>safety</w:t>
+            </w:r>
+          </w:p>
+        </w:tc>
+        <w:tc>
+          <w:tcPr>
+            <w:tcW w:type="dxa" w:w="936"/>
+          </w:tcPr>
+          <w:p>
+            <w:r/>
+            <w:r>
+              <w:rPr>
+                <w:sz w:val="13"/>
+              </w:rPr>
+              <w:t>Monolithic LoRA fine-tuned Qwen2.5-1.5B (no detector)</w:t>
+            </w:r>
+          </w:p>
+        </w:tc>
+        <w:tc>
+          <w:tcPr>
+            <w:tcW w:type="dxa" w:w="936"/>
+          </w:tcPr>
+          <w:p>
+            <w:r/>
+            <w:r>
+              <w:rPr>
+                <w:sz w:val="13"/>
+              </w:rPr>
+              <w:t>64</w:t>
+            </w:r>
+          </w:p>
+        </w:tc>
+        <w:tc>
+          <w:tcPr>
+            <w:tcW w:type="dxa" w:w="936"/>
+          </w:tcPr>
+          <w:p>
+            <w:r/>
+            <w:r>
+              <w:rPr>
+                <w:sz w:val="13"/>
+              </w:rPr>
+              <w:t>9.76</w:t>
+            </w:r>
+          </w:p>
+        </w:tc>
+        <w:tc>
+          <w:tcPr>
+            <w:tcW w:type="dxa" w:w="936"/>
+          </w:tcPr>
+          <w:p>
+            <w:r/>
+            <w:r>
+              <w:rPr>
+                <w:sz w:val="13"/>
+              </w:rPr>
+              <w:t>5.97</w:t>
+            </w:r>
+          </w:p>
+        </w:tc>
+        <w:tc>
+          <w:tcPr>
+            <w:tcW w:type="dxa" w:w="936"/>
+          </w:tcPr>
+          <w:p>
+            <w:r/>
+            <w:r>
+              <w:rPr>
+                <w:sz w:val="13"/>
+              </w:rPr>
+              <w:t>3.79</w:t>
+            </w:r>
+          </w:p>
+        </w:tc>
+        <w:tc>
+          <w:tcPr>
+            <w:tcW w:type="dxa" w:w="936"/>
+          </w:tcPr>
+          <w:p>
+            <w:r/>
+            <w:r>
+              <w:rPr>
+                <w:sz w:val="13"/>
+              </w:rPr>
+              <w:t>[+3.40, +4.20]</w:t>
+            </w:r>
+          </w:p>
+        </w:tc>
+        <w:tc>
+          <w:tcPr>
+            <w:tcW w:type="dxa" w:w="936"/>
+          </w:tcPr>
+          <w:p>
+            <w:r/>
+            <w:r>
+              <w:rPr>
+                <w:sz w:val="13"/>
+              </w:rPr>
+              <w:t>0</w:t>
+            </w:r>
+          </w:p>
+        </w:tc>
+        <w:tc>
+          <w:tcPr>
+            <w:tcW w:type="dxa" w:w="936"/>
+          </w:tcPr>
+          <w:p>
+            <w:r/>
+            <w:r>
+              <w:rPr>
+                <w:sz w:val="13"/>
+              </w:rPr>
+              <w:t>0</w:t>
+            </w:r>
+          </w:p>
+        </w:tc>
+        <w:tc>
+          <w:tcPr>
+            <w:tcW w:type="dxa" w:w="936"/>
+          </w:tcPr>
+          <w:p>
+            <w:r/>
+            <w:r>
+              <w:rPr>
+                <w:sz w:val="13"/>
+              </w:rPr>
+              <w:t>YES</w:t>
+            </w:r>
+          </w:p>
+        </w:tc>
+      </w:tr>
+      <w:tr>
+        <w:tc>
+          <w:tcPr>
+            <w:tcW w:type="dxa" w:w="936"/>
+          </w:tcPr>
+          <w:p>
+            <w:r/>
+            <w:r>
+              <w:rPr>
+                <w:sz w:val="13"/>
+              </w:rPr>
+              <w:t>overall</w:t>
+            </w:r>
+          </w:p>
+        </w:tc>
+        <w:tc>
+          <w:tcPr>
+            <w:tcW w:type="dxa" w:w="936"/>
+          </w:tcPr>
+          <w:p>
+            <w:r/>
+            <w:r>
+              <w:rPr>
+                <w:sz w:val="13"/>
+              </w:rPr>
+              <w:t>Single model, same size: Qwen2.5-1.5B detects + responds</w:t>
+            </w:r>
+          </w:p>
+        </w:tc>
+        <w:tc>
+          <w:tcPr>
+            <w:tcW w:type="dxa" w:w="936"/>
+          </w:tcPr>
+          <w:p>
+            <w:r/>
+            <w:r>
+              <w:rPr>
+                <w:sz w:val="13"/>
+              </w:rPr>
+              <w:t>64</w:t>
+            </w:r>
+          </w:p>
+        </w:tc>
+        <w:tc>
+          <w:tcPr>
+            <w:tcW w:type="dxa" w:w="936"/>
+          </w:tcPr>
+          <w:p>
+            <w:r/>
+            <w:r>
+              <w:rPr>
+                <w:sz w:val="13"/>
+              </w:rPr>
+              <w:t>8.68</w:t>
+            </w:r>
+          </w:p>
+        </w:tc>
+        <w:tc>
+          <w:tcPr>
+            <w:tcW w:type="dxa" w:w="936"/>
+          </w:tcPr>
+          <w:p>
+            <w:r/>
+            <w:r>
+              <w:rPr>
+                <w:sz w:val="13"/>
+              </w:rPr>
+              <w:t>8.24</w:t>
+            </w:r>
+          </w:p>
+        </w:tc>
+        <w:tc>
+          <w:tcPr>
+            <w:tcW w:type="dxa" w:w="936"/>
+          </w:tcPr>
+          <w:p>
+            <w:r/>
+            <w:r>
+              <w:rPr>
+                <w:sz w:val="13"/>
+              </w:rPr>
+              <w:t>0.44</w:t>
+            </w:r>
+          </w:p>
+        </w:tc>
+        <w:tc>
+          <w:tcPr>
+            <w:tcW w:type="dxa" w:w="936"/>
+          </w:tcPr>
+          <w:p>
+            <w:r/>
+            <w:r>
+              <w:rPr>
+                <w:sz w:val="13"/>
+              </w:rPr>
+              <w:t>[+0.17, +0.72]</w:t>
+            </w:r>
+          </w:p>
+        </w:tc>
+        <w:tc>
+          <w:tcPr>
+            <w:tcW w:type="dxa" w:w="936"/>
+          </w:tcPr>
+          <w:p>
+            <w:r/>
+            <w:r>
+              <w:rPr>
+                <w:sz w:val="13"/>
+              </w:rPr>
+              <w:t>0</w:t>
+            </w:r>
+          </w:p>
+        </w:tc>
+        <w:tc>
+          <w:tcPr>
+            <w:tcW w:type="dxa" w:w="936"/>
+          </w:tcPr>
+          <w:p>
+            <w:r/>
+            <w:r>
+              <w:rPr>
+                <w:sz w:val="13"/>
+              </w:rPr>
+              <w:t>0</w:t>
+            </w:r>
+          </w:p>
+        </w:tc>
+        <w:tc>
+          <w:tcPr>
+            <w:tcW w:type="dxa" w:w="936"/>
+          </w:tcPr>
+          <w:p>
+            <w:r/>
+            <w:r>
+              <w:rPr>
+                <w:sz w:val="13"/>
+              </w:rPr>
+              <w:t>YES</w:t>
+            </w:r>
+          </w:p>
+        </w:tc>
+      </w:tr>
+      <w:tr>
+        <w:tc>
+          <w:tcPr>
+            <w:tcW w:type="dxa" w:w="936"/>
+          </w:tcPr>
+          <w:p>
+            <w:r/>
+            <w:r>
+              <w:rPr>
+                <w:sz w:val="13"/>
+              </w:rPr>
+              <w:t>overall</w:t>
+            </w:r>
+          </w:p>
+        </w:tc>
+        <w:tc>
+          <w:tcPr>
+            <w:tcW w:type="dxa" w:w="936"/>
+          </w:tcPr>
+          <w:p>
+            <w:r/>
+            <w:r>
+              <w:rPr>
+                <w:sz w:val="13"/>
+              </w:rPr>
+              <w:t>Single model, bigger: Qwen2.5-7B (4-bit) detects + responds</w:t>
+            </w:r>
+          </w:p>
+        </w:tc>
+        <w:tc>
+          <w:tcPr>
+            <w:tcW w:type="dxa" w:w="936"/>
+          </w:tcPr>
+          <w:p>
+            <w:r/>
+            <w:r>
+              <w:rPr>
+                <w:sz w:val="13"/>
+              </w:rPr>
+              <w:t>64</w:t>
+            </w:r>
+          </w:p>
+        </w:tc>
+        <w:tc>
+          <w:tcPr>
+            <w:tcW w:type="dxa" w:w="936"/>
+          </w:tcPr>
+          <w:p>
+            <w:r/>
+            <w:r>
+              <w:rPr>
+                <w:sz w:val="13"/>
+              </w:rPr>
+              <w:t>8.68</w:t>
+            </w:r>
+          </w:p>
+        </w:tc>
+        <w:tc>
+          <w:tcPr>
+            <w:tcW w:type="dxa" w:w="936"/>
+          </w:tcPr>
+          <w:p>
+            <w:r/>
+            <w:r>
+              <w:rPr>
+                <w:sz w:val="13"/>
+              </w:rPr>
+              <w:t>8.9</w:t>
+            </w:r>
+          </w:p>
+        </w:tc>
+        <w:tc>
+          <w:tcPr>
+            <w:tcW w:type="dxa" w:w="936"/>
+          </w:tcPr>
+          <w:p>
+            <w:r/>
+            <w:r>
+              <w:rPr>
+                <w:sz w:val="13"/>
+              </w:rPr>
+              <w:t>-0.21</w:t>
+            </w:r>
+          </w:p>
+        </w:tc>
+        <w:tc>
+          <w:tcPr>
+            <w:tcW w:type="dxa" w:w="936"/>
+          </w:tcPr>
+          <w:p>
+            <w:r/>
+            <w:r>
+              <w:rPr>
+                <w:sz w:val="13"/>
+              </w:rPr>
+              <w:t>[-0.40, -0.03]</w:t>
+            </w:r>
+          </w:p>
+        </w:tc>
+        <w:tc>
+          <w:tcPr>
+            <w:tcW w:type="dxa" w:w="936"/>
+          </w:tcPr>
+          <w:p>
+            <w:r/>
+            <w:r>
+              <w:rPr>
+                <w:sz w:val="13"/>
+              </w:rPr>
+              <w:t>0.04</w:t>
+            </w:r>
+          </w:p>
+        </w:tc>
+        <w:tc>
+          <w:tcPr>
+            <w:tcW w:type="dxa" w:w="936"/>
+          </w:tcPr>
+          <w:p>
+            <w:r/>
+            <w:r>
+              <w:rPr>
+                <w:sz w:val="13"/>
+              </w:rPr>
+              <w:t>0.07</w:t>
+            </w:r>
+          </w:p>
+        </w:tc>
+        <w:tc>
+          <w:tcPr>
+            <w:tcW w:type="dxa" w:w="936"/>
+          </w:tcPr>
+          <w:p>
+            <w:r/>
+            <w:r>
+              <w:rPr>
+                <w:sz w:val="13"/>
+              </w:rPr>
+              <w:t>no</w:t>
+            </w:r>
+          </w:p>
+        </w:tc>
+      </w:tr>
+      <w:tr>
+        <w:tc>
+          <w:tcPr>
+            <w:tcW w:type="dxa" w:w="936"/>
+          </w:tcPr>
+          <w:p>
+            <w:r/>
+            <w:r>
+              <w:rPr>
+                <w:sz w:val="13"/>
+              </w:rPr>
+              <w:t>overall</w:t>
+            </w:r>
+          </w:p>
+        </w:tc>
+        <w:tc>
+          <w:tcPr>
+            <w:tcW w:type="dxa" w:w="936"/>
+          </w:tcPr>
+          <w:p>
+            <w:r/>
+            <w:r>
+              <w:rPr>
+                <w:sz w:val="13"/>
+              </w:rPr>
+              <w:t>RoBERTa d1 + Phi-4-mini d2 (top-1 emotion)</w:t>
+            </w:r>
+          </w:p>
+        </w:tc>
+        <w:tc>
+          <w:tcPr>
+            <w:tcW w:type="dxa" w:w="936"/>
+          </w:tcPr>
+          <w:p>
+            <w:r/>
+            <w:r>
+              <w:rPr>
+                <w:sz w:val="13"/>
+              </w:rPr>
+              <w:t>64</w:t>
+            </w:r>
+          </w:p>
+        </w:tc>
+        <w:tc>
+          <w:tcPr>
+            <w:tcW w:type="dxa" w:w="936"/>
+          </w:tcPr>
+          <w:p>
+            <w:r/>
+            <w:r>
+              <w:rPr>
+                <w:sz w:val="13"/>
+              </w:rPr>
+              <w:t>8.68</w:t>
+            </w:r>
+          </w:p>
+        </w:tc>
+        <w:tc>
+          <w:tcPr>
+            <w:tcW w:type="dxa" w:w="936"/>
+          </w:tcPr>
+          <w:p>
+            <w:r/>
+            <w:r>
+              <w:rPr>
+                <w:sz w:val="13"/>
+              </w:rPr>
+              <w:t>8.65</w:t>
+            </w:r>
+          </w:p>
+        </w:tc>
+        <w:tc>
+          <w:tcPr>
+            <w:tcW w:type="dxa" w:w="936"/>
+          </w:tcPr>
+          <w:p>
+            <w:r/>
+            <w:r>
+              <w:rPr>
+                <w:sz w:val="13"/>
+              </w:rPr>
+              <w:t>0.04</w:t>
+            </w:r>
+          </w:p>
+        </w:tc>
+        <w:tc>
+          <w:tcPr>
+            <w:tcW w:type="dxa" w:w="936"/>
+          </w:tcPr>
+          <w:p>
+            <w:r/>
+            <w:r>
+              <w:rPr>
+                <w:sz w:val="13"/>
+              </w:rPr>
+              <w:t>[-0.16, +0.24]</w:t>
+            </w:r>
+          </w:p>
+        </w:tc>
+        <w:tc>
+          <w:tcPr>
+            <w:tcW w:type="dxa" w:w="936"/>
+          </w:tcPr>
+          <w:p>
+            <w:r/>
+            <w:r>
+              <w:rPr>
+                <w:sz w:val="13"/>
+              </w:rPr>
+              <w:t>0.71</w:t>
+            </w:r>
+          </w:p>
+        </w:tc>
+        <w:tc>
+          <w:tcPr>
+            <w:tcW w:type="dxa" w:w="936"/>
+          </w:tcPr>
+          <w:p>
+            <w:r/>
+            <w:r>
+              <w:rPr>
+                <w:sz w:val="13"/>
+              </w:rPr>
+              <w:t>0.71</w:t>
+            </w:r>
+          </w:p>
+        </w:tc>
+        <w:tc>
+          <w:tcPr>
+            <w:tcW w:type="dxa" w:w="936"/>
+          </w:tcPr>
+          <w:p>
+            <w:r/>
+            <w:r>
+              <w:rPr>
+                <w:sz w:val="13"/>
+              </w:rPr>
+              <w:t>no</w:t>
+            </w:r>
+          </w:p>
+        </w:tc>
+      </w:tr>
+      <w:tr>
+        <w:tc>
+          <w:tcPr>
+            <w:tcW w:type="dxa" w:w="936"/>
+          </w:tcPr>
+          <w:p>
+            <w:r/>
+            <w:r>
+              <w:rPr>
+                <w:sz w:val="13"/>
+              </w:rPr>
+              <w:t>overall</w:t>
+            </w:r>
+          </w:p>
+        </w:tc>
+        <w:tc>
+          <w:tcPr>
+            <w:tcW w:type="dxa" w:w="936"/>
+          </w:tcPr>
+          <w:p>
+            <w:r/>
+            <w:r>
+              <w:rPr>
+                <w:sz w:val="13"/>
+              </w:rPr>
+              <w:t>Initial pipeline: GPT-2 Medium d1 + Qwen2.5-1.5B d2</w:t>
+            </w:r>
+          </w:p>
+        </w:tc>
+        <w:tc>
+          <w:tcPr>
+            <w:tcW w:type="dxa" w:w="936"/>
+          </w:tcPr>
+          <w:p>
+            <w:r/>
+            <w:r>
+              <w:rPr>
+                <w:sz w:val="13"/>
+              </w:rPr>
+              <w:t>64</w:t>
+            </w:r>
+          </w:p>
+        </w:tc>
+        <w:tc>
+          <w:tcPr>
+            <w:tcW w:type="dxa" w:w="936"/>
+          </w:tcPr>
+          <w:p>
+            <w:r/>
+            <w:r>
+              <w:rPr>
+                <w:sz w:val="13"/>
+              </w:rPr>
+              <w:t>8.68</w:t>
+            </w:r>
+          </w:p>
+        </w:tc>
+        <w:tc>
+          <w:tcPr>
+            <w:tcW w:type="dxa" w:w="936"/>
+          </w:tcPr>
+          <w:p>
+            <w:r/>
+            <w:r>
+              <w:rPr>
+                <w:sz w:val="13"/>
+              </w:rPr>
+              <w:t>8.04</w:t>
+            </w:r>
+          </w:p>
+        </w:tc>
+        <w:tc>
+          <w:tcPr>
+            <w:tcW w:type="dxa" w:w="936"/>
+          </w:tcPr>
+          <w:p>
+            <w:r/>
+            <w:r>
+              <w:rPr>
+                <w:sz w:val="13"/>
+              </w:rPr>
+              <w:t>0.65</w:t>
+            </w:r>
+          </w:p>
+        </w:tc>
+        <w:tc>
+          <w:tcPr>
+            <w:tcW w:type="dxa" w:w="936"/>
+          </w:tcPr>
+          <w:p>
+            <w:r/>
+            <w:r>
+              <w:rPr>
+                <w:sz w:val="13"/>
+              </w:rPr>
+              <w:t>[+0.35, +0.96]</w:t>
+            </w:r>
+          </w:p>
+        </w:tc>
+        <w:tc>
+          <w:tcPr>
+            <w:tcW w:type="dxa" w:w="936"/>
+          </w:tcPr>
+          <w:p>
+            <w:r/>
+            <w:r>
+              <w:rPr>
+                <w:sz w:val="13"/>
+              </w:rPr>
+              <w:t>0</w:t>
+            </w:r>
+          </w:p>
+        </w:tc>
+        <w:tc>
+          <w:tcPr>
+            <w:tcW w:type="dxa" w:w="936"/>
+          </w:tcPr>
+          <w:p>
+            <w:r/>
+            <w:r>
+              <w:rPr>
+                <w:sz w:val="13"/>
+              </w:rPr>
+              <w:t>0</w:t>
+            </w:r>
+          </w:p>
+        </w:tc>
+        <w:tc>
+          <w:tcPr>
+            <w:tcW w:type="dxa" w:w="936"/>
+          </w:tcPr>
+          <w:p>
+            <w:r/>
+            <w:r>
+              <w:rPr>
+                <w:sz w:val="13"/>
+              </w:rPr>
+              <w:t>YES</w:t>
+            </w:r>
+          </w:p>
+        </w:tc>
+      </w:tr>
+      <w:tr>
+        <w:tc>
+          <w:tcPr>
+            <w:tcW w:type="dxa" w:w="936"/>
+          </w:tcPr>
+          <w:p>
+            <w:r/>
+            <w:r>
+              <w:rPr>
+                <w:sz w:val="13"/>
+              </w:rPr>
+              <w:t>overall</w:t>
+            </w:r>
+          </w:p>
+        </w:tc>
+        <w:tc>
+          <w:tcPr>
+            <w:tcW w:type="dxa" w:w="936"/>
+          </w:tcPr>
+          <w:p>
+            <w:r/>
+            <w:r>
+              <w:rPr>
+                <w:sz w:val="13"/>
+              </w:rPr>
+              <w:t>Zero-shot Qwen2.5-1.5B (no detector, generic prompt)</w:t>
+            </w:r>
+          </w:p>
+        </w:tc>
+        <w:tc>
+          <w:tcPr>
+            <w:tcW w:type="dxa" w:w="936"/>
+          </w:tcPr>
+          <w:p>
+            <w:r/>
+            <w:r>
+              <w:rPr>
+                <w:sz w:val="13"/>
+              </w:rPr>
+              <w:t>64</w:t>
+            </w:r>
+          </w:p>
+        </w:tc>
+        <w:tc>
+          <w:tcPr>
+            <w:tcW w:type="dxa" w:w="936"/>
+          </w:tcPr>
+          <w:p>
+            <w:r/>
+            <w:r>
+              <w:rPr>
+                <w:sz w:val="13"/>
+              </w:rPr>
+              <w:t>8.68</w:t>
+            </w:r>
+          </w:p>
+        </w:tc>
+        <w:tc>
+          <w:tcPr>
+            <w:tcW w:type="dxa" w:w="936"/>
+          </w:tcPr>
+          <w:p>
+            <w:r/>
+            <w:r>
+              <w:rPr>
+                <w:sz w:val="13"/>
+              </w:rPr>
+              <w:t>7.51</w:t>
+            </w:r>
+          </w:p>
+        </w:tc>
+        <w:tc>
+          <w:tcPr>
+            <w:tcW w:type="dxa" w:w="936"/>
+          </w:tcPr>
+          <w:p>
+            <w:r/>
+            <w:r>
+              <w:rPr>
+                <w:sz w:val="13"/>
+              </w:rPr>
+              <w:t>1.18</w:t>
+            </w:r>
+          </w:p>
+        </w:tc>
+        <w:tc>
+          <w:tcPr>
+            <w:tcW w:type="dxa" w:w="936"/>
+          </w:tcPr>
+          <w:p>
+            <w:r/>
+            <w:r>
+              <w:rPr>
+                <w:sz w:val="13"/>
+              </w:rPr>
+              <w:t>[+0.83, +1.51]</w:t>
+            </w:r>
+          </w:p>
+        </w:tc>
+        <w:tc>
+          <w:tcPr>
+            <w:tcW w:type="dxa" w:w="936"/>
+          </w:tcPr>
+          <w:p>
+            <w:r/>
+            <w:r>
+              <w:rPr>
+                <w:sz w:val="13"/>
+              </w:rPr>
+              <w:t>0</w:t>
+            </w:r>
+          </w:p>
+        </w:tc>
+        <w:tc>
+          <w:tcPr>
+            <w:tcW w:type="dxa" w:w="936"/>
+          </w:tcPr>
+          <w:p>
+            <w:r/>
+            <w:r>
+              <w:rPr>
+                <w:sz w:val="13"/>
+              </w:rPr>
+              <w:t>0</w:t>
+            </w:r>
+          </w:p>
+        </w:tc>
+        <w:tc>
+          <w:tcPr>
+            <w:tcW w:type="dxa" w:w="936"/>
+          </w:tcPr>
+          <w:p>
+            <w:r/>
+            <w:r>
+              <w:rPr>
+                <w:sz w:val="13"/>
+              </w:rPr>
+              <w:t>YES</w:t>
+            </w:r>
+          </w:p>
+        </w:tc>
+      </w:tr>
+      <w:tr>
+        <w:tc>
+          <w:tcPr>
+            <w:tcW w:type="dxa" w:w="936"/>
+          </w:tcPr>
+          <w:p>
+            <w:r/>
+            <w:r>
+              <w:rPr>
+                <w:sz w:val="13"/>
+              </w:rPr>
+              <w:t>overall</w:t>
+            </w:r>
+          </w:p>
+        </w:tc>
+        <w:tc>
+          <w:tcPr>
+            <w:tcW w:type="dxa" w:w="936"/>
+          </w:tcPr>
+          <w:p>
+            <w:r/>
+            <w:r>
+              <w:rPr>
+                <w:sz w:val="13"/>
+              </w:rPr>
+              <w:t>Monolithic LoRA fine-tuned Qwen2.5-1.5B (no detector)</w:t>
+            </w:r>
+          </w:p>
+        </w:tc>
+        <w:tc>
+          <w:tcPr>
+            <w:tcW w:type="dxa" w:w="936"/>
+          </w:tcPr>
+          <w:p>
+            <w:r/>
+            <w:r>
+              <w:rPr>
+                <w:sz w:val="13"/>
+              </w:rPr>
+              <w:t>64</w:t>
+            </w:r>
+          </w:p>
+        </w:tc>
+        <w:tc>
+          <w:tcPr>
+            <w:tcW w:type="dxa" w:w="936"/>
+          </w:tcPr>
+          <w:p>
+            <w:r/>
+            <w:r>
+              <w:rPr>
+                <w:sz w:val="13"/>
+              </w:rPr>
+              <w:t>8.68</w:t>
+            </w:r>
+          </w:p>
+        </w:tc>
+        <w:tc>
+          <w:tcPr>
+            <w:tcW w:type="dxa" w:w="936"/>
+          </w:tcPr>
+          <w:p>
+            <w:r/>
+            <w:r>
+              <w:rPr>
+                <w:sz w:val="13"/>
+              </w:rPr>
+              <w:t>4.44</w:t>
+            </w:r>
+          </w:p>
+        </w:tc>
+        <w:tc>
+          <w:tcPr>
+            <w:tcW w:type="dxa" w:w="936"/>
+          </w:tcPr>
+          <w:p>
+            <w:r/>
+            <w:r>
+              <w:rPr>
+                <w:sz w:val="13"/>
+              </w:rPr>
+              <w:t>4.24</w:t>
+            </w:r>
+          </w:p>
+        </w:tc>
+        <w:tc>
+          <w:tcPr>
+            <w:tcW w:type="dxa" w:w="936"/>
+          </w:tcPr>
+          <w:p>
+            <w:r/>
+            <w:r>
+              <w:rPr>
+                <w:sz w:val="13"/>
+              </w:rPr>
+              <w:t>[+3.93, +4.55]</w:t>
+            </w:r>
+          </w:p>
+        </w:tc>
+        <w:tc>
+          <w:tcPr>
+            <w:tcW w:type="dxa" w:w="936"/>
+          </w:tcPr>
+          <w:p>
+            <w:r/>
+            <w:r>
+              <w:rPr>
+                <w:sz w:val="13"/>
+              </w:rPr>
+              <w:t>0</w:t>
+            </w:r>
+          </w:p>
+        </w:tc>
+        <w:tc>
+          <w:tcPr>
+            <w:tcW w:type="dxa" w:w="936"/>
+          </w:tcPr>
+          <w:p>
+            <w:r/>
+            <w:r>
+              <w:rPr>
+                <w:sz w:val="13"/>
+              </w:rPr>
+              <w:t>0</w:t>
+            </w:r>
+          </w:p>
+        </w:tc>
+        <w:tc>
+          <w:tcPr>
+            <w:tcW w:type="dxa" w:w="936"/>
+          </w:tcPr>
+          <w:p>
+            <w:r/>
+            <w:r>
+              <w:rPr>
+                <w:sz w:val="13"/>
+              </w:rPr>
+              <w:t>YES</w:t>
             </w:r>
           </w:p>
         </w:tc>
@@ -14776,7 +16311,7 @@
           <w:i/>
           <w:sz w:val="20"/>
         </w:rPr>
-        <w:t>Table 5.19: Significance tests for the initial pipeline, including AI-judge scores</w:t>
+        <w:t>Table 5.19: Paired significance tests comparing the final system's AI-judge scores with each judged baseline</w:t>
       </w:r>
     </w:p>
     <w:tbl>
@@ -14786,17 +16321,15 @@
         <w:tblLook w:firstColumn="1" w:firstRow="1" w:lastColumn="0" w:lastRow="0" w:noHBand="0" w:noVBand="1" w:val="04A0"/>
       </w:tblPr>
       <w:tblGrid>
-        <w:gridCol w:w="1560"/>
-        <w:gridCol w:w="1560"/>
-        <w:gridCol w:w="1560"/>
-        <w:gridCol w:w="1560"/>
-        <w:gridCol w:w="1560"/>
-        <w:gridCol w:w="1560"/>
+        <w:gridCol w:w="2340"/>
+        <w:gridCol w:w="2340"/>
+        <w:gridCol w:w="2340"/>
+        <w:gridCol w:w="2340"/>
       </w:tblGrid>
       <w:tr>
         <w:tc>
           <w:tcPr>
-            <w:tcW w:type="dxa" w:w="1560"/>
+            <w:tcW w:type="dxa" w:w="2340"/>
             <w:shd w:val="clear" w:color="auto" w:fill="E3EEFB"/>
           </w:tcPr>
           <w:p>
@@ -14810,13 +16343,13 @@
                 <w:b/>
                 <w:sz w:val="16"/>
               </w:rPr>
-              <w:t>Dimension</w:t>
-            </w:r>
-          </w:p>
-        </w:tc>
-        <w:tc>
-          <w:tcPr>
-            <w:tcW w:type="dxa" w:w="1560"/>
+              <w:t>Check</w:t>
+            </w:r>
+          </w:p>
+        </w:tc>
+        <w:tc>
+          <w:tcPr>
+            <w:tcW w:type="dxa" w:w="2340"/>
             <w:shd w:val="clear" w:color="auto" w:fill="E3EEFB"/>
           </w:tcPr>
           <w:p>
@@ -14830,13 +16363,13 @@
                 <w:b/>
                 <w:sz w:val="16"/>
               </w:rPr>
-              <w:t>Judge pair</w:t>
-            </w:r>
-          </w:p>
-        </w:tc>
-        <w:tc>
-          <w:tcPr>
-            <w:tcW w:type="dxa" w:w="1560"/>
+              <w:t>N</w:t>
+            </w:r>
+          </w:p>
+        </w:tc>
+        <w:tc>
+          <w:tcPr>
+            <w:tcW w:type="dxa" w:w="2340"/>
             <w:shd w:val="clear" w:color="auto" w:fill="E3EEFB"/>
           </w:tcPr>
           <w:p>
@@ -14850,13 +16383,13 @@
                 <w:b/>
                 <w:sz w:val="16"/>
               </w:rPr>
-              <w:t>N replies</w:t>
-            </w:r>
-          </w:p>
-        </w:tc>
-        <w:tc>
-          <w:tcPr>
-            <w:tcW w:type="dxa" w:w="1560"/>
+              <w:t>Result</w:t>
+            </w:r>
+          </w:p>
+        </w:tc>
+        <w:tc>
+          <w:tcPr>
+            <w:tcW w:type="dxa" w:w="2340"/>
             <w:shd w:val="clear" w:color="auto" w:fill="E3EEFB"/>
           </w:tcPr>
           <w:p>
@@ -14870,47 +16403,7 @@
                 <w:b/>
                 <w:sz w:val="16"/>
               </w:rPr>
-              <w:t>Spearman rho</w:t>
-            </w:r>
-          </w:p>
-        </w:tc>
-        <w:tc>
-          <w:tcPr>
-            <w:tcW w:type="dxa" w:w="1560"/>
-            <w:shd w:val="clear" w:color="auto" w:fill="E3EEFB"/>
-          </w:tcPr>
-          <w:p>
-            <w:r>
-              <w:rPr>
-                <w:b/>
-              </w:rPr>
-            </w:r>
-            <w:r>
-              <w:rPr>
-                <w:b/>
-                <w:sz w:val="16"/>
-              </w:rPr>
-              <w:t>p</w:t>
-            </w:r>
-          </w:p>
-        </w:tc>
-        <w:tc>
-          <w:tcPr>
-            <w:tcW w:type="dxa" w:w="1560"/>
-            <w:shd w:val="clear" w:color="auto" w:fill="E3EEFB"/>
-          </w:tcPr>
-          <w:p>
-            <w:r>
-              <w:rPr>
-                <w:b/>
-              </w:rPr>
-            </w:r>
-            <w:r>
-              <w:rPr>
-                <w:b/>
-                <w:sz w:val="16"/>
-              </w:rPr>
-              <w:t>rho without fine-tuned system</w:t>
+              <w:t>Without fine-tuned system</w:t>
             </w:r>
           </w:p>
         </w:tc>
@@ -14918,7 +16411,7 @@
       <w:tr>
         <w:tc>
           <w:tcPr>
-            <w:tcW w:type="dxa" w:w="1560"/>
+            <w:tcW w:type="dxa" w:w="2340"/>
           </w:tcPr>
           <w:p>
             <w:r/>
@@ -14926,13 +16419,13 @@
               <w:rPr>
                 <w:sz w:val="16"/>
               </w:rPr>
-              <w:t>empathy</w:t>
-            </w:r>
-          </w:p>
-        </w:tc>
-        <w:tc>
-          <w:tcPr>
-            <w:tcW w:type="dxa" w:w="1560"/>
+              <w:t>Per-reply agreement on empathy: Nemotron 3 Ultra vs gpt-oss-120b</w:t>
+            </w:r>
+          </w:p>
+        </w:tc>
+        <w:tc>
+          <w:tcPr>
+            <w:tcW w:type="dxa" w:w="2340"/>
           </w:tcPr>
           <w:p>
             <w:r/>
@@ -14940,13 +16433,13 @@
               <w:rPr>
                 <w:sz w:val="16"/>
               </w:rPr>
-              <w:t>Nemotron 3 Ultra vs Mistral Large</w:t>
-            </w:r>
-          </w:p>
-        </w:tc>
-        <w:tc>
-          <w:tcPr>
-            <w:tcW w:type="dxa" w:w="1560"/>
+              <w:t>448</w:t>
+            </w:r>
+          </w:p>
+        </w:tc>
+        <w:tc>
+          <w:tcPr>
+            <w:tcW w:type="dxa" w:w="2340"/>
           </w:tcPr>
           <w:p>
             <w:r/>
@@ -14954,13 +16447,13 @@
               <w:rPr>
                 <w:sz w:val="16"/>
               </w:rPr>
-              <w:t>320</w:t>
-            </w:r>
-          </w:p>
-        </w:tc>
-        <w:tc>
-          <w:tcPr>
-            <w:tcW w:type="dxa" w:w="1560"/>
+              <w:t>rho = 0.731 (p = 5.7e-76)</w:t>
+            </w:r>
+          </w:p>
+        </w:tc>
+        <w:tc>
+          <w:tcPr>
+            <w:tcW w:type="dxa" w:w="2340"/>
           </w:tcPr>
           <w:p>
             <w:r/>
@@ -14968,35 +16461,7 @@
               <w:rPr>
                 <w:sz w:val="16"/>
               </w:rPr>
-              <w:t>0.79</w:t>
-            </w:r>
-          </w:p>
-        </w:tc>
-        <w:tc>
-          <w:tcPr>
-            <w:tcW w:type="dxa" w:w="1560"/>
-          </w:tcPr>
-          <w:p>
-            <w:r/>
-            <w:r>
-              <w:rPr>
-                <w:sz w:val="16"/>
-              </w:rPr>
-              <w:t>0</w:t>
-            </w:r>
-          </w:p>
-        </w:tc>
-        <w:tc>
-          <w:tcPr>
-            <w:tcW w:type="dxa" w:w="1560"/>
-          </w:tcPr>
-          <w:p>
-            <w:r/>
-            <w:r>
-              <w:rPr>
-                <w:sz w:val="16"/>
-              </w:rPr>
-              <w:t>0.63</w:t>
+              <w:t>rho = 0.596</w:t>
             </w:r>
           </w:p>
         </w:tc>
@@ -15004,7 +16469,7 @@
       <w:tr>
         <w:tc>
           <w:tcPr>
-            <w:tcW w:type="dxa" w:w="1560"/>
+            <w:tcW w:type="dxa" w:w="2340"/>
           </w:tcPr>
           <w:p>
             <w:r/>
@@ -15012,13 +16477,13 @@
               <w:rPr>
                 <w:sz w:val="16"/>
               </w:rPr>
-              <w:t>empathy</w:t>
-            </w:r>
-          </w:p>
-        </w:tc>
-        <w:tc>
-          <w:tcPr>
-            <w:tcW w:type="dxa" w:w="1560"/>
+              <w:t>Per-reply agreement on overall: Nemotron 3 Ultra vs gpt-oss-120b</w:t>
+            </w:r>
+          </w:p>
+        </w:tc>
+        <w:tc>
+          <w:tcPr>
+            <w:tcW w:type="dxa" w:w="2340"/>
           </w:tcPr>
           <w:p>
             <w:r/>
@@ -15026,13 +16491,13 @@
               <w:rPr>
                 <w:sz w:val="16"/>
               </w:rPr>
-              <w:t>Nemotron 3 Ultra vs gpt-oss-120b</w:t>
-            </w:r>
-          </w:p>
-        </w:tc>
-        <w:tc>
-          <w:tcPr>
-            <w:tcW w:type="dxa" w:w="1560"/>
+              <w:t>448</w:t>
+            </w:r>
+          </w:p>
+        </w:tc>
+        <w:tc>
+          <w:tcPr>
+            <w:tcW w:type="dxa" w:w="2340"/>
           </w:tcPr>
           <w:p>
             <w:r/>
@@ -15040,13 +16505,13 @@
               <w:rPr>
                 <w:sz w:val="16"/>
               </w:rPr>
-              <w:t>320</w:t>
-            </w:r>
-          </w:p>
-        </w:tc>
-        <w:tc>
-          <w:tcPr>
-            <w:tcW w:type="dxa" w:w="1560"/>
+              <w:t>rho = 0.745 (p = 2.8e-80)</w:t>
+            </w:r>
+          </w:p>
+        </w:tc>
+        <w:tc>
+          <w:tcPr>
+            <w:tcW w:type="dxa" w:w="2340"/>
           </w:tcPr>
           <w:p>
             <w:r/>
@@ -15054,35 +16519,7 @@
               <w:rPr>
                 <w:sz w:val="16"/>
               </w:rPr>
-              <w:t>0.76</w:t>
-            </w:r>
-          </w:p>
-        </w:tc>
-        <w:tc>
-          <w:tcPr>
-            <w:tcW w:type="dxa" w:w="1560"/>
-          </w:tcPr>
-          <w:p>
-            <w:r/>
-            <w:r>
-              <w:rPr>
-                <w:sz w:val="16"/>
-              </w:rPr>
-              <w:t>0</w:t>
-            </w:r>
-          </w:p>
-        </w:tc>
-        <w:tc>
-          <w:tcPr>
-            <w:tcW w:type="dxa" w:w="1560"/>
-          </w:tcPr>
-          <w:p>
-            <w:r/>
-            <w:r>
-              <w:rPr>
-                <w:sz w:val="16"/>
-              </w:rPr>
-              <w:t>0.589</w:t>
+              <w:t>rho = 0.604</w:t>
             </w:r>
           </w:p>
         </w:tc>
@@ -15090,7 +16527,7 @@
       <w:tr>
         <w:tc>
           <w:tcPr>
-            <w:tcW w:type="dxa" w:w="1560"/>
+            <w:tcW w:type="dxa" w:w="2340"/>
           </w:tcPr>
           <w:p>
             <w:r/>
@@ -15098,13 +16535,13 @@
               <w:rPr>
                 <w:sz w:val="16"/>
               </w:rPr>
-              <w:t>empathy</w:t>
-            </w:r>
-          </w:p>
-        </w:tc>
-        <w:tc>
-          <w:tcPr>
-            <w:tcW w:type="dxa" w:w="1560"/>
+              <w:t>Do both judges rank the 7 systems in the same order (overall)?</w:t>
+            </w:r>
+          </w:p>
+        </w:tc>
+        <w:tc>
+          <w:tcPr>
+            <w:tcW w:type="dxa" w:w="2340"/>
           </w:tcPr>
           <w:p>
             <w:r/>
@@ -15112,13 +16549,13 @@
               <w:rPr>
                 <w:sz w:val="16"/>
               </w:rPr>
-              <w:t>Mistral Large vs gpt-oss-120b</w:t>
-            </w:r>
-          </w:p>
-        </w:tc>
-        <w:tc>
-          <w:tcPr>
-            <w:tcW w:type="dxa" w:w="1560"/>
+              <w:t>7</w:t>
+            </w:r>
+          </w:p>
+        </w:tc>
+        <w:tc>
+          <w:tcPr>
+            <w:tcW w:type="dxa" w:w="2340"/>
           </w:tcPr>
           <w:p>
             <w:r/>
@@ -15126,13 +16563,13 @@
               <w:rPr>
                 <w:sz w:val="16"/>
               </w:rPr>
-              <w:t>320</w:t>
-            </w:r>
-          </w:p>
-        </w:tc>
-        <w:tc>
-          <w:tcPr>
-            <w:tcW w:type="dxa" w:w="1560"/>
+              <w:t>All but 2 systems; these swap places: RoBERTa d1 + Phi-4-mini d2 (top-1 emotion) / FINAL SYSTEM - Two-stage: RoBERTa top-3 -&gt; Phi-4-mini picks + per-emotion prompt</w:t>
+            </w:r>
+          </w:p>
+        </w:tc>
+        <w:tc>
+          <w:tcPr>
+            <w:tcW w:type="dxa" w:w="2340"/>
           </w:tcPr>
           <w:p>
             <w:r/>
@@ -15140,35 +16577,7 @@
               <w:rPr>
                 <w:sz w:val="16"/>
               </w:rPr>
-              <w:t>0.75</w:t>
-            </w:r>
-          </w:p>
-        </w:tc>
-        <w:tc>
-          <w:tcPr>
-            <w:tcW w:type="dxa" w:w="1560"/>
-          </w:tcPr>
-          <w:p>
-            <w:r/>
-            <w:r>
-              <w:rPr>
-                <w:sz w:val="16"/>
-              </w:rPr>
-              <w:t>0</w:t>
-            </w:r>
-          </w:p>
-        </w:tc>
-        <w:tc>
-          <w:tcPr>
-            <w:tcW w:type="dxa" w:w="1560"/>
-          </w:tcPr>
-          <w:p>
-            <w:r/>
-            <w:r>
-              <w:rPr>
-                <w:sz w:val="16"/>
-              </w:rPr>
-              <w:t>0.571</w:t>
+              <w:t>rank rho = 0.96</w:t>
             </w:r>
           </w:p>
         </w:tc>
@@ -15176,7 +16585,7 @@
       <w:tr>
         <w:tc>
           <w:tcPr>
-            <w:tcW w:type="dxa" w:w="1560"/>
+            <w:tcW w:type="dxa" w:w="2340"/>
           </w:tcPr>
           <w:p>
             <w:r/>
@@ -15184,13 +16593,13 @@
               <w:rPr>
                 <w:sz w:val="16"/>
               </w:rPr>
-              <w:t>overall</w:t>
-            </w:r>
-          </w:p>
-        </w:tc>
-        <w:tc>
-          <w:tcPr>
-            <w:tcW w:type="dxa" w:w="1560"/>
+              <w:t>Two-judge vs three-judge panel mean (empathy), 5 systems judged by all three</w:t>
+            </w:r>
+          </w:p>
+        </w:tc>
+        <w:tc>
+          <w:tcPr>
+            <w:tcW w:type="dxa" w:w="2340"/>
           </w:tcPr>
           <w:p>
             <w:r/>
@@ -15198,13 +16607,13 @@
               <w:rPr>
                 <w:sz w:val="16"/>
               </w:rPr>
-              <w:t>Nemotron 3 Ultra vs Mistral Large</w:t>
-            </w:r>
-          </w:p>
-        </w:tc>
-        <w:tc>
-          <w:tcPr>
-            <w:tcW w:type="dxa" w:w="1560"/>
+              <w:t>320</w:t>
+            </w:r>
+          </w:p>
+        </w:tc>
+        <w:tc>
+          <w:tcPr>
+            <w:tcW w:type="dxa" w:w="2340"/>
           </w:tcPr>
           <w:p>
             <w:r/>
@@ -15212,13 +16621,13 @@
               <w:rPr>
                 <w:sz w:val="16"/>
               </w:rPr>
-              <w:t>320</w:t>
-            </w:r>
-          </w:p>
-        </w:tc>
-        <w:tc>
-          <w:tcPr>
-            <w:tcW w:type="dxa" w:w="1560"/>
+              <w:t>per-reply rho = 0.982</w:t>
+            </w:r>
+          </w:p>
+        </w:tc>
+        <w:tc>
+          <w:tcPr>
+            <w:tcW w:type="dxa" w:w="2340"/>
           </w:tcPr>
           <w:p>
             <w:r/>
@@ -15226,35 +16635,7 @@
               <w:rPr>
                 <w:sz w:val="16"/>
               </w:rPr>
-              <w:t>0.8</w:t>
-            </w:r>
-          </w:p>
-        </w:tc>
-        <w:tc>
-          <w:tcPr>
-            <w:tcW w:type="dxa" w:w="1560"/>
-          </w:tcPr>
-          <w:p>
-            <w:r/>
-            <w:r>
-              <w:rPr>
-                <w:sz w:val="16"/>
-              </w:rPr>
-              <w:t>0</w:t>
-            </w:r>
-          </w:p>
-        </w:tc>
-        <w:tc>
-          <w:tcPr>
-            <w:tcW w:type="dxa" w:w="1560"/>
-          </w:tcPr>
-          <w:p>
-            <w:r/>
-            <w:r>
-              <w:rPr>
-                <w:sz w:val="16"/>
-              </w:rPr>
-              <w:t>0.632</w:t>
+              <w:t>identical system ranking</w:t>
             </w:r>
           </w:p>
         </w:tc>
@@ -15262,7 +16643,7 @@
       <w:tr>
         <w:tc>
           <w:tcPr>
-            <w:tcW w:type="dxa" w:w="1560"/>
+            <w:tcW w:type="dxa" w:w="2340"/>
           </w:tcPr>
           <w:p>
             <w:r/>
@@ -15270,13 +16651,13 @@
               <w:rPr>
                 <w:sz w:val="16"/>
               </w:rPr>
-              <w:t>overall</w:t>
-            </w:r>
-          </w:p>
-        </w:tc>
-        <w:tc>
-          <w:tcPr>
-            <w:tcW w:type="dxa" w:w="1560"/>
+              <w:t>Two-judge vs three-judge panel mean (overall), 5 systems judged by all three</w:t>
+            </w:r>
+          </w:p>
+        </w:tc>
+        <w:tc>
+          <w:tcPr>
+            <w:tcW w:type="dxa" w:w="2340"/>
           </w:tcPr>
           <w:p>
             <w:r/>
@@ -15284,13 +16665,13 @@
               <w:rPr>
                 <w:sz w:val="16"/>
               </w:rPr>
-              <w:t>Nemotron 3 Ultra vs gpt-oss-120b</w:t>
-            </w:r>
-          </w:p>
-        </w:tc>
-        <w:tc>
-          <w:tcPr>
-            <w:tcW w:type="dxa" w:w="1560"/>
+              <w:t>320</w:t>
+            </w:r>
+          </w:p>
+        </w:tc>
+        <w:tc>
+          <w:tcPr>
+            <w:tcW w:type="dxa" w:w="2340"/>
           </w:tcPr>
           <w:p>
             <w:r/>
@@ -15298,13 +16679,13 @@
               <w:rPr>
                 <w:sz w:val="16"/>
               </w:rPr>
-              <w:t>320</w:t>
-            </w:r>
-          </w:p>
-        </w:tc>
-        <w:tc>
-          <w:tcPr>
-            <w:tcW w:type="dxa" w:w="1560"/>
+              <w:t>per-reply rho = 0.985</w:t>
+            </w:r>
+          </w:p>
+        </w:tc>
+        <w:tc>
+          <w:tcPr>
+            <w:tcW w:type="dxa" w:w="2340"/>
           </w:tcPr>
           <w:p>
             <w:r/>
@@ -15312,35 +16693,7 @@
               <w:rPr>
                 <w:sz w:val="16"/>
               </w:rPr>
-              <w:t>0.78</w:t>
-            </w:r>
-          </w:p>
-        </w:tc>
-        <w:tc>
-          <w:tcPr>
-            <w:tcW w:type="dxa" w:w="1560"/>
-          </w:tcPr>
-          <w:p>
-            <w:r/>
-            <w:r>
-              <w:rPr>
-                <w:sz w:val="16"/>
-              </w:rPr>
-              <w:t>0</w:t>
-            </w:r>
-          </w:p>
-        </w:tc>
-        <w:tc>
-          <w:tcPr>
-            <w:tcW w:type="dxa" w:w="1560"/>
-          </w:tcPr>
-          <w:p>
-            <w:r/>
-            <w:r>
-              <w:rPr>
-                <w:sz w:val="16"/>
-              </w:rPr>
-              <w:t>0.591</w:t>
+              <w:t>identical system ranking</w:t>
             </w:r>
           </w:p>
         </w:tc>
@@ -15348,7 +16701,7 @@
       <w:tr>
         <w:tc>
           <w:tcPr>
-            <w:tcW w:type="dxa" w:w="1560"/>
+            <w:tcW w:type="dxa" w:w="2340"/>
           </w:tcPr>
           <w:p>
             <w:r/>
@@ -15356,13 +16709,13 @@
               <w:rPr>
                 <w:sz w:val="16"/>
               </w:rPr>
-              <w:t>overall</w:t>
-            </w:r>
-          </w:p>
-        </w:tc>
-        <w:tc>
-          <w:tcPr>
-            <w:tcW w:type="dxa" w:w="1560"/>
+              <w:t>Three-judge agreement on empathy (all pairs), 5 systems</w:t>
+            </w:r>
+          </w:p>
+        </w:tc>
+        <w:tc>
+          <w:tcPr>
+            <w:tcW w:type="dxa" w:w="2340"/>
           </w:tcPr>
           <w:p>
             <w:r/>
@@ -15370,13 +16723,13 @@
               <w:rPr>
                 <w:sz w:val="16"/>
               </w:rPr>
-              <w:t>Mistral Large vs gpt-oss-120b</w:t>
-            </w:r>
-          </w:p>
-        </w:tc>
-        <w:tc>
-          <w:tcPr>
-            <w:tcW w:type="dxa" w:w="1560"/>
+              <w:t>320</w:t>
+            </w:r>
+          </w:p>
+        </w:tc>
+        <w:tc>
+          <w:tcPr>
+            <w:tcW w:type="dxa" w:w="2340"/>
           </w:tcPr>
           <w:p>
             <w:r/>
@@ -15384,198 +16737,16 @@
               <w:rPr>
                 <w:sz w:val="16"/>
               </w:rPr>
-              <w:t>320</w:t>
-            </w:r>
-          </w:p>
-        </w:tc>
-        <w:tc>
-          <w:tcPr>
-            <w:tcW w:type="dxa" w:w="1560"/>
-          </w:tcPr>
-          <w:p>
-            <w:r/>
-            <w:r>
-              <w:rPr>
-                <w:sz w:val="16"/>
-              </w:rPr>
-              <w:t>0.78</w:t>
-            </w:r>
-          </w:p>
-        </w:tc>
-        <w:tc>
-          <w:tcPr>
-            <w:tcW w:type="dxa" w:w="1560"/>
-          </w:tcPr>
-          <w:p>
-            <w:r/>
-            <w:r>
-              <w:rPr>
-                <w:sz w:val="16"/>
-              </w:rPr>
-              <w:t>0</w:t>
-            </w:r>
-          </w:p>
-        </w:tc>
-        <w:tc>
-          <w:tcPr>
-            <w:tcW w:type="dxa" w:w="1560"/>
-          </w:tcPr>
-          <w:p>
-            <w:r/>
-            <w:r>
-              <w:rPr>
-                <w:sz w:val="16"/>
-              </w:rPr>
-              <w:t>0.592</w:t>
-            </w:r>
-          </w:p>
-        </w:tc>
-      </w:tr>
-      <w:tr>
-        <w:tc>
-          <w:tcPr>
-            <w:tcW w:type="dxa" w:w="1560"/>
-          </w:tcPr>
-          <w:p>
-            <w:r/>
-            <w:r>
-              <w:rPr>
-                <w:sz w:val="16"/>
-              </w:rPr>
-              <w:t>overall (system level)</w:t>
-            </w:r>
-          </w:p>
-        </w:tc>
-        <w:tc>
-          <w:tcPr>
-            <w:tcW w:type="dxa" w:w="1560"/>
-          </w:tcPr>
-          <w:p>
-            <w:r/>
-            <w:r>
-              <w:rPr>
-                <w:sz w:val="16"/>
-              </w:rPr>
-              <w:t>Do all 3 judges rank the systems in the same order?</w:t>
-            </w:r>
-          </w:p>
-        </w:tc>
-        <w:tc>
-          <w:tcPr>
-            <w:tcW w:type="dxa" w:w="1560"/>
-          </w:tcPr>
-          <w:p>
-            <w:r/>
-            <w:r>
-              <w:rPr>
-                <w:sz w:val="16"/>
-              </w:rPr>
-              <w:t>5</w:t>
-            </w:r>
-          </w:p>
-        </w:tc>
-        <w:tc>
-          <w:tcPr>
-            <w:tcW w:type="dxa" w:w="1560"/>
-          </w:tcPr>
-          <w:p>
-            <w:r/>
-          </w:p>
-        </w:tc>
-        <w:tc>
-          <w:tcPr>
-            <w:tcW w:type="dxa" w:w="1560"/>
-          </w:tcPr>
-          <w:p>
-            <w:r/>
-          </w:p>
-        </w:tc>
-        <w:tc>
-          <w:tcPr>
-            <w:tcW w:type="dxa" w:w="1560"/>
-          </w:tcPr>
-          <w:p>
-            <w:r/>
-            <w:r>
-              <w:rPr>
-                <w:sz w:val="16"/>
-              </w:rPr>
-              <w:t>YES</w:t>
-            </w:r>
-          </w:p>
-        </w:tc>
-      </w:tr>
-      <w:tr>
-        <w:tc>
-          <w:tcPr>
-            <w:tcW w:type="dxa" w:w="1560"/>
-          </w:tcPr>
-          <w:p>
-            <w:r/>
-            <w:r>
-              <w:rPr>
-                <w:sz w:val="16"/>
-              </w:rPr>
-              <w:t>severity check</w:t>
-            </w:r>
-          </w:p>
-        </w:tc>
-        <w:tc>
-          <w:tcPr>
-            <w:tcW w:type="dxa" w:w="1560"/>
-          </w:tcPr>
-          <w:p>
-            <w:r/>
-            <w:r>
-              <w:rPr>
-                <w:sz w:val="16"/>
-              </w:rPr>
-              <w:t>System ranking unchanged after z-scoring each judge?</w:t>
-            </w:r>
-          </w:p>
-        </w:tc>
-        <w:tc>
-          <w:tcPr>
-            <w:tcW w:type="dxa" w:w="1560"/>
-          </w:tcPr>
-          <w:p>
-            <w:r/>
-            <w:r>
-              <w:rPr>
-                <w:sz w:val="16"/>
-              </w:rPr>
-              <w:t>320</w:t>
-            </w:r>
-          </w:p>
-        </w:tc>
-        <w:tc>
-          <w:tcPr>
-            <w:tcW w:type="dxa" w:w="1560"/>
-          </w:tcPr>
-          <w:p>
-            <w:r/>
-          </w:p>
-        </w:tc>
-        <w:tc>
-          <w:tcPr>
-            <w:tcW w:type="dxa" w:w="1560"/>
-          </w:tcPr>
-          <w:p>
-            <w:r/>
-          </w:p>
-        </w:tc>
-        <w:tc>
-          <w:tcPr>
-            <w:tcW w:type="dxa" w:w="1560"/>
-          </w:tcPr>
-          <w:p>
-            <w:r/>
-            <w:r>
-              <w:rPr>
-                <w:sz w:val="16"/>
-              </w:rPr>
-              <w:t>YES</w:t>
-            </w:r>
+              <w:t>rho = 0.75 to 0.79</w:t>
+            </w:r>
+          </w:p>
+        </w:tc>
+        <w:tc>
+          <w:tcPr>
+            <w:tcW w:type="dxa" w:w="2340"/>
+          </w:tcPr>
+          <w:p>
+            <w:r/>
           </w:p>
         </w:tc>
       </w:tr>
@@ -15587,7 +16758,7 @@
           <w:i/>
           <w:sz w:val="20"/>
         </w:rPr>
-        <w:t>Table 5.20: Agreement between the three AI judges</w:t>
+        <w:t>Table 5.20: Agreement between the AI judges and comparison of the two-judge and three-judge panels</w:t>
       </w:r>
     </w:p>
     <w:p>

--- a/writing/Chapter 5 - 5.3 Statistical Analysis/FINAL_TEXT.docx
+++ b/writing/Chapter 5 - 5.3 Statistical Analysis/FINAL_TEXT.docx
@@ -129,7 +129,7 @@
         <w:t>Rule adherence does not significantly exceed that of the same-size single model after correction.</w:t>
       </w:r>
       <w:r>
-        <w:t xml:space="preserve"> The final system follows all rules in 60.0% of replies, compared with 51.3% for the same-size single model, a difference of 8.7 points (CI [+1.0, +16.3]). The unadjusted p-value is 0.032, but after Holm correction it is 0.095, so this difference is not claimed. The final system is significantly better than zero-shot prompting (+41.0 points), the fine-tuned model (+60.0) and the retrieval-augmented pipeline (+16.3), and does not differ significantly from the initial pipeline (-3.7) or from top-1 prompting with Phi-4-mini (-5.3). On the one-question rule alone, it is significantly better than the same-size single model (+19.0 points, p &lt; 0.001).</w:t>
+        <w:t xml:space="preserve"> The final system follows all rules in 60.0% of replies, compared with 51.3% for the same-size single model, a difference of 8.7 points (CI [+1.0, +16.3]). The unadjusted p-value is 0.032, but after Holm correction it is 0.095, so this difference is not claimed. The final system is significantly better than zero-shot prompting (+41.0 points), the fine-tuned model (+37.7) and the retrieval-augmented pipeline (+16.3), and does not differ significantly from the initial pipeline (-3.7) or from top-1 prompting with Phi-4-mini (-5.3). On the one-question rule alone, it is significantly better than the same-size single model (+19.0 points, p &lt; 0.001).</w:t>
       </w:r>
     </w:p>
     <w:p>
@@ -922,7 +922,7 @@
               <w:rPr>
                 <w:sz w:val="13"/>
               </w:rPr>
-              <w:t>0</w:t>
+              <w:t>22.33</w:t>
             </w:r>
           </w:p>
         </w:tc>
@@ -936,7 +936,7 @@
               <w:rPr>
                 <w:sz w:val="13"/>
               </w:rPr>
-              <w:t>60</w:t>
+              <w:t>37.67</w:t>
             </w:r>
           </w:p>
         </w:tc>
@@ -950,7 +950,7 @@
               <w:rPr>
                 <w:sz w:val="13"/>
               </w:rPr>
-              <w:t>[+54.33, +65.67]</w:t>
+              <w:t>[+30.33, +45.00]</w:t>
             </w:r>
           </w:p>
         </w:tc>
@@ -1616,7 +1616,7 @@
               <w:rPr>
                 <w:sz w:val="13"/>
               </w:rPr>
-              <w:t>0.72</w:t>
+              <w:t>0.48</w:t>
             </w:r>
           </w:p>
         </w:tc>
@@ -2014,7 +2014,7 @@
               <w:rPr>
                 <w:sz w:val="13"/>
               </w:rPr>
-              <w:t>68.67</w:t>
+              <w:t>30</w:t>
             </w:r>
           </w:p>
         </w:tc>
@@ -2028,7 +2028,7 @@
               <w:rPr>
                 <w:sz w:val="13"/>
               </w:rPr>
-              <w:t>-2.33</w:t>
+              <w:t>36.33</w:t>
             </w:r>
           </w:p>
         </w:tc>
@@ -2042,7 +2042,7 @@
               <w:rPr>
                 <w:sz w:val="13"/>
               </w:rPr>
-              <w:t>[-9.67, +5.00]</w:t>
+              <w:t>[+29.00, +43.67]</w:t>
             </w:r>
           </w:p>
         </w:tc>
@@ -2070,7 +2070,7 @@
               <w:rPr>
                 <w:sz w:val="13"/>
               </w:rPr>
-              <w:t>0.59</w:t>
+              <w:t>0</w:t>
             </w:r>
           </w:p>
         </w:tc>
@@ -2084,7 +2084,7 @@
               <w:rPr>
                 <w:sz w:val="13"/>
               </w:rPr>
-              <w:t>0.72</w:t>
+              <w:t>0</w:t>
             </w:r>
           </w:p>
         </w:tc>
@@ -2098,7 +2098,7 @@
               <w:rPr>
                 <w:sz w:val="13"/>
               </w:rPr>
-              <w:t>no</w:t>
+              <w:t>YES</w:t>
             </w:r>
           </w:p>
         </w:tc>
@@ -2240,7 +2240,7 @@
               <w:rPr>
                 <w:sz w:val="13"/>
               </w:rPr>
-              <w:t>0.72</w:t>
+              <w:t>0.48</w:t>
             </w:r>
           </w:p>
         </w:tc>
@@ -2396,7 +2396,7 @@
               <w:rPr>
                 <w:sz w:val="13"/>
               </w:rPr>
-              <w:t>0.06</w:t>
+              <w:t>0.05</w:t>
             </w:r>
           </w:p>
         </w:tc>
@@ -2552,7 +2552,7 @@
               <w:rPr>
                 <w:sz w:val="13"/>
               </w:rPr>
-              <w:t>0.53</w:t>
+              <w:t>0.4</w:t>
             </w:r>
           </w:p>
         </w:tc>
@@ -3106,7 +3106,7 @@
               <w:rPr>
                 <w:sz w:val="13"/>
               </w:rPr>
-              <w:t>1.67</w:t>
+              <w:t>74</w:t>
             </w:r>
           </w:p>
         </w:tc>
@@ -3120,7 +3120,7 @@
               <w:rPr>
                 <w:sz w:val="13"/>
               </w:rPr>
-              <w:t>91</w:t>
+              <w:t>18.67</w:t>
             </w:r>
           </w:p>
         </w:tc>
@@ -3134,7 +3134,7 @@
               <w:rPr>
                 <w:sz w:val="13"/>
               </w:rPr>
-              <w:t>[+87.67, +94.00]</w:t>
+              <w:t>[+12.67, +24.67]</w:t>
             </w:r>
           </w:p>
         </w:tc>
@@ -4198,7 +4198,7 @@
               <w:rPr>
                 <w:sz w:val="13"/>
               </w:rPr>
-              <w:t>20</w:t>
+              <w:t>18.33</w:t>
             </w:r>
           </w:p>
         </w:tc>
@@ -4212,7 +4212,7 @@
               <w:rPr>
                 <w:sz w:val="13"/>
               </w:rPr>
-              <w:t>16.67</w:t>
+              <w:t>18.33</w:t>
             </w:r>
           </w:p>
         </w:tc>
@@ -4226,7 +4226,7 @@
               <w:rPr>
                 <w:sz w:val="13"/>
               </w:rPr>
-              <w:t>[+10.67, +22.67]</w:t>
+              <w:t>[+12.33, +24.33]</w:t>
             </w:r>
           </w:p>
         </w:tc>
@@ -5290,7 +5290,7 @@
               <w:rPr>
                 <w:sz w:val="13"/>
               </w:rPr>
-              <w:t>4.19</w:t>
+              <w:t>3.36</w:t>
             </w:r>
           </w:p>
         </w:tc>
@@ -5304,7 +5304,7 @@
               <w:rPr>
                 <w:sz w:val="13"/>
               </w:rPr>
-              <w:t>0.86</w:t>
+              <w:t>1.69</w:t>
             </w:r>
           </w:p>
         </w:tc>
@@ -5318,7 +5318,7 @@
               <w:rPr>
                 <w:sz w:val="13"/>
               </w:rPr>
-              <w:t>[+0.72, +0.99]</w:t>
+              <w:t>[+1.48, +1.90]</w:t>
             </w:r>
           </w:p>
         </w:tc>
@@ -10991,7 +10991,7 @@
               <w:rPr>
                 <w:sz w:val="16"/>
               </w:rPr>
-              <w:t>200.7</w:t>
+              <w:t>10</w:t>
             </w:r>
           </w:p>
         </w:tc>
@@ -11005,7 +11005,7 @@
               <w:rPr>
                 <w:sz w:val="16"/>
               </w:rPr>
-              <w:t>1.3</w:t>
+              <w:t>100</w:t>
             </w:r>
           </w:p>
         </w:tc>
@@ -11019,7 +11019,7 @@
               <w:rPr>
                 <w:sz w:val="16"/>
               </w:rPr>
-              <w:t>4.19</w:t>
+              <w:t>3.36</w:t>
             </w:r>
           </w:p>
         </w:tc>
@@ -11033,7 +11033,7 @@
               <w:rPr>
                 <w:sz w:val="16"/>
               </w:rPr>
-              <w:t>0.23</w:t>
+              <w:t>0.57</w:t>
             </w:r>
           </w:p>
         </w:tc>
@@ -11850,7 +11850,7 @@
         <w:spacing w:after="120"/>
       </w:pPr>
       <w:r>
-        <w:t xml:space="preserve">Because several conclusions rely on WASSA scores, we examined how far they can be trusted, using the 448 replies of the seven systems that were also scored by both AI judges (Table 5.18). At the </w:t>
+        <w:t xml:space="preserve">Because several conclusions rely on WASSA scores, we examined how far they can be trusted, using the 384 replies of the six systems that were also scored by both AI judges (Table 5.18). At the </w:t>
       </w:r>
       <w:r>
         <w:rPr>
@@ -11859,7 +11859,7 @@
         <w:t>system level</w:t>
       </w:r>
       <w:r>
-        <w:t xml:space="preserve">, WASSA ranks the seven systems in nearly the same order as the judges' mean empathy score (Spearman rho = 0.96); the only difference is that the same-size single model and top-1 Phi-4-mini prompting exchange places. At the </w:t>
+        <w:t xml:space="preserve">, WASSA ranks the six systems in nearly the same order as the judges' mean empathy score (Spearman rho = 0.94); the only difference is that the same-size single model and top-1 Phi-4-mini prompting exchange places. At the </w:t>
       </w:r>
       <w:r>
         <w:rPr>
@@ -11868,7 +11868,7 @@
         <w:t>reply level</w:t>
       </w:r>
       <w:r>
-        <w:t xml:space="preserve">, agreement is modest (rho = 0.31, p &lt; 0.001) and persists after controlling for reply length (partial rho = 0.34), showing that it is not merely a shared preference for longer replies. </w:t>
+        <w:t xml:space="preserve">, agreement is weak but significant (rho = 0.25, p &lt; 0.001) and persists after controlling for reply length (partial rho = 0.24), showing that it is not merely a shared preference for longer replies. </w:t>
       </w:r>
       <w:r>
         <w:rPr>
@@ -11877,7 +11877,17 @@
         <w:t>Within a single system</w:t>
       </w:r>
       <w:r>
-        <w:t>, however, agreement is weak (rho = 0.05 to 0.26, significant in only two of the seven systems), compared with 0.73 between the two judges. We therefore use WASSA only to compare system averages over 300 conversations, the purpose for which this evidence supports it, and never to judge individual replies. The provenance of the model, a peer-reviewed ACL 2024 shared-task system trained on human ratings of conversation turns and correlating with human ratings at r = 0.544 [14], [15], and its limitations are listed in the same table.</w:t>
+        <w:t xml:space="preserve">, agreement is weak (rho = 0.05 to 0.26, significant in only two of the six systems), compared with 0.60 between the two judges. </w:t>
+      </w:r>
+      <w:r>
+        <w:rPr>
+          <w:b/>
+          <w:color w:val="B03A00"/>
+        </w:rPr>
+        <w:t>[[PENDING: recompute with the corrected fine-tuned baseline once both judges have scored it.]]</w:t>
+      </w:r>
+      <w:r>
+        <w:t xml:space="preserve"> We therefore use WASSA only to compare system averages over 300 conversations, the purpose for which this evidence supports it, and never to judge individual replies. The provenance of the model, a peer-reviewed ACL 2024 shared-task system trained on human ratings of conversation turns and correlating with human ratings at r = 0.544 [14], [15], and its limitations are listed in the same table.</w:t>
       </w:r>
     </w:p>
     <w:tbl>
@@ -12289,7 +12299,7 @@
               <w:rPr>
                 <w:sz w:val="16"/>
               </w:rPr>
-              <w:t>System-level ranking vs AI-judge panel (7 systems)</w:t>
+              <w:t>System-level ranking vs AI-judge panel (6 systems)</w:t>
             </w:r>
           </w:p>
         </w:tc>
@@ -12303,7 +12313,7 @@
               <w:rPr>
                 <w:sz w:val="16"/>
               </w:rPr>
-              <w:t>Spearman rho = 0.96</w:t>
+              <w:t>Spearman rho = 0.94</w:t>
             </w:r>
           </w:p>
         </w:tc>
@@ -12361,7 +12371,7 @@
               <w:rPr>
                 <w:sz w:val="16"/>
               </w:rPr>
-              <w:t>rho = 0.31 (p = 1.5e-11, N = 448)</w:t>
+              <w:t>rho = 0.25 (p = 4.9e-07, N = 384)</w:t>
             </w:r>
           </w:p>
         </w:tc>
@@ -12419,7 +12429,7 @@
               <w:rPr>
                 <w:sz w:val="16"/>
               </w:rPr>
-              <w:t>partial rho = 0.34 (p = 2.9e-13)</w:t>
+              <w:t>partial rho = 0.24 (p = 1.4e-06)</w:t>
             </w:r>
           </w:p>
         </w:tc>
@@ -12477,7 +12487,7 @@
               <w:rPr>
                 <w:sz w:val="16"/>
               </w:rPr>
-              <w:t>rho = 0.05 to 0.26; 2 of 7 significant</w:t>
+              <w:t>rho = 0.05 to 0.26; 2 of 6 significant</w:t>
             </w:r>
           </w:p>
         </w:tc>
@@ -12535,7 +12545,7 @@
               <w:rPr>
                 <w:sz w:val="16"/>
               </w:rPr>
-              <w:t>rho = 0.73</w:t>
+              <w:t>rho = 0.60</w:t>
             </w:r>
           </w:p>
         </w:tc>
@@ -12646,7 +12656,17 @@
         <w:t>Against the same-size single model, the final system is rated significantly higher</w:t>
       </w:r>
       <w:r>
-        <w:t xml:space="preserve"> for empathy (+0.70, 95% CI [+0.39, +1.01], adjusted p &lt; 0.001), relevance (+0.44, [+0.01, +0.86], p = 0.023) and overall (+0.44, [+0.17, +0.72], p = 0.001), while safety does not differ significantly. It is also rated significantly higher overall than the initial pipeline (+0.65), zero-shot prompting (+1.18) and the fine-tuned model (+4.24), with all adjusted p &lt; 0.001. </w:t>
+        <w:t xml:space="preserve"> for empathy (+0.70, 95% CI [+0.39, +1.01], adjusted p &lt; 0.001), relevance (+0.44, [+0.01, +0.86], p = 0.023) and overall (+0.44, [+0.17, +0.72], p = 0.001), while safety does not differ significantly. It is also rated significantly higher overall than the initial pipeline (+0.65), and zero-shot prompting (+1.18), with all adjusted p &lt; 0.001. </w:t>
+      </w:r>
+      <w:r>
+        <w:rPr>
+          <w:b/>
+          <w:color w:val="B03A00"/>
+        </w:rPr>
+        <w:t>[[PENDING: comparison with the corrected fine-tuned baseline.]]</w:t>
+      </w:r>
+      <w:r>
+        <w:t xml:space="preserve"> </w:t>
       </w:r>
       <w:r>
         <w:rPr>
@@ -12672,7 +12692,7 @@
         <w:spacing w:after="120"/>
       </w:pPr>
       <w:r>
-        <w:t>The two judges agree well with each other (Table 5.20). Across the 448 replies of the seven systems, the Spearman correlation between Nemotron 3 Ultra and gpt-oss-120b is 0.73 for empathy and 0.74 for the overall score, and 0.60 when the clearly deficient fine-tuned system is excluded. The judges rank the seven systems in the same order, except that the final system and top-1 Phi-4-mini, whose panel scores differ by only 0.03, exchange second and third place (rank correlation 0.96). Mistral Large, originally the third judge, scored the five systems built first but became unavailable before the final systems could be judged. Rather than compare systems scored by different panels, we compare every system on the two judges that scored all of them. On the 320 replies scored by all three judges, the two-judge and three-judge averages correlate at 0.98 for both empathy and the overall score and rank the five systems identically, and the three judges agree with one another at 0.75 to 0.79 on empathy. Removing the third judge therefore does not change the conclusions. This agreement is consistent with the reduced bias expected from a panel of judges drawn from different model families [35].</w:t>
+        <w:t>The two judges agree well with each other (Table 5.20). Across the 384 replies of the six judged systems, the Spearman correlation between Nemotron 3 Ultra and gpt-oss-120b is 0.60 for both empathy and the overall score. The judges rank the six systems in the same order, except that the final system and top-1 Phi-4-mini, whose panel scores differ by only 0.03, exchange second and third place (rank correlation 0.94). Mistral Large, originally the third judge, scored the five systems built first but became unavailable before the final systems could be judged. Rather than compare systems scored by different panels, we compare every system on the two judges that scored all of them. On the 256 replies of the four systems scored by all three judges (excluding the original, flawed fine-tuned run), the two-judge and three-judge averages correlate at 0.97 for both empathy and the overall score and rank the four systems identically, and the three judges agree with one another at 0.57 to 0.63 on empathy. Removing the third judge therefore does not change the conclusions. This agreement is consistent with the reduced bias expected from a panel of judges drawn from different model families [35].</w:t>
       </w:r>
     </w:p>
     <w:tbl>
@@ -12920,7 +12940,7 @@
               <w:rPr>
                 <w:sz w:val="13"/>
               </w:rPr>
-              <w:t>Single model, same size: Qwen2.5-1.5B detects + responds</w:t>
+              <w:t>Single model, bigger: Qwen2.5-7B (4-bit) detects + responds</w:t>
             </w:r>
           </w:p>
         </w:tc>
@@ -12962,7 +12982,7 @@
               <w:rPr>
                 <w:sz w:val="13"/>
               </w:rPr>
-              <w:t>7.15</w:t>
+              <w:t>8.15</w:t>
             </w:r>
           </w:p>
         </w:tc>
@@ -12976,7 +12996,7 @@
               <w:rPr>
                 <w:sz w:val="13"/>
               </w:rPr>
-              <w:t>0.7</w:t>
+              <w:t>-0.3</w:t>
             </w:r>
           </w:p>
         </w:tc>
@@ -12990,7 +13010,7 @@
               <w:rPr>
                 <w:sz w:val="13"/>
               </w:rPr>
-              <w:t>[+0.39, +1.01]</w:t>
+              <w:t>[-0.55, -0.07]</w:t>
             </w:r>
           </w:p>
         </w:tc>
@@ -13004,7 +13024,7 @@
               <w:rPr>
                 <w:sz w:val="13"/>
               </w:rPr>
-              <w:t>0</w:t>
+              <w:t>0.02</w:t>
             </w:r>
           </w:p>
         </w:tc>
@@ -13018,7 +13038,7 @@
               <w:rPr>
                 <w:sz w:val="13"/>
               </w:rPr>
-              <w:t>0</w:t>
+              <w:t>0.05</w:t>
             </w:r>
           </w:p>
         </w:tc>
@@ -13062,7 +13082,7 @@
               <w:rPr>
                 <w:sz w:val="13"/>
               </w:rPr>
-              <w:t>Single model, bigger: Qwen2.5-7B (4-bit) detects + responds</w:t>
+              <w:t>RoBERTa d1 + Phi-4-mini d2 (top-1 emotion)</w:t>
             </w:r>
           </w:p>
         </w:tc>
@@ -13104,7 +13124,7 @@
               <w:rPr>
                 <w:sz w:val="13"/>
               </w:rPr>
-              <w:t>8.15</w:t>
+              <w:t>7.84</w:t>
             </w:r>
           </w:p>
         </w:tc>
@@ -13118,7 +13138,7 @@
               <w:rPr>
                 <w:sz w:val="13"/>
               </w:rPr>
-              <w:t>-0.3</w:t>
+              <w:t>0.01</w:t>
             </w:r>
           </w:p>
         </w:tc>
@@ -13132,7 +13152,7 @@
               <w:rPr>
                 <w:sz w:val="13"/>
               </w:rPr>
-              <w:t>[-0.55, -0.07]</w:t>
+              <w:t>[-0.23, +0.25]</w:t>
             </w:r>
           </w:p>
         </w:tc>
@@ -13146,7 +13166,7 @@
               <w:rPr>
                 <w:sz w:val="13"/>
               </w:rPr>
-              <w:t>0.02</w:t>
+              <w:t>0.96</w:t>
             </w:r>
           </w:p>
         </w:tc>
@@ -13160,7 +13180,7 @@
               <w:rPr>
                 <w:sz w:val="13"/>
               </w:rPr>
-              <w:t>0.05</w:t>
+              <w:t>0.96</w:t>
             </w:r>
           </w:p>
         </w:tc>
@@ -13174,7 +13194,7 @@
               <w:rPr>
                 <w:sz w:val="13"/>
               </w:rPr>
-              <w:t>YES</w:t>
+              <w:t>no</w:t>
             </w:r>
           </w:p>
         </w:tc>
@@ -13204,7 +13224,7 @@
               <w:rPr>
                 <w:sz w:val="13"/>
               </w:rPr>
-              <w:t>RoBERTa d1 + Phi-4-mini d2 (top-1 emotion)</w:t>
+              <w:t>Single model, same size: Qwen2.5-1.5B detects + responds</w:t>
             </w:r>
           </w:p>
         </w:tc>
@@ -13246,7 +13266,7 @@
               <w:rPr>
                 <w:sz w:val="13"/>
               </w:rPr>
-              <w:t>7.84</w:t>
+              <w:t>7.15</w:t>
             </w:r>
           </w:p>
         </w:tc>
@@ -13260,7 +13280,7 @@
               <w:rPr>
                 <w:sz w:val="13"/>
               </w:rPr>
-              <w:t>0.01</w:t>
+              <w:t>0.7</w:t>
             </w:r>
           </w:p>
         </w:tc>
@@ -13274,7 +13294,7 @@
               <w:rPr>
                 <w:sz w:val="13"/>
               </w:rPr>
-              <w:t>[-0.23, +0.25]</w:t>
+              <w:t>[+0.39, +1.01]</w:t>
             </w:r>
           </w:p>
         </w:tc>
@@ -13288,7 +13308,7 @@
               <w:rPr>
                 <w:sz w:val="13"/>
               </w:rPr>
-              <w:t>0.96</w:t>
+              <w:t>0</w:t>
             </w:r>
           </w:p>
         </w:tc>
@@ -13302,7 +13322,7 @@
               <w:rPr>
                 <w:sz w:val="13"/>
               </w:rPr>
-              <w:t>0.96</w:t>
+              <w:t>0</w:t>
             </w:r>
           </w:p>
         </w:tc>
@@ -13316,7 +13336,7 @@
               <w:rPr>
                 <w:sz w:val="13"/>
               </w:rPr>
-              <w:t>no</w:t>
+              <w:t>YES</w:t>
             </w:r>
           </w:p>
         </w:tc>
@@ -13616,7 +13636,7 @@
               <w:rPr>
                 <w:sz w:val="13"/>
               </w:rPr>
-              <w:t>empathy</w:t>
+              <w:t>relevance</w:t>
             </w:r>
           </w:p>
         </w:tc>
@@ -13630,7 +13650,7 @@
               <w:rPr>
                 <w:sz w:val="13"/>
               </w:rPr>
-              <w:t>Monolithic LoRA fine-tuned Qwen2.5-1.5B (no detector)</w:t>
+              <w:t>Single model, bigger: Qwen2.5-7B (4-bit) detects + responds</w:t>
             </w:r>
           </w:p>
         </w:tc>
@@ -13658,7 +13678,7 @@
               <w:rPr>
                 <w:sz w:val="13"/>
               </w:rPr>
-              <w:t>7.84</w:t>
+              <w:t>8.45</w:t>
             </w:r>
           </w:p>
         </w:tc>
@@ -13672,7 +13692,7 @@
               <w:rPr>
                 <w:sz w:val="13"/>
               </w:rPr>
-              <w:t>3.44</w:t>
+              <w:t>8.68</w:t>
             </w:r>
           </w:p>
         </w:tc>
@@ -13686,7 +13706,7 @@
               <w:rPr>
                 <w:sz w:val="13"/>
               </w:rPr>
-              <w:t>4.41</w:t>
+              <w:t>-0.23</w:t>
             </w:r>
           </w:p>
         </w:tc>
@@ -13700,7 +13720,7 @@
               <w:rPr>
                 <w:sz w:val="13"/>
               </w:rPr>
-              <w:t>[+4.05, +4.76]</w:t>
+              <w:t>[-0.47, +0.02]</w:t>
             </w:r>
           </w:p>
         </w:tc>
@@ -13714,7 +13734,7 @@
               <w:rPr>
                 <w:sz w:val="13"/>
               </w:rPr>
-              <w:t>0</w:t>
+              <w:t>0.04</w:t>
             </w:r>
           </w:p>
         </w:tc>
@@ -13728,7 +13748,7 @@
               <w:rPr>
                 <w:sz w:val="13"/>
               </w:rPr>
-              <w:t>0</w:t>
+              <w:t>0.08</w:t>
             </w:r>
           </w:p>
         </w:tc>
@@ -13742,7 +13762,7 @@
               <w:rPr>
                 <w:sz w:val="13"/>
               </w:rPr>
-              <w:t>YES</w:t>
+              <w:t>no</w:t>
             </w:r>
           </w:p>
         </w:tc>
@@ -13772,7 +13792,7 @@
               <w:rPr>
                 <w:sz w:val="13"/>
               </w:rPr>
-              <w:t>Single model, same size: Qwen2.5-1.5B detects + responds</w:t>
+              <w:t>RoBERTa d1 + Phi-4-mini d2 (top-1 emotion)</w:t>
             </w:r>
           </w:p>
         </w:tc>
@@ -13814,7 +13834,7 @@
               <w:rPr>
                 <w:sz w:val="13"/>
               </w:rPr>
-              <w:t>8.02</w:t>
+              <w:t>8.29</w:t>
             </w:r>
           </w:p>
         </w:tc>
@@ -13828,7 +13848,7 @@
               <w:rPr>
                 <w:sz w:val="13"/>
               </w:rPr>
-              <w:t>0.44</w:t>
+              <w:t>0.16</w:t>
             </w:r>
           </w:p>
         </w:tc>
@@ -13842,7 +13862,7 @@
               <w:rPr>
                 <w:sz w:val="13"/>
               </w:rPr>
-              <w:t>[+0.01, +0.86]</w:t>
+              <w:t>[-0.13, +0.45]</w:t>
             </w:r>
           </w:p>
         </w:tc>
@@ -13856,7 +13876,7 @@
               <w:rPr>
                 <w:sz w:val="13"/>
               </w:rPr>
-              <w:t>0.01</w:t>
+              <w:t>0.31</w:t>
             </w:r>
           </w:p>
         </w:tc>
@@ -13870,7 +13890,7 @@
               <w:rPr>
                 <w:sz w:val="13"/>
               </w:rPr>
-              <w:t>0.02</w:t>
+              <w:t>0.31</w:t>
             </w:r>
           </w:p>
         </w:tc>
@@ -13884,7 +13904,7 @@
               <w:rPr>
                 <w:sz w:val="13"/>
               </w:rPr>
-              <w:t>YES</w:t>
+              <w:t>no</w:t>
             </w:r>
           </w:p>
         </w:tc>
@@ -13914,7 +13934,7 @@
               <w:rPr>
                 <w:sz w:val="13"/>
               </w:rPr>
-              <w:t>Single model, bigger: Qwen2.5-7B (4-bit) detects + responds</w:t>
+              <w:t>Single model, same size: Qwen2.5-1.5B detects + responds</w:t>
             </w:r>
           </w:p>
         </w:tc>
@@ -13956,7 +13976,7 @@
               <w:rPr>
                 <w:sz w:val="13"/>
               </w:rPr>
-              <w:t>8.68</w:t>
+              <w:t>8.02</w:t>
             </w:r>
           </w:p>
         </w:tc>
@@ -13970,7 +13990,7 @@
               <w:rPr>
                 <w:sz w:val="13"/>
               </w:rPr>
-              <w:t>-0.23</w:t>
+              <w:t>0.44</w:t>
             </w:r>
           </w:p>
         </w:tc>
@@ -13984,7 +14004,7 @@
               <w:rPr>
                 <w:sz w:val="13"/>
               </w:rPr>
-              <w:t>[-0.47, +0.02]</w:t>
+              <w:t>[+0.01, +0.86]</w:t>
             </w:r>
           </w:p>
         </w:tc>
@@ -13998,7 +14018,7 @@
               <w:rPr>
                 <w:sz w:val="13"/>
               </w:rPr>
-              <w:t>0.04</w:t>
+              <w:t>0.01</w:t>
             </w:r>
           </w:p>
         </w:tc>
@@ -14012,7 +14032,7 @@
               <w:rPr>
                 <w:sz w:val="13"/>
               </w:rPr>
-              <w:t>0.08</w:t>
+              <w:t>0.02</w:t>
             </w:r>
           </w:p>
         </w:tc>
@@ -14026,7 +14046,7 @@
               <w:rPr>
                 <w:sz w:val="13"/>
               </w:rPr>
-              <w:t>no</w:t>
+              <w:t>YES</w:t>
             </w:r>
           </w:p>
         </w:tc>
@@ -14056,7 +14076,7 @@
               <w:rPr>
                 <w:sz w:val="13"/>
               </w:rPr>
-              <w:t>RoBERTa d1 + Phi-4-mini d2 (top-1 emotion)</w:t>
+              <w:t>Initial pipeline: GPT-2 Medium d1 + Qwen2.5-1.5B d2</w:t>
             </w:r>
           </w:p>
         </w:tc>
@@ -14098,7 +14118,7 @@
               <w:rPr>
                 <w:sz w:val="13"/>
               </w:rPr>
-              <w:t>8.29</w:t>
+              <w:t>7.63</w:t>
             </w:r>
           </w:p>
         </w:tc>
@@ -14112,7 +14132,7 @@
               <w:rPr>
                 <w:sz w:val="13"/>
               </w:rPr>
-              <w:t>0.16</w:t>
+              <w:t>0.82</w:t>
             </w:r>
           </w:p>
         </w:tc>
@@ -14126,7 +14146,7 @@
               <w:rPr>
                 <w:sz w:val="13"/>
               </w:rPr>
-              <w:t>[-0.13, +0.45]</w:t>
+              <w:t>[+0.45, +1.20]</w:t>
             </w:r>
           </w:p>
         </w:tc>
@@ -14140,7 +14160,7 @@
               <w:rPr>
                 <w:sz w:val="13"/>
               </w:rPr>
-              <w:t>0.31</w:t>
+              <w:t>0</w:t>
             </w:r>
           </w:p>
         </w:tc>
@@ -14154,7 +14174,7 @@
               <w:rPr>
                 <w:sz w:val="13"/>
               </w:rPr>
-              <w:t>0.31</w:t>
+              <w:t>0</w:t>
             </w:r>
           </w:p>
         </w:tc>
@@ -14168,7 +14188,7 @@
               <w:rPr>
                 <w:sz w:val="13"/>
               </w:rPr>
-              <w:t>no</w:t>
+              <w:t>YES</w:t>
             </w:r>
           </w:p>
         </w:tc>
@@ -14198,7 +14218,7 @@
               <w:rPr>
                 <w:sz w:val="13"/>
               </w:rPr>
-              <w:t>Initial pipeline: GPT-2 Medium d1 + Qwen2.5-1.5B d2</w:t>
+              <w:t>Zero-shot Qwen2.5-1.5B (no detector, generic prompt)</w:t>
             </w:r>
           </w:p>
         </w:tc>
@@ -14240,7 +14260,7 @@
               <w:rPr>
                 <w:sz w:val="13"/>
               </w:rPr>
-              <w:t>7.63</w:t>
+              <w:t>7.23</w:t>
             </w:r>
           </w:p>
         </w:tc>
@@ -14254,7 +14274,7 @@
               <w:rPr>
                 <w:sz w:val="13"/>
               </w:rPr>
-              <w:t>0.82</w:t>
+              <w:t>1.23</w:t>
             </w:r>
           </w:p>
         </w:tc>
@@ -14268,7 +14288,7 @@
               <w:rPr>
                 <w:sz w:val="13"/>
               </w:rPr>
-              <w:t>[+0.45, +1.20]</w:t>
+              <w:t>[+0.68, +1.73]</w:t>
             </w:r>
           </w:p>
         </w:tc>
@@ -14326,7 +14346,7 @@
               <w:rPr>
                 <w:sz w:val="13"/>
               </w:rPr>
-              <w:t>relevance</w:t>
+              <w:t>safety</w:t>
             </w:r>
           </w:p>
         </w:tc>
@@ -14340,7 +14360,7 @@
               <w:rPr>
                 <w:sz w:val="13"/>
               </w:rPr>
-              <w:t>Zero-shot Qwen2.5-1.5B (no detector, generic prompt)</w:t>
+              <w:t>Single model, bigger: Qwen2.5-7B (4-bit) detects + responds</w:t>
             </w:r>
           </w:p>
         </w:tc>
@@ -14368,7 +14388,7 @@
               <w:rPr>
                 <w:sz w:val="13"/>
               </w:rPr>
-              <w:t>8.45</w:t>
+              <w:t>9.76</w:t>
             </w:r>
           </w:p>
         </w:tc>
@@ -14382,7 +14402,7 @@
               <w:rPr>
                 <w:sz w:val="13"/>
               </w:rPr>
-              <w:t>7.23</w:t>
+              <w:t>9.86</w:t>
             </w:r>
           </w:p>
         </w:tc>
@@ -14396,7 +14416,7 @@
               <w:rPr>
                 <w:sz w:val="13"/>
               </w:rPr>
-              <w:t>1.23</w:t>
+              <w:t>-0.1</w:t>
             </w:r>
           </w:p>
         </w:tc>
@@ -14410,7 +14430,7 @@
               <w:rPr>
                 <w:sz w:val="13"/>
               </w:rPr>
-              <w:t>[+0.68, +1.73]</w:t>
+              <w:t>[-0.23, +0.02]</w:t>
             </w:r>
           </w:p>
         </w:tc>
@@ -14424,7 +14444,7 @@
               <w:rPr>
                 <w:sz w:val="13"/>
               </w:rPr>
-              <w:t>0</w:t>
+              <w:t>0.13</w:t>
             </w:r>
           </w:p>
         </w:tc>
@@ -14438,7 +14458,7 @@
               <w:rPr>
                 <w:sz w:val="13"/>
               </w:rPr>
-              <w:t>0</w:t>
+              <w:t>0.39</w:t>
             </w:r>
           </w:p>
         </w:tc>
@@ -14452,7 +14472,7 @@
               <w:rPr>
                 <w:sz w:val="13"/>
               </w:rPr>
-              <w:t>YES</w:t>
+              <w:t>no</w:t>
             </w:r>
           </w:p>
         </w:tc>
@@ -14468,7 +14488,7 @@
               <w:rPr>
                 <w:sz w:val="13"/>
               </w:rPr>
-              <w:t>relevance</w:t>
+              <w:t>safety</w:t>
             </w:r>
           </w:p>
         </w:tc>
@@ -14482,7 +14502,7 @@
               <w:rPr>
                 <w:sz w:val="13"/>
               </w:rPr>
-              <w:t>Monolithic LoRA fine-tuned Qwen2.5-1.5B (no detector)</w:t>
+              <w:t>RoBERTa d1 + Phi-4-mini d2 (top-1 emotion)</w:t>
             </w:r>
           </w:p>
         </w:tc>
@@ -14510,7 +14530,7 @@
               <w:rPr>
                 <w:sz w:val="13"/>
               </w:rPr>
-              <w:t>8.45</w:t>
+              <w:t>9.76</w:t>
             </w:r>
           </w:p>
         </w:tc>
@@ -14524,7 +14544,7 @@
               <w:rPr>
                 <w:sz w:val="13"/>
               </w:rPr>
-              <w:t>3.92</w:t>
+              <w:t>9.81</w:t>
             </w:r>
           </w:p>
         </w:tc>
@@ -14538,7 +14558,7 @@
               <w:rPr>
                 <w:sz w:val="13"/>
               </w:rPr>
-              <w:t>4.53</w:t>
+              <w:t>-0.05</w:t>
             </w:r>
           </w:p>
         </w:tc>
@@ -14552,7 +14572,7 @@
               <w:rPr>
                 <w:sz w:val="13"/>
               </w:rPr>
-              <w:t>[+4.12, +4.93]</w:t>
+              <w:t>[-0.17, +0.06]</w:t>
             </w:r>
           </w:p>
         </w:tc>
@@ -14566,7 +14586,7 @@
               <w:rPr>
                 <w:sz w:val="13"/>
               </w:rPr>
-              <w:t>0</w:t>
+              <w:t>0.36</w:t>
             </w:r>
           </w:p>
         </w:tc>
@@ -14580,7 +14600,7 @@
               <w:rPr>
                 <w:sz w:val="13"/>
               </w:rPr>
-              <w:t>0</w:t>
+              <w:t>0.39</w:t>
             </w:r>
           </w:p>
         </w:tc>
@@ -14594,7 +14614,7 @@
               <w:rPr>
                 <w:sz w:val="13"/>
               </w:rPr>
-              <w:t>YES</w:t>
+              <w:t>no</w:t>
             </w:r>
           </w:p>
         </w:tc>
@@ -14766,7 +14786,7 @@
               <w:rPr>
                 <w:sz w:val="13"/>
               </w:rPr>
-              <w:t>Single model, bigger: Qwen2.5-7B (4-bit) detects + responds</w:t>
+              <w:t>Initial pipeline: GPT-2 Medium d1 + Qwen2.5-1.5B d2</w:t>
             </w:r>
           </w:p>
         </w:tc>
@@ -14808,7 +14828,7 @@
               <w:rPr>
                 <w:sz w:val="13"/>
               </w:rPr>
-              <w:t>9.86</w:t>
+              <w:t>9.5</w:t>
             </w:r>
           </w:p>
         </w:tc>
@@ -14822,7 +14842,7 @@
               <w:rPr>
                 <w:sz w:val="13"/>
               </w:rPr>
-              <w:t>-0.1</w:t>
+              <w:t>0.26</w:t>
             </w:r>
           </w:p>
         </w:tc>
@@ -14836,7 +14856,7 @@
               <w:rPr>
                 <w:sz w:val="13"/>
               </w:rPr>
-              <w:t>[-0.23, +0.02]</w:t>
+              <w:t>[+0.01, +0.55]</w:t>
             </w:r>
           </w:p>
         </w:tc>
@@ -14850,7 +14870,7 @@
               <w:rPr>
                 <w:sz w:val="13"/>
               </w:rPr>
-              <w:t>0.13</w:t>
+              <w:t>0.18</w:t>
             </w:r>
           </w:p>
         </w:tc>
@@ -14908,7 +14928,7 @@
               <w:rPr>
                 <w:sz w:val="13"/>
               </w:rPr>
-              <w:t>RoBERTa d1 + Phi-4-mini d2 (top-1 emotion)</w:t>
+              <w:t>Zero-shot Qwen2.5-1.5B (no detector, generic prompt)</w:t>
             </w:r>
           </w:p>
         </w:tc>
@@ -14950,7 +14970,7 @@
               <w:rPr>
                 <w:sz w:val="13"/>
               </w:rPr>
-              <w:t>9.81</w:t>
+              <w:t>9.31</w:t>
             </w:r>
           </w:p>
         </w:tc>
@@ -14964,7 +14984,7 @@
               <w:rPr>
                 <w:sz w:val="13"/>
               </w:rPr>
-              <w:t>-0.05</w:t>
+              <w:t>0.45</w:t>
             </w:r>
           </w:p>
         </w:tc>
@@ -14978,7 +14998,7 @@
               <w:rPr>
                 <w:sz w:val="13"/>
               </w:rPr>
-              <w:t>[-0.17, +0.06]</w:t>
+              <w:t>[+0.23, +0.66]</w:t>
             </w:r>
           </w:p>
         </w:tc>
@@ -14992,7 +15012,7 @@
               <w:rPr>
                 <w:sz w:val="13"/>
               </w:rPr>
-              <w:t>0.36</w:t>
+              <w:t>0</w:t>
             </w:r>
           </w:p>
         </w:tc>
@@ -15006,7 +15026,7 @@
               <w:rPr>
                 <w:sz w:val="13"/>
               </w:rPr>
-              <w:t>0.39</w:t>
+              <w:t>0</w:t>
             </w:r>
           </w:p>
         </w:tc>
@@ -15020,7 +15040,7 @@
               <w:rPr>
                 <w:sz w:val="13"/>
               </w:rPr>
-              <w:t>no</w:t>
+              <w:t>YES</w:t>
             </w:r>
           </w:p>
         </w:tc>
@@ -15036,7 +15056,7 @@
               <w:rPr>
                 <w:sz w:val="13"/>
               </w:rPr>
-              <w:t>safety</w:t>
+              <w:t>overall</w:t>
             </w:r>
           </w:p>
         </w:tc>
@@ -15050,7 +15070,7 @@
               <w:rPr>
                 <w:sz w:val="13"/>
               </w:rPr>
-              <w:t>Initial pipeline: GPT-2 Medium d1 + Qwen2.5-1.5B d2</w:t>
+              <w:t>Single model, bigger: Qwen2.5-7B (4-bit) detects + responds</w:t>
             </w:r>
           </w:p>
         </w:tc>
@@ -15078,7 +15098,7 @@
               <w:rPr>
                 <w:sz w:val="13"/>
               </w:rPr>
-              <w:t>9.76</w:t>
+              <w:t>8.68</w:t>
             </w:r>
           </w:p>
         </w:tc>
@@ -15092,7 +15112,7 @@
               <w:rPr>
                 <w:sz w:val="13"/>
               </w:rPr>
-              <w:t>9.5</w:t>
+              <w:t>8.9</w:t>
             </w:r>
           </w:p>
         </w:tc>
@@ -15106,7 +15126,7 @@
               <w:rPr>
                 <w:sz w:val="13"/>
               </w:rPr>
-              <w:t>0.26</w:t>
+              <w:t>-0.21</w:t>
             </w:r>
           </w:p>
         </w:tc>
@@ -15120,7 +15140,7 @@
               <w:rPr>
                 <w:sz w:val="13"/>
               </w:rPr>
-              <w:t>[+0.01, +0.55]</w:t>
+              <w:t>[-0.40, -0.03]</w:t>
             </w:r>
           </w:p>
         </w:tc>
@@ -15134,7 +15154,7 @@
               <w:rPr>
                 <w:sz w:val="13"/>
               </w:rPr>
-              <w:t>0.18</w:t>
+              <w:t>0.04</w:t>
             </w:r>
           </w:p>
         </w:tc>
@@ -15148,7 +15168,7 @@
               <w:rPr>
                 <w:sz w:val="13"/>
               </w:rPr>
-              <w:t>0.39</w:t>
+              <w:t>0.07</w:t>
             </w:r>
           </w:p>
         </w:tc>
@@ -15178,7 +15198,7 @@
               <w:rPr>
                 <w:sz w:val="13"/>
               </w:rPr>
-              <w:t>safety</w:t>
+              <w:t>overall</w:t>
             </w:r>
           </w:p>
         </w:tc>
@@ -15192,7 +15212,7 @@
               <w:rPr>
                 <w:sz w:val="13"/>
               </w:rPr>
-              <w:t>Zero-shot Qwen2.5-1.5B (no detector, generic prompt)</w:t>
+              <w:t>RoBERTa d1 + Phi-4-mini d2 (top-1 emotion)</w:t>
             </w:r>
           </w:p>
         </w:tc>
@@ -15220,7 +15240,7 @@
               <w:rPr>
                 <w:sz w:val="13"/>
               </w:rPr>
-              <w:t>9.76</w:t>
+              <w:t>8.68</w:t>
             </w:r>
           </w:p>
         </w:tc>
@@ -15234,7 +15254,7 @@
               <w:rPr>
                 <w:sz w:val="13"/>
               </w:rPr>
-              <w:t>9.31</w:t>
+              <w:t>8.65</w:t>
             </w:r>
           </w:p>
         </w:tc>
@@ -15248,7 +15268,7 @@
               <w:rPr>
                 <w:sz w:val="13"/>
               </w:rPr>
-              <w:t>0.45</w:t>
+              <w:t>0.04</w:t>
             </w:r>
           </w:p>
         </w:tc>
@@ -15262,7 +15282,7 @@
               <w:rPr>
                 <w:sz w:val="13"/>
               </w:rPr>
-              <w:t>[+0.23, +0.66]</w:t>
+              <w:t>[-0.16, +0.24]</w:t>
             </w:r>
           </w:p>
         </w:tc>
@@ -15276,7 +15296,7 @@
               <w:rPr>
                 <w:sz w:val="13"/>
               </w:rPr>
-              <w:t>0</w:t>
+              <w:t>0.71</w:t>
             </w:r>
           </w:p>
         </w:tc>
@@ -15290,7 +15310,7 @@
               <w:rPr>
                 <w:sz w:val="13"/>
               </w:rPr>
-              <w:t>0</w:t>
+              <w:t>0.71</w:t>
             </w:r>
           </w:p>
         </w:tc>
@@ -15304,7 +15324,7 @@
               <w:rPr>
                 <w:sz w:val="13"/>
               </w:rPr>
-              <w:t>YES</w:t>
+              <w:t>no</w:t>
             </w:r>
           </w:p>
         </w:tc>
@@ -15320,7 +15340,7 @@
               <w:rPr>
                 <w:sz w:val="13"/>
               </w:rPr>
-              <w:t>safety</w:t>
+              <w:t>overall</w:t>
             </w:r>
           </w:p>
         </w:tc>
@@ -15334,7 +15354,7 @@
               <w:rPr>
                 <w:sz w:val="13"/>
               </w:rPr>
-              <w:t>Monolithic LoRA fine-tuned Qwen2.5-1.5B (no detector)</w:t>
+              <w:t>Single model, same size: Qwen2.5-1.5B detects + responds</w:t>
             </w:r>
           </w:p>
         </w:tc>
@@ -15362,7 +15382,7 @@
               <w:rPr>
                 <w:sz w:val="13"/>
               </w:rPr>
-              <w:t>9.76</w:t>
+              <w:t>8.68</w:t>
             </w:r>
           </w:p>
         </w:tc>
@@ -15376,7 +15396,7 @@
               <w:rPr>
                 <w:sz w:val="13"/>
               </w:rPr>
-              <w:t>5.97</w:t>
+              <w:t>8.24</w:t>
             </w:r>
           </w:p>
         </w:tc>
@@ -15390,7 +15410,7 @@
               <w:rPr>
                 <w:sz w:val="13"/>
               </w:rPr>
-              <w:t>3.79</w:t>
+              <w:t>0.44</w:t>
             </w:r>
           </w:p>
         </w:tc>
@@ -15404,7 +15424,7 @@
               <w:rPr>
                 <w:sz w:val="13"/>
               </w:rPr>
-              <w:t>[+3.40, +4.20]</w:t>
+              <w:t>[+0.17, +0.72]</w:t>
             </w:r>
           </w:p>
         </w:tc>
@@ -15476,7 +15496,7 @@
               <w:rPr>
                 <w:sz w:val="13"/>
               </w:rPr>
-              <w:t>Single model, same size: Qwen2.5-1.5B detects + responds</w:t>
+              <w:t>Initial pipeline: GPT-2 Medium d1 + Qwen2.5-1.5B d2</w:t>
             </w:r>
           </w:p>
         </w:tc>
@@ -15518,7 +15538,7 @@
               <w:rPr>
                 <w:sz w:val="13"/>
               </w:rPr>
-              <w:t>8.24</w:t>
+              <w:t>8.04</w:t>
             </w:r>
           </w:p>
         </w:tc>
@@ -15532,7 +15552,7 @@
               <w:rPr>
                 <w:sz w:val="13"/>
               </w:rPr>
-              <w:t>0.44</w:t>
+              <w:t>0.65</w:t>
             </w:r>
           </w:p>
         </w:tc>
@@ -15546,7 +15566,7 @@
               <w:rPr>
                 <w:sz w:val="13"/>
               </w:rPr>
-              <w:t>[+0.17, +0.72]</w:t>
+              <w:t>[+0.35, +0.96]</w:t>
             </w:r>
           </w:p>
         </w:tc>
@@ -15618,7 +15638,7 @@
               <w:rPr>
                 <w:sz w:val="13"/>
               </w:rPr>
-              <w:t>Single model, bigger: Qwen2.5-7B (4-bit) detects + responds</w:t>
+              <w:t>Zero-shot Qwen2.5-1.5B (no detector, generic prompt)</w:t>
             </w:r>
           </w:p>
         </w:tc>
@@ -15660,7 +15680,7 @@
               <w:rPr>
                 <w:sz w:val="13"/>
               </w:rPr>
-              <w:t>8.9</w:t>
+              <w:t>7.51</w:t>
             </w:r>
           </w:p>
         </w:tc>
@@ -15674,7 +15694,7 @@
               <w:rPr>
                 <w:sz w:val="13"/>
               </w:rPr>
-              <w:t>-0.21</w:t>
+              <w:t>1.18</w:t>
             </w:r>
           </w:p>
         </w:tc>
@@ -15688,575 +15708,7 @@
               <w:rPr>
                 <w:sz w:val="13"/>
               </w:rPr>
-              <w:t>[-0.40, -0.03]</w:t>
-            </w:r>
-          </w:p>
-        </w:tc>
-        <w:tc>
-          <w:tcPr>
-            <w:tcW w:type="dxa" w:w="936"/>
-          </w:tcPr>
-          <w:p>
-            <w:r/>
-            <w:r>
-              <w:rPr>
-                <w:sz w:val="13"/>
-              </w:rPr>
-              <w:t>0.04</w:t>
-            </w:r>
-          </w:p>
-        </w:tc>
-        <w:tc>
-          <w:tcPr>
-            <w:tcW w:type="dxa" w:w="936"/>
-          </w:tcPr>
-          <w:p>
-            <w:r/>
-            <w:r>
-              <w:rPr>
-                <w:sz w:val="13"/>
-              </w:rPr>
-              <w:t>0.07</w:t>
-            </w:r>
-          </w:p>
-        </w:tc>
-        <w:tc>
-          <w:tcPr>
-            <w:tcW w:type="dxa" w:w="936"/>
-          </w:tcPr>
-          <w:p>
-            <w:r/>
-            <w:r>
-              <w:rPr>
-                <w:sz w:val="13"/>
-              </w:rPr>
-              <w:t>no</w:t>
-            </w:r>
-          </w:p>
-        </w:tc>
-      </w:tr>
-      <w:tr>
-        <w:tc>
-          <w:tcPr>
-            <w:tcW w:type="dxa" w:w="936"/>
-          </w:tcPr>
-          <w:p>
-            <w:r/>
-            <w:r>
-              <w:rPr>
-                <w:sz w:val="13"/>
-              </w:rPr>
-              <w:t>overall</w:t>
-            </w:r>
-          </w:p>
-        </w:tc>
-        <w:tc>
-          <w:tcPr>
-            <w:tcW w:type="dxa" w:w="936"/>
-          </w:tcPr>
-          <w:p>
-            <w:r/>
-            <w:r>
-              <w:rPr>
-                <w:sz w:val="13"/>
-              </w:rPr>
-              <w:t>RoBERTa d1 + Phi-4-mini d2 (top-1 emotion)</w:t>
-            </w:r>
-          </w:p>
-        </w:tc>
-        <w:tc>
-          <w:tcPr>
-            <w:tcW w:type="dxa" w:w="936"/>
-          </w:tcPr>
-          <w:p>
-            <w:r/>
-            <w:r>
-              <w:rPr>
-                <w:sz w:val="13"/>
-              </w:rPr>
-              <w:t>64</w:t>
-            </w:r>
-          </w:p>
-        </w:tc>
-        <w:tc>
-          <w:tcPr>
-            <w:tcW w:type="dxa" w:w="936"/>
-          </w:tcPr>
-          <w:p>
-            <w:r/>
-            <w:r>
-              <w:rPr>
-                <w:sz w:val="13"/>
-              </w:rPr>
-              <w:t>8.68</w:t>
-            </w:r>
-          </w:p>
-        </w:tc>
-        <w:tc>
-          <w:tcPr>
-            <w:tcW w:type="dxa" w:w="936"/>
-          </w:tcPr>
-          <w:p>
-            <w:r/>
-            <w:r>
-              <w:rPr>
-                <w:sz w:val="13"/>
-              </w:rPr>
-              <w:t>8.65</w:t>
-            </w:r>
-          </w:p>
-        </w:tc>
-        <w:tc>
-          <w:tcPr>
-            <w:tcW w:type="dxa" w:w="936"/>
-          </w:tcPr>
-          <w:p>
-            <w:r/>
-            <w:r>
-              <w:rPr>
-                <w:sz w:val="13"/>
-              </w:rPr>
-              <w:t>0.04</w:t>
-            </w:r>
-          </w:p>
-        </w:tc>
-        <w:tc>
-          <w:tcPr>
-            <w:tcW w:type="dxa" w:w="936"/>
-          </w:tcPr>
-          <w:p>
-            <w:r/>
-            <w:r>
-              <w:rPr>
-                <w:sz w:val="13"/>
-              </w:rPr>
-              <w:t>[-0.16, +0.24]</w:t>
-            </w:r>
-          </w:p>
-        </w:tc>
-        <w:tc>
-          <w:tcPr>
-            <w:tcW w:type="dxa" w:w="936"/>
-          </w:tcPr>
-          <w:p>
-            <w:r/>
-            <w:r>
-              <w:rPr>
-                <w:sz w:val="13"/>
-              </w:rPr>
-              <w:t>0.71</w:t>
-            </w:r>
-          </w:p>
-        </w:tc>
-        <w:tc>
-          <w:tcPr>
-            <w:tcW w:type="dxa" w:w="936"/>
-          </w:tcPr>
-          <w:p>
-            <w:r/>
-            <w:r>
-              <w:rPr>
-                <w:sz w:val="13"/>
-              </w:rPr>
-              <w:t>0.71</w:t>
-            </w:r>
-          </w:p>
-        </w:tc>
-        <w:tc>
-          <w:tcPr>
-            <w:tcW w:type="dxa" w:w="936"/>
-          </w:tcPr>
-          <w:p>
-            <w:r/>
-            <w:r>
-              <w:rPr>
-                <w:sz w:val="13"/>
-              </w:rPr>
-              <w:t>no</w:t>
-            </w:r>
-          </w:p>
-        </w:tc>
-      </w:tr>
-      <w:tr>
-        <w:tc>
-          <w:tcPr>
-            <w:tcW w:type="dxa" w:w="936"/>
-          </w:tcPr>
-          <w:p>
-            <w:r/>
-            <w:r>
-              <w:rPr>
-                <w:sz w:val="13"/>
-              </w:rPr>
-              <w:t>overall</w:t>
-            </w:r>
-          </w:p>
-        </w:tc>
-        <w:tc>
-          <w:tcPr>
-            <w:tcW w:type="dxa" w:w="936"/>
-          </w:tcPr>
-          <w:p>
-            <w:r/>
-            <w:r>
-              <w:rPr>
-                <w:sz w:val="13"/>
-              </w:rPr>
-              <w:t>Initial pipeline: GPT-2 Medium d1 + Qwen2.5-1.5B d2</w:t>
-            </w:r>
-          </w:p>
-        </w:tc>
-        <w:tc>
-          <w:tcPr>
-            <w:tcW w:type="dxa" w:w="936"/>
-          </w:tcPr>
-          <w:p>
-            <w:r/>
-            <w:r>
-              <w:rPr>
-                <w:sz w:val="13"/>
-              </w:rPr>
-              <w:t>64</w:t>
-            </w:r>
-          </w:p>
-        </w:tc>
-        <w:tc>
-          <w:tcPr>
-            <w:tcW w:type="dxa" w:w="936"/>
-          </w:tcPr>
-          <w:p>
-            <w:r/>
-            <w:r>
-              <w:rPr>
-                <w:sz w:val="13"/>
-              </w:rPr>
-              <w:t>8.68</w:t>
-            </w:r>
-          </w:p>
-        </w:tc>
-        <w:tc>
-          <w:tcPr>
-            <w:tcW w:type="dxa" w:w="936"/>
-          </w:tcPr>
-          <w:p>
-            <w:r/>
-            <w:r>
-              <w:rPr>
-                <w:sz w:val="13"/>
-              </w:rPr>
-              <w:t>8.04</w:t>
-            </w:r>
-          </w:p>
-        </w:tc>
-        <w:tc>
-          <w:tcPr>
-            <w:tcW w:type="dxa" w:w="936"/>
-          </w:tcPr>
-          <w:p>
-            <w:r/>
-            <w:r>
-              <w:rPr>
-                <w:sz w:val="13"/>
-              </w:rPr>
-              <w:t>0.65</w:t>
-            </w:r>
-          </w:p>
-        </w:tc>
-        <w:tc>
-          <w:tcPr>
-            <w:tcW w:type="dxa" w:w="936"/>
-          </w:tcPr>
-          <w:p>
-            <w:r/>
-            <w:r>
-              <w:rPr>
-                <w:sz w:val="13"/>
-              </w:rPr>
-              <w:t>[+0.35, +0.96]</w:t>
-            </w:r>
-          </w:p>
-        </w:tc>
-        <w:tc>
-          <w:tcPr>
-            <w:tcW w:type="dxa" w:w="936"/>
-          </w:tcPr>
-          <w:p>
-            <w:r/>
-            <w:r>
-              <w:rPr>
-                <w:sz w:val="13"/>
-              </w:rPr>
-              <w:t>0</w:t>
-            </w:r>
-          </w:p>
-        </w:tc>
-        <w:tc>
-          <w:tcPr>
-            <w:tcW w:type="dxa" w:w="936"/>
-          </w:tcPr>
-          <w:p>
-            <w:r/>
-            <w:r>
-              <w:rPr>
-                <w:sz w:val="13"/>
-              </w:rPr>
-              <w:t>0</w:t>
-            </w:r>
-          </w:p>
-        </w:tc>
-        <w:tc>
-          <w:tcPr>
-            <w:tcW w:type="dxa" w:w="936"/>
-          </w:tcPr>
-          <w:p>
-            <w:r/>
-            <w:r>
-              <w:rPr>
-                <w:sz w:val="13"/>
-              </w:rPr>
-              <w:t>YES</w:t>
-            </w:r>
-          </w:p>
-        </w:tc>
-      </w:tr>
-      <w:tr>
-        <w:tc>
-          <w:tcPr>
-            <w:tcW w:type="dxa" w:w="936"/>
-          </w:tcPr>
-          <w:p>
-            <w:r/>
-            <w:r>
-              <w:rPr>
-                <w:sz w:val="13"/>
-              </w:rPr>
-              <w:t>overall</w:t>
-            </w:r>
-          </w:p>
-        </w:tc>
-        <w:tc>
-          <w:tcPr>
-            <w:tcW w:type="dxa" w:w="936"/>
-          </w:tcPr>
-          <w:p>
-            <w:r/>
-            <w:r>
-              <w:rPr>
-                <w:sz w:val="13"/>
-              </w:rPr>
-              <w:t>Zero-shot Qwen2.5-1.5B (no detector, generic prompt)</w:t>
-            </w:r>
-          </w:p>
-        </w:tc>
-        <w:tc>
-          <w:tcPr>
-            <w:tcW w:type="dxa" w:w="936"/>
-          </w:tcPr>
-          <w:p>
-            <w:r/>
-            <w:r>
-              <w:rPr>
-                <w:sz w:val="13"/>
-              </w:rPr>
-              <w:t>64</w:t>
-            </w:r>
-          </w:p>
-        </w:tc>
-        <w:tc>
-          <w:tcPr>
-            <w:tcW w:type="dxa" w:w="936"/>
-          </w:tcPr>
-          <w:p>
-            <w:r/>
-            <w:r>
-              <w:rPr>
-                <w:sz w:val="13"/>
-              </w:rPr>
-              <w:t>8.68</w:t>
-            </w:r>
-          </w:p>
-        </w:tc>
-        <w:tc>
-          <w:tcPr>
-            <w:tcW w:type="dxa" w:w="936"/>
-          </w:tcPr>
-          <w:p>
-            <w:r/>
-            <w:r>
-              <w:rPr>
-                <w:sz w:val="13"/>
-              </w:rPr>
-              <w:t>7.51</w:t>
-            </w:r>
-          </w:p>
-        </w:tc>
-        <w:tc>
-          <w:tcPr>
-            <w:tcW w:type="dxa" w:w="936"/>
-          </w:tcPr>
-          <w:p>
-            <w:r/>
-            <w:r>
-              <w:rPr>
-                <w:sz w:val="13"/>
-              </w:rPr>
-              <w:t>1.18</w:t>
-            </w:r>
-          </w:p>
-        </w:tc>
-        <w:tc>
-          <w:tcPr>
-            <w:tcW w:type="dxa" w:w="936"/>
-          </w:tcPr>
-          <w:p>
-            <w:r/>
-            <w:r>
-              <w:rPr>
-                <w:sz w:val="13"/>
-              </w:rPr>
               <w:t>[+0.83, +1.51]</w:t>
-            </w:r>
-          </w:p>
-        </w:tc>
-        <w:tc>
-          <w:tcPr>
-            <w:tcW w:type="dxa" w:w="936"/>
-          </w:tcPr>
-          <w:p>
-            <w:r/>
-            <w:r>
-              <w:rPr>
-                <w:sz w:val="13"/>
-              </w:rPr>
-              <w:t>0</w:t>
-            </w:r>
-          </w:p>
-        </w:tc>
-        <w:tc>
-          <w:tcPr>
-            <w:tcW w:type="dxa" w:w="936"/>
-          </w:tcPr>
-          <w:p>
-            <w:r/>
-            <w:r>
-              <w:rPr>
-                <w:sz w:val="13"/>
-              </w:rPr>
-              <w:t>0</w:t>
-            </w:r>
-          </w:p>
-        </w:tc>
-        <w:tc>
-          <w:tcPr>
-            <w:tcW w:type="dxa" w:w="936"/>
-          </w:tcPr>
-          <w:p>
-            <w:r/>
-            <w:r>
-              <w:rPr>
-                <w:sz w:val="13"/>
-              </w:rPr>
-              <w:t>YES</w:t>
-            </w:r>
-          </w:p>
-        </w:tc>
-      </w:tr>
-      <w:tr>
-        <w:tc>
-          <w:tcPr>
-            <w:tcW w:type="dxa" w:w="936"/>
-          </w:tcPr>
-          <w:p>
-            <w:r/>
-            <w:r>
-              <w:rPr>
-                <w:sz w:val="13"/>
-              </w:rPr>
-              <w:t>overall</w:t>
-            </w:r>
-          </w:p>
-        </w:tc>
-        <w:tc>
-          <w:tcPr>
-            <w:tcW w:type="dxa" w:w="936"/>
-          </w:tcPr>
-          <w:p>
-            <w:r/>
-            <w:r>
-              <w:rPr>
-                <w:sz w:val="13"/>
-              </w:rPr>
-              <w:t>Monolithic LoRA fine-tuned Qwen2.5-1.5B (no detector)</w:t>
-            </w:r>
-          </w:p>
-        </w:tc>
-        <w:tc>
-          <w:tcPr>
-            <w:tcW w:type="dxa" w:w="936"/>
-          </w:tcPr>
-          <w:p>
-            <w:r/>
-            <w:r>
-              <w:rPr>
-                <w:sz w:val="13"/>
-              </w:rPr>
-              <w:t>64</w:t>
-            </w:r>
-          </w:p>
-        </w:tc>
-        <w:tc>
-          <w:tcPr>
-            <w:tcW w:type="dxa" w:w="936"/>
-          </w:tcPr>
-          <w:p>
-            <w:r/>
-            <w:r>
-              <w:rPr>
-                <w:sz w:val="13"/>
-              </w:rPr>
-              <w:t>8.68</w:t>
-            </w:r>
-          </w:p>
-        </w:tc>
-        <w:tc>
-          <w:tcPr>
-            <w:tcW w:type="dxa" w:w="936"/>
-          </w:tcPr>
-          <w:p>
-            <w:r/>
-            <w:r>
-              <w:rPr>
-                <w:sz w:val="13"/>
-              </w:rPr>
-              <w:t>4.44</w:t>
-            </w:r>
-          </w:p>
-        </w:tc>
-        <w:tc>
-          <w:tcPr>
-            <w:tcW w:type="dxa" w:w="936"/>
-          </w:tcPr>
-          <w:p>
-            <w:r/>
-            <w:r>
-              <w:rPr>
-                <w:sz w:val="13"/>
-              </w:rPr>
-              <w:t>4.24</w:t>
-            </w:r>
-          </w:p>
-        </w:tc>
-        <w:tc>
-          <w:tcPr>
-            <w:tcW w:type="dxa" w:w="936"/>
-          </w:tcPr>
-          <w:p>
-            <w:r/>
-            <w:r>
-              <w:rPr>
-                <w:sz w:val="13"/>
-              </w:rPr>
-              <w:t>[+3.93, +4.55]</w:t>
             </w:r>
           </w:p>
         </w:tc>
@@ -16433,7 +15885,7 @@
               <w:rPr>
                 <w:sz w:val="16"/>
               </w:rPr>
-              <w:t>448</w:t>
+              <w:t>384</w:t>
             </w:r>
           </w:p>
         </w:tc>
@@ -16447,7 +15899,7 @@
               <w:rPr>
                 <w:sz w:val="16"/>
               </w:rPr>
-              <w:t>rho = 0.731 (p = 5.7e-76)</w:t>
+              <w:t>rho = 0.596 (p = 3.0e-38)</w:t>
             </w:r>
           </w:p>
         </w:tc>
@@ -16491,7 +15943,7 @@
               <w:rPr>
                 <w:sz w:val="16"/>
               </w:rPr>
-              <w:t>448</w:t>
+              <w:t>384</w:t>
             </w:r>
           </w:p>
         </w:tc>
@@ -16505,7 +15957,7 @@
               <w:rPr>
                 <w:sz w:val="16"/>
               </w:rPr>
-              <w:t>rho = 0.745 (p = 2.8e-80)</w:t>
+              <w:t>rho = 0.604 (p = 1.6e-39)</w:t>
             </w:r>
           </w:p>
         </w:tc>
@@ -16535,7 +15987,7 @@
               <w:rPr>
                 <w:sz w:val="16"/>
               </w:rPr>
-              <w:t>Do both judges rank the 7 systems in the same order (overall)?</w:t>
+              <w:t>Do both judges rank the 6 systems in the same order (overall)?</w:t>
             </w:r>
           </w:p>
         </w:tc>
@@ -16549,7 +16001,7 @@
               <w:rPr>
                 <w:sz w:val="16"/>
               </w:rPr>
-              <w:t>7</w:t>
+              <w:t>6</w:t>
             </w:r>
           </w:p>
         </w:tc>
@@ -16577,7 +16029,7 @@
               <w:rPr>
                 <w:sz w:val="16"/>
               </w:rPr>
-              <w:t>rank rho = 0.96</w:t>
+              <w:t>rank rho = 0.94</w:t>
             </w:r>
           </w:p>
         </w:tc>
@@ -16593,7 +16045,7 @@
               <w:rPr>
                 <w:sz w:val="16"/>
               </w:rPr>
-              <w:t>Two-judge vs three-judge panel mean (empathy), 5 systems judged by all three</w:t>
+              <w:t>Two-judge vs three-judge panel mean (empathy), 4 systems judged by all three</w:t>
             </w:r>
           </w:p>
         </w:tc>
@@ -16607,7 +16059,7 @@
               <w:rPr>
                 <w:sz w:val="16"/>
               </w:rPr>
-              <w:t>320</w:t>
+              <w:t>256</w:t>
             </w:r>
           </w:p>
         </w:tc>
@@ -16621,7 +16073,7 @@
               <w:rPr>
                 <w:sz w:val="16"/>
               </w:rPr>
-              <w:t>per-reply rho = 0.982</w:t>
+              <w:t>per-reply rho = 0.970</w:t>
             </w:r>
           </w:p>
         </w:tc>
@@ -16651,7 +16103,7 @@
               <w:rPr>
                 <w:sz w:val="16"/>
               </w:rPr>
-              <w:t>Two-judge vs three-judge panel mean (overall), 5 systems judged by all three</w:t>
+              <w:t>Two-judge vs three-judge panel mean (overall), 4 systems judged by all three</w:t>
             </w:r>
           </w:p>
         </w:tc>
@@ -16665,7 +16117,7 @@
               <w:rPr>
                 <w:sz w:val="16"/>
               </w:rPr>
-              <w:t>320</w:t>
+              <w:t>256</w:t>
             </w:r>
           </w:p>
         </w:tc>
@@ -16679,7 +16131,7 @@
               <w:rPr>
                 <w:sz w:val="16"/>
               </w:rPr>
-              <w:t>per-reply rho = 0.985</w:t>
+              <w:t>per-reply rho = 0.973</w:t>
             </w:r>
           </w:p>
         </w:tc>
@@ -16709,7 +16161,7 @@
               <w:rPr>
                 <w:sz w:val="16"/>
               </w:rPr>
-              <w:t>Three-judge agreement on empathy (all pairs), 5 systems</w:t>
+              <w:t>Three-judge agreement on empathy (all pairs), 4 systems</w:t>
             </w:r>
           </w:p>
         </w:tc>
@@ -16723,7 +16175,7 @@
               <w:rPr>
                 <w:sz w:val="16"/>
               </w:rPr>
-              <w:t>320</w:t>
+              <w:t>256</w:t>
             </w:r>
           </w:p>
         </w:tc>
@@ -16737,7 +16189,7 @@
               <w:rPr>
                 <w:sz w:val="16"/>
               </w:rPr>
-              <w:t>rho = 0.75 to 0.79</w:t>
+              <w:t>rho = 0.57 to 0.63</w:t>
             </w:r>
           </w:p>
         </w:tc>

--- a/writing/Chapter 5 - 5.3 Statistical Analysis/FINAL_TEXT.docx
+++ b/writing/Chapter 5 - 5.3 Statistical Analysis/FINAL_TEXT.docx
@@ -115,7 +115,16 @@
         <w:t>Empathy and emotion fidelity improve significantly over comparable designs.</w:t>
       </w:r>
       <w:r>
-        <w:t xml:space="preserve"> The final system's WASSA score exceeds that of every baseline except the larger single model: it is higher than the same-size single model by 0.21 points (95% CI [+0.08, +0.35], adjusted p = 0.012), the initial pipeline by 0.25 points ([+0.10, +0.39], p = 0.003), and the same generator with top-1 prompting by 0.16 points ([+0.05, +0.26], p = 0.008). Emotion validation is also higher than for every baseline except the larger single model, by 8.3 to 16.7 percentage points (all adjusted p &lt; 0.013). The difference from the larger single model, 4.3 points, is not significant (p = 0.19).</w:t>
+        <w:t xml:space="preserve"> The final system's WASSA score exceeds that of every baseline except the larger single model: it is higher than the same-size single model by 0.21 points (95% CI [+0.08, +0.35], adjusted p = 0.012), the initial pipeline by 0.25 points ([+0.10, +0.39], p = 0.003), and the same generator with top-1 prompting by 0.16 points ([+0.05, +0.26], p = 0.008) and </w:t>
+      </w:r>
+      <w:r>
+        <w:rPr>
+          <w:b/>
+        </w:rPr>
+        <w:t>the same generator used alone as a single model by 0.30 points</w:t>
+      </w:r>
+      <w:r>
+        <w:t xml:space="preserve"> ([+0.19, +0.41], p &lt; 0.001). Emotion validation is also higher than for every baseline except the larger single model, by 8.3 to 18.3 percentage points (all adjusted p &lt; 0.013), including 9.7 points over the same generator used alone (p = 0.007). The difference from the larger single model, 4.3 points, is not significant (p = 0.19). Because the single-model baseline on the same generator scores no better than the 1.5-billion-parameter one on these two measures, the gains are attributable to the decoupled design rather than to generator size (Section 5.4.9).</w:t>
       </w:r>
     </w:p>
     <w:p>
@@ -129,7 +138,16 @@
         <w:t>Rule adherence does not significantly exceed that of the same-size single model after correction.</w:t>
       </w:r>
       <w:r>
-        <w:t xml:space="preserve"> The final system follows all rules in 60.0% of replies, compared with 51.3% for the same-size single model, a difference of 8.7 points (CI [+1.0, +16.3]). The unadjusted p-value is 0.032, but after Holm correction it is 0.095, so this difference is not claimed. The final system is significantly better than zero-shot prompting (+41.0 points), the fine-tuned model (+37.7) and the retrieval-augmented pipeline (+16.3), and does not differ significantly from the initial pipeline (-3.7) or from top-1 prompting with Phi-4-mini (-5.3). On the one-question rule alone, it is significantly better than the same-size single model (+19.0 points, p &lt; 0.001).</w:t>
+        <w:t xml:space="preserve"> The final system follows all rules in 60.0% of replies, compared with 51.3% for the same-size single model, a difference of 8.7 points (CI [+1.0, +16.3]). The unadjusted p-value is 0.032, but after Holm correction it is 0.095, so this difference is not claimed. The final system is significantly better than zero-shot prompting (+41.0 points), the fine-tuned model (+37.7) and the retrieval-augmented pipeline (+16.3), and does not differ significantly from the initial pipeline (-3.7) or from top-1 prompting with Phi-4-mini (-5.3). It is significantly </w:t>
+      </w:r>
+      <w:r>
+        <w:rPr>
+          <w:b/>
+        </w:rPr>
+        <w:t>lower</w:t>
+      </w:r>
+      <w:r>
+        <w:t xml:space="preserve"> than the same generator used alone as a single model (-13.7 points, adjusted p = 0.002) and than the larger single model (-22.3), the trade-off discussed in Section 5.4.9. On the one-question rule alone, it is significantly better than the same-size single model (+19.0 points, p &lt; 0.001).</w:t>
       </w:r>
     </w:p>
     <w:p>
@@ -412,7 +430,7 @@
               <w:rPr>
                 <w:sz w:val="13"/>
               </w:rPr>
-              <w:t>Single model, same size: Qwen2.5-1.5B detects + responds</w:t>
+              <w:t>Single model, same generator: Phi-4-mini (4-bit) detects + responds</w:t>
             </w:r>
           </w:p>
         </w:tc>
@@ -454,35 +472,35 @@
               <w:rPr>
                 <w:sz w:val="13"/>
               </w:rPr>
-              <w:t>51.33</w:t>
-            </w:r>
-          </w:p>
-        </w:tc>
-        <w:tc>
-          <w:tcPr>
-            <w:tcW w:type="dxa" w:w="851"/>
-          </w:tcPr>
-          <w:p>
-            <w:r/>
-            <w:r>
-              <w:rPr>
-                <w:sz w:val="13"/>
-              </w:rPr>
-              <w:t>8.67</w:t>
-            </w:r>
-          </w:p>
-        </w:tc>
-        <w:tc>
-          <w:tcPr>
-            <w:tcW w:type="dxa" w:w="851"/>
-          </w:tcPr>
-          <w:p>
-            <w:r/>
-            <w:r>
-              <w:rPr>
-                <w:sz w:val="13"/>
-              </w:rPr>
-              <w:t>[+1.00, +16.33]</w:t>
+              <w:t>73.67</w:t>
+            </w:r>
+          </w:p>
+        </w:tc>
+        <w:tc>
+          <w:tcPr>
+            <w:tcW w:type="dxa" w:w="851"/>
+          </w:tcPr>
+          <w:p>
+            <w:r/>
+            <w:r>
+              <w:rPr>
+                <w:sz w:val="13"/>
+              </w:rPr>
+              <w:t>-13.67</w:t>
+            </w:r>
+          </w:p>
+        </w:tc>
+        <w:tc>
+          <w:tcPr>
+            <w:tcW w:type="dxa" w:w="851"/>
+          </w:tcPr>
+          <w:p>
+            <w:r/>
+            <w:r>
+              <w:rPr>
+                <w:sz w:val="13"/>
+              </w:rPr>
+              <w:t>[-21.00, -6.33]</w:t>
             </w:r>
           </w:p>
         </w:tc>
@@ -510,35 +528,35 @@
               <w:rPr>
                 <w:sz w:val="13"/>
               </w:rPr>
-              <w:t>0.03</w:t>
-            </w:r>
-          </w:p>
-        </w:tc>
-        <w:tc>
-          <w:tcPr>
-            <w:tcW w:type="dxa" w:w="851"/>
-          </w:tcPr>
-          <w:p>
-            <w:r/>
-            <w:r>
-              <w:rPr>
-                <w:sz w:val="13"/>
-              </w:rPr>
-              <w:t>0.1</w:t>
-            </w:r>
-          </w:p>
-        </w:tc>
-        <w:tc>
-          <w:tcPr>
-            <w:tcW w:type="dxa" w:w="851"/>
-          </w:tcPr>
-          <w:p>
-            <w:r/>
-            <w:r>
-              <w:rPr>
-                <w:sz w:val="13"/>
-              </w:rPr>
-              <w:t>no</w:t>
+              <w:t>0</w:t>
+            </w:r>
+          </w:p>
+        </w:tc>
+        <w:tc>
+          <w:tcPr>
+            <w:tcW w:type="dxa" w:w="851"/>
+          </w:tcPr>
+          <w:p>
+            <w:r/>
+            <w:r>
+              <w:rPr>
+                <w:sz w:val="13"/>
+              </w:rPr>
+              <w:t>0</w:t>
+            </w:r>
+          </w:p>
+        </w:tc>
+        <w:tc>
+          <w:tcPr>
+            <w:tcW w:type="dxa" w:w="851"/>
+          </w:tcPr>
+          <w:p>
+            <w:r/>
+            <w:r>
+              <w:rPr>
+                <w:sz w:val="13"/>
+              </w:rPr>
+              <w:t>YES</w:t>
             </w:r>
           </w:p>
         </w:tc>
@@ -568,7 +586,7 @@
               <w:rPr>
                 <w:sz w:val="13"/>
               </w:rPr>
-              <w:t>Single model, bigger: Qwen2.5-7B (4-bit) detects + responds</w:t>
+              <w:t>Single model, same size: Qwen2.5-1.5B detects + responds</w:t>
             </w:r>
           </w:p>
         </w:tc>
@@ -610,35 +628,35 @@
               <w:rPr>
                 <w:sz w:val="13"/>
               </w:rPr>
-              <w:t>82.33</w:t>
-            </w:r>
-          </w:p>
-        </w:tc>
-        <w:tc>
-          <w:tcPr>
-            <w:tcW w:type="dxa" w:w="851"/>
-          </w:tcPr>
-          <w:p>
-            <w:r/>
-            <w:r>
-              <w:rPr>
-                <w:sz w:val="13"/>
-              </w:rPr>
-              <w:t>-22.33</w:t>
-            </w:r>
-          </w:p>
-        </w:tc>
-        <w:tc>
-          <w:tcPr>
-            <w:tcW w:type="dxa" w:w="851"/>
-          </w:tcPr>
-          <w:p>
-            <w:r/>
-            <w:r>
-              <w:rPr>
-                <w:sz w:val="13"/>
-              </w:rPr>
-              <w:t>[-29.33, -15.33]</w:t>
+              <w:t>51.33</w:t>
+            </w:r>
+          </w:p>
+        </w:tc>
+        <w:tc>
+          <w:tcPr>
+            <w:tcW w:type="dxa" w:w="851"/>
+          </w:tcPr>
+          <w:p>
+            <w:r/>
+            <w:r>
+              <w:rPr>
+                <w:sz w:val="13"/>
+              </w:rPr>
+              <w:t>8.67</w:t>
+            </w:r>
+          </w:p>
+        </w:tc>
+        <w:tc>
+          <w:tcPr>
+            <w:tcW w:type="dxa" w:w="851"/>
+          </w:tcPr>
+          <w:p>
+            <w:r/>
+            <w:r>
+              <w:rPr>
+                <w:sz w:val="13"/>
+              </w:rPr>
+              <w:t>[+1.00, +16.33]</w:t>
             </w:r>
           </w:p>
         </w:tc>
@@ -666,35 +684,35 @@
               <w:rPr>
                 <w:sz w:val="13"/>
               </w:rPr>
-              <w:t>0</w:t>
-            </w:r>
-          </w:p>
-        </w:tc>
-        <w:tc>
-          <w:tcPr>
-            <w:tcW w:type="dxa" w:w="851"/>
-          </w:tcPr>
-          <w:p>
-            <w:r/>
-            <w:r>
-              <w:rPr>
-                <w:sz w:val="13"/>
-              </w:rPr>
-              <w:t>0</w:t>
-            </w:r>
-          </w:p>
-        </w:tc>
-        <w:tc>
-          <w:tcPr>
-            <w:tcW w:type="dxa" w:w="851"/>
-          </w:tcPr>
-          <w:p>
-            <w:r/>
-            <w:r>
-              <w:rPr>
-                <w:sz w:val="13"/>
-              </w:rPr>
-              <w:t>YES</w:t>
+              <w:t>0.03</w:t>
+            </w:r>
+          </w:p>
+        </w:tc>
+        <w:tc>
+          <w:tcPr>
+            <w:tcW w:type="dxa" w:w="851"/>
+          </w:tcPr>
+          <w:p>
+            <w:r/>
+            <w:r>
+              <w:rPr>
+                <w:sz w:val="13"/>
+              </w:rPr>
+              <w:t>0.1</w:t>
+            </w:r>
+          </w:p>
+        </w:tc>
+        <w:tc>
+          <w:tcPr>
+            <w:tcW w:type="dxa" w:w="851"/>
+          </w:tcPr>
+          <w:p>
+            <w:r/>
+            <w:r>
+              <w:rPr>
+                <w:sz w:val="13"/>
+              </w:rPr>
+              <w:t>no</w:t>
             </w:r>
           </w:p>
         </w:tc>
@@ -724,7 +742,7 @@
               <w:rPr>
                 <w:sz w:val="13"/>
               </w:rPr>
-              <w:t>Zero-shot Qwen2.5-1.5B (no detector, generic prompt)</w:t>
+              <w:t>Single model, bigger: Qwen2.5-7B (4-bit) detects + responds</w:t>
             </w:r>
           </w:p>
         </w:tc>
@@ -766,35 +784,35 @@
               <w:rPr>
                 <w:sz w:val="13"/>
               </w:rPr>
-              <w:t>19</w:t>
-            </w:r>
-          </w:p>
-        </w:tc>
-        <w:tc>
-          <w:tcPr>
-            <w:tcW w:type="dxa" w:w="851"/>
-          </w:tcPr>
-          <w:p>
-            <w:r/>
-            <w:r>
-              <w:rPr>
-                <w:sz w:val="13"/>
-              </w:rPr>
-              <w:t>41</w:t>
-            </w:r>
-          </w:p>
-        </w:tc>
-        <w:tc>
-          <w:tcPr>
-            <w:tcW w:type="dxa" w:w="851"/>
-          </w:tcPr>
-          <w:p>
-            <w:r/>
-            <w:r>
-              <w:rPr>
-                <w:sz w:val="13"/>
-              </w:rPr>
-              <w:t>[+34.00, +47.67]</w:t>
+              <w:t>82.33</w:t>
+            </w:r>
+          </w:p>
+        </w:tc>
+        <w:tc>
+          <w:tcPr>
+            <w:tcW w:type="dxa" w:w="851"/>
+          </w:tcPr>
+          <w:p>
+            <w:r/>
+            <w:r>
+              <w:rPr>
+                <w:sz w:val="13"/>
+              </w:rPr>
+              <w:t>-22.33</w:t>
+            </w:r>
+          </w:p>
+        </w:tc>
+        <w:tc>
+          <w:tcPr>
+            <w:tcW w:type="dxa" w:w="851"/>
+          </w:tcPr>
+          <w:p>
+            <w:r/>
+            <w:r>
+              <w:rPr>
+                <w:sz w:val="13"/>
+              </w:rPr>
+              <w:t>[-29.33, -15.33]</w:t>
             </w:r>
           </w:p>
         </w:tc>
@@ -880,7 +898,7 @@
               <w:rPr>
                 <w:sz w:val="13"/>
               </w:rPr>
-              <w:t>Monolithic LoRA fine-tuned Qwen2.5-1.5B (no detector)</w:t>
+              <w:t>Zero-shot Qwen2.5-1.5B (no detector, generic prompt)</w:t>
             </w:r>
           </w:p>
         </w:tc>
@@ -922,35 +940,35 @@
               <w:rPr>
                 <w:sz w:val="13"/>
               </w:rPr>
-              <w:t>22.33</w:t>
-            </w:r>
-          </w:p>
-        </w:tc>
-        <w:tc>
-          <w:tcPr>
-            <w:tcW w:type="dxa" w:w="851"/>
-          </w:tcPr>
-          <w:p>
-            <w:r/>
-            <w:r>
-              <w:rPr>
-                <w:sz w:val="13"/>
-              </w:rPr>
-              <w:t>37.67</w:t>
-            </w:r>
-          </w:p>
-        </w:tc>
-        <w:tc>
-          <w:tcPr>
-            <w:tcW w:type="dxa" w:w="851"/>
-          </w:tcPr>
-          <w:p>
-            <w:r/>
-            <w:r>
-              <w:rPr>
-                <w:sz w:val="13"/>
-              </w:rPr>
-              <w:t>[+30.33, +45.00]</w:t>
+              <w:t>19</w:t>
+            </w:r>
+          </w:p>
+        </w:tc>
+        <w:tc>
+          <w:tcPr>
+            <w:tcW w:type="dxa" w:w="851"/>
+          </w:tcPr>
+          <w:p>
+            <w:r/>
+            <w:r>
+              <w:rPr>
+                <w:sz w:val="13"/>
+              </w:rPr>
+              <w:t>41</w:t>
+            </w:r>
+          </w:p>
+        </w:tc>
+        <w:tc>
+          <w:tcPr>
+            <w:tcW w:type="dxa" w:w="851"/>
+          </w:tcPr>
+          <w:p>
+            <w:r/>
+            <w:r>
+              <w:rPr>
+                <w:sz w:val="13"/>
+              </w:rPr>
+              <w:t>[+34.00, +47.67]</w:t>
             </w:r>
           </w:p>
         </w:tc>
@@ -1036,7 +1054,7 @@
               <w:rPr>
                 <w:sz w:val="13"/>
               </w:rPr>
-              <w:t>Initial pipeline: GPT-2 Medium d1 + Qwen2.5-1.5B d2</w:t>
+              <w:t>Monolithic LoRA fine-tuned Qwen2.5-1.5B (no detector)</w:t>
             </w:r>
           </w:p>
         </w:tc>
@@ -1078,35 +1096,35 @@
               <w:rPr>
                 <w:sz w:val="13"/>
               </w:rPr>
-              <w:t>63.67</w:t>
-            </w:r>
-          </w:p>
-        </w:tc>
-        <w:tc>
-          <w:tcPr>
-            <w:tcW w:type="dxa" w:w="851"/>
-          </w:tcPr>
-          <w:p>
-            <w:r/>
-            <w:r>
-              <w:rPr>
-                <w:sz w:val="13"/>
-              </w:rPr>
-              <w:t>-3.67</w:t>
-            </w:r>
-          </w:p>
-        </w:tc>
-        <w:tc>
-          <w:tcPr>
-            <w:tcW w:type="dxa" w:w="851"/>
-          </w:tcPr>
-          <w:p>
-            <w:r/>
-            <w:r>
-              <w:rPr>
-                <w:sz w:val="13"/>
-              </w:rPr>
-              <w:t>[-11.00, +3.67]</w:t>
+              <w:t>22.33</w:t>
+            </w:r>
+          </w:p>
+        </w:tc>
+        <w:tc>
+          <w:tcPr>
+            <w:tcW w:type="dxa" w:w="851"/>
+          </w:tcPr>
+          <w:p>
+            <w:r/>
+            <w:r>
+              <w:rPr>
+                <w:sz w:val="13"/>
+              </w:rPr>
+              <w:t>37.67</w:t>
+            </w:r>
+          </w:p>
+        </w:tc>
+        <w:tc>
+          <w:tcPr>
+            <w:tcW w:type="dxa" w:w="851"/>
+          </w:tcPr>
+          <w:p>
+            <w:r/>
+            <w:r>
+              <w:rPr>
+                <w:sz w:val="13"/>
+              </w:rPr>
+              <w:t>[+30.33, +45.00]</w:t>
             </w:r>
           </w:p>
         </w:tc>
@@ -1134,35 +1152,35 @@
               <w:rPr>
                 <w:sz w:val="13"/>
               </w:rPr>
-              <w:t>0.37</w:t>
-            </w:r>
-          </w:p>
-        </w:tc>
-        <w:tc>
-          <w:tcPr>
-            <w:tcW w:type="dxa" w:w="851"/>
-          </w:tcPr>
-          <w:p>
-            <w:r/>
-            <w:r>
-              <w:rPr>
-                <w:sz w:val="13"/>
-              </w:rPr>
-              <w:t>0.39</w:t>
-            </w:r>
-          </w:p>
-        </w:tc>
-        <w:tc>
-          <w:tcPr>
-            <w:tcW w:type="dxa" w:w="851"/>
-          </w:tcPr>
-          <w:p>
-            <w:r/>
-            <w:r>
-              <w:rPr>
-                <w:sz w:val="13"/>
-              </w:rPr>
-              <w:t>no</w:t>
+              <w:t>0</w:t>
+            </w:r>
+          </w:p>
+        </w:tc>
+        <w:tc>
+          <w:tcPr>
+            <w:tcW w:type="dxa" w:w="851"/>
+          </w:tcPr>
+          <w:p>
+            <w:r/>
+            <w:r>
+              <w:rPr>
+                <w:sz w:val="13"/>
+              </w:rPr>
+              <w:t>0</w:t>
+            </w:r>
+          </w:p>
+        </w:tc>
+        <w:tc>
+          <w:tcPr>
+            <w:tcW w:type="dxa" w:w="851"/>
+          </w:tcPr>
+          <w:p>
+            <w:r/>
+            <w:r>
+              <w:rPr>
+                <w:sz w:val="13"/>
+              </w:rPr>
+              <w:t>YES</w:t>
             </w:r>
           </w:p>
         </w:tc>
@@ -1192,7 +1210,7 @@
               <w:rPr>
                 <w:sz w:val="13"/>
               </w:rPr>
-              <w:t>Initial pipeline + retrieval (RAG)</w:t>
+              <w:t>Initial pipeline: GPT-2 Medium d1 + Qwen2.5-1.5B d2</w:t>
             </w:r>
           </w:p>
         </w:tc>
@@ -1234,35 +1252,35 @@
               <w:rPr>
                 <w:sz w:val="13"/>
               </w:rPr>
-              <w:t>43.67</w:t>
-            </w:r>
-          </w:p>
-        </w:tc>
-        <w:tc>
-          <w:tcPr>
-            <w:tcW w:type="dxa" w:w="851"/>
-          </w:tcPr>
-          <w:p>
-            <w:r/>
-            <w:r>
-              <w:rPr>
-                <w:sz w:val="13"/>
-              </w:rPr>
-              <w:t>16.33</w:t>
-            </w:r>
-          </w:p>
-        </w:tc>
-        <w:tc>
-          <w:tcPr>
-            <w:tcW w:type="dxa" w:w="851"/>
-          </w:tcPr>
-          <w:p>
-            <w:r/>
-            <w:r>
-              <w:rPr>
-                <w:sz w:val="13"/>
-              </w:rPr>
-              <w:t>[+8.33, +24.00]</w:t>
+              <w:t>63.67</w:t>
+            </w:r>
+          </w:p>
+        </w:tc>
+        <w:tc>
+          <w:tcPr>
+            <w:tcW w:type="dxa" w:w="851"/>
+          </w:tcPr>
+          <w:p>
+            <w:r/>
+            <w:r>
+              <w:rPr>
+                <w:sz w:val="13"/>
+              </w:rPr>
+              <w:t>-3.67</w:t>
+            </w:r>
+          </w:p>
+        </w:tc>
+        <w:tc>
+          <w:tcPr>
+            <w:tcW w:type="dxa" w:w="851"/>
+          </w:tcPr>
+          <w:p>
+            <w:r/>
+            <w:r>
+              <w:rPr>
+                <w:sz w:val="13"/>
+              </w:rPr>
+              <w:t>[-11.00, +3.67]</w:t>
             </w:r>
           </w:p>
         </w:tc>
@@ -1290,35 +1308,35 @@
               <w:rPr>
                 <w:sz w:val="13"/>
               </w:rPr>
-              <w:t>0</w:t>
-            </w:r>
-          </w:p>
-        </w:tc>
-        <w:tc>
-          <w:tcPr>
-            <w:tcW w:type="dxa" w:w="851"/>
-          </w:tcPr>
-          <w:p>
-            <w:r/>
-            <w:r>
-              <w:rPr>
-                <w:sz w:val="13"/>
-              </w:rPr>
-              <w:t>0</w:t>
-            </w:r>
-          </w:p>
-        </w:tc>
-        <w:tc>
-          <w:tcPr>
-            <w:tcW w:type="dxa" w:w="851"/>
-          </w:tcPr>
-          <w:p>
-            <w:r/>
-            <w:r>
-              <w:rPr>
-                <w:sz w:val="13"/>
-              </w:rPr>
-              <w:t>YES</w:t>
+              <w:t>0.37</w:t>
+            </w:r>
+          </w:p>
+        </w:tc>
+        <w:tc>
+          <w:tcPr>
+            <w:tcW w:type="dxa" w:w="851"/>
+          </w:tcPr>
+          <w:p>
+            <w:r/>
+            <w:r>
+              <w:rPr>
+                <w:sz w:val="13"/>
+              </w:rPr>
+              <w:t>0.39</w:t>
+            </w:r>
+          </w:p>
+        </w:tc>
+        <w:tc>
+          <w:tcPr>
+            <w:tcW w:type="dxa" w:w="851"/>
+          </w:tcPr>
+          <w:p>
+            <w:r/>
+            <w:r>
+              <w:rPr>
+                <w:sz w:val="13"/>
+              </w:rPr>
+              <w:t>no</w:t>
             </w:r>
           </w:p>
         </w:tc>
@@ -1348,7 +1366,7 @@
               <w:rPr>
                 <w:sz w:val="13"/>
               </w:rPr>
-              <w:t>RoBERTa d1 + Phi-4-mini d2 (top-1 emotion)</w:t>
+              <w:t>Initial pipeline + retrieval (RAG)</w:t>
             </w:r>
           </w:p>
         </w:tc>
@@ -1390,35 +1408,35 @@
               <w:rPr>
                 <w:sz w:val="13"/>
               </w:rPr>
-              <w:t>65.33</w:t>
-            </w:r>
-          </w:p>
-        </w:tc>
-        <w:tc>
-          <w:tcPr>
-            <w:tcW w:type="dxa" w:w="851"/>
-          </w:tcPr>
-          <w:p>
-            <w:r/>
-            <w:r>
-              <w:rPr>
-                <w:sz w:val="13"/>
-              </w:rPr>
-              <w:t>-5.33</w:t>
-            </w:r>
-          </w:p>
-        </w:tc>
-        <w:tc>
-          <w:tcPr>
-            <w:tcW w:type="dxa" w:w="851"/>
-          </w:tcPr>
-          <w:p>
-            <w:r/>
-            <w:r>
-              <w:rPr>
-                <w:sz w:val="13"/>
-              </w:rPr>
-              <w:t>[-13.00, +2.00]</w:t>
+              <w:t>43.67</w:t>
+            </w:r>
+          </w:p>
+        </w:tc>
+        <w:tc>
+          <w:tcPr>
+            <w:tcW w:type="dxa" w:w="851"/>
+          </w:tcPr>
+          <w:p>
+            <w:r/>
+            <w:r>
+              <w:rPr>
+                <w:sz w:val="13"/>
+              </w:rPr>
+              <w:t>16.33</w:t>
+            </w:r>
+          </w:p>
+        </w:tc>
+        <w:tc>
+          <w:tcPr>
+            <w:tcW w:type="dxa" w:w="851"/>
+          </w:tcPr>
+          <w:p>
+            <w:r/>
+            <w:r>
+              <w:rPr>
+                <w:sz w:val="13"/>
+              </w:rPr>
+              <w:t>[+8.33, +24.00]</w:t>
             </w:r>
           </w:p>
         </w:tc>
@@ -1446,35 +1464,35 @@
               <w:rPr>
                 <w:sz w:val="13"/>
               </w:rPr>
-              <w:t>0.19</w:t>
-            </w:r>
-          </w:p>
-        </w:tc>
-        <w:tc>
-          <w:tcPr>
-            <w:tcW w:type="dxa" w:w="851"/>
-          </w:tcPr>
-          <w:p>
-            <w:r/>
-            <w:r>
-              <w:rPr>
-                <w:sz w:val="13"/>
-              </w:rPr>
-              <w:t>0.39</w:t>
-            </w:r>
-          </w:p>
-        </w:tc>
-        <w:tc>
-          <w:tcPr>
-            <w:tcW w:type="dxa" w:w="851"/>
-          </w:tcPr>
-          <w:p>
-            <w:r/>
-            <w:r>
-              <w:rPr>
-                <w:sz w:val="13"/>
-              </w:rPr>
-              <w:t>no</w:t>
+              <w:t>0</w:t>
+            </w:r>
+          </w:p>
+        </w:tc>
+        <w:tc>
+          <w:tcPr>
+            <w:tcW w:type="dxa" w:w="851"/>
+          </w:tcPr>
+          <w:p>
+            <w:r/>
+            <w:r>
+              <w:rPr>
+                <w:sz w:val="13"/>
+              </w:rPr>
+              <w:t>0</w:t>
+            </w:r>
+          </w:p>
+        </w:tc>
+        <w:tc>
+          <w:tcPr>
+            <w:tcW w:type="dxa" w:w="851"/>
+          </w:tcPr>
+          <w:p>
+            <w:r/>
+            <w:r>
+              <w:rPr>
+                <w:sz w:val="13"/>
+              </w:rPr>
+              <w:t>YES</w:t>
             </w:r>
           </w:p>
         </w:tc>
@@ -1490,21 +1508,21 @@
               <w:rPr>
                 <w:sz w:val="13"/>
               </w:rPr>
-              <w:t>Acknowledgement</w:t>
-            </w:r>
-          </w:p>
-        </w:tc>
-        <w:tc>
-          <w:tcPr>
-            <w:tcW w:type="dxa" w:w="851"/>
-          </w:tcPr>
-          <w:p>
-            <w:r/>
-            <w:r>
-              <w:rPr>
-                <w:sz w:val="13"/>
-              </w:rPr>
-              <w:t>Single model, same size: Qwen2.5-1.5B detects + responds</w:t>
+              <w:t>All rules</w:t>
+            </w:r>
+          </w:p>
+        </w:tc>
+        <w:tc>
+          <w:tcPr>
+            <w:tcW w:type="dxa" w:w="851"/>
+          </w:tcPr>
+          <w:p>
+            <w:r/>
+            <w:r>
+              <w:rPr>
+                <w:sz w:val="13"/>
+              </w:rPr>
+              <w:t>RoBERTa d1 + Phi-4-mini d2 (top-1 emotion)</w:t>
             </w:r>
           </w:p>
         </w:tc>
@@ -1532,49 +1550,49 @@
               <w:rPr>
                 <w:sz w:val="13"/>
               </w:rPr>
-              <w:t>66.33</w:t>
-            </w:r>
-          </w:p>
-        </w:tc>
-        <w:tc>
-          <w:tcPr>
-            <w:tcW w:type="dxa" w:w="851"/>
-          </w:tcPr>
-          <w:p>
-            <w:r/>
-            <w:r>
-              <w:rPr>
-                <w:sz w:val="13"/>
-              </w:rPr>
-              <w:t>70.67</w:t>
-            </w:r>
-          </w:p>
-        </w:tc>
-        <w:tc>
-          <w:tcPr>
-            <w:tcW w:type="dxa" w:w="851"/>
-          </w:tcPr>
-          <w:p>
-            <w:r/>
-            <w:r>
-              <w:rPr>
-                <w:sz w:val="13"/>
-              </w:rPr>
-              <w:t>-4.33</w:t>
-            </w:r>
-          </w:p>
-        </w:tc>
-        <w:tc>
-          <w:tcPr>
-            <w:tcW w:type="dxa" w:w="851"/>
-          </w:tcPr>
-          <w:p>
-            <w:r/>
-            <w:r>
-              <w:rPr>
-                <w:sz w:val="13"/>
-              </w:rPr>
-              <w:t>[-11.33, +2.67]</w:t>
+              <w:t>60</w:t>
+            </w:r>
+          </w:p>
+        </w:tc>
+        <w:tc>
+          <w:tcPr>
+            <w:tcW w:type="dxa" w:w="851"/>
+          </w:tcPr>
+          <w:p>
+            <w:r/>
+            <w:r>
+              <w:rPr>
+                <w:sz w:val="13"/>
+              </w:rPr>
+              <w:t>65.33</w:t>
+            </w:r>
+          </w:p>
+        </w:tc>
+        <w:tc>
+          <w:tcPr>
+            <w:tcW w:type="dxa" w:w="851"/>
+          </w:tcPr>
+          <w:p>
+            <w:r/>
+            <w:r>
+              <w:rPr>
+                <w:sz w:val="13"/>
+              </w:rPr>
+              <w:t>-5.33</w:t>
+            </w:r>
+          </w:p>
+        </w:tc>
+        <w:tc>
+          <w:tcPr>
+            <w:tcW w:type="dxa" w:w="851"/>
+          </w:tcPr>
+          <w:p>
+            <w:r/>
+            <w:r>
+              <w:rPr>
+                <w:sz w:val="13"/>
+              </w:rPr>
+              <w:t>[-13.00, +2.00]</w:t>
             </w:r>
           </w:p>
         </w:tc>
@@ -1602,21 +1620,21 @@
               <w:rPr>
                 <w:sz w:val="13"/>
               </w:rPr>
-              <w:t>0.24</w:t>
-            </w:r>
-          </w:p>
-        </w:tc>
-        <w:tc>
-          <w:tcPr>
-            <w:tcW w:type="dxa" w:w="851"/>
-          </w:tcPr>
-          <w:p>
-            <w:r/>
-            <w:r>
-              <w:rPr>
-                <w:sz w:val="13"/>
-              </w:rPr>
-              <w:t>0.48</w:t>
+              <w:t>0.19</w:t>
+            </w:r>
+          </w:p>
+        </w:tc>
+        <w:tc>
+          <w:tcPr>
+            <w:tcW w:type="dxa" w:w="851"/>
+          </w:tcPr>
+          <w:p>
+            <w:r/>
+            <w:r>
+              <w:rPr>
+                <w:sz w:val="13"/>
+              </w:rPr>
+              <w:t>0.39</w:t>
             </w:r>
           </w:p>
         </w:tc>
@@ -1660,7 +1678,7 @@
               <w:rPr>
                 <w:sz w:val="13"/>
               </w:rPr>
-              <w:t>Single model, bigger: Qwen2.5-7B (4-bit) detects + responds</w:t>
+              <w:t>Single model, same generator: Phi-4-mini (4-bit) detects + responds</w:t>
             </w:r>
           </w:p>
         </w:tc>
@@ -1702,35 +1720,35 @@
               <w:rPr>
                 <w:sz w:val="13"/>
               </w:rPr>
-              <w:t>83</w:t>
-            </w:r>
-          </w:p>
-        </w:tc>
-        <w:tc>
-          <w:tcPr>
-            <w:tcW w:type="dxa" w:w="851"/>
-          </w:tcPr>
-          <w:p>
-            <w:r/>
-            <w:r>
-              <w:rPr>
-                <w:sz w:val="13"/>
-              </w:rPr>
-              <w:t>-16.67</w:t>
-            </w:r>
-          </w:p>
-        </w:tc>
-        <w:tc>
-          <w:tcPr>
-            <w:tcW w:type="dxa" w:w="851"/>
-          </w:tcPr>
-          <w:p>
-            <w:r/>
-            <w:r>
-              <w:rPr>
-                <w:sz w:val="13"/>
-              </w:rPr>
-              <w:t>[-23.33, -10.00]</w:t>
+              <w:t>77.33</w:t>
+            </w:r>
+          </w:p>
+        </w:tc>
+        <w:tc>
+          <w:tcPr>
+            <w:tcW w:type="dxa" w:w="851"/>
+          </w:tcPr>
+          <w:p>
+            <w:r/>
+            <w:r>
+              <w:rPr>
+                <w:sz w:val="13"/>
+              </w:rPr>
+              <w:t>-11</w:t>
+            </w:r>
+          </w:p>
+        </w:tc>
+        <w:tc>
+          <w:tcPr>
+            <w:tcW w:type="dxa" w:w="851"/>
+          </w:tcPr>
+          <w:p>
+            <w:r/>
+            <w:r>
+              <w:rPr>
+                <w:sz w:val="13"/>
+              </w:rPr>
+              <w:t>[-18.00, -4.00]</w:t>
             </w:r>
           </w:p>
         </w:tc>
@@ -1772,7 +1790,7 @@
               <w:rPr>
                 <w:sz w:val="13"/>
               </w:rPr>
-              <w:t>0</w:t>
+              <w:t>0.01</w:t>
             </w:r>
           </w:p>
         </w:tc>
@@ -1816,7 +1834,7 @@
               <w:rPr>
                 <w:sz w:val="13"/>
               </w:rPr>
-              <w:t>Zero-shot Qwen2.5-1.5B (no detector, generic prompt)</w:t>
+              <w:t>Single model, same size: Qwen2.5-1.5B detects + responds</w:t>
             </w:r>
           </w:p>
         </w:tc>
@@ -1858,35 +1876,35 @@
               <w:rPr>
                 <w:sz w:val="13"/>
               </w:rPr>
-              <w:t>81.67</w:t>
-            </w:r>
-          </w:p>
-        </w:tc>
-        <w:tc>
-          <w:tcPr>
-            <w:tcW w:type="dxa" w:w="851"/>
-          </w:tcPr>
-          <w:p>
-            <w:r/>
-            <w:r>
-              <w:rPr>
-                <w:sz w:val="13"/>
-              </w:rPr>
-              <w:t>-15.33</w:t>
-            </w:r>
-          </w:p>
-        </w:tc>
-        <w:tc>
-          <w:tcPr>
-            <w:tcW w:type="dxa" w:w="851"/>
-          </w:tcPr>
-          <w:p>
-            <w:r/>
-            <w:r>
-              <w:rPr>
-                <w:sz w:val="13"/>
-              </w:rPr>
-              <w:t>[-21.67, -8.67]</w:t>
+              <w:t>70.67</w:t>
+            </w:r>
+          </w:p>
+        </w:tc>
+        <w:tc>
+          <w:tcPr>
+            <w:tcW w:type="dxa" w:w="851"/>
+          </w:tcPr>
+          <w:p>
+            <w:r/>
+            <w:r>
+              <w:rPr>
+                <w:sz w:val="13"/>
+              </w:rPr>
+              <w:t>-4.33</w:t>
+            </w:r>
+          </w:p>
+        </w:tc>
+        <w:tc>
+          <w:tcPr>
+            <w:tcW w:type="dxa" w:w="851"/>
+          </w:tcPr>
+          <w:p>
+            <w:r/>
+            <w:r>
+              <w:rPr>
+                <w:sz w:val="13"/>
+              </w:rPr>
+              <w:t>[-11.33, +2.67]</w:t>
             </w:r>
           </w:p>
         </w:tc>
@@ -1914,35 +1932,35 @@
               <w:rPr>
                 <w:sz w:val="13"/>
               </w:rPr>
-              <w:t>0</w:t>
-            </w:r>
-          </w:p>
-        </w:tc>
-        <w:tc>
-          <w:tcPr>
-            <w:tcW w:type="dxa" w:w="851"/>
-          </w:tcPr>
-          <w:p>
-            <w:r/>
-            <w:r>
-              <w:rPr>
-                <w:sz w:val="13"/>
-              </w:rPr>
-              <w:t>0</w:t>
-            </w:r>
-          </w:p>
-        </w:tc>
-        <w:tc>
-          <w:tcPr>
-            <w:tcW w:type="dxa" w:w="851"/>
-          </w:tcPr>
-          <w:p>
-            <w:r/>
-            <w:r>
-              <w:rPr>
-                <w:sz w:val="13"/>
-              </w:rPr>
-              <w:t>YES</w:t>
+              <w:t>0.24</w:t>
+            </w:r>
+          </w:p>
+        </w:tc>
+        <w:tc>
+          <w:tcPr>
+            <w:tcW w:type="dxa" w:w="851"/>
+          </w:tcPr>
+          <w:p>
+            <w:r/>
+            <w:r>
+              <w:rPr>
+                <w:sz w:val="13"/>
+              </w:rPr>
+              <w:t>0.48</w:t>
+            </w:r>
+          </w:p>
+        </w:tc>
+        <w:tc>
+          <w:tcPr>
+            <w:tcW w:type="dxa" w:w="851"/>
+          </w:tcPr>
+          <w:p>
+            <w:r/>
+            <w:r>
+              <w:rPr>
+                <w:sz w:val="13"/>
+              </w:rPr>
+              <w:t>no</w:t>
             </w:r>
           </w:p>
         </w:tc>
@@ -1972,7 +1990,7 @@
               <w:rPr>
                 <w:sz w:val="13"/>
               </w:rPr>
-              <w:t>Monolithic LoRA fine-tuned Qwen2.5-1.5B (no detector)</w:t>
+              <w:t>Single model, bigger: Qwen2.5-7B (4-bit) detects + responds</w:t>
             </w:r>
           </w:p>
         </w:tc>
@@ -2014,35 +2032,35 @@
               <w:rPr>
                 <w:sz w:val="13"/>
               </w:rPr>
-              <w:t>30</w:t>
-            </w:r>
-          </w:p>
-        </w:tc>
-        <w:tc>
-          <w:tcPr>
-            <w:tcW w:type="dxa" w:w="851"/>
-          </w:tcPr>
-          <w:p>
-            <w:r/>
-            <w:r>
-              <w:rPr>
-                <w:sz w:val="13"/>
-              </w:rPr>
-              <w:t>36.33</w:t>
-            </w:r>
-          </w:p>
-        </w:tc>
-        <w:tc>
-          <w:tcPr>
-            <w:tcW w:type="dxa" w:w="851"/>
-          </w:tcPr>
-          <w:p>
-            <w:r/>
-            <w:r>
-              <w:rPr>
-                <w:sz w:val="13"/>
-              </w:rPr>
-              <w:t>[+29.00, +43.67]</w:t>
+              <w:t>83</w:t>
+            </w:r>
+          </w:p>
+        </w:tc>
+        <w:tc>
+          <w:tcPr>
+            <w:tcW w:type="dxa" w:w="851"/>
+          </w:tcPr>
+          <w:p>
+            <w:r/>
+            <w:r>
+              <w:rPr>
+                <w:sz w:val="13"/>
+              </w:rPr>
+              <w:t>-16.67</w:t>
+            </w:r>
+          </w:p>
+        </w:tc>
+        <w:tc>
+          <w:tcPr>
+            <w:tcW w:type="dxa" w:w="851"/>
+          </w:tcPr>
+          <w:p>
+            <w:r/>
+            <w:r>
+              <w:rPr>
+                <w:sz w:val="13"/>
+              </w:rPr>
+              <w:t>[-23.33, -10.00]</w:t>
             </w:r>
           </w:p>
         </w:tc>
@@ -2128,7 +2146,7 @@
               <w:rPr>
                 <w:sz w:val="13"/>
               </w:rPr>
-              <w:t>Initial pipeline: GPT-2 Medium d1 + Qwen2.5-1.5B d2</w:t>
+              <w:t>Zero-shot Qwen2.5-1.5B (no detector, generic prompt)</w:t>
             </w:r>
           </w:p>
         </w:tc>
@@ -2170,35 +2188,35 @@
               <w:rPr>
                 <w:sz w:val="13"/>
               </w:rPr>
-              <w:t>70.33</w:t>
-            </w:r>
-          </w:p>
-        </w:tc>
-        <w:tc>
-          <w:tcPr>
-            <w:tcW w:type="dxa" w:w="851"/>
-          </w:tcPr>
-          <w:p>
-            <w:r/>
-            <w:r>
-              <w:rPr>
-                <w:sz w:val="13"/>
-              </w:rPr>
-              <w:t>-4</w:t>
-            </w:r>
-          </w:p>
-        </w:tc>
-        <w:tc>
-          <w:tcPr>
-            <w:tcW w:type="dxa" w:w="851"/>
-          </w:tcPr>
-          <w:p>
-            <w:r/>
-            <w:r>
-              <w:rPr>
-                <w:sz w:val="13"/>
-              </w:rPr>
-              <w:t>[-10.67, +2.67]</w:t>
+              <w:t>81.67</w:t>
+            </w:r>
+          </w:p>
+        </w:tc>
+        <w:tc>
+          <w:tcPr>
+            <w:tcW w:type="dxa" w:w="851"/>
+          </w:tcPr>
+          <w:p>
+            <w:r/>
+            <w:r>
+              <w:rPr>
+                <w:sz w:val="13"/>
+              </w:rPr>
+              <w:t>-15.33</w:t>
+            </w:r>
+          </w:p>
+        </w:tc>
+        <w:tc>
+          <w:tcPr>
+            <w:tcW w:type="dxa" w:w="851"/>
+          </w:tcPr>
+          <w:p>
+            <w:r/>
+            <w:r>
+              <w:rPr>
+                <w:sz w:val="13"/>
+              </w:rPr>
+              <w:t>[-21.67, -8.67]</w:t>
             </w:r>
           </w:p>
         </w:tc>
@@ -2226,35 +2244,35 @@
               <w:rPr>
                 <w:sz w:val="13"/>
               </w:rPr>
-              <w:t>0.28</w:t>
-            </w:r>
-          </w:p>
-        </w:tc>
-        <w:tc>
-          <w:tcPr>
-            <w:tcW w:type="dxa" w:w="851"/>
-          </w:tcPr>
-          <w:p>
-            <w:r/>
-            <w:r>
-              <w:rPr>
-                <w:sz w:val="13"/>
-              </w:rPr>
-              <w:t>0.48</w:t>
-            </w:r>
-          </w:p>
-        </w:tc>
-        <w:tc>
-          <w:tcPr>
-            <w:tcW w:type="dxa" w:w="851"/>
-          </w:tcPr>
-          <w:p>
-            <w:r/>
-            <w:r>
-              <w:rPr>
-                <w:sz w:val="13"/>
-              </w:rPr>
-              <w:t>no</w:t>
+              <w:t>0</w:t>
+            </w:r>
+          </w:p>
+        </w:tc>
+        <w:tc>
+          <w:tcPr>
+            <w:tcW w:type="dxa" w:w="851"/>
+          </w:tcPr>
+          <w:p>
+            <w:r/>
+            <w:r>
+              <w:rPr>
+                <w:sz w:val="13"/>
+              </w:rPr>
+              <w:t>0</w:t>
+            </w:r>
+          </w:p>
+        </w:tc>
+        <w:tc>
+          <w:tcPr>
+            <w:tcW w:type="dxa" w:w="851"/>
+          </w:tcPr>
+          <w:p>
+            <w:r/>
+            <w:r>
+              <w:rPr>
+                <w:sz w:val="13"/>
+              </w:rPr>
+              <w:t>YES</w:t>
             </w:r>
           </w:p>
         </w:tc>
@@ -2284,7 +2302,7 @@
               <w:rPr>
                 <w:sz w:val="13"/>
               </w:rPr>
-              <w:t>Initial pipeline + retrieval (RAG)</w:t>
+              <w:t>Monolithic LoRA fine-tuned Qwen2.5-1.5B (no detector)</w:t>
             </w:r>
           </w:p>
         </w:tc>
@@ -2326,35 +2344,35 @@
               <w:rPr>
                 <w:sz w:val="13"/>
               </w:rPr>
-              <w:t>57</w:t>
-            </w:r>
-          </w:p>
-        </w:tc>
-        <w:tc>
-          <w:tcPr>
-            <w:tcW w:type="dxa" w:w="851"/>
-          </w:tcPr>
-          <w:p>
-            <w:r/>
-            <w:r>
-              <w:rPr>
-                <w:sz w:val="13"/>
-              </w:rPr>
-              <w:t>9.33</w:t>
-            </w:r>
-          </w:p>
-        </w:tc>
-        <w:tc>
-          <w:tcPr>
-            <w:tcW w:type="dxa" w:w="851"/>
-          </w:tcPr>
-          <w:p>
-            <w:r/>
-            <w:r>
-              <w:rPr>
-                <w:sz w:val="13"/>
-              </w:rPr>
-              <w:t>[+2.33, +16.33]</w:t>
+              <w:t>30</w:t>
+            </w:r>
+          </w:p>
+        </w:tc>
+        <w:tc>
+          <w:tcPr>
+            <w:tcW w:type="dxa" w:w="851"/>
+          </w:tcPr>
+          <w:p>
+            <w:r/>
+            <w:r>
+              <w:rPr>
+                <w:sz w:val="13"/>
+              </w:rPr>
+              <w:t>36.33</w:t>
+            </w:r>
+          </w:p>
+        </w:tc>
+        <w:tc>
+          <w:tcPr>
+            <w:tcW w:type="dxa" w:w="851"/>
+          </w:tcPr>
+          <w:p>
+            <w:r/>
+            <w:r>
+              <w:rPr>
+                <w:sz w:val="13"/>
+              </w:rPr>
+              <w:t>[+29.00, +43.67]</w:t>
             </w:r>
           </w:p>
         </w:tc>
@@ -2382,35 +2400,35 @@
               <w:rPr>
                 <w:sz w:val="13"/>
               </w:rPr>
-              <w:t>0.01</w:t>
-            </w:r>
-          </w:p>
-        </w:tc>
-        <w:tc>
-          <w:tcPr>
-            <w:tcW w:type="dxa" w:w="851"/>
-          </w:tcPr>
-          <w:p>
-            <w:r/>
-            <w:r>
-              <w:rPr>
-                <w:sz w:val="13"/>
-              </w:rPr>
-              <w:t>0.05</w:t>
-            </w:r>
-          </w:p>
-        </w:tc>
-        <w:tc>
-          <w:tcPr>
-            <w:tcW w:type="dxa" w:w="851"/>
-          </w:tcPr>
-          <w:p>
-            <w:r/>
-            <w:r>
-              <w:rPr>
-                <w:sz w:val="13"/>
-              </w:rPr>
-              <w:t>no</w:t>
+              <w:t>0</w:t>
+            </w:r>
+          </w:p>
+        </w:tc>
+        <w:tc>
+          <w:tcPr>
+            <w:tcW w:type="dxa" w:w="851"/>
+          </w:tcPr>
+          <w:p>
+            <w:r/>
+            <w:r>
+              <w:rPr>
+                <w:sz w:val="13"/>
+              </w:rPr>
+              <w:t>0</w:t>
+            </w:r>
+          </w:p>
+        </w:tc>
+        <w:tc>
+          <w:tcPr>
+            <w:tcW w:type="dxa" w:w="851"/>
+          </w:tcPr>
+          <w:p>
+            <w:r/>
+            <w:r>
+              <w:rPr>
+                <w:sz w:val="13"/>
+              </w:rPr>
+              <w:t>YES</w:t>
             </w:r>
           </w:p>
         </w:tc>
@@ -2440,7 +2458,7 @@
               <w:rPr>
                 <w:sz w:val="13"/>
               </w:rPr>
-              <w:t>RoBERTa d1 + Phi-4-mini d2 (top-1 emotion)</w:t>
+              <w:t>Initial pipeline: GPT-2 Medium d1 + Qwen2.5-1.5B d2</w:t>
             </w:r>
           </w:p>
         </w:tc>
@@ -2482,35 +2500,35 @@
               <w:rPr>
                 <w:sz w:val="13"/>
               </w:rPr>
-              <w:t>72</w:t>
-            </w:r>
-          </w:p>
-        </w:tc>
-        <w:tc>
-          <w:tcPr>
-            <w:tcW w:type="dxa" w:w="851"/>
-          </w:tcPr>
-          <w:p>
-            <w:r/>
-            <w:r>
-              <w:rPr>
-                <w:sz w:val="13"/>
-              </w:rPr>
-              <w:t>-5.67</w:t>
-            </w:r>
-          </w:p>
-        </w:tc>
-        <w:tc>
-          <w:tcPr>
-            <w:tcW w:type="dxa" w:w="851"/>
-          </w:tcPr>
-          <w:p>
-            <w:r/>
-            <w:r>
-              <w:rPr>
-                <w:sz w:val="13"/>
-              </w:rPr>
-              <w:t>[-12.67, +1.33]</w:t>
+              <w:t>70.33</w:t>
+            </w:r>
+          </w:p>
+        </w:tc>
+        <w:tc>
+          <w:tcPr>
+            <w:tcW w:type="dxa" w:w="851"/>
+          </w:tcPr>
+          <w:p>
+            <w:r/>
+            <w:r>
+              <w:rPr>
+                <w:sz w:val="13"/>
+              </w:rPr>
+              <w:t>-4</w:t>
+            </w:r>
+          </w:p>
+        </w:tc>
+        <w:tc>
+          <w:tcPr>
+            <w:tcW w:type="dxa" w:w="851"/>
+          </w:tcPr>
+          <w:p>
+            <w:r/>
+            <w:r>
+              <w:rPr>
+                <w:sz w:val="13"/>
+              </w:rPr>
+              <w:t>[-10.67, +2.67]</w:t>
             </w:r>
           </w:p>
         </w:tc>
@@ -2538,21 +2556,21 @@
               <w:rPr>
                 <w:sz w:val="13"/>
               </w:rPr>
-              <w:t>0.13</w:t>
-            </w:r>
-          </w:p>
-        </w:tc>
-        <w:tc>
-          <w:tcPr>
-            <w:tcW w:type="dxa" w:w="851"/>
-          </w:tcPr>
-          <w:p>
-            <w:r/>
-            <w:r>
-              <w:rPr>
-                <w:sz w:val="13"/>
-              </w:rPr>
-              <w:t>0.4</w:t>
+              <w:t>0.28</w:t>
+            </w:r>
+          </w:p>
+        </w:tc>
+        <w:tc>
+          <w:tcPr>
+            <w:tcW w:type="dxa" w:w="851"/>
+          </w:tcPr>
+          <w:p>
+            <w:r/>
+            <w:r>
+              <w:rPr>
+                <w:sz w:val="13"/>
+              </w:rPr>
+              <w:t>0.48</w:t>
             </w:r>
           </w:p>
         </w:tc>
@@ -2582,21 +2600,21 @@
               <w:rPr>
                 <w:sz w:val="13"/>
               </w:rPr>
-              <w:t>One question</w:t>
-            </w:r>
-          </w:p>
-        </w:tc>
-        <w:tc>
-          <w:tcPr>
-            <w:tcW w:type="dxa" w:w="851"/>
-          </w:tcPr>
-          <w:p>
-            <w:r/>
-            <w:r>
-              <w:rPr>
-                <w:sz w:val="13"/>
-              </w:rPr>
-              <w:t>Single model, same size: Qwen2.5-1.5B detects + responds</w:t>
+              <w:t>Acknowledgement</w:t>
+            </w:r>
+          </w:p>
+        </w:tc>
+        <w:tc>
+          <w:tcPr>
+            <w:tcW w:type="dxa" w:w="851"/>
+          </w:tcPr>
+          <w:p>
+            <w:r/>
+            <w:r>
+              <w:rPr>
+                <w:sz w:val="13"/>
+              </w:rPr>
+              <w:t>Initial pipeline + retrieval (RAG)</w:t>
             </w:r>
           </w:p>
         </w:tc>
@@ -2624,49 +2642,49 @@
               <w:rPr>
                 <w:sz w:val="13"/>
               </w:rPr>
-              <w:t>92.67</w:t>
-            </w:r>
-          </w:p>
-        </w:tc>
-        <w:tc>
-          <w:tcPr>
-            <w:tcW w:type="dxa" w:w="851"/>
-          </w:tcPr>
-          <w:p>
-            <w:r/>
-            <w:r>
-              <w:rPr>
-                <w:sz w:val="13"/>
-              </w:rPr>
-              <w:t>73.67</w:t>
-            </w:r>
-          </w:p>
-        </w:tc>
-        <w:tc>
-          <w:tcPr>
-            <w:tcW w:type="dxa" w:w="851"/>
-          </w:tcPr>
-          <w:p>
-            <w:r/>
-            <w:r>
-              <w:rPr>
-                <w:sz w:val="13"/>
-              </w:rPr>
-              <w:t>19</w:t>
-            </w:r>
-          </w:p>
-        </w:tc>
-        <w:tc>
-          <w:tcPr>
-            <w:tcW w:type="dxa" w:w="851"/>
-          </w:tcPr>
-          <w:p>
-            <w:r/>
-            <w:r>
-              <w:rPr>
-                <w:sz w:val="13"/>
-              </w:rPr>
-              <w:t>[+13.33, +25.00]</w:t>
+              <w:t>66.33</w:t>
+            </w:r>
+          </w:p>
+        </w:tc>
+        <w:tc>
+          <w:tcPr>
+            <w:tcW w:type="dxa" w:w="851"/>
+          </w:tcPr>
+          <w:p>
+            <w:r/>
+            <w:r>
+              <w:rPr>
+                <w:sz w:val="13"/>
+              </w:rPr>
+              <w:t>57</w:t>
+            </w:r>
+          </w:p>
+        </w:tc>
+        <w:tc>
+          <w:tcPr>
+            <w:tcW w:type="dxa" w:w="851"/>
+          </w:tcPr>
+          <w:p>
+            <w:r/>
+            <w:r>
+              <w:rPr>
+                <w:sz w:val="13"/>
+              </w:rPr>
+              <w:t>9.33</w:t>
+            </w:r>
+          </w:p>
+        </w:tc>
+        <w:tc>
+          <w:tcPr>
+            <w:tcW w:type="dxa" w:w="851"/>
+          </w:tcPr>
+          <w:p>
+            <w:r/>
+            <w:r>
+              <w:rPr>
+                <w:sz w:val="13"/>
+              </w:rPr>
+              <w:t>[+2.33, +16.33]</w:t>
             </w:r>
           </w:p>
         </w:tc>
@@ -2694,35 +2712,35 @@
               <w:rPr>
                 <w:sz w:val="13"/>
               </w:rPr>
-              <w:t>0</w:t>
-            </w:r>
-          </w:p>
-        </w:tc>
-        <w:tc>
-          <w:tcPr>
-            <w:tcW w:type="dxa" w:w="851"/>
-          </w:tcPr>
-          <w:p>
-            <w:r/>
-            <w:r>
-              <w:rPr>
-                <w:sz w:val="13"/>
-              </w:rPr>
-              <w:t>0</w:t>
-            </w:r>
-          </w:p>
-        </w:tc>
-        <w:tc>
-          <w:tcPr>
-            <w:tcW w:type="dxa" w:w="851"/>
-          </w:tcPr>
-          <w:p>
-            <w:r/>
-            <w:r>
-              <w:rPr>
-                <w:sz w:val="13"/>
-              </w:rPr>
-              <w:t>YES</w:t>
+              <w:t>0.01</w:t>
+            </w:r>
+          </w:p>
+        </w:tc>
+        <w:tc>
+          <w:tcPr>
+            <w:tcW w:type="dxa" w:w="851"/>
+          </w:tcPr>
+          <w:p>
+            <w:r/>
+            <w:r>
+              <w:rPr>
+                <w:sz w:val="13"/>
+              </w:rPr>
+              <w:t>0.05</w:t>
+            </w:r>
+          </w:p>
+        </w:tc>
+        <w:tc>
+          <w:tcPr>
+            <w:tcW w:type="dxa" w:w="851"/>
+          </w:tcPr>
+          <w:p>
+            <w:r/>
+            <w:r>
+              <w:rPr>
+                <w:sz w:val="13"/>
+              </w:rPr>
+              <w:t>no</w:t>
             </w:r>
           </w:p>
         </w:tc>
@@ -2738,21 +2756,21 @@
               <w:rPr>
                 <w:sz w:val="13"/>
               </w:rPr>
-              <w:t>One question</w:t>
-            </w:r>
-          </w:p>
-        </w:tc>
-        <w:tc>
-          <w:tcPr>
-            <w:tcW w:type="dxa" w:w="851"/>
-          </w:tcPr>
-          <w:p>
-            <w:r/>
-            <w:r>
-              <w:rPr>
-                <w:sz w:val="13"/>
-              </w:rPr>
-              <w:t>Single model, bigger: Qwen2.5-7B (4-bit) detects + responds</w:t>
+              <w:t>Acknowledgement</w:t>
+            </w:r>
+          </w:p>
+        </w:tc>
+        <w:tc>
+          <w:tcPr>
+            <w:tcW w:type="dxa" w:w="851"/>
+          </w:tcPr>
+          <w:p>
+            <w:r/>
+            <w:r>
+              <w:rPr>
+                <w:sz w:val="13"/>
+              </w:rPr>
+              <w:t>RoBERTa d1 + Phi-4-mini d2 (top-1 emotion)</w:t>
             </w:r>
           </w:p>
         </w:tc>
@@ -2780,49 +2798,49 @@
               <w:rPr>
                 <w:sz w:val="13"/>
               </w:rPr>
-              <w:t>92.67</w:t>
-            </w:r>
-          </w:p>
-        </w:tc>
-        <w:tc>
-          <w:tcPr>
-            <w:tcW w:type="dxa" w:w="851"/>
-          </w:tcPr>
-          <w:p>
-            <w:r/>
-            <w:r>
-              <w:rPr>
-                <w:sz w:val="13"/>
-              </w:rPr>
-              <w:t>99</w:t>
-            </w:r>
-          </w:p>
-        </w:tc>
-        <w:tc>
-          <w:tcPr>
-            <w:tcW w:type="dxa" w:w="851"/>
-          </w:tcPr>
-          <w:p>
-            <w:r/>
-            <w:r>
-              <w:rPr>
-                <w:sz w:val="13"/>
-              </w:rPr>
-              <w:t>-6.33</w:t>
-            </w:r>
-          </w:p>
-        </w:tc>
-        <w:tc>
-          <w:tcPr>
-            <w:tcW w:type="dxa" w:w="851"/>
-          </w:tcPr>
-          <w:p>
-            <w:r/>
-            <w:r>
-              <w:rPr>
-                <w:sz w:val="13"/>
-              </w:rPr>
-              <w:t>[-9.67, -3.33]</w:t>
+              <w:t>66.33</w:t>
+            </w:r>
+          </w:p>
+        </w:tc>
+        <w:tc>
+          <w:tcPr>
+            <w:tcW w:type="dxa" w:w="851"/>
+          </w:tcPr>
+          <w:p>
+            <w:r/>
+            <w:r>
+              <w:rPr>
+                <w:sz w:val="13"/>
+              </w:rPr>
+              <w:t>72</w:t>
+            </w:r>
+          </w:p>
+        </w:tc>
+        <w:tc>
+          <w:tcPr>
+            <w:tcW w:type="dxa" w:w="851"/>
+          </w:tcPr>
+          <w:p>
+            <w:r/>
+            <w:r>
+              <w:rPr>
+                <w:sz w:val="13"/>
+              </w:rPr>
+              <w:t>-5.67</w:t>
+            </w:r>
+          </w:p>
+        </w:tc>
+        <w:tc>
+          <w:tcPr>
+            <w:tcW w:type="dxa" w:w="851"/>
+          </w:tcPr>
+          <w:p>
+            <w:r/>
+            <w:r>
+              <w:rPr>
+                <w:sz w:val="13"/>
+              </w:rPr>
+              <w:t>[-12.67, +1.33]</w:t>
             </w:r>
           </w:p>
         </w:tc>
@@ -2850,35 +2868,35 @@
               <w:rPr>
                 <w:sz w:val="13"/>
               </w:rPr>
-              <w:t>0</w:t>
-            </w:r>
-          </w:p>
-        </w:tc>
-        <w:tc>
-          <w:tcPr>
-            <w:tcW w:type="dxa" w:w="851"/>
-          </w:tcPr>
-          <w:p>
-            <w:r/>
-            <w:r>
-              <w:rPr>
-                <w:sz w:val="13"/>
-              </w:rPr>
-              <w:t>0</w:t>
-            </w:r>
-          </w:p>
-        </w:tc>
-        <w:tc>
-          <w:tcPr>
-            <w:tcW w:type="dxa" w:w="851"/>
-          </w:tcPr>
-          <w:p>
-            <w:r/>
-            <w:r>
-              <w:rPr>
-                <w:sz w:val="13"/>
-              </w:rPr>
-              <w:t>YES</w:t>
+              <w:t>0.13</w:t>
+            </w:r>
+          </w:p>
+        </w:tc>
+        <w:tc>
+          <w:tcPr>
+            <w:tcW w:type="dxa" w:w="851"/>
+          </w:tcPr>
+          <w:p>
+            <w:r/>
+            <w:r>
+              <w:rPr>
+                <w:sz w:val="13"/>
+              </w:rPr>
+              <w:t>0.4</w:t>
+            </w:r>
+          </w:p>
+        </w:tc>
+        <w:tc>
+          <w:tcPr>
+            <w:tcW w:type="dxa" w:w="851"/>
+          </w:tcPr>
+          <w:p>
+            <w:r/>
+            <w:r>
+              <w:rPr>
+                <w:sz w:val="13"/>
+              </w:rPr>
+              <w:t>no</w:t>
             </w:r>
           </w:p>
         </w:tc>
@@ -2908,7 +2926,7 @@
               <w:rPr>
                 <w:sz w:val="13"/>
               </w:rPr>
-              <w:t>Zero-shot Qwen2.5-1.5B (no detector, generic prompt)</w:t>
+              <w:t>Single model, same generator: Phi-4-mini (4-bit) detects + responds</w:t>
             </w:r>
           </w:p>
         </w:tc>
@@ -2950,35 +2968,35 @@
               <w:rPr>
                 <w:sz w:val="13"/>
               </w:rPr>
-              <w:t>22.67</w:t>
-            </w:r>
-          </w:p>
-        </w:tc>
-        <w:tc>
-          <w:tcPr>
-            <w:tcW w:type="dxa" w:w="851"/>
-          </w:tcPr>
-          <w:p>
-            <w:r/>
-            <w:r>
-              <w:rPr>
-                <w:sz w:val="13"/>
-              </w:rPr>
-              <w:t>70</w:t>
-            </w:r>
-          </w:p>
-        </w:tc>
-        <w:tc>
-          <w:tcPr>
-            <w:tcW w:type="dxa" w:w="851"/>
-          </w:tcPr>
-          <w:p>
-            <w:r/>
-            <w:r>
-              <w:rPr>
-                <w:sz w:val="13"/>
-              </w:rPr>
-              <w:t>[+64.67, +75.33]</w:t>
+              <w:t>96</w:t>
+            </w:r>
+          </w:p>
+        </w:tc>
+        <w:tc>
+          <w:tcPr>
+            <w:tcW w:type="dxa" w:w="851"/>
+          </w:tcPr>
+          <w:p>
+            <w:r/>
+            <w:r>
+              <w:rPr>
+                <w:sz w:val="13"/>
+              </w:rPr>
+              <w:t>-3.33</w:t>
+            </w:r>
+          </w:p>
+        </w:tc>
+        <w:tc>
+          <w:tcPr>
+            <w:tcW w:type="dxa" w:w="851"/>
+          </w:tcPr>
+          <w:p>
+            <w:r/>
+            <w:r>
+              <w:rPr>
+                <w:sz w:val="13"/>
+              </w:rPr>
+              <w:t>[-7.00, +0.33]</w:t>
             </w:r>
           </w:p>
         </w:tc>
@@ -3006,35 +3024,35 @@
               <w:rPr>
                 <w:sz w:val="13"/>
               </w:rPr>
-              <w:t>0</w:t>
-            </w:r>
-          </w:p>
-        </w:tc>
-        <w:tc>
-          <w:tcPr>
-            <w:tcW w:type="dxa" w:w="851"/>
-          </w:tcPr>
-          <w:p>
-            <w:r/>
-            <w:r>
-              <w:rPr>
-                <w:sz w:val="13"/>
-              </w:rPr>
-              <w:t>0</w:t>
-            </w:r>
-          </w:p>
-        </w:tc>
-        <w:tc>
-          <w:tcPr>
-            <w:tcW w:type="dxa" w:w="851"/>
-          </w:tcPr>
-          <w:p>
-            <w:r/>
-            <w:r>
-              <w:rPr>
-                <w:sz w:val="13"/>
-              </w:rPr>
-              <w:t>YES</w:t>
+              <w:t>0.11</w:t>
+            </w:r>
+          </w:p>
+        </w:tc>
+        <w:tc>
+          <w:tcPr>
+            <w:tcW w:type="dxa" w:w="851"/>
+          </w:tcPr>
+          <w:p>
+            <w:r/>
+            <w:r>
+              <w:rPr>
+                <w:sz w:val="13"/>
+              </w:rPr>
+              <w:t>0.22</w:t>
+            </w:r>
+          </w:p>
+        </w:tc>
+        <w:tc>
+          <w:tcPr>
+            <w:tcW w:type="dxa" w:w="851"/>
+          </w:tcPr>
+          <w:p>
+            <w:r/>
+            <w:r>
+              <w:rPr>
+                <w:sz w:val="13"/>
+              </w:rPr>
+              <w:t>no</w:t>
             </w:r>
           </w:p>
         </w:tc>
@@ -3064,7 +3082,7 @@
               <w:rPr>
                 <w:sz w:val="13"/>
               </w:rPr>
-              <w:t>Monolithic LoRA fine-tuned Qwen2.5-1.5B (no detector)</w:t>
+              <w:t>Single model, same size: Qwen2.5-1.5B detects + responds</w:t>
             </w:r>
           </w:p>
         </w:tc>
@@ -3106,35 +3124,35 @@
               <w:rPr>
                 <w:sz w:val="13"/>
               </w:rPr>
-              <w:t>74</w:t>
-            </w:r>
-          </w:p>
-        </w:tc>
-        <w:tc>
-          <w:tcPr>
-            <w:tcW w:type="dxa" w:w="851"/>
-          </w:tcPr>
-          <w:p>
-            <w:r/>
-            <w:r>
-              <w:rPr>
-                <w:sz w:val="13"/>
-              </w:rPr>
-              <w:t>18.67</w:t>
-            </w:r>
-          </w:p>
-        </w:tc>
-        <w:tc>
-          <w:tcPr>
-            <w:tcW w:type="dxa" w:w="851"/>
-          </w:tcPr>
-          <w:p>
-            <w:r/>
-            <w:r>
-              <w:rPr>
-                <w:sz w:val="13"/>
-              </w:rPr>
-              <w:t>[+12.67, +24.67]</w:t>
+              <w:t>73.67</w:t>
+            </w:r>
+          </w:p>
+        </w:tc>
+        <w:tc>
+          <w:tcPr>
+            <w:tcW w:type="dxa" w:w="851"/>
+          </w:tcPr>
+          <w:p>
+            <w:r/>
+            <w:r>
+              <w:rPr>
+                <w:sz w:val="13"/>
+              </w:rPr>
+              <w:t>19</w:t>
+            </w:r>
+          </w:p>
+        </w:tc>
+        <w:tc>
+          <w:tcPr>
+            <w:tcW w:type="dxa" w:w="851"/>
+          </w:tcPr>
+          <w:p>
+            <w:r/>
+            <w:r>
+              <w:rPr>
+                <w:sz w:val="13"/>
+              </w:rPr>
+              <w:t>[+13.33, +25.00]</w:t>
             </w:r>
           </w:p>
         </w:tc>
@@ -3220,7 +3238,7 @@
               <w:rPr>
                 <w:sz w:val="13"/>
               </w:rPr>
-              <w:t>Initial pipeline: GPT-2 Medium d1 + Qwen2.5-1.5B d2</w:t>
+              <w:t>Single model, bigger: Qwen2.5-7B (4-bit) detects + responds</w:t>
             </w:r>
           </w:p>
         </w:tc>
@@ -3262,35 +3280,35 @@
               <w:rPr>
                 <w:sz w:val="13"/>
               </w:rPr>
-              <w:t>87.33</w:t>
-            </w:r>
-          </w:p>
-        </w:tc>
-        <w:tc>
-          <w:tcPr>
-            <w:tcW w:type="dxa" w:w="851"/>
-          </w:tcPr>
-          <w:p>
-            <w:r/>
-            <w:r>
-              <w:rPr>
-                <w:sz w:val="13"/>
-              </w:rPr>
-              <w:t>5.33</w:t>
-            </w:r>
-          </w:p>
-        </w:tc>
-        <w:tc>
-          <w:tcPr>
-            <w:tcW w:type="dxa" w:w="851"/>
-          </w:tcPr>
-          <w:p>
-            <w:r/>
-            <w:r>
-              <w:rPr>
-                <w:sz w:val="13"/>
-              </w:rPr>
-              <w:t>[+0.67, +10.00]</w:t>
+              <w:t>99</w:t>
+            </w:r>
+          </w:p>
+        </w:tc>
+        <w:tc>
+          <w:tcPr>
+            <w:tcW w:type="dxa" w:w="851"/>
+          </w:tcPr>
+          <w:p>
+            <w:r/>
+            <w:r>
+              <w:rPr>
+                <w:sz w:val="13"/>
+              </w:rPr>
+              <w:t>-6.33</w:t>
+            </w:r>
+          </w:p>
+        </w:tc>
+        <w:tc>
+          <w:tcPr>
+            <w:tcW w:type="dxa" w:w="851"/>
+          </w:tcPr>
+          <w:p>
+            <w:r/>
+            <w:r>
+              <w:rPr>
+                <w:sz w:val="13"/>
+              </w:rPr>
+              <w:t>[-9.67, -3.33]</w:t>
             </w:r>
           </w:p>
         </w:tc>
@@ -3318,35 +3336,35 @@
               <w:rPr>
                 <w:sz w:val="13"/>
               </w:rPr>
-              <w:t>0.04</w:t>
-            </w:r>
-          </w:p>
-        </w:tc>
-        <w:tc>
-          <w:tcPr>
-            <w:tcW w:type="dxa" w:w="851"/>
-          </w:tcPr>
-          <w:p>
-            <w:r/>
-            <w:r>
-              <w:rPr>
-                <w:sz w:val="13"/>
-              </w:rPr>
-              <w:t>0.08</w:t>
-            </w:r>
-          </w:p>
-        </w:tc>
-        <w:tc>
-          <w:tcPr>
-            <w:tcW w:type="dxa" w:w="851"/>
-          </w:tcPr>
-          <w:p>
-            <w:r/>
-            <w:r>
-              <w:rPr>
-                <w:sz w:val="13"/>
-              </w:rPr>
-              <w:t>no</w:t>
+              <w:t>0</w:t>
+            </w:r>
+          </w:p>
+        </w:tc>
+        <w:tc>
+          <w:tcPr>
+            <w:tcW w:type="dxa" w:w="851"/>
+          </w:tcPr>
+          <w:p>
+            <w:r/>
+            <w:r>
+              <w:rPr>
+                <w:sz w:val="13"/>
+              </w:rPr>
+              <w:t>0</w:t>
+            </w:r>
+          </w:p>
+        </w:tc>
+        <w:tc>
+          <w:tcPr>
+            <w:tcW w:type="dxa" w:w="851"/>
+          </w:tcPr>
+          <w:p>
+            <w:r/>
+            <w:r>
+              <w:rPr>
+                <w:sz w:val="13"/>
+              </w:rPr>
+              <w:t>YES</w:t>
             </w:r>
           </w:p>
         </w:tc>
@@ -3376,7 +3394,7 @@
               <w:rPr>
                 <w:sz w:val="13"/>
               </w:rPr>
-              <w:t>Initial pipeline + retrieval (RAG)</w:t>
+              <w:t>Zero-shot Qwen2.5-1.5B (no detector, generic prompt)</w:t>
             </w:r>
           </w:p>
         </w:tc>
@@ -3418,35 +3436,35 @@
               <w:rPr>
                 <w:sz w:val="13"/>
               </w:rPr>
-              <w:t>78</w:t>
-            </w:r>
-          </w:p>
-        </w:tc>
-        <w:tc>
-          <w:tcPr>
-            <w:tcW w:type="dxa" w:w="851"/>
-          </w:tcPr>
-          <w:p>
-            <w:r/>
-            <w:r>
-              <w:rPr>
-                <w:sz w:val="13"/>
-              </w:rPr>
-              <w:t>14.67</w:t>
-            </w:r>
-          </w:p>
-        </w:tc>
-        <w:tc>
-          <w:tcPr>
-            <w:tcW w:type="dxa" w:w="851"/>
-          </w:tcPr>
-          <w:p>
-            <w:r/>
-            <w:r>
-              <w:rPr>
-                <w:sz w:val="13"/>
-              </w:rPr>
-              <w:t>[+8.67, +20.33]</w:t>
+              <w:t>22.67</w:t>
+            </w:r>
+          </w:p>
+        </w:tc>
+        <w:tc>
+          <w:tcPr>
+            <w:tcW w:type="dxa" w:w="851"/>
+          </w:tcPr>
+          <w:p>
+            <w:r/>
+            <w:r>
+              <w:rPr>
+                <w:sz w:val="13"/>
+              </w:rPr>
+              <w:t>70</w:t>
+            </w:r>
+          </w:p>
+        </w:tc>
+        <w:tc>
+          <w:tcPr>
+            <w:tcW w:type="dxa" w:w="851"/>
+          </w:tcPr>
+          <w:p>
+            <w:r/>
+            <w:r>
+              <w:rPr>
+                <w:sz w:val="13"/>
+              </w:rPr>
+              <w:t>[+64.67, +75.33]</w:t>
             </w:r>
           </w:p>
         </w:tc>
@@ -3532,7 +3550,7 @@
               <w:rPr>
                 <w:sz w:val="13"/>
               </w:rPr>
-              <w:t>RoBERTa d1 + Phi-4-mini d2 (top-1 emotion)</w:t>
+              <w:t>Monolithic LoRA fine-tuned Qwen2.5-1.5B (no detector)</w:t>
             </w:r>
           </w:p>
         </w:tc>
@@ -3574,35 +3592,35 @@
               <w:rPr>
                 <w:sz w:val="13"/>
               </w:rPr>
-              <w:t>94.67</w:t>
-            </w:r>
-          </w:p>
-        </w:tc>
-        <w:tc>
-          <w:tcPr>
-            <w:tcW w:type="dxa" w:w="851"/>
-          </w:tcPr>
-          <w:p>
-            <w:r/>
-            <w:r>
-              <w:rPr>
-                <w:sz w:val="13"/>
-              </w:rPr>
-              <w:t>-2</w:t>
-            </w:r>
-          </w:p>
-        </w:tc>
-        <w:tc>
-          <w:tcPr>
-            <w:tcW w:type="dxa" w:w="851"/>
-          </w:tcPr>
-          <w:p>
-            <w:r/>
-            <w:r>
-              <w:rPr>
-                <w:sz w:val="13"/>
-              </w:rPr>
-              <w:t>[-6.00, +1.67]</w:t>
+              <w:t>74</w:t>
+            </w:r>
+          </w:p>
+        </w:tc>
+        <w:tc>
+          <w:tcPr>
+            <w:tcW w:type="dxa" w:w="851"/>
+          </w:tcPr>
+          <w:p>
+            <w:r/>
+            <w:r>
+              <w:rPr>
+                <w:sz w:val="13"/>
+              </w:rPr>
+              <w:t>18.67</w:t>
+            </w:r>
+          </w:p>
+        </w:tc>
+        <w:tc>
+          <w:tcPr>
+            <w:tcW w:type="dxa" w:w="851"/>
+          </w:tcPr>
+          <w:p>
+            <w:r/>
+            <w:r>
+              <w:rPr>
+                <w:sz w:val="13"/>
+              </w:rPr>
+              <w:t>[+12.67, +24.67]</w:t>
             </w:r>
           </w:p>
         </w:tc>
@@ -3630,35 +3648,35 @@
               <w:rPr>
                 <w:sz w:val="13"/>
               </w:rPr>
-              <w:t>0.39</w:t>
-            </w:r>
-          </w:p>
-        </w:tc>
-        <w:tc>
-          <w:tcPr>
-            <w:tcW w:type="dxa" w:w="851"/>
-          </w:tcPr>
-          <w:p>
-            <w:r/>
-            <w:r>
-              <w:rPr>
-                <w:sz w:val="13"/>
-              </w:rPr>
-              <w:t>0.39</w:t>
-            </w:r>
-          </w:p>
-        </w:tc>
-        <w:tc>
-          <w:tcPr>
-            <w:tcW w:type="dxa" w:w="851"/>
-          </w:tcPr>
-          <w:p>
-            <w:r/>
-            <w:r>
-              <w:rPr>
-                <w:sz w:val="13"/>
-              </w:rPr>
-              <w:t>no</w:t>
+              <w:t>0</w:t>
+            </w:r>
+          </w:p>
+        </w:tc>
+        <w:tc>
+          <w:tcPr>
+            <w:tcW w:type="dxa" w:w="851"/>
+          </w:tcPr>
+          <w:p>
+            <w:r/>
+            <w:r>
+              <w:rPr>
+                <w:sz w:val="13"/>
+              </w:rPr>
+              <w:t>0</w:t>
+            </w:r>
+          </w:p>
+        </w:tc>
+        <w:tc>
+          <w:tcPr>
+            <w:tcW w:type="dxa" w:w="851"/>
+          </w:tcPr>
+          <w:p>
+            <w:r/>
+            <w:r>
+              <w:rPr>
+                <w:sz w:val="13"/>
+              </w:rPr>
+              <w:t>YES</w:t>
             </w:r>
           </w:p>
         </w:tc>
@@ -3674,21 +3692,21 @@
               <w:rPr>
                 <w:sz w:val="13"/>
               </w:rPr>
-              <w:t>Emotion validation</w:t>
-            </w:r>
-          </w:p>
-        </w:tc>
-        <w:tc>
-          <w:tcPr>
-            <w:tcW w:type="dxa" w:w="851"/>
-          </w:tcPr>
-          <w:p>
-            <w:r/>
-            <w:r>
-              <w:rPr>
-                <w:sz w:val="13"/>
-              </w:rPr>
-              <w:t>Single model, same size: Qwen2.5-1.5B detects + responds</w:t>
+              <w:t>One question</w:t>
+            </w:r>
+          </w:p>
+        </w:tc>
+        <w:tc>
+          <w:tcPr>
+            <w:tcW w:type="dxa" w:w="851"/>
+          </w:tcPr>
+          <w:p>
+            <w:r/>
+            <w:r>
+              <w:rPr>
+                <w:sz w:val="13"/>
+              </w:rPr>
+              <w:t>Initial pipeline: GPT-2 Medium d1 + Qwen2.5-1.5B d2</w:t>
             </w:r>
           </w:p>
         </w:tc>
@@ -3716,49 +3734,49 @@
               <w:rPr>
                 <w:sz w:val="13"/>
               </w:rPr>
-              <w:t>36.67</w:t>
-            </w:r>
-          </w:p>
-        </w:tc>
-        <w:tc>
-          <w:tcPr>
-            <w:tcW w:type="dxa" w:w="851"/>
-          </w:tcPr>
-          <w:p>
-            <w:r/>
-            <w:r>
-              <w:rPr>
-                <w:sz w:val="13"/>
-              </w:rPr>
-              <w:t>25.67</w:t>
-            </w:r>
-          </w:p>
-        </w:tc>
-        <w:tc>
-          <w:tcPr>
-            <w:tcW w:type="dxa" w:w="851"/>
-          </w:tcPr>
-          <w:p>
-            <w:r/>
-            <w:r>
-              <w:rPr>
-                <w:sz w:val="13"/>
-              </w:rPr>
-              <w:t>11</w:t>
-            </w:r>
-          </w:p>
-        </w:tc>
-        <w:tc>
-          <w:tcPr>
-            <w:tcW w:type="dxa" w:w="851"/>
-          </w:tcPr>
-          <w:p>
-            <w:r/>
-            <w:r>
-              <w:rPr>
-                <w:sz w:val="13"/>
-              </w:rPr>
-              <w:t>[+5.00, +17.00]</w:t>
+              <w:t>92.67</w:t>
+            </w:r>
+          </w:p>
+        </w:tc>
+        <w:tc>
+          <w:tcPr>
+            <w:tcW w:type="dxa" w:w="851"/>
+          </w:tcPr>
+          <w:p>
+            <w:r/>
+            <w:r>
+              <w:rPr>
+                <w:sz w:val="13"/>
+              </w:rPr>
+              <w:t>87.33</w:t>
+            </w:r>
+          </w:p>
+        </w:tc>
+        <w:tc>
+          <w:tcPr>
+            <w:tcW w:type="dxa" w:w="851"/>
+          </w:tcPr>
+          <w:p>
+            <w:r/>
+            <w:r>
+              <w:rPr>
+                <w:sz w:val="13"/>
+              </w:rPr>
+              <w:t>5.33</w:t>
+            </w:r>
+          </w:p>
+        </w:tc>
+        <w:tc>
+          <w:tcPr>
+            <w:tcW w:type="dxa" w:w="851"/>
+          </w:tcPr>
+          <w:p>
+            <w:r/>
+            <w:r>
+              <w:rPr>
+                <w:sz w:val="13"/>
+              </w:rPr>
+              <w:t>[+0.67, +10.00]</w:t>
             </w:r>
           </w:p>
         </w:tc>
@@ -3786,35 +3804,35 @@
               <w:rPr>
                 <w:sz w:val="13"/>
               </w:rPr>
-              <w:t>0</w:t>
-            </w:r>
-          </w:p>
-        </w:tc>
-        <w:tc>
-          <w:tcPr>
-            <w:tcW w:type="dxa" w:w="851"/>
-          </w:tcPr>
-          <w:p>
-            <w:r/>
-            <w:r>
-              <w:rPr>
-                <w:sz w:val="13"/>
-              </w:rPr>
-              <w:t>0</w:t>
-            </w:r>
-          </w:p>
-        </w:tc>
-        <w:tc>
-          <w:tcPr>
-            <w:tcW w:type="dxa" w:w="851"/>
-          </w:tcPr>
-          <w:p>
-            <w:r/>
-            <w:r>
-              <w:rPr>
-                <w:sz w:val="13"/>
-              </w:rPr>
-              <w:t>YES</w:t>
+              <w:t>0.04</w:t>
+            </w:r>
+          </w:p>
+        </w:tc>
+        <w:tc>
+          <w:tcPr>
+            <w:tcW w:type="dxa" w:w="851"/>
+          </w:tcPr>
+          <w:p>
+            <w:r/>
+            <w:r>
+              <w:rPr>
+                <w:sz w:val="13"/>
+              </w:rPr>
+              <w:t>0.12</w:t>
+            </w:r>
+          </w:p>
+        </w:tc>
+        <w:tc>
+          <w:tcPr>
+            <w:tcW w:type="dxa" w:w="851"/>
+          </w:tcPr>
+          <w:p>
+            <w:r/>
+            <w:r>
+              <w:rPr>
+                <w:sz w:val="13"/>
+              </w:rPr>
+              <w:t>no</w:t>
             </w:r>
           </w:p>
         </w:tc>
@@ -3830,21 +3848,21 @@
               <w:rPr>
                 <w:sz w:val="13"/>
               </w:rPr>
-              <w:t>Emotion validation</w:t>
-            </w:r>
-          </w:p>
-        </w:tc>
-        <w:tc>
-          <w:tcPr>
-            <w:tcW w:type="dxa" w:w="851"/>
-          </w:tcPr>
-          <w:p>
-            <w:r/>
-            <w:r>
-              <w:rPr>
-                <w:sz w:val="13"/>
-              </w:rPr>
-              <w:t>Single model, bigger: Qwen2.5-7B (4-bit) detects + responds</w:t>
+              <w:t>One question</w:t>
+            </w:r>
+          </w:p>
+        </w:tc>
+        <w:tc>
+          <w:tcPr>
+            <w:tcW w:type="dxa" w:w="851"/>
+          </w:tcPr>
+          <w:p>
+            <w:r/>
+            <w:r>
+              <w:rPr>
+                <w:sz w:val="13"/>
+              </w:rPr>
+              <w:t>Initial pipeline + retrieval (RAG)</w:t>
             </w:r>
           </w:p>
         </w:tc>
@@ -3872,49 +3890,49 @@
               <w:rPr>
                 <w:sz w:val="13"/>
               </w:rPr>
-              <w:t>36.67</w:t>
-            </w:r>
-          </w:p>
-        </w:tc>
-        <w:tc>
-          <w:tcPr>
-            <w:tcW w:type="dxa" w:w="851"/>
-          </w:tcPr>
-          <w:p>
-            <w:r/>
-            <w:r>
-              <w:rPr>
-                <w:sz w:val="13"/>
-              </w:rPr>
-              <w:t>32.33</w:t>
-            </w:r>
-          </w:p>
-        </w:tc>
-        <w:tc>
-          <w:tcPr>
-            <w:tcW w:type="dxa" w:w="851"/>
-          </w:tcPr>
-          <w:p>
-            <w:r/>
-            <w:r>
-              <w:rPr>
-                <w:sz w:val="13"/>
-              </w:rPr>
-              <w:t>4.33</w:t>
-            </w:r>
-          </w:p>
-        </w:tc>
-        <w:tc>
-          <w:tcPr>
-            <w:tcW w:type="dxa" w:w="851"/>
-          </w:tcPr>
-          <w:p>
-            <w:r/>
-            <w:r>
-              <w:rPr>
-                <w:sz w:val="13"/>
-              </w:rPr>
-              <w:t>[-1.67, +10.33]</w:t>
+              <w:t>92.67</w:t>
+            </w:r>
+          </w:p>
+        </w:tc>
+        <w:tc>
+          <w:tcPr>
+            <w:tcW w:type="dxa" w:w="851"/>
+          </w:tcPr>
+          <w:p>
+            <w:r/>
+            <w:r>
+              <w:rPr>
+                <w:sz w:val="13"/>
+              </w:rPr>
+              <w:t>78</w:t>
+            </w:r>
+          </w:p>
+        </w:tc>
+        <w:tc>
+          <w:tcPr>
+            <w:tcW w:type="dxa" w:w="851"/>
+          </w:tcPr>
+          <w:p>
+            <w:r/>
+            <w:r>
+              <w:rPr>
+                <w:sz w:val="13"/>
+              </w:rPr>
+              <w:t>14.67</w:t>
+            </w:r>
+          </w:p>
+        </w:tc>
+        <w:tc>
+          <w:tcPr>
+            <w:tcW w:type="dxa" w:w="851"/>
+          </w:tcPr>
+          <w:p>
+            <w:r/>
+            <w:r>
+              <w:rPr>
+                <w:sz w:val="13"/>
+              </w:rPr>
+              <w:t>[+8.67, +20.33]</w:t>
             </w:r>
           </w:p>
         </w:tc>
@@ -3942,35 +3960,35 @@
               <w:rPr>
                 <w:sz w:val="13"/>
               </w:rPr>
-              <w:t>0.19</w:t>
-            </w:r>
-          </w:p>
-        </w:tc>
-        <w:tc>
-          <w:tcPr>
-            <w:tcW w:type="dxa" w:w="851"/>
-          </w:tcPr>
-          <w:p>
-            <w:r/>
-            <w:r>
-              <w:rPr>
-                <w:sz w:val="13"/>
-              </w:rPr>
-              <w:t>0.19</w:t>
-            </w:r>
-          </w:p>
-        </w:tc>
-        <w:tc>
-          <w:tcPr>
-            <w:tcW w:type="dxa" w:w="851"/>
-          </w:tcPr>
-          <w:p>
-            <w:r/>
-            <w:r>
-              <w:rPr>
-                <w:sz w:val="13"/>
-              </w:rPr>
-              <w:t>no</w:t>
+              <w:t>0</w:t>
+            </w:r>
+          </w:p>
+        </w:tc>
+        <w:tc>
+          <w:tcPr>
+            <w:tcW w:type="dxa" w:w="851"/>
+          </w:tcPr>
+          <w:p>
+            <w:r/>
+            <w:r>
+              <w:rPr>
+                <w:sz w:val="13"/>
+              </w:rPr>
+              <w:t>0</w:t>
+            </w:r>
+          </w:p>
+        </w:tc>
+        <w:tc>
+          <w:tcPr>
+            <w:tcW w:type="dxa" w:w="851"/>
+          </w:tcPr>
+          <w:p>
+            <w:r/>
+            <w:r>
+              <w:rPr>
+                <w:sz w:val="13"/>
+              </w:rPr>
+              <w:t>YES</w:t>
             </w:r>
           </w:p>
         </w:tc>
@@ -3986,21 +4004,21 @@
               <w:rPr>
                 <w:sz w:val="13"/>
               </w:rPr>
-              <w:t>Emotion validation</w:t>
-            </w:r>
-          </w:p>
-        </w:tc>
-        <w:tc>
-          <w:tcPr>
-            <w:tcW w:type="dxa" w:w="851"/>
-          </w:tcPr>
-          <w:p>
-            <w:r/>
-            <w:r>
-              <w:rPr>
-                <w:sz w:val="13"/>
-              </w:rPr>
-              <w:t>Zero-shot Qwen2.5-1.5B (no detector, generic prompt)</w:t>
+              <w:t>One question</w:t>
+            </w:r>
+          </w:p>
+        </w:tc>
+        <w:tc>
+          <w:tcPr>
+            <w:tcW w:type="dxa" w:w="851"/>
+          </w:tcPr>
+          <w:p>
+            <w:r/>
+            <w:r>
+              <w:rPr>
+                <w:sz w:val="13"/>
+              </w:rPr>
+              <w:t>RoBERTa d1 + Phi-4-mini d2 (top-1 emotion)</w:t>
             </w:r>
           </w:p>
         </w:tc>
@@ -4028,49 +4046,49 @@
               <w:rPr>
                 <w:sz w:val="13"/>
               </w:rPr>
-              <w:t>36.67</w:t>
-            </w:r>
-          </w:p>
-        </w:tc>
-        <w:tc>
-          <w:tcPr>
-            <w:tcW w:type="dxa" w:w="851"/>
-          </w:tcPr>
-          <w:p>
-            <w:r/>
-            <w:r>
-              <w:rPr>
-                <w:sz w:val="13"/>
-              </w:rPr>
-              <w:t>24.67</w:t>
-            </w:r>
-          </w:p>
-        </w:tc>
-        <w:tc>
-          <w:tcPr>
-            <w:tcW w:type="dxa" w:w="851"/>
-          </w:tcPr>
-          <w:p>
-            <w:r/>
-            <w:r>
-              <w:rPr>
-                <w:sz w:val="13"/>
-              </w:rPr>
-              <w:t>12</w:t>
-            </w:r>
-          </w:p>
-        </w:tc>
-        <w:tc>
-          <w:tcPr>
-            <w:tcW w:type="dxa" w:w="851"/>
-          </w:tcPr>
-          <w:p>
-            <w:r/>
-            <w:r>
-              <w:rPr>
-                <w:sz w:val="13"/>
-              </w:rPr>
-              <w:t>[+6.00, +17.67]</w:t>
+              <w:t>92.67</w:t>
+            </w:r>
+          </w:p>
+        </w:tc>
+        <w:tc>
+          <w:tcPr>
+            <w:tcW w:type="dxa" w:w="851"/>
+          </w:tcPr>
+          <w:p>
+            <w:r/>
+            <w:r>
+              <w:rPr>
+                <w:sz w:val="13"/>
+              </w:rPr>
+              <w:t>94.67</w:t>
+            </w:r>
+          </w:p>
+        </w:tc>
+        <w:tc>
+          <w:tcPr>
+            <w:tcW w:type="dxa" w:w="851"/>
+          </w:tcPr>
+          <w:p>
+            <w:r/>
+            <w:r>
+              <w:rPr>
+                <w:sz w:val="13"/>
+              </w:rPr>
+              <w:t>-2</w:t>
+            </w:r>
+          </w:p>
+        </w:tc>
+        <w:tc>
+          <w:tcPr>
+            <w:tcW w:type="dxa" w:w="851"/>
+          </w:tcPr>
+          <w:p>
+            <w:r/>
+            <w:r>
+              <w:rPr>
+                <w:sz w:val="13"/>
+              </w:rPr>
+              <w:t>[-6.00, +1.67]</w:t>
             </w:r>
           </w:p>
         </w:tc>
@@ -4098,35 +4116,35 @@
               <w:rPr>
                 <w:sz w:val="13"/>
               </w:rPr>
-              <w:t>0</w:t>
-            </w:r>
-          </w:p>
-        </w:tc>
-        <w:tc>
-          <w:tcPr>
-            <w:tcW w:type="dxa" w:w="851"/>
-          </w:tcPr>
-          <w:p>
-            <w:r/>
-            <w:r>
-              <w:rPr>
-                <w:sz w:val="13"/>
-              </w:rPr>
-              <w:t>0</w:t>
-            </w:r>
-          </w:p>
-        </w:tc>
-        <w:tc>
-          <w:tcPr>
-            <w:tcW w:type="dxa" w:w="851"/>
-          </w:tcPr>
-          <w:p>
-            <w:r/>
-            <w:r>
-              <w:rPr>
-                <w:sz w:val="13"/>
-              </w:rPr>
-              <w:t>YES</w:t>
+              <w:t>0.39</w:t>
+            </w:r>
+          </w:p>
+        </w:tc>
+        <w:tc>
+          <w:tcPr>
+            <w:tcW w:type="dxa" w:w="851"/>
+          </w:tcPr>
+          <w:p>
+            <w:r/>
+            <w:r>
+              <w:rPr>
+                <w:sz w:val="13"/>
+              </w:rPr>
+              <w:t>0.39</w:t>
+            </w:r>
+          </w:p>
+        </w:tc>
+        <w:tc>
+          <w:tcPr>
+            <w:tcW w:type="dxa" w:w="851"/>
+          </w:tcPr>
+          <w:p>
+            <w:r/>
+            <w:r>
+              <w:rPr>
+                <w:sz w:val="13"/>
+              </w:rPr>
+              <w:t>no</w:t>
             </w:r>
           </w:p>
         </w:tc>
@@ -4156,7 +4174,7 @@
               <w:rPr>
                 <w:sz w:val="13"/>
               </w:rPr>
-              <w:t>Monolithic LoRA fine-tuned Qwen2.5-1.5B (no detector)</w:t>
+              <w:t>Single model, same generator: Phi-4-mini (4-bit) detects + responds</w:t>
             </w:r>
           </w:p>
         </w:tc>
@@ -4198,35 +4216,35 @@
               <w:rPr>
                 <w:sz w:val="13"/>
               </w:rPr>
-              <w:t>18.33</w:t>
-            </w:r>
-          </w:p>
-        </w:tc>
-        <w:tc>
-          <w:tcPr>
-            <w:tcW w:type="dxa" w:w="851"/>
-          </w:tcPr>
-          <w:p>
-            <w:r/>
-            <w:r>
-              <w:rPr>
-                <w:sz w:val="13"/>
-              </w:rPr>
-              <w:t>18.33</w:t>
-            </w:r>
-          </w:p>
-        </w:tc>
-        <w:tc>
-          <w:tcPr>
-            <w:tcW w:type="dxa" w:w="851"/>
-          </w:tcPr>
-          <w:p>
-            <w:r/>
-            <w:r>
-              <w:rPr>
-                <w:sz w:val="13"/>
-              </w:rPr>
-              <w:t>[+12.33, +24.33]</w:t>
+              <w:t>27</w:t>
+            </w:r>
+          </w:p>
+        </w:tc>
+        <w:tc>
+          <w:tcPr>
+            <w:tcW w:type="dxa" w:w="851"/>
+          </w:tcPr>
+          <w:p>
+            <w:r/>
+            <w:r>
+              <w:rPr>
+                <w:sz w:val="13"/>
+              </w:rPr>
+              <w:t>9.67</w:t>
+            </w:r>
+          </w:p>
+        </w:tc>
+        <w:tc>
+          <w:tcPr>
+            <w:tcW w:type="dxa" w:w="851"/>
+          </w:tcPr>
+          <w:p>
+            <w:r/>
+            <w:r>
+              <w:rPr>
+                <w:sz w:val="13"/>
+              </w:rPr>
+              <w:t>[+3.67, +15.33]</w:t>
             </w:r>
           </w:p>
         </w:tc>
@@ -4268,7 +4286,7 @@
               <w:rPr>
                 <w:sz w:val="13"/>
               </w:rPr>
-              <w:t>0</w:t>
+              <w:t>0.01</w:t>
             </w:r>
           </w:p>
         </w:tc>
@@ -4312,7 +4330,7 @@
               <w:rPr>
                 <w:sz w:val="13"/>
               </w:rPr>
-              <w:t>Initial pipeline: GPT-2 Medium d1 + Qwen2.5-1.5B d2</w:t>
+              <w:t>Single model, same size: Qwen2.5-1.5B detects + responds</w:t>
             </w:r>
           </w:p>
         </w:tc>
@@ -4354,35 +4372,35 @@
               <w:rPr>
                 <w:sz w:val="13"/>
               </w:rPr>
-              <w:t>26</w:t>
-            </w:r>
-          </w:p>
-        </w:tc>
-        <w:tc>
-          <w:tcPr>
-            <w:tcW w:type="dxa" w:w="851"/>
-          </w:tcPr>
-          <w:p>
-            <w:r/>
-            <w:r>
-              <w:rPr>
-                <w:sz w:val="13"/>
-              </w:rPr>
-              <w:t>10.67</w:t>
-            </w:r>
-          </w:p>
-        </w:tc>
-        <w:tc>
-          <w:tcPr>
-            <w:tcW w:type="dxa" w:w="851"/>
-          </w:tcPr>
-          <w:p>
-            <w:r/>
-            <w:r>
-              <w:rPr>
-                <w:sz w:val="13"/>
-              </w:rPr>
-              <w:t>[+5.00, +16.33]</w:t>
+              <w:t>25.67</w:t>
+            </w:r>
+          </w:p>
+        </w:tc>
+        <w:tc>
+          <w:tcPr>
+            <w:tcW w:type="dxa" w:w="851"/>
+          </w:tcPr>
+          <w:p>
+            <w:r/>
+            <w:r>
+              <w:rPr>
+                <w:sz w:val="13"/>
+              </w:rPr>
+              <w:t>11</w:t>
+            </w:r>
+          </w:p>
+        </w:tc>
+        <w:tc>
+          <w:tcPr>
+            <w:tcW w:type="dxa" w:w="851"/>
+          </w:tcPr>
+          <w:p>
+            <w:r/>
+            <w:r>
+              <w:rPr>
+                <w:sz w:val="13"/>
+              </w:rPr>
+              <w:t>[+5.00, +17.00]</w:t>
             </w:r>
           </w:p>
         </w:tc>
@@ -4468,7 +4486,7 @@
               <w:rPr>
                 <w:sz w:val="13"/>
               </w:rPr>
-              <w:t>Initial pipeline + retrieval (RAG)</w:t>
+              <w:t>Single model, bigger: Qwen2.5-7B (4-bit) detects + responds</w:t>
             </w:r>
           </w:p>
         </w:tc>
@@ -4510,35 +4528,35 @@
               <w:rPr>
                 <w:sz w:val="13"/>
               </w:rPr>
-              <w:t>27.67</w:t>
-            </w:r>
-          </w:p>
-        </w:tc>
-        <w:tc>
-          <w:tcPr>
-            <w:tcW w:type="dxa" w:w="851"/>
-          </w:tcPr>
-          <w:p>
-            <w:r/>
-            <w:r>
-              <w:rPr>
-                <w:sz w:val="13"/>
-              </w:rPr>
-              <w:t>9</w:t>
-            </w:r>
-          </w:p>
-        </w:tc>
-        <w:tc>
-          <w:tcPr>
-            <w:tcW w:type="dxa" w:w="851"/>
-          </w:tcPr>
-          <w:p>
-            <w:r/>
-            <w:r>
-              <w:rPr>
-                <w:sz w:val="13"/>
-              </w:rPr>
-              <w:t>[+3.00, +15.00]</w:t>
+              <w:t>32.33</w:t>
+            </w:r>
+          </w:p>
+        </w:tc>
+        <w:tc>
+          <w:tcPr>
+            <w:tcW w:type="dxa" w:w="851"/>
+          </w:tcPr>
+          <w:p>
+            <w:r/>
+            <w:r>
+              <w:rPr>
+                <w:sz w:val="13"/>
+              </w:rPr>
+              <w:t>4.33</w:t>
+            </w:r>
+          </w:p>
+        </w:tc>
+        <w:tc>
+          <w:tcPr>
+            <w:tcW w:type="dxa" w:w="851"/>
+          </w:tcPr>
+          <w:p>
+            <w:r/>
+            <w:r>
+              <w:rPr>
+                <w:sz w:val="13"/>
+              </w:rPr>
+              <w:t>[-1.67, +10.33]</w:t>
             </w:r>
           </w:p>
         </w:tc>
@@ -4566,35 +4584,35 @@
               <w:rPr>
                 <w:sz w:val="13"/>
               </w:rPr>
-              <w:t>0.01</w:t>
-            </w:r>
-          </w:p>
-        </w:tc>
-        <w:tc>
-          <w:tcPr>
-            <w:tcW w:type="dxa" w:w="851"/>
-          </w:tcPr>
-          <w:p>
-            <w:r/>
-            <w:r>
-              <w:rPr>
-                <w:sz w:val="13"/>
-              </w:rPr>
-              <w:t>0.01</w:t>
-            </w:r>
-          </w:p>
-        </w:tc>
-        <w:tc>
-          <w:tcPr>
-            <w:tcW w:type="dxa" w:w="851"/>
-          </w:tcPr>
-          <w:p>
-            <w:r/>
-            <w:r>
-              <w:rPr>
-                <w:sz w:val="13"/>
-              </w:rPr>
-              <w:t>YES</w:t>
+              <w:t>0.19</w:t>
+            </w:r>
+          </w:p>
+        </w:tc>
+        <w:tc>
+          <w:tcPr>
+            <w:tcW w:type="dxa" w:w="851"/>
+          </w:tcPr>
+          <w:p>
+            <w:r/>
+            <w:r>
+              <w:rPr>
+                <w:sz w:val="13"/>
+              </w:rPr>
+              <w:t>0.19</w:t>
+            </w:r>
+          </w:p>
+        </w:tc>
+        <w:tc>
+          <w:tcPr>
+            <w:tcW w:type="dxa" w:w="851"/>
+          </w:tcPr>
+          <w:p>
+            <w:r/>
+            <w:r>
+              <w:rPr>
+                <w:sz w:val="13"/>
+              </w:rPr>
+              <w:t>no</w:t>
             </w:r>
           </w:p>
         </w:tc>
@@ -4624,6 +4642,630 @@
               <w:rPr>
                 <w:sz w:val="13"/>
               </w:rPr>
+              <w:t>Zero-shot Qwen2.5-1.5B (no detector, generic prompt)</w:t>
+            </w:r>
+          </w:p>
+        </w:tc>
+        <w:tc>
+          <w:tcPr>
+            <w:tcW w:type="dxa" w:w="851"/>
+          </w:tcPr>
+          <w:p>
+            <w:r/>
+            <w:r>
+              <w:rPr>
+                <w:sz w:val="13"/>
+              </w:rPr>
+              <w:t>300</w:t>
+            </w:r>
+          </w:p>
+        </w:tc>
+        <w:tc>
+          <w:tcPr>
+            <w:tcW w:type="dxa" w:w="851"/>
+          </w:tcPr>
+          <w:p>
+            <w:r/>
+            <w:r>
+              <w:rPr>
+                <w:sz w:val="13"/>
+              </w:rPr>
+              <w:t>36.67</w:t>
+            </w:r>
+          </w:p>
+        </w:tc>
+        <w:tc>
+          <w:tcPr>
+            <w:tcW w:type="dxa" w:w="851"/>
+          </w:tcPr>
+          <w:p>
+            <w:r/>
+            <w:r>
+              <w:rPr>
+                <w:sz w:val="13"/>
+              </w:rPr>
+              <w:t>24.67</w:t>
+            </w:r>
+          </w:p>
+        </w:tc>
+        <w:tc>
+          <w:tcPr>
+            <w:tcW w:type="dxa" w:w="851"/>
+          </w:tcPr>
+          <w:p>
+            <w:r/>
+            <w:r>
+              <w:rPr>
+                <w:sz w:val="13"/>
+              </w:rPr>
+              <w:t>12</w:t>
+            </w:r>
+          </w:p>
+        </w:tc>
+        <w:tc>
+          <w:tcPr>
+            <w:tcW w:type="dxa" w:w="851"/>
+          </w:tcPr>
+          <w:p>
+            <w:r/>
+            <w:r>
+              <w:rPr>
+                <w:sz w:val="13"/>
+              </w:rPr>
+              <w:t>[+6.00, +17.67]</w:t>
+            </w:r>
+          </w:p>
+        </w:tc>
+        <w:tc>
+          <w:tcPr>
+            <w:tcW w:type="dxa" w:w="851"/>
+          </w:tcPr>
+          <w:p>
+            <w:r/>
+            <w:r>
+              <w:rPr>
+                <w:sz w:val="13"/>
+              </w:rPr>
+              <w:t>McNemar exact</w:t>
+            </w:r>
+          </w:p>
+        </w:tc>
+        <w:tc>
+          <w:tcPr>
+            <w:tcW w:type="dxa" w:w="851"/>
+          </w:tcPr>
+          <w:p>
+            <w:r/>
+            <w:r>
+              <w:rPr>
+                <w:sz w:val="13"/>
+              </w:rPr>
+              <w:t>0</w:t>
+            </w:r>
+          </w:p>
+        </w:tc>
+        <w:tc>
+          <w:tcPr>
+            <w:tcW w:type="dxa" w:w="851"/>
+          </w:tcPr>
+          <w:p>
+            <w:r/>
+            <w:r>
+              <w:rPr>
+                <w:sz w:val="13"/>
+              </w:rPr>
+              <w:t>0</w:t>
+            </w:r>
+          </w:p>
+        </w:tc>
+        <w:tc>
+          <w:tcPr>
+            <w:tcW w:type="dxa" w:w="851"/>
+          </w:tcPr>
+          <w:p>
+            <w:r/>
+            <w:r>
+              <w:rPr>
+                <w:sz w:val="13"/>
+              </w:rPr>
+              <w:t>YES</w:t>
+            </w:r>
+          </w:p>
+        </w:tc>
+      </w:tr>
+      <w:tr>
+        <w:tc>
+          <w:tcPr>
+            <w:tcW w:type="dxa" w:w="851"/>
+          </w:tcPr>
+          <w:p>
+            <w:r/>
+            <w:r>
+              <w:rPr>
+                <w:sz w:val="13"/>
+              </w:rPr>
+              <w:t>Emotion validation</w:t>
+            </w:r>
+          </w:p>
+        </w:tc>
+        <w:tc>
+          <w:tcPr>
+            <w:tcW w:type="dxa" w:w="851"/>
+          </w:tcPr>
+          <w:p>
+            <w:r/>
+            <w:r>
+              <w:rPr>
+                <w:sz w:val="13"/>
+              </w:rPr>
+              <w:t>Monolithic LoRA fine-tuned Qwen2.5-1.5B (no detector)</w:t>
+            </w:r>
+          </w:p>
+        </w:tc>
+        <w:tc>
+          <w:tcPr>
+            <w:tcW w:type="dxa" w:w="851"/>
+          </w:tcPr>
+          <w:p>
+            <w:r/>
+            <w:r>
+              <w:rPr>
+                <w:sz w:val="13"/>
+              </w:rPr>
+              <w:t>300</w:t>
+            </w:r>
+          </w:p>
+        </w:tc>
+        <w:tc>
+          <w:tcPr>
+            <w:tcW w:type="dxa" w:w="851"/>
+          </w:tcPr>
+          <w:p>
+            <w:r/>
+            <w:r>
+              <w:rPr>
+                <w:sz w:val="13"/>
+              </w:rPr>
+              <w:t>36.67</w:t>
+            </w:r>
+          </w:p>
+        </w:tc>
+        <w:tc>
+          <w:tcPr>
+            <w:tcW w:type="dxa" w:w="851"/>
+          </w:tcPr>
+          <w:p>
+            <w:r/>
+            <w:r>
+              <w:rPr>
+                <w:sz w:val="13"/>
+              </w:rPr>
+              <w:t>18.33</w:t>
+            </w:r>
+          </w:p>
+        </w:tc>
+        <w:tc>
+          <w:tcPr>
+            <w:tcW w:type="dxa" w:w="851"/>
+          </w:tcPr>
+          <w:p>
+            <w:r/>
+            <w:r>
+              <w:rPr>
+                <w:sz w:val="13"/>
+              </w:rPr>
+              <w:t>18.33</w:t>
+            </w:r>
+          </w:p>
+        </w:tc>
+        <w:tc>
+          <w:tcPr>
+            <w:tcW w:type="dxa" w:w="851"/>
+          </w:tcPr>
+          <w:p>
+            <w:r/>
+            <w:r>
+              <w:rPr>
+                <w:sz w:val="13"/>
+              </w:rPr>
+              <w:t>[+12.33, +24.33]</w:t>
+            </w:r>
+          </w:p>
+        </w:tc>
+        <w:tc>
+          <w:tcPr>
+            <w:tcW w:type="dxa" w:w="851"/>
+          </w:tcPr>
+          <w:p>
+            <w:r/>
+            <w:r>
+              <w:rPr>
+                <w:sz w:val="13"/>
+              </w:rPr>
+              <w:t>McNemar exact</w:t>
+            </w:r>
+          </w:p>
+        </w:tc>
+        <w:tc>
+          <w:tcPr>
+            <w:tcW w:type="dxa" w:w="851"/>
+          </w:tcPr>
+          <w:p>
+            <w:r/>
+            <w:r>
+              <w:rPr>
+                <w:sz w:val="13"/>
+              </w:rPr>
+              <w:t>0</w:t>
+            </w:r>
+          </w:p>
+        </w:tc>
+        <w:tc>
+          <w:tcPr>
+            <w:tcW w:type="dxa" w:w="851"/>
+          </w:tcPr>
+          <w:p>
+            <w:r/>
+            <w:r>
+              <w:rPr>
+                <w:sz w:val="13"/>
+              </w:rPr>
+              <w:t>0</w:t>
+            </w:r>
+          </w:p>
+        </w:tc>
+        <w:tc>
+          <w:tcPr>
+            <w:tcW w:type="dxa" w:w="851"/>
+          </w:tcPr>
+          <w:p>
+            <w:r/>
+            <w:r>
+              <w:rPr>
+                <w:sz w:val="13"/>
+              </w:rPr>
+              <w:t>YES</w:t>
+            </w:r>
+          </w:p>
+        </w:tc>
+      </w:tr>
+      <w:tr>
+        <w:tc>
+          <w:tcPr>
+            <w:tcW w:type="dxa" w:w="851"/>
+          </w:tcPr>
+          <w:p>
+            <w:r/>
+            <w:r>
+              <w:rPr>
+                <w:sz w:val="13"/>
+              </w:rPr>
+              <w:t>Emotion validation</w:t>
+            </w:r>
+          </w:p>
+        </w:tc>
+        <w:tc>
+          <w:tcPr>
+            <w:tcW w:type="dxa" w:w="851"/>
+          </w:tcPr>
+          <w:p>
+            <w:r/>
+            <w:r>
+              <w:rPr>
+                <w:sz w:val="13"/>
+              </w:rPr>
+              <w:t>Initial pipeline: GPT-2 Medium d1 + Qwen2.5-1.5B d2</w:t>
+            </w:r>
+          </w:p>
+        </w:tc>
+        <w:tc>
+          <w:tcPr>
+            <w:tcW w:type="dxa" w:w="851"/>
+          </w:tcPr>
+          <w:p>
+            <w:r/>
+            <w:r>
+              <w:rPr>
+                <w:sz w:val="13"/>
+              </w:rPr>
+              <w:t>300</w:t>
+            </w:r>
+          </w:p>
+        </w:tc>
+        <w:tc>
+          <w:tcPr>
+            <w:tcW w:type="dxa" w:w="851"/>
+          </w:tcPr>
+          <w:p>
+            <w:r/>
+            <w:r>
+              <w:rPr>
+                <w:sz w:val="13"/>
+              </w:rPr>
+              <w:t>36.67</w:t>
+            </w:r>
+          </w:p>
+        </w:tc>
+        <w:tc>
+          <w:tcPr>
+            <w:tcW w:type="dxa" w:w="851"/>
+          </w:tcPr>
+          <w:p>
+            <w:r/>
+            <w:r>
+              <w:rPr>
+                <w:sz w:val="13"/>
+              </w:rPr>
+              <w:t>26</w:t>
+            </w:r>
+          </w:p>
+        </w:tc>
+        <w:tc>
+          <w:tcPr>
+            <w:tcW w:type="dxa" w:w="851"/>
+          </w:tcPr>
+          <w:p>
+            <w:r/>
+            <w:r>
+              <w:rPr>
+                <w:sz w:val="13"/>
+              </w:rPr>
+              <w:t>10.67</w:t>
+            </w:r>
+          </w:p>
+        </w:tc>
+        <w:tc>
+          <w:tcPr>
+            <w:tcW w:type="dxa" w:w="851"/>
+          </w:tcPr>
+          <w:p>
+            <w:r/>
+            <w:r>
+              <w:rPr>
+                <w:sz w:val="13"/>
+              </w:rPr>
+              <w:t>[+5.00, +16.33]</w:t>
+            </w:r>
+          </w:p>
+        </w:tc>
+        <w:tc>
+          <w:tcPr>
+            <w:tcW w:type="dxa" w:w="851"/>
+          </w:tcPr>
+          <w:p>
+            <w:r/>
+            <w:r>
+              <w:rPr>
+                <w:sz w:val="13"/>
+              </w:rPr>
+              <w:t>McNemar exact</w:t>
+            </w:r>
+          </w:p>
+        </w:tc>
+        <w:tc>
+          <w:tcPr>
+            <w:tcW w:type="dxa" w:w="851"/>
+          </w:tcPr>
+          <w:p>
+            <w:r/>
+            <w:r>
+              <w:rPr>
+                <w:sz w:val="13"/>
+              </w:rPr>
+              <w:t>0</w:t>
+            </w:r>
+          </w:p>
+        </w:tc>
+        <w:tc>
+          <w:tcPr>
+            <w:tcW w:type="dxa" w:w="851"/>
+          </w:tcPr>
+          <w:p>
+            <w:r/>
+            <w:r>
+              <w:rPr>
+                <w:sz w:val="13"/>
+              </w:rPr>
+              <w:t>0</w:t>
+            </w:r>
+          </w:p>
+        </w:tc>
+        <w:tc>
+          <w:tcPr>
+            <w:tcW w:type="dxa" w:w="851"/>
+          </w:tcPr>
+          <w:p>
+            <w:r/>
+            <w:r>
+              <w:rPr>
+                <w:sz w:val="13"/>
+              </w:rPr>
+              <w:t>YES</w:t>
+            </w:r>
+          </w:p>
+        </w:tc>
+      </w:tr>
+      <w:tr>
+        <w:tc>
+          <w:tcPr>
+            <w:tcW w:type="dxa" w:w="851"/>
+          </w:tcPr>
+          <w:p>
+            <w:r/>
+            <w:r>
+              <w:rPr>
+                <w:sz w:val="13"/>
+              </w:rPr>
+              <w:t>Emotion validation</w:t>
+            </w:r>
+          </w:p>
+        </w:tc>
+        <w:tc>
+          <w:tcPr>
+            <w:tcW w:type="dxa" w:w="851"/>
+          </w:tcPr>
+          <w:p>
+            <w:r/>
+            <w:r>
+              <w:rPr>
+                <w:sz w:val="13"/>
+              </w:rPr>
+              <w:t>Initial pipeline + retrieval (RAG)</w:t>
+            </w:r>
+          </w:p>
+        </w:tc>
+        <w:tc>
+          <w:tcPr>
+            <w:tcW w:type="dxa" w:w="851"/>
+          </w:tcPr>
+          <w:p>
+            <w:r/>
+            <w:r>
+              <w:rPr>
+                <w:sz w:val="13"/>
+              </w:rPr>
+              <w:t>300</w:t>
+            </w:r>
+          </w:p>
+        </w:tc>
+        <w:tc>
+          <w:tcPr>
+            <w:tcW w:type="dxa" w:w="851"/>
+          </w:tcPr>
+          <w:p>
+            <w:r/>
+            <w:r>
+              <w:rPr>
+                <w:sz w:val="13"/>
+              </w:rPr>
+              <w:t>36.67</w:t>
+            </w:r>
+          </w:p>
+        </w:tc>
+        <w:tc>
+          <w:tcPr>
+            <w:tcW w:type="dxa" w:w="851"/>
+          </w:tcPr>
+          <w:p>
+            <w:r/>
+            <w:r>
+              <w:rPr>
+                <w:sz w:val="13"/>
+              </w:rPr>
+              <w:t>27.67</w:t>
+            </w:r>
+          </w:p>
+        </w:tc>
+        <w:tc>
+          <w:tcPr>
+            <w:tcW w:type="dxa" w:w="851"/>
+          </w:tcPr>
+          <w:p>
+            <w:r/>
+            <w:r>
+              <w:rPr>
+                <w:sz w:val="13"/>
+              </w:rPr>
+              <w:t>9</w:t>
+            </w:r>
+          </w:p>
+        </w:tc>
+        <w:tc>
+          <w:tcPr>
+            <w:tcW w:type="dxa" w:w="851"/>
+          </w:tcPr>
+          <w:p>
+            <w:r/>
+            <w:r>
+              <w:rPr>
+                <w:sz w:val="13"/>
+              </w:rPr>
+              <w:t>[+3.00, +15.00]</w:t>
+            </w:r>
+          </w:p>
+        </w:tc>
+        <w:tc>
+          <w:tcPr>
+            <w:tcW w:type="dxa" w:w="851"/>
+          </w:tcPr>
+          <w:p>
+            <w:r/>
+            <w:r>
+              <w:rPr>
+                <w:sz w:val="13"/>
+              </w:rPr>
+              <w:t>McNemar exact</w:t>
+            </w:r>
+          </w:p>
+        </w:tc>
+        <w:tc>
+          <w:tcPr>
+            <w:tcW w:type="dxa" w:w="851"/>
+          </w:tcPr>
+          <w:p>
+            <w:r/>
+            <w:r>
+              <w:rPr>
+                <w:sz w:val="13"/>
+              </w:rPr>
+              <w:t>0.01</w:t>
+            </w:r>
+          </w:p>
+        </w:tc>
+        <w:tc>
+          <w:tcPr>
+            <w:tcW w:type="dxa" w:w="851"/>
+          </w:tcPr>
+          <w:p>
+            <w:r/>
+            <w:r>
+              <w:rPr>
+                <w:sz w:val="13"/>
+              </w:rPr>
+              <w:t>0.01</w:t>
+            </w:r>
+          </w:p>
+        </w:tc>
+        <w:tc>
+          <w:tcPr>
+            <w:tcW w:type="dxa" w:w="851"/>
+          </w:tcPr>
+          <w:p>
+            <w:r/>
+            <w:r>
+              <w:rPr>
+                <w:sz w:val="13"/>
+              </w:rPr>
+              <w:t>YES</w:t>
+            </w:r>
+          </w:p>
+        </w:tc>
+      </w:tr>
+      <w:tr>
+        <w:tc>
+          <w:tcPr>
+            <w:tcW w:type="dxa" w:w="851"/>
+          </w:tcPr>
+          <w:p>
+            <w:r/>
+            <w:r>
+              <w:rPr>
+                <w:sz w:val="13"/>
+              </w:rPr>
+              <w:t>Emotion validation</w:t>
+            </w:r>
+          </w:p>
+        </w:tc>
+        <w:tc>
+          <w:tcPr>
+            <w:tcW w:type="dxa" w:w="851"/>
+          </w:tcPr>
+          <w:p>
+            <w:r/>
+            <w:r>
+              <w:rPr>
+                <w:sz w:val="13"/>
+              </w:rPr>
               <w:t>RoBERTa d1 + Phi-4-mini d2 (top-1 emotion)</w:t>
             </w:r>
           </w:p>
@@ -4737,6 +5379,162 @@
                 <w:sz w:val="13"/>
               </w:rPr>
               <w:t>0.01</w:t>
+            </w:r>
+          </w:p>
+        </w:tc>
+        <w:tc>
+          <w:tcPr>
+            <w:tcW w:type="dxa" w:w="851"/>
+          </w:tcPr>
+          <w:p>
+            <w:r/>
+            <w:r>
+              <w:rPr>
+                <w:sz w:val="13"/>
+              </w:rPr>
+              <w:t>YES</w:t>
+            </w:r>
+          </w:p>
+        </w:tc>
+      </w:tr>
+      <w:tr>
+        <w:tc>
+          <w:tcPr>
+            <w:tcW w:type="dxa" w:w="851"/>
+          </w:tcPr>
+          <w:p>
+            <w:r/>
+            <w:r>
+              <w:rPr>
+                <w:sz w:val="13"/>
+              </w:rPr>
+              <w:t>WASSA empathy</w:t>
+            </w:r>
+          </w:p>
+        </w:tc>
+        <w:tc>
+          <w:tcPr>
+            <w:tcW w:type="dxa" w:w="851"/>
+          </w:tcPr>
+          <w:p>
+            <w:r/>
+            <w:r>
+              <w:rPr>
+                <w:sz w:val="13"/>
+              </w:rPr>
+              <w:t>Single model, same generator: Phi-4-mini (4-bit) detects + responds</w:t>
+            </w:r>
+          </w:p>
+        </w:tc>
+        <w:tc>
+          <w:tcPr>
+            <w:tcW w:type="dxa" w:w="851"/>
+          </w:tcPr>
+          <w:p>
+            <w:r/>
+            <w:r>
+              <w:rPr>
+                <w:sz w:val="13"/>
+              </w:rPr>
+              <w:t>300</w:t>
+            </w:r>
+          </w:p>
+        </w:tc>
+        <w:tc>
+          <w:tcPr>
+            <w:tcW w:type="dxa" w:w="851"/>
+          </w:tcPr>
+          <w:p>
+            <w:r/>
+            <w:r>
+              <w:rPr>
+                <w:sz w:val="13"/>
+              </w:rPr>
+              <w:t>5.05</w:t>
+            </w:r>
+          </w:p>
+        </w:tc>
+        <w:tc>
+          <w:tcPr>
+            <w:tcW w:type="dxa" w:w="851"/>
+          </w:tcPr>
+          <w:p>
+            <w:r/>
+            <w:r>
+              <w:rPr>
+                <w:sz w:val="13"/>
+              </w:rPr>
+              <w:t>4.75</w:t>
+            </w:r>
+          </w:p>
+        </w:tc>
+        <w:tc>
+          <w:tcPr>
+            <w:tcW w:type="dxa" w:w="851"/>
+          </w:tcPr>
+          <w:p>
+            <w:r/>
+            <w:r>
+              <w:rPr>
+                <w:sz w:val="13"/>
+              </w:rPr>
+              <w:t>0.3</w:t>
+            </w:r>
+          </w:p>
+        </w:tc>
+        <w:tc>
+          <w:tcPr>
+            <w:tcW w:type="dxa" w:w="851"/>
+          </w:tcPr>
+          <w:p>
+            <w:r/>
+            <w:r>
+              <w:rPr>
+                <w:sz w:val="13"/>
+              </w:rPr>
+              <w:t>[+0.19, +0.41]</w:t>
+            </w:r>
+          </w:p>
+        </w:tc>
+        <w:tc>
+          <w:tcPr>
+            <w:tcW w:type="dxa" w:w="851"/>
+          </w:tcPr>
+          <w:p>
+            <w:r/>
+            <w:r>
+              <w:rPr>
+                <w:sz w:val="13"/>
+              </w:rPr>
+              <w:t>Wilcoxon signed-rank</w:t>
+            </w:r>
+          </w:p>
+        </w:tc>
+        <w:tc>
+          <w:tcPr>
+            <w:tcW w:type="dxa" w:w="851"/>
+          </w:tcPr>
+          <w:p>
+            <w:r/>
+            <w:r>
+              <w:rPr>
+                <w:sz w:val="13"/>
+              </w:rPr>
+              <w:t>0</w:t>
+            </w:r>
+          </w:p>
+        </w:tc>
+        <w:tc>
+          <w:tcPr>
+            <w:tcW w:type="dxa" w:w="851"/>
+          </w:tcPr>
+          <w:p>
+            <w:r/>
+            <w:r>
+              <w:rPr>
+                <w:sz w:val="13"/>
+              </w:rPr>
+              <w:t>0</w:t>
             </w:r>
           </w:p>
         </w:tc>
@@ -11134,6 +11932,92 @@
                 <w:sz w:val="16"/>
               </w:rPr>
               <w:t>0</w:t>
+            </w:r>
+          </w:p>
+        </w:tc>
+      </w:tr>
+      <w:tr>
+        <w:tc>
+          <w:tcPr>
+            <w:tcW w:type="dxa" w:w="1560"/>
+          </w:tcPr>
+          <w:p>
+            <w:r/>
+            <w:r>
+              <w:rPr>
+                <w:sz w:val="16"/>
+              </w:rPr>
+              <w:t>Single model, same generator: Phi-4-mini (4-bit) detects + responds</w:t>
+            </w:r>
+          </w:p>
+        </w:tc>
+        <w:tc>
+          <w:tcPr>
+            <w:tcW w:type="dxa" w:w="1560"/>
+          </w:tcPr>
+          <w:p>
+            <w:r/>
+            <w:r>
+              <w:rPr>
+                <w:sz w:val="16"/>
+              </w:rPr>
+              <w:t>73.5</w:t>
+            </w:r>
+          </w:p>
+        </w:tc>
+        <w:tc>
+          <w:tcPr>
+            <w:tcW w:type="dxa" w:w="1560"/>
+          </w:tcPr>
+          <w:p>
+            <w:r/>
+            <w:r>
+              <w:rPr>
+                <w:sz w:val="16"/>
+              </w:rPr>
+              <w:t>99.3</w:t>
+            </w:r>
+          </w:p>
+        </w:tc>
+        <w:tc>
+          <w:tcPr>
+            <w:tcW w:type="dxa" w:w="1560"/>
+          </w:tcPr>
+          <w:p>
+            <w:r/>
+            <w:r>
+              <w:rPr>
+                <w:sz w:val="16"/>
+              </w:rPr>
+              <w:t>4.75</w:t>
+            </w:r>
+          </w:p>
+        </w:tc>
+        <w:tc>
+          <w:tcPr>
+            <w:tcW w:type="dxa" w:w="1560"/>
+          </w:tcPr>
+          <w:p>
+            <w:r/>
+            <w:r>
+              <w:rPr>
+                <w:sz w:val="16"/>
+              </w:rPr>
+              <w:t>0.1</w:t>
+            </w:r>
+          </w:p>
+        </w:tc>
+        <w:tc>
+          <w:tcPr>
+            <w:tcW w:type="dxa" w:w="1560"/>
+          </w:tcPr>
+          <w:p>
+            <w:r/>
+            <w:r>
+              <w:rPr>
+                <w:sz w:val="16"/>
+              </w:rPr>
+              <w:t>0.09</w:t>
             </w:r>
           </w:p>
         </w:tc>

--- a/writing/Chapter 5 - 5.3 Statistical Analysis/FINAL_TEXT.docx
+++ b/writing/Chapter 5 - 5.3 Statistical Analysis/FINAL_TEXT.docx
@@ -12734,7 +12734,7 @@
         <w:spacing w:after="120"/>
       </w:pPr>
       <w:r>
-        <w:t xml:space="preserve">Because several conclusions rely on WASSA scores, we examined how far they can be trusted, using the 384 replies of the six systems that were also scored by both AI judges (Table 5.18). At the </w:t>
+        <w:t xml:space="preserve">Because several conclusions rely on WASSA scores, we examined how far they can be trusted, using the 512 replies of the eight systems that were also scored by both AI judges (Table 5.18). At the </w:t>
       </w:r>
       <w:r>
         <w:rPr>
@@ -12743,7 +12743,7 @@
         <w:t>system level</w:t>
       </w:r>
       <w:r>
-        <w:t xml:space="preserve">, WASSA ranks the six systems in nearly the same order as the judges' mean empathy score (Spearman rho = 0.94); the only difference is that the same-size single model and top-1 Phi-4-mini prompting exchange places. At the </w:t>
+        <w:t xml:space="preserve">, WASSA ranks the systems broadly as the judges do (Spearman rho = 0.74), but the two measures disagree on one system: the single model built on our generator is second by judge empathy (8.04) yet seventh by WASSA (4.94). At the </w:t>
       </w:r>
       <w:r>
         <w:rPr>
@@ -12752,7 +12752,7 @@
         <w:t>reply level</w:t>
       </w:r>
       <w:r>
-        <w:t xml:space="preserve">, agreement is weak but significant (rho = 0.25, p &lt; 0.001) and persists after controlling for reply length (partial rho = 0.24), showing that it is not merely a shared preference for longer replies. </w:t>
+        <w:t xml:space="preserve">, agreement is weak but significant (rho = 0.30, p &lt; 0.001) and persists after controlling for reply length (partial rho = 0.25), showing that it is not merely a shared preference for longer replies. </w:t>
       </w:r>
       <w:r>
         <w:rPr>
@@ -12761,17 +12761,7 @@
         <w:t>Within a single system</w:t>
       </w:r>
       <w:r>
-        <w:t xml:space="preserve">, agreement is weak (rho = 0.05 to 0.26, significant in only two of the six systems), compared with 0.60 between the two judges. </w:t>
-      </w:r>
-      <w:r>
-        <w:rPr>
-          <w:b/>
-          <w:color w:val="B03A00"/>
-        </w:rPr>
-        <w:t>[[PENDING: recompute with the corrected fine-tuned baseline once both judges have scored it.]]</w:t>
-      </w:r>
-      <w:r>
-        <w:t xml:space="preserve"> We therefore use WASSA only to compare system averages over 300 conversations, the purpose for which this evidence supports it, and never to judge individual replies. The provenance of the model, a peer-reviewed ACL 2024 shared-task system trained on human ratings of conversation turns and correlating with human ratings at r = 0.544 [14], [15], and its limitations are listed in the same table.</w:t>
+        <w:t>, agreement is weak (rho = 0.05 to 0.41, significant in four of the eight systems), compared with 0.69 between the two judges. This supports using WASSA to compare system averages while reading it alongside a second measure, which is why the judges, WASSA and emotion validation are reported separately rather than combined. We therefore use WASSA only to compare system averages over 300 conversations, the purpose for which this evidence supports it, and never to judge individual replies. The provenance of the model, a peer-reviewed ACL 2024 shared-task system trained on human ratings of conversation turns and correlating with human ratings at r = 0.544 [14], [15], and its limitations are listed in the same table.</w:t>
       </w:r>
     </w:p>
     <w:tbl>
@@ -13183,7 +13173,7 @@
               <w:rPr>
                 <w:sz w:val="16"/>
               </w:rPr>
-              <w:t>System-level ranking vs AI-judge panel (6 systems)</w:t>
+              <w:t>System-level ranking vs AI-judge panel (8 systems)</w:t>
             </w:r>
           </w:p>
         </w:tc>
@@ -13197,7 +13187,7 @@
               <w:rPr>
                 <w:sz w:val="16"/>
               </w:rPr>
-              <w:t>Spearman rho = 0.94</w:t>
+              <w:t>Spearman rho = 0.74</w:t>
             </w:r>
           </w:p>
         </w:tc>
@@ -13255,7 +13245,7 @@
               <w:rPr>
                 <w:sz w:val="16"/>
               </w:rPr>
-              <w:t>rho = 0.25 (p = 4.9e-07, N = 384)</w:t>
+              <w:t>rho = 0.30 (p = 2.0e-12, N = 512)</w:t>
             </w:r>
           </w:p>
         </w:tc>
@@ -13313,7 +13303,7 @@
               <w:rPr>
                 <w:sz w:val="16"/>
               </w:rPr>
-              <w:t>partial rho = 0.24 (p = 1.4e-06)</w:t>
+              <w:t>partial rho = 0.25 (p = 1.7e-08)</w:t>
             </w:r>
           </w:p>
         </w:tc>
@@ -13371,7 +13361,7 @@
               <w:rPr>
                 <w:sz w:val="16"/>
               </w:rPr>
-              <w:t>rho = 0.05 to 0.26; 2 of 6 significant</w:t>
+              <w:t>rho = 0.05 to 0.41; 4 of 8 significant</w:t>
             </w:r>
           </w:p>
         </w:tc>
@@ -13429,7 +13419,7 @@
               <w:rPr>
                 <w:sz w:val="16"/>
               </w:rPr>
-              <w:t>rho = 0.60</w:t>
+              <w:t>rho = 0.69</w:t>
             </w:r>
           </w:p>
         </w:tc>
@@ -13540,35 +13530,25 @@
         <w:t>Against the same-size single model, the final system is rated significantly higher</w:t>
       </w:r>
       <w:r>
-        <w:t xml:space="preserve"> for empathy (+0.70, 95% CI [+0.39, +1.01], adjusted p &lt; 0.001), relevance (+0.44, [+0.01, +0.86], p = 0.023) and overall (+0.44, [+0.17, +0.72], p = 0.001), while safety does not differ significantly. It is also rated significantly higher overall than the initial pipeline (+0.65), and zero-shot prompting (+1.18), with all adjusted p &lt; 0.001. </w:t>
-      </w:r>
-      <w:r>
-        <w:rPr>
-          <w:b/>
-          <w:color w:val="B03A00"/>
-        </w:rPr>
-        <w:t>[[PENDING: comparison with the corrected fine-tuned baseline.]]</w:t>
-      </w:r>
-      <w:r>
-        <w:t xml:space="preserve"> </w:t>
+        <w:t xml:space="preserve"> for empathy (+0.70, 95% CI [+0.39, +1.01], adjusted p &lt; 0.001), relevance (+0.44, [+0.01, +0.86], p = 0.023) and overall (+0.44, [+0.17, +0.72], p = 0.001), while safety does not differ significantly. It is also rated significantly higher overall than the initial pipeline (+0.65), zero-shot prompting (+1.18) and the fine-tuned model (+2.73), with all adjusted p &lt; 0.001. </w:t>
       </w:r>
       <w:r>
         <w:rPr>
           <w:b/>
         </w:rPr>
-        <w:t>Against the larger single model, the final system's empathy score is significantly lower</w:t>
+        <w:t>Against the larger single model, the final system scores lower</w:t>
       </w:r>
       <w:r>
-        <w:t xml:space="preserve"> (-0.30, [-0.55, -0.07], p = 0.048). Its overall score is also lower (-0.21, [-0.40, -0.03]), but this difference is not significant after correction (p = 0.073). </w:t>
+        <w:t xml:space="preserve"> on empathy (-0.30, [-0.55, -0.07]) and overall (-0.21, [-0.40, -0.03]), but neither difference is significant once the seven comparisons are corrected (p = 0.073 and p = 0.109). </w:t>
       </w:r>
       <w:r>
         <w:rPr>
           <w:b/>
         </w:rPr>
-        <w:t>The judges do not distinguish the final system from top-1 Phi-4-mini prompting</w:t>
+        <w:t>The judges also do not distinguish the final system from the two other systems built on the same generator</w:t>
       </w:r>
       <w:r>
-        <w:t xml:space="preserve"> on any dimension (overall +0.04, p = 0.71; empathy +0.01, p = 0.96). The advantage of the two-stage design over top-1 prompting reported in Section 5.3.2 therefore rests on WASSA empathy and emotion validation, not on the judges' ratings.</w:t>
+        <w:t>: top-1 Phi-4-mini prompting (overall +0.04, p = 0.71; empathy +0.01, p = 0.96) and that generator used alone as a single model (overall -0.10, p = 0.16; empathy -0.20, p = 0.077). The judges therefore separate the four Phi-scale systems from the smaller ones but not from each other; the differences among them appear in WASSA empathy, emotion validation and rule adherence instead. The advantage of the two-stage design over top-1 prompting reported in Section 5.3.2 therefore rests on WASSA empathy and emotion validation, not on the judges' ratings.</w:t>
       </w:r>
     </w:p>
     <w:p>
@@ -13576,7 +13556,7 @@
         <w:spacing w:after="120"/>
       </w:pPr>
       <w:r>
-        <w:t>The two judges agree well with each other (Table 5.20). Across the 384 replies of the six judged systems, the Spearman correlation between Nemotron 3 Ultra and gpt-oss-120b is 0.60 for both empathy and the overall score. The judges rank the six systems in the same order, except that the final system and top-1 Phi-4-mini, whose panel scores differ by only 0.03, exchange second and third place (rank correlation 0.94). Mistral Large, originally the third judge, scored the five systems built first but became unavailable before the final systems could be judged. Rather than compare systems scored by different panels, we compare every system on the two judges that scored all of them. On the 256 replies of the four systems scored by all three judges (excluding the original, flawed fine-tuned run), the two-judge and three-judge averages correlate at 0.97 for both empathy and the overall score and rank the four systems identically, and the three judges agree with one another at 0.57 to 0.63 on empathy. Removing the third judge therefore does not change the conclusions. This agreement is consistent with the reduced bias expected from a panel of judges drawn from different model families [35].</w:t>
+        <w:t>The two judges agree well with each other (Table 5.20). Across the 512 replies of the eight judged systems, the Spearman correlation between Nemotron 3 Ultra and gpt-oss-120b is 0.69 for empathy and 0.68 for the overall score. The judges rank the eight systems in the same order, except that the final system and top-1 Phi-4-mini, whose panel scores differ by only 0.03, exchange places. Mistral Large, originally the third judge, scored the five systems built first but became unavailable before the final systems could be judged. Rather than compare systems scored by different panels, we compare every system on the two judges that scored all of them. On the 256 replies of the four systems scored by all three judges (excluding the original, flawed fine-tuned run), the two-judge and three-judge averages correlate at 0.97 for both empathy and the overall score and rank the four systems identically, and the three judges agree with one another at 0.57 to 0.63 on empathy. Removing the third judge therefore does not change the conclusions. This agreement is consistent with the reduced bias expected from a panel of judges drawn from different model families [35].</w:t>
       </w:r>
     </w:p>
     <w:tbl>
@@ -13922,7 +13902,7 @@
               <w:rPr>
                 <w:sz w:val="13"/>
               </w:rPr>
-              <w:t>0.05</w:t>
+              <w:t>0.07</w:t>
             </w:r>
           </w:p>
         </w:tc>
@@ -13936,7 +13916,7 @@
               <w:rPr>
                 <w:sz w:val="13"/>
               </w:rPr>
-              <w:t>YES</w:t>
+              <w:t>no</w:t>
             </w:r>
           </w:p>
         </w:tc>
@@ -14108,7 +14088,7 @@
               <w:rPr>
                 <w:sz w:val="13"/>
               </w:rPr>
-              <w:t>Single model, same size: Qwen2.5-1.5B detects + responds</w:t>
+              <w:t>Single model, same generator: Phi-4-mini (4-bit) detects + responds</w:t>
             </w:r>
           </w:p>
         </w:tc>
@@ -14150,7 +14130,7 @@
               <w:rPr>
                 <w:sz w:val="13"/>
               </w:rPr>
-              <w:t>7.15</w:t>
+              <w:t>8.04</w:t>
             </w:r>
           </w:p>
         </w:tc>
@@ -14164,7 +14144,7 @@
               <w:rPr>
                 <w:sz w:val="13"/>
               </w:rPr>
-              <w:t>0.7</w:t>
+              <w:t>-0.2</w:t>
             </w:r>
           </w:p>
         </w:tc>
@@ -14178,7 +14158,7 @@
               <w:rPr>
                 <w:sz w:val="13"/>
               </w:rPr>
-              <w:t>[+0.39, +1.01]</w:t>
+              <w:t>[-0.45, +0.08]</w:t>
             </w:r>
           </w:p>
         </w:tc>
@@ -14192,7 +14172,7 @@
               <w:rPr>
                 <w:sz w:val="13"/>
               </w:rPr>
-              <w:t>0</w:t>
+              <w:t>0.04</w:t>
             </w:r>
           </w:p>
         </w:tc>
@@ -14206,7 +14186,7 @@
               <w:rPr>
                 <w:sz w:val="13"/>
               </w:rPr>
-              <w:t>0</w:t>
+              <w:t>0.08</w:t>
             </w:r>
           </w:p>
         </w:tc>
@@ -14220,7 +14200,7 @@
               <w:rPr>
                 <w:sz w:val="13"/>
               </w:rPr>
-              <w:t>YES</w:t>
+              <w:t>no</w:t>
             </w:r>
           </w:p>
         </w:tc>
@@ -14250,7 +14230,7 @@
               <w:rPr>
                 <w:sz w:val="13"/>
               </w:rPr>
-              <w:t>Initial pipeline: GPT-2 Medium d1 + Qwen2.5-1.5B d2</w:t>
+              <w:t>Single model, same size: Qwen2.5-1.5B detects + responds</w:t>
             </w:r>
           </w:p>
         </w:tc>
@@ -14292,7 +14272,7 @@
               <w:rPr>
                 <w:sz w:val="13"/>
               </w:rPr>
-              <w:t>6.98</w:t>
+              <w:t>7.15</w:t>
             </w:r>
           </w:p>
         </w:tc>
@@ -14306,7 +14286,7 @@
               <w:rPr>
                 <w:sz w:val="13"/>
               </w:rPr>
-              <w:t>0.87</w:t>
+              <w:t>0.7</w:t>
             </w:r>
           </w:p>
         </w:tc>
@@ -14320,7 +14300,7 @@
               <w:rPr>
                 <w:sz w:val="13"/>
               </w:rPr>
-              <w:t>[+0.52, +1.24]</w:t>
+              <w:t>[+0.39, +1.01]</w:t>
             </w:r>
           </w:p>
         </w:tc>
@@ -14392,7 +14372,7 @@
               <w:rPr>
                 <w:sz w:val="13"/>
               </w:rPr>
-              <w:t>Zero-shot Qwen2.5-1.5B (no detector, generic prompt)</w:t>
+              <w:t>Initial pipeline: GPT-2 Medium d1 + Qwen2.5-1.5B d2</w:t>
             </w:r>
           </w:p>
         </w:tc>
@@ -14434,7 +14414,7 @@
               <w:rPr>
                 <w:sz w:val="13"/>
               </w:rPr>
-              <w:t>5.98</w:t>
+              <w:t>6.98</w:t>
             </w:r>
           </w:p>
         </w:tc>
@@ -14448,7 +14428,7 @@
               <w:rPr>
                 <w:sz w:val="13"/>
               </w:rPr>
-              <w:t>1.86</w:t>
+              <w:t>0.87</w:t>
             </w:r>
           </w:p>
         </w:tc>
@@ -14462,7 +14442,7 @@
               <w:rPr>
                 <w:sz w:val="13"/>
               </w:rPr>
-              <w:t>[+1.48, +2.23]</w:t>
+              <w:t>[+0.52, +1.24]</w:t>
             </w:r>
           </w:p>
         </w:tc>
@@ -14520,7 +14500,7 @@
               <w:rPr>
                 <w:sz w:val="13"/>
               </w:rPr>
-              <w:t>relevance</w:t>
+              <w:t>empathy</w:t>
             </w:r>
           </w:p>
         </w:tc>
@@ -14534,7 +14514,7 @@
               <w:rPr>
                 <w:sz w:val="13"/>
               </w:rPr>
-              <w:t>Single model, bigger: Qwen2.5-7B (4-bit) detects + responds</w:t>
+              <w:t>Zero-shot Qwen2.5-1.5B (no detector, generic prompt)</w:t>
             </w:r>
           </w:p>
         </w:tc>
@@ -14562,7 +14542,7 @@
               <w:rPr>
                 <w:sz w:val="13"/>
               </w:rPr>
-              <w:t>8.45</w:t>
+              <w:t>7.84</w:t>
             </w:r>
           </w:p>
         </w:tc>
@@ -14576,7 +14556,7 @@
               <w:rPr>
                 <w:sz w:val="13"/>
               </w:rPr>
-              <w:t>8.68</w:t>
+              <w:t>5.98</w:t>
             </w:r>
           </w:p>
         </w:tc>
@@ -14590,7 +14570,7 @@
               <w:rPr>
                 <w:sz w:val="13"/>
               </w:rPr>
-              <w:t>-0.23</w:t>
+              <w:t>1.86</w:t>
             </w:r>
           </w:p>
         </w:tc>
@@ -14604,7 +14584,7 @@
               <w:rPr>
                 <w:sz w:val="13"/>
               </w:rPr>
-              <w:t>[-0.47, +0.02]</w:t>
+              <w:t>[+1.48, +2.23]</w:t>
             </w:r>
           </w:p>
         </w:tc>
@@ -14618,7 +14598,7 @@
               <w:rPr>
                 <w:sz w:val="13"/>
               </w:rPr>
-              <w:t>0.04</w:t>
+              <w:t>0</w:t>
             </w:r>
           </w:p>
         </w:tc>
@@ -14632,7 +14612,7 @@
               <w:rPr>
                 <w:sz w:val="13"/>
               </w:rPr>
-              <w:t>0.08</w:t>
+              <w:t>0</w:t>
             </w:r>
           </w:p>
         </w:tc>
@@ -14646,7 +14626,7 @@
               <w:rPr>
                 <w:sz w:val="13"/>
               </w:rPr>
-              <w:t>no</w:t>
+              <w:t>YES</w:t>
             </w:r>
           </w:p>
         </w:tc>
@@ -14662,7 +14642,7 @@
               <w:rPr>
                 <w:sz w:val="13"/>
               </w:rPr>
-              <w:t>relevance</w:t>
+              <w:t>empathy</w:t>
             </w:r>
           </w:p>
         </w:tc>
@@ -14676,7 +14656,7 @@
               <w:rPr>
                 <w:sz w:val="13"/>
               </w:rPr>
-              <w:t>RoBERTa d1 + Phi-4-mini d2 (top-1 emotion)</w:t>
+              <w:t>Monolithic LoRA fine-tuned Qwen2.5-1.5B (no detector)</w:t>
             </w:r>
           </w:p>
         </w:tc>
@@ -14704,7 +14684,7 @@
               <w:rPr>
                 <w:sz w:val="13"/>
               </w:rPr>
-              <w:t>8.45</w:t>
+              <w:t>7.84</w:t>
             </w:r>
           </w:p>
         </w:tc>
@@ -14718,7 +14698,7 @@
               <w:rPr>
                 <w:sz w:val="13"/>
               </w:rPr>
-              <w:t>8.29</w:t>
+              <w:t>3.88</w:t>
             </w:r>
           </w:p>
         </w:tc>
@@ -14732,7 +14712,7 @@
               <w:rPr>
                 <w:sz w:val="13"/>
               </w:rPr>
-              <w:t>0.16</w:t>
+              <w:t>3.97</w:t>
             </w:r>
           </w:p>
         </w:tc>
@@ -14746,7 +14726,7 @@
               <w:rPr>
                 <w:sz w:val="13"/>
               </w:rPr>
-              <w:t>[-0.13, +0.45]</w:t>
+              <w:t>[+3.49, +4.43]</w:t>
             </w:r>
           </w:p>
         </w:tc>
@@ -14760,7 +14740,7 @@
               <w:rPr>
                 <w:sz w:val="13"/>
               </w:rPr>
-              <w:t>0.31</w:t>
+              <w:t>0</w:t>
             </w:r>
           </w:p>
         </w:tc>
@@ -14774,7 +14754,7 @@
               <w:rPr>
                 <w:sz w:val="13"/>
               </w:rPr>
-              <w:t>0.31</w:t>
+              <w:t>0</w:t>
             </w:r>
           </w:p>
         </w:tc>
@@ -14788,7 +14768,7 @@
               <w:rPr>
                 <w:sz w:val="13"/>
               </w:rPr>
-              <w:t>no</w:t>
+              <w:t>YES</w:t>
             </w:r>
           </w:p>
         </w:tc>
@@ -14818,7 +14798,7 @@
               <w:rPr>
                 <w:sz w:val="13"/>
               </w:rPr>
-              <w:t>Single model, same size: Qwen2.5-1.5B detects + responds</w:t>
+              <w:t>Single model, bigger: Qwen2.5-7B (4-bit) detects + responds</w:t>
             </w:r>
           </w:p>
         </w:tc>
@@ -14860,7 +14840,7 @@
               <w:rPr>
                 <w:sz w:val="13"/>
               </w:rPr>
-              <w:t>8.02</w:t>
+              <w:t>8.68</w:t>
             </w:r>
           </w:p>
         </w:tc>
@@ -14874,7 +14854,7 @@
               <w:rPr>
                 <w:sz w:val="13"/>
               </w:rPr>
-              <w:t>0.44</w:t>
+              <w:t>-0.23</w:t>
             </w:r>
           </w:p>
         </w:tc>
@@ -14888,7 +14868,7 @@
               <w:rPr>
                 <w:sz w:val="13"/>
               </w:rPr>
-              <w:t>[+0.01, +0.86]</w:t>
+              <w:t>[-0.47, +0.02]</w:t>
             </w:r>
           </w:p>
         </w:tc>
@@ -14902,7 +14882,7 @@
               <w:rPr>
                 <w:sz w:val="13"/>
               </w:rPr>
-              <w:t>0.01</w:t>
+              <w:t>0.04</w:t>
             </w:r>
           </w:p>
         </w:tc>
@@ -14916,7 +14896,7 @@
               <w:rPr>
                 <w:sz w:val="13"/>
               </w:rPr>
-              <w:t>0.02</w:t>
+              <w:t>0.12</w:t>
             </w:r>
           </w:p>
         </w:tc>
@@ -14930,7 +14910,7 @@
               <w:rPr>
                 <w:sz w:val="13"/>
               </w:rPr>
-              <w:t>YES</w:t>
+              <w:t>no</w:t>
             </w:r>
           </w:p>
         </w:tc>
@@ -14960,7 +14940,7 @@
               <w:rPr>
                 <w:sz w:val="13"/>
               </w:rPr>
-              <w:t>Initial pipeline: GPT-2 Medium d1 + Qwen2.5-1.5B d2</w:t>
+              <w:t>RoBERTa d1 + Phi-4-mini d2 (top-1 emotion)</w:t>
             </w:r>
           </w:p>
         </w:tc>
@@ -15002,7 +14982,7 @@
               <w:rPr>
                 <w:sz w:val="13"/>
               </w:rPr>
-              <w:t>7.63</w:t>
+              <w:t>8.29</w:t>
             </w:r>
           </w:p>
         </w:tc>
@@ -15016,7 +14996,7 @@
               <w:rPr>
                 <w:sz w:val="13"/>
               </w:rPr>
-              <w:t>0.82</w:t>
+              <w:t>0.16</w:t>
             </w:r>
           </w:p>
         </w:tc>
@@ -15030,7 +15010,7 @@
               <w:rPr>
                 <w:sz w:val="13"/>
               </w:rPr>
-              <w:t>[+0.45, +1.20]</w:t>
+              <w:t>[-0.13, +0.45]</w:t>
             </w:r>
           </w:p>
         </w:tc>
@@ -15044,7 +15024,7 @@
               <w:rPr>
                 <w:sz w:val="13"/>
               </w:rPr>
-              <w:t>0</w:t>
+              <w:t>0.31</w:t>
             </w:r>
           </w:p>
         </w:tc>
@@ -15058,7 +15038,7 @@
               <w:rPr>
                 <w:sz w:val="13"/>
               </w:rPr>
-              <w:t>0</w:t>
+              <w:t>0.63</w:t>
             </w:r>
           </w:p>
         </w:tc>
@@ -15072,7 +15052,7 @@
               <w:rPr>
                 <w:sz w:val="13"/>
               </w:rPr>
-              <w:t>YES</w:t>
+              <w:t>no</w:t>
             </w:r>
           </w:p>
         </w:tc>
@@ -15102,7 +15082,7 @@
               <w:rPr>
                 <w:sz w:val="13"/>
               </w:rPr>
-              <w:t>Zero-shot Qwen2.5-1.5B (no detector, generic prompt)</w:t>
+              <w:t>Single model, same generator: Phi-4-mini (4-bit) detects + responds</w:t>
             </w:r>
           </w:p>
         </w:tc>
@@ -15144,7 +15124,7 @@
               <w:rPr>
                 <w:sz w:val="13"/>
               </w:rPr>
-              <w:t>7.23</w:t>
+              <w:t>8.48</w:t>
             </w:r>
           </w:p>
         </w:tc>
@@ -15158,7 +15138,7 @@
               <w:rPr>
                 <w:sz w:val="13"/>
               </w:rPr>
-              <w:t>1.23</w:t>
+              <w:t>-0.02</w:t>
             </w:r>
           </w:p>
         </w:tc>
@@ -15172,7 +15152,7 @@
               <w:rPr>
                 <w:sz w:val="13"/>
               </w:rPr>
-              <w:t>[+0.68, +1.73]</w:t>
+              <w:t>[-0.34, +0.32]</w:t>
             </w:r>
           </w:p>
         </w:tc>
@@ -15186,7 +15166,7 @@
               <w:rPr>
                 <w:sz w:val="13"/>
               </w:rPr>
-              <w:t>0</w:t>
+              <w:t>0.63</w:t>
             </w:r>
           </w:p>
         </w:tc>
@@ -15200,7 +15180,7 @@
               <w:rPr>
                 <w:sz w:val="13"/>
               </w:rPr>
-              <w:t>0</w:t>
+              <w:t>0.63</w:t>
             </w:r>
           </w:p>
         </w:tc>
@@ -15214,7 +15194,7 @@
               <w:rPr>
                 <w:sz w:val="13"/>
               </w:rPr>
-              <w:t>YES</w:t>
+              <w:t>no</w:t>
             </w:r>
           </w:p>
         </w:tc>
@@ -15230,7 +15210,7 @@
               <w:rPr>
                 <w:sz w:val="13"/>
               </w:rPr>
-              <w:t>safety</w:t>
+              <w:t>relevance</w:t>
             </w:r>
           </w:p>
         </w:tc>
@@ -15244,7 +15224,7 @@
               <w:rPr>
                 <w:sz w:val="13"/>
               </w:rPr>
-              <w:t>Single model, bigger: Qwen2.5-7B (4-bit) detects + responds</w:t>
+              <w:t>Single model, same size: Qwen2.5-1.5B detects + responds</w:t>
             </w:r>
           </w:p>
         </w:tc>
@@ -15272,7 +15252,7 @@
               <w:rPr>
                 <w:sz w:val="13"/>
               </w:rPr>
-              <w:t>9.76</w:t>
+              <w:t>8.45</w:t>
             </w:r>
           </w:p>
         </w:tc>
@@ -15286,7 +15266,7 @@
               <w:rPr>
                 <w:sz w:val="13"/>
               </w:rPr>
-              <w:t>9.86</w:t>
+              <w:t>8.02</w:t>
             </w:r>
           </w:p>
         </w:tc>
@@ -15300,7 +15280,7 @@
               <w:rPr>
                 <w:sz w:val="13"/>
               </w:rPr>
-              <w:t>-0.1</w:t>
+              <w:t>0.44</w:t>
             </w:r>
           </w:p>
         </w:tc>
@@ -15314,7 +15294,7 @@
               <w:rPr>
                 <w:sz w:val="13"/>
               </w:rPr>
-              <w:t>[-0.23, +0.02]</w:t>
+              <w:t>[+0.01, +0.86]</w:t>
             </w:r>
           </w:p>
         </w:tc>
@@ -15328,7 +15308,7 @@
               <w:rPr>
                 <w:sz w:val="13"/>
               </w:rPr>
-              <w:t>0.13</w:t>
+              <w:t>0.01</w:t>
             </w:r>
           </w:p>
         </w:tc>
@@ -15342,7 +15322,7 @@
               <w:rPr>
                 <w:sz w:val="13"/>
               </w:rPr>
-              <w:t>0.39</w:t>
+              <w:t>0.03</w:t>
             </w:r>
           </w:p>
         </w:tc>
@@ -15356,7 +15336,7 @@
               <w:rPr>
                 <w:sz w:val="13"/>
               </w:rPr>
-              <w:t>no</w:t>
+              <w:t>YES</w:t>
             </w:r>
           </w:p>
         </w:tc>
@@ -15372,7 +15352,7 @@
               <w:rPr>
                 <w:sz w:val="13"/>
               </w:rPr>
-              <w:t>safety</w:t>
+              <w:t>relevance</w:t>
             </w:r>
           </w:p>
         </w:tc>
@@ -15386,7 +15366,7 @@
               <w:rPr>
                 <w:sz w:val="13"/>
               </w:rPr>
-              <w:t>RoBERTa d1 + Phi-4-mini d2 (top-1 emotion)</w:t>
+              <w:t>Initial pipeline: GPT-2 Medium d1 + Qwen2.5-1.5B d2</w:t>
             </w:r>
           </w:p>
         </w:tc>
@@ -15414,7 +15394,7 @@
               <w:rPr>
                 <w:sz w:val="13"/>
               </w:rPr>
-              <w:t>9.76</w:t>
+              <w:t>8.45</w:t>
             </w:r>
           </w:p>
         </w:tc>
@@ -15428,7 +15408,7 @@
               <w:rPr>
                 <w:sz w:val="13"/>
               </w:rPr>
-              <w:t>9.81</w:t>
+              <w:t>7.63</w:t>
             </w:r>
           </w:p>
         </w:tc>
@@ -15442,7 +15422,7 @@
               <w:rPr>
                 <w:sz w:val="13"/>
               </w:rPr>
-              <w:t>-0.05</w:t>
+              <w:t>0.82</w:t>
             </w:r>
           </w:p>
         </w:tc>
@@ -15456,7 +15436,7 @@
               <w:rPr>
                 <w:sz w:val="13"/>
               </w:rPr>
-              <w:t>[-0.17, +0.06]</w:t>
+              <w:t>[+0.45, +1.20]</w:t>
             </w:r>
           </w:p>
         </w:tc>
@@ -15470,7 +15450,7 @@
               <w:rPr>
                 <w:sz w:val="13"/>
               </w:rPr>
-              <w:t>0.36</w:t>
+              <w:t>0</w:t>
             </w:r>
           </w:p>
         </w:tc>
@@ -15484,7 +15464,7 @@
               <w:rPr>
                 <w:sz w:val="13"/>
               </w:rPr>
-              <w:t>0.39</w:t>
+              <w:t>0</w:t>
             </w:r>
           </w:p>
         </w:tc>
@@ -15498,7 +15478,7 @@
               <w:rPr>
                 <w:sz w:val="13"/>
               </w:rPr>
-              <w:t>no</w:t>
+              <w:t>YES</w:t>
             </w:r>
           </w:p>
         </w:tc>
@@ -15514,7 +15494,7 @@
               <w:rPr>
                 <w:sz w:val="13"/>
               </w:rPr>
-              <w:t>safety</w:t>
+              <w:t>relevance</w:t>
             </w:r>
           </w:p>
         </w:tc>
@@ -15528,7 +15508,7 @@
               <w:rPr>
                 <w:sz w:val="13"/>
               </w:rPr>
-              <w:t>Single model, same size: Qwen2.5-1.5B detects + responds</w:t>
+              <w:t>Zero-shot Qwen2.5-1.5B (no detector, generic prompt)</w:t>
             </w:r>
           </w:p>
         </w:tc>
@@ -15556,7 +15536,7 @@
               <w:rPr>
                 <w:sz w:val="13"/>
               </w:rPr>
-              <w:t>9.76</w:t>
+              <w:t>8.45</w:t>
             </w:r>
           </w:p>
         </w:tc>
@@ -15570,7 +15550,7 @@
               <w:rPr>
                 <w:sz w:val="13"/>
               </w:rPr>
-              <w:t>9.56</w:t>
+              <w:t>7.23</w:t>
             </w:r>
           </w:p>
         </w:tc>
@@ -15584,7 +15564,7 @@
               <w:rPr>
                 <w:sz w:val="13"/>
               </w:rPr>
-              <w:t>0.2</w:t>
+              <w:t>1.23</w:t>
             </w:r>
           </w:p>
         </w:tc>
@@ -15598,7 +15578,7 @@
               <w:rPr>
                 <w:sz w:val="13"/>
               </w:rPr>
-              <w:t>[-0.01, +0.41]</w:t>
+              <w:t>[+0.68, +1.73]</w:t>
             </w:r>
           </w:p>
         </w:tc>
@@ -15612,7 +15592,7 @@
               <w:rPr>
                 <w:sz w:val="13"/>
               </w:rPr>
-              <w:t>0.08</w:t>
+              <w:t>0</w:t>
             </w:r>
           </w:p>
         </w:tc>
@@ -15626,7 +15606,7 @@
               <w:rPr>
                 <w:sz w:val="13"/>
               </w:rPr>
-              <w:t>0.32</w:t>
+              <w:t>0</w:t>
             </w:r>
           </w:p>
         </w:tc>
@@ -15640,7 +15620,7 @@
               <w:rPr>
                 <w:sz w:val="13"/>
               </w:rPr>
-              <w:t>no</w:t>
+              <w:t>YES</w:t>
             </w:r>
           </w:p>
         </w:tc>
@@ -15656,7 +15636,7 @@
               <w:rPr>
                 <w:sz w:val="13"/>
               </w:rPr>
-              <w:t>safety</w:t>
+              <w:t>relevance</w:t>
             </w:r>
           </w:p>
         </w:tc>
@@ -15670,7 +15650,7 @@
               <w:rPr>
                 <w:sz w:val="13"/>
               </w:rPr>
-              <w:t>Initial pipeline: GPT-2 Medium d1 + Qwen2.5-1.5B d2</w:t>
+              <w:t>Monolithic LoRA fine-tuned Qwen2.5-1.5B (no detector)</w:t>
             </w:r>
           </w:p>
         </w:tc>
@@ -15698,7 +15678,7 @@
               <w:rPr>
                 <w:sz w:val="13"/>
               </w:rPr>
-              <w:t>9.76</w:t>
+              <w:t>8.45</w:t>
             </w:r>
           </w:p>
         </w:tc>
@@ -15712,7 +15692,7 @@
               <w:rPr>
                 <w:sz w:val="13"/>
               </w:rPr>
-              <w:t>9.5</w:t>
+              <w:t>5.33</w:t>
             </w:r>
           </w:p>
         </w:tc>
@@ -15726,7 +15706,7 @@
               <w:rPr>
                 <w:sz w:val="13"/>
               </w:rPr>
-              <w:t>0.26</w:t>
+              <w:t>3.12</w:t>
             </w:r>
           </w:p>
         </w:tc>
@@ -15740,7 +15720,7 @@
               <w:rPr>
                 <w:sz w:val="13"/>
               </w:rPr>
-              <w:t>[+0.01, +0.55]</w:t>
+              <w:t>[+2.47, +3.74]</w:t>
             </w:r>
           </w:p>
         </w:tc>
@@ -15754,7 +15734,7 @@
               <w:rPr>
                 <w:sz w:val="13"/>
               </w:rPr>
-              <w:t>0.18</w:t>
+              <w:t>0</w:t>
             </w:r>
           </w:p>
         </w:tc>
@@ -15768,7 +15748,7 @@
               <w:rPr>
                 <w:sz w:val="13"/>
               </w:rPr>
-              <w:t>0.39</w:t>
+              <w:t>0</w:t>
             </w:r>
           </w:p>
         </w:tc>
@@ -15782,7 +15762,7 @@
               <w:rPr>
                 <w:sz w:val="13"/>
               </w:rPr>
-              <w:t>no</w:t>
+              <w:t>YES</w:t>
             </w:r>
           </w:p>
         </w:tc>
@@ -15812,7 +15792,7 @@
               <w:rPr>
                 <w:sz w:val="13"/>
               </w:rPr>
-              <w:t>Zero-shot Qwen2.5-1.5B (no detector, generic prompt)</w:t>
+              <w:t>Single model, bigger: Qwen2.5-7B (4-bit) detects + responds</w:t>
             </w:r>
           </w:p>
         </w:tc>
@@ -15854,7 +15834,7 @@
               <w:rPr>
                 <w:sz w:val="13"/>
               </w:rPr>
-              <w:t>9.31</w:t>
+              <w:t>9.86</w:t>
             </w:r>
           </w:p>
         </w:tc>
@@ -15868,7 +15848,7 @@
               <w:rPr>
                 <w:sz w:val="13"/>
               </w:rPr>
-              <w:t>0.45</w:t>
+              <w:t>-0.1</w:t>
             </w:r>
           </w:p>
         </w:tc>
@@ -15882,7 +15862,7 @@
               <w:rPr>
                 <w:sz w:val="13"/>
               </w:rPr>
-              <w:t>[+0.23, +0.66]</w:t>
+              <w:t>[-0.23, +0.02]</w:t>
             </w:r>
           </w:p>
         </w:tc>
@@ -15896,7 +15876,7 @@
               <w:rPr>
                 <w:sz w:val="13"/>
               </w:rPr>
-              <w:t>0</w:t>
+              <w:t>0.13</w:t>
             </w:r>
           </w:p>
         </w:tc>
@@ -15910,7 +15890,7 @@
               <w:rPr>
                 <w:sz w:val="13"/>
               </w:rPr>
-              <w:t>0</w:t>
+              <w:t>0.39</w:t>
             </w:r>
           </w:p>
         </w:tc>
@@ -15924,7 +15904,7 @@
               <w:rPr>
                 <w:sz w:val="13"/>
               </w:rPr>
-              <w:t>YES</w:t>
+              <w:t>no</w:t>
             </w:r>
           </w:p>
         </w:tc>
@@ -15940,7 +15920,7 @@
               <w:rPr>
                 <w:sz w:val="13"/>
               </w:rPr>
-              <w:t>overall</w:t>
+              <w:t>safety</w:t>
             </w:r>
           </w:p>
         </w:tc>
@@ -15954,7 +15934,7 @@
               <w:rPr>
                 <w:sz w:val="13"/>
               </w:rPr>
-              <w:t>Single model, bigger: Qwen2.5-7B (4-bit) detects + responds</w:t>
+              <w:t>RoBERTa d1 + Phi-4-mini d2 (top-1 emotion)</w:t>
             </w:r>
           </w:p>
         </w:tc>
@@ -15982,7 +15962,7 @@
               <w:rPr>
                 <w:sz w:val="13"/>
               </w:rPr>
-              <w:t>8.68</w:t>
+              <w:t>9.76</w:t>
             </w:r>
           </w:p>
         </w:tc>
@@ -15996,7 +15976,7 @@
               <w:rPr>
                 <w:sz w:val="13"/>
               </w:rPr>
-              <w:t>8.9</w:t>
+              <w:t>9.81</w:t>
             </w:r>
           </w:p>
         </w:tc>
@@ -16010,7 +15990,7 @@
               <w:rPr>
                 <w:sz w:val="13"/>
               </w:rPr>
-              <w:t>-0.21</w:t>
+              <w:t>-0.05</w:t>
             </w:r>
           </w:p>
         </w:tc>
@@ -16024,7 +16004,7 @@
               <w:rPr>
                 <w:sz w:val="13"/>
               </w:rPr>
-              <w:t>[-0.40, -0.03]</w:t>
+              <w:t>[-0.17, +0.06]</w:t>
             </w:r>
           </w:p>
         </w:tc>
@@ -16038,7 +16018,7 @@
               <w:rPr>
                 <w:sz w:val="13"/>
               </w:rPr>
-              <w:t>0.04</w:t>
+              <w:t>0.36</w:t>
             </w:r>
           </w:p>
         </w:tc>
@@ -16052,7 +16032,7 @@
               <w:rPr>
                 <w:sz w:val="13"/>
               </w:rPr>
-              <w:t>0.07</w:t>
+              <w:t>0.39</w:t>
             </w:r>
           </w:p>
         </w:tc>
@@ -16082,7 +16062,7 @@
               <w:rPr>
                 <w:sz w:val="13"/>
               </w:rPr>
-              <w:t>overall</w:t>
+              <w:t>safety</w:t>
             </w:r>
           </w:p>
         </w:tc>
@@ -16096,7 +16076,7 @@
               <w:rPr>
                 <w:sz w:val="13"/>
               </w:rPr>
-              <w:t>RoBERTa d1 + Phi-4-mini d2 (top-1 emotion)</w:t>
+              <w:t>Single model, same generator: Phi-4-mini (4-bit) detects + responds</w:t>
             </w:r>
           </w:p>
         </w:tc>
@@ -16124,7 +16104,7 @@
               <w:rPr>
                 <w:sz w:val="13"/>
               </w:rPr>
-              <w:t>8.68</w:t>
+              <w:t>9.76</w:t>
             </w:r>
           </w:p>
         </w:tc>
@@ -16138,7 +16118,7 @@
               <w:rPr>
                 <w:sz w:val="13"/>
               </w:rPr>
-              <w:t>8.65</w:t>
+              <w:t>9.83</w:t>
             </w:r>
           </w:p>
         </w:tc>
@@ -16152,7 +16132,7 @@
               <w:rPr>
                 <w:sz w:val="13"/>
               </w:rPr>
-              <w:t>0.04</w:t>
+              <w:t>-0.07</w:t>
             </w:r>
           </w:p>
         </w:tc>
@@ -16166,7 +16146,7 @@
               <w:rPr>
                 <w:sz w:val="13"/>
               </w:rPr>
-              <w:t>[-0.16, +0.24]</w:t>
+              <w:t>[-0.23, +0.12]</w:t>
             </w:r>
           </w:p>
         </w:tc>
@@ -16180,7 +16160,7 @@
               <w:rPr>
                 <w:sz w:val="13"/>
               </w:rPr>
-              <w:t>0.71</w:t>
+              <w:t>0.07</w:t>
             </w:r>
           </w:p>
         </w:tc>
@@ -16194,7 +16174,7 @@
               <w:rPr>
                 <w:sz w:val="13"/>
               </w:rPr>
-              <w:t>0.71</w:t>
+              <w:t>0.36</w:t>
             </w:r>
           </w:p>
         </w:tc>
@@ -16224,7 +16204,7 @@
               <w:rPr>
                 <w:sz w:val="13"/>
               </w:rPr>
-              <w:t>overall</w:t>
+              <w:t>safety</w:t>
             </w:r>
           </w:p>
         </w:tc>
@@ -16266,7 +16246,7 @@
               <w:rPr>
                 <w:sz w:val="13"/>
               </w:rPr>
-              <w:t>8.68</w:t>
+              <w:t>9.76</w:t>
             </w:r>
           </w:p>
         </w:tc>
@@ -16280,7 +16260,7 @@
               <w:rPr>
                 <w:sz w:val="13"/>
               </w:rPr>
-              <w:t>8.24</w:t>
+              <w:t>9.56</w:t>
             </w:r>
           </w:p>
         </w:tc>
@@ -16294,7 +16274,7 @@
               <w:rPr>
                 <w:sz w:val="13"/>
               </w:rPr>
-              <w:t>0.44</w:t>
+              <w:t>0.2</w:t>
             </w:r>
           </w:p>
         </w:tc>
@@ -16308,7 +16288,7 @@
               <w:rPr>
                 <w:sz w:val="13"/>
               </w:rPr>
-              <w:t>[+0.17, +0.72]</w:t>
+              <w:t>[-0.01, +0.41]</w:t>
             </w:r>
           </w:p>
         </w:tc>
@@ -16322,7 +16302,7 @@
               <w:rPr>
                 <w:sz w:val="13"/>
               </w:rPr>
-              <w:t>0</w:t>
+              <w:t>0.08</w:t>
             </w:r>
           </w:p>
         </w:tc>
@@ -16336,7 +16316,7 @@
               <w:rPr>
                 <w:sz w:val="13"/>
               </w:rPr>
-              <w:t>0</w:t>
+              <w:t>0.36</w:t>
             </w:r>
           </w:p>
         </w:tc>
@@ -16350,7 +16330,7 @@
               <w:rPr>
                 <w:sz w:val="13"/>
               </w:rPr>
-              <w:t>YES</w:t>
+              <w:t>no</w:t>
             </w:r>
           </w:p>
         </w:tc>
@@ -16366,7 +16346,7 @@
               <w:rPr>
                 <w:sz w:val="13"/>
               </w:rPr>
-              <w:t>overall</w:t>
+              <w:t>safety</w:t>
             </w:r>
           </w:p>
         </w:tc>
@@ -16408,7 +16388,7 @@
               <w:rPr>
                 <w:sz w:val="13"/>
               </w:rPr>
-              <w:t>8.68</w:t>
+              <w:t>9.76</w:t>
             </w:r>
           </w:p>
         </w:tc>
@@ -16422,7 +16402,7 @@
               <w:rPr>
                 <w:sz w:val="13"/>
               </w:rPr>
-              <w:t>8.04</w:t>
+              <w:t>9.5</w:t>
             </w:r>
           </w:p>
         </w:tc>
@@ -16436,7 +16416,7 @@
               <w:rPr>
                 <w:sz w:val="13"/>
               </w:rPr>
-              <w:t>0.65</w:t>
+              <w:t>0.26</w:t>
             </w:r>
           </w:p>
         </w:tc>
@@ -16450,7 +16430,7 @@
               <w:rPr>
                 <w:sz w:val="13"/>
               </w:rPr>
-              <w:t>[+0.35, +0.96]</w:t>
+              <w:t>[+0.01, +0.55]</w:t>
             </w:r>
           </w:p>
         </w:tc>
@@ -16464,7 +16444,7 @@
               <w:rPr>
                 <w:sz w:val="13"/>
               </w:rPr>
-              <w:t>0</w:t>
+              <w:t>0.18</w:t>
             </w:r>
           </w:p>
         </w:tc>
@@ -16478,7 +16458,7 @@
               <w:rPr>
                 <w:sz w:val="13"/>
               </w:rPr>
-              <w:t>0</w:t>
+              <w:t>0.39</w:t>
             </w:r>
           </w:p>
         </w:tc>
@@ -16492,7 +16472,7 @@
               <w:rPr>
                 <w:sz w:val="13"/>
               </w:rPr>
-              <w:t>YES</w:t>
+              <w:t>no</w:t>
             </w:r>
           </w:p>
         </w:tc>
@@ -16508,6 +16488,290 @@
               <w:rPr>
                 <w:sz w:val="13"/>
               </w:rPr>
+              <w:t>safety</w:t>
+            </w:r>
+          </w:p>
+        </w:tc>
+        <w:tc>
+          <w:tcPr>
+            <w:tcW w:type="dxa" w:w="936"/>
+          </w:tcPr>
+          <w:p>
+            <w:r/>
+            <w:r>
+              <w:rPr>
+                <w:sz w:val="13"/>
+              </w:rPr>
+              <w:t>Zero-shot Qwen2.5-1.5B (no detector, generic prompt)</w:t>
+            </w:r>
+          </w:p>
+        </w:tc>
+        <w:tc>
+          <w:tcPr>
+            <w:tcW w:type="dxa" w:w="936"/>
+          </w:tcPr>
+          <w:p>
+            <w:r/>
+            <w:r>
+              <w:rPr>
+                <w:sz w:val="13"/>
+              </w:rPr>
+              <w:t>64</w:t>
+            </w:r>
+          </w:p>
+        </w:tc>
+        <w:tc>
+          <w:tcPr>
+            <w:tcW w:type="dxa" w:w="936"/>
+          </w:tcPr>
+          <w:p>
+            <w:r/>
+            <w:r>
+              <w:rPr>
+                <w:sz w:val="13"/>
+              </w:rPr>
+              <w:t>9.76</w:t>
+            </w:r>
+          </w:p>
+        </w:tc>
+        <w:tc>
+          <w:tcPr>
+            <w:tcW w:type="dxa" w:w="936"/>
+          </w:tcPr>
+          <w:p>
+            <w:r/>
+            <w:r>
+              <w:rPr>
+                <w:sz w:val="13"/>
+              </w:rPr>
+              <w:t>9.31</w:t>
+            </w:r>
+          </w:p>
+        </w:tc>
+        <w:tc>
+          <w:tcPr>
+            <w:tcW w:type="dxa" w:w="936"/>
+          </w:tcPr>
+          <w:p>
+            <w:r/>
+            <w:r>
+              <w:rPr>
+                <w:sz w:val="13"/>
+              </w:rPr>
+              <w:t>0.45</w:t>
+            </w:r>
+          </w:p>
+        </w:tc>
+        <w:tc>
+          <w:tcPr>
+            <w:tcW w:type="dxa" w:w="936"/>
+          </w:tcPr>
+          <w:p>
+            <w:r/>
+            <w:r>
+              <w:rPr>
+                <w:sz w:val="13"/>
+              </w:rPr>
+              <w:t>[+0.23, +0.66]</w:t>
+            </w:r>
+          </w:p>
+        </w:tc>
+        <w:tc>
+          <w:tcPr>
+            <w:tcW w:type="dxa" w:w="936"/>
+          </w:tcPr>
+          <w:p>
+            <w:r/>
+            <w:r>
+              <w:rPr>
+                <w:sz w:val="13"/>
+              </w:rPr>
+              <w:t>0</w:t>
+            </w:r>
+          </w:p>
+        </w:tc>
+        <w:tc>
+          <w:tcPr>
+            <w:tcW w:type="dxa" w:w="936"/>
+          </w:tcPr>
+          <w:p>
+            <w:r/>
+            <w:r>
+              <w:rPr>
+                <w:sz w:val="13"/>
+              </w:rPr>
+              <w:t>0</w:t>
+            </w:r>
+          </w:p>
+        </w:tc>
+        <w:tc>
+          <w:tcPr>
+            <w:tcW w:type="dxa" w:w="936"/>
+          </w:tcPr>
+          <w:p>
+            <w:r/>
+            <w:r>
+              <w:rPr>
+                <w:sz w:val="13"/>
+              </w:rPr>
+              <w:t>YES</w:t>
+            </w:r>
+          </w:p>
+        </w:tc>
+      </w:tr>
+      <w:tr>
+        <w:tc>
+          <w:tcPr>
+            <w:tcW w:type="dxa" w:w="936"/>
+          </w:tcPr>
+          <w:p>
+            <w:r/>
+            <w:r>
+              <w:rPr>
+                <w:sz w:val="13"/>
+              </w:rPr>
+              <w:t>safety</w:t>
+            </w:r>
+          </w:p>
+        </w:tc>
+        <w:tc>
+          <w:tcPr>
+            <w:tcW w:type="dxa" w:w="936"/>
+          </w:tcPr>
+          <w:p>
+            <w:r/>
+            <w:r>
+              <w:rPr>
+                <w:sz w:val="13"/>
+              </w:rPr>
+              <w:t>Monolithic LoRA fine-tuned Qwen2.5-1.5B (no detector)</w:t>
+            </w:r>
+          </w:p>
+        </w:tc>
+        <w:tc>
+          <w:tcPr>
+            <w:tcW w:type="dxa" w:w="936"/>
+          </w:tcPr>
+          <w:p>
+            <w:r/>
+            <w:r>
+              <w:rPr>
+                <w:sz w:val="13"/>
+              </w:rPr>
+              <w:t>64</w:t>
+            </w:r>
+          </w:p>
+        </w:tc>
+        <w:tc>
+          <w:tcPr>
+            <w:tcW w:type="dxa" w:w="936"/>
+          </w:tcPr>
+          <w:p>
+            <w:r/>
+            <w:r>
+              <w:rPr>
+                <w:sz w:val="13"/>
+              </w:rPr>
+              <w:t>9.76</w:t>
+            </w:r>
+          </w:p>
+        </w:tc>
+        <w:tc>
+          <w:tcPr>
+            <w:tcW w:type="dxa" w:w="936"/>
+          </w:tcPr>
+          <w:p>
+            <w:r/>
+            <w:r>
+              <w:rPr>
+                <w:sz w:val="13"/>
+              </w:rPr>
+              <w:t>8.67</w:t>
+            </w:r>
+          </w:p>
+        </w:tc>
+        <w:tc>
+          <w:tcPr>
+            <w:tcW w:type="dxa" w:w="936"/>
+          </w:tcPr>
+          <w:p>
+            <w:r/>
+            <w:r>
+              <w:rPr>
+                <w:sz w:val="13"/>
+              </w:rPr>
+              <w:t>1.09</w:t>
+            </w:r>
+          </w:p>
+        </w:tc>
+        <w:tc>
+          <w:tcPr>
+            <w:tcW w:type="dxa" w:w="936"/>
+          </w:tcPr>
+          <w:p>
+            <w:r/>
+            <w:r>
+              <w:rPr>
+                <w:sz w:val="13"/>
+              </w:rPr>
+              <w:t>[+0.77, +1.41]</w:t>
+            </w:r>
+          </w:p>
+        </w:tc>
+        <w:tc>
+          <w:tcPr>
+            <w:tcW w:type="dxa" w:w="936"/>
+          </w:tcPr>
+          <w:p>
+            <w:r/>
+            <w:r>
+              <w:rPr>
+                <w:sz w:val="13"/>
+              </w:rPr>
+              <w:t>0</w:t>
+            </w:r>
+          </w:p>
+        </w:tc>
+        <w:tc>
+          <w:tcPr>
+            <w:tcW w:type="dxa" w:w="936"/>
+          </w:tcPr>
+          <w:p>
+            <w:r/>
+            <w:r>
+              <w:rPr>
+                <w:sz w:val="13"/>
+              </w:rPr>
+              <w:t>0</w:t>
+            </w:r>
+          </w:p>
+        </w:tc>
+        <w:tc>
+          <w:tcPr>
+            <w:tcW w:type="dxa" w:w="936"/>
+          </w:tcPr>
+          <w:p>
+            <w:r/>
+            <w:r>
+              <w:rPr>
+                <w:sz w:val="13"/>
+              </w:rPr>
+              <w:t>YES</w:t>
+            </w:r>
+          </w:p>
+        </w:tc>
+      </w:tr>
+      <w:tr>
+        <w:tc>
+          <w:tcPr>
+            <w:tcW w:type="dxa" w:w="936"/>
+          </w:tcPr>
+          <w:p>
+            <w:r/>
+            <w:r>
+              <w:rPr>
+                <w:sz w:val="13"/>
+              </w:rPr>
               <w:t>overall</w:t>
             </w:r>
           </w:p>
@@ -16522,6 +16786,716 @@
               <w:rPr>
                 <w:sz w:val="13"/>
               </w:rPr>
+              <w:t>Single model, bigger: Qwen2.5-7B (4-bit) detects + responds</w:t>
+            </w:r>
+          </w:p>
+        </w:tc>
+        <w:tc>
+          <w:tcPr>
+            <w:tcW w:type="dxa" w:w="936"/>
+          </w:tcPr>
+          <w:p>
+            <w:r/>
+            <w:r>
+              <w:rPr>
+                <w:sz w:val="13"/>
+              </w:rPr>
+              <w:t>64</w:t>
+            </w:r>
+          </w:p>
+        </w:tc>
+        <w:tc>
+          <w:tcPr>
+            <w:tcW w:type="dxa" w:w="936"/>
+          </w:tcPr>
+          <w:p>
+            <w:r/>
+            <w:r>
+              <w:rPr>
+                <w:sz w:val="13"/>
+              </w:rPr>
+              <w:t>8.68</w:t>
+            </w:r>
+          </w:p>
+        </w:tc>
+        <w:tc>
+          <w:tcPr>
+            <w:tcW w:type="dxa" w:w="936"/>
+          </w:tcPr>
+          <w:p>
+            <w:r/>
+            <w:r>
+              <w:rPr>
+                <w:sz w:val="13"/>
+              </w:rPr>
+              <w:t>8.9</w:t>
+            </w:r>
+          </w:p>
+        </w:tc>
+        <w:tc>
+          <w:tcPr>
+            <w:tcW w:type="dxa" w:w="936"/>
+          </w:tcPr>
+          <w:p>
+            <w:r/>
+            <w:r>
+              <w:rPr>
+                <w:sz w:val="13"/>
+              </w:rPr>
+              <w:t>-0.21</w:t>
+            </w:r>
+          </w:p>
+        </w:tc>
+        <w:tc>
+          <w:tcPr>
+            <w:tcW w:type="dxa" w:w="936"/>
+          </w:tcPr>
+          <w:p>
+            <w:r/>
+            <w:r>
+              <w:rPr>
+                <w:sz w:val="13"/>
+              </w:rPr>
+              <w:t>[-0.40, -0.03]</w:t>
+            </w:r>
+          </w:p>
+        </w:tc>
+        <w:tc>
+          <w:tcPr>
+            <w:tcW w:type="dxa" w:w="936"/>
+          </w:tcPr>
+          <w:p>
+            <w:r/>
+            <w:r>
+              <w:rPr>
+                <w:sz w:val="13"/>
+              </w:rPr>
+              <w:t>0.04</w:t>
+            </w:r>
+          </w:p>
+        </w:tc>
+        <w:tc>
+          <w:tcPr>
+            <w:tcW w:type="dxa" w:w="936"/>
+          </w:tcPr>
+          <w:p>
+            <w:r/>
+            <w:r>
+              <w:rPr>
+                <w:sz w:val="13"/>
+              </w:rPr>
+              <w:t>0.11</w:t>
+            </w:r>
+          </w:p>
+        </w:tc>
+        <w:tc>
+          <w:tcPr>
+            <w:tcW w:type="dxa" w:w="936"/>
+          </w:tcPr>
+          <w:p>
+            <w:r/>
+            <w:r>
+              <w:rPr>
+                <w:sz w:val="13"/>
+              </w:rPr>
+              <w:t>no</w:t>
+            </w:r>
+          </w:p>
+        </w:tc>
+      </w:tr>
+      <w:tr>
+        <w:tc>
+          <w:tcPr>
+            <w:tcW w:type="dxa" w:w="936"/>
+          </w:tcPr>
+          <w:p>
+            <w:r/>
+            <w:r>
+              <w:rPr>
+                <w:sz w:val="13"/>
+              </w:rPr>
+              <w:t>overall</w:t>
+            </w:r>
+          </w:p>
+        </w:tc>
+        <w:tc>
+          <w:tcPr>
+            <w:tcW w:type="dxa" w:w="936"/>
+          </w:tcPr>
+          <w:p>
+            <w:r/>
+            <w:r>
+              <w:rPr>
+                <w:sz w:val="13"/>
+              </w:rPr>
+              <w:t>RoBERTa d1 + Phi-4-mini d2 (top-1 emotion)</w:t>
+            </w:r>
+          </w:p>
+        </w:tc>
+        <w:tc>
+          <w:tcPr>
+            <w:tcW w:type="dxa" w:w="936"/>
+          </w:tcPr>
+          <w:p>
+            <w:r/>
+            <w:r>
+              <w:rPr>
+                <w:sz w:val="13"/>
+              </w:rPr>
+              <w:t>64</w:t>
+            </w:r>
+          </w:p>
+        </w:tc>
+        <w:tc>
+          <w:tcPr>
+            <w:tcW w:type="dxa" w:w="936"/>
+          </w:tcPr>
+          <w:p>
+            <w:r/>
+            <w:r>
+              <w:rPr>
+                <w:sz w:val="13"/>
+              </w:rPr>
+              <w:t>8.68</w:t>
+            </w:r>
+          </w:p>
+        </w:tc>
+        <w:tc>
+          <w:tcPr>
+            <w:tcW w:type="dxa" w:w="936"/>
+          </w:tcPr>
+          <w:p>
+            <w:r/>
+            <w:r>
+              <w:rPr>
+                <w:sz w:val="13"/>
+              </w:rPr>
+              <w:t>8.65</w:t>
+            </w:r>
+          </w:p>
+        </w:tc>
+        <w:tc>
+          <w:tcPr>
+            <w:tcW w:type="dxa" w:w="936"/>
+          </w:tcPr>
+          <w:p>
+            <w:r/>
+            <w:r>
+              <w:rPr>
+                <w:sz w:val="13"/>
+              </w:rPr>
+              <w:t>0.04</w:t>
+            </w:r>
+          </w:p>
+        </w:tc>
+        <w:tc>
+          <w:tcPr>
+            <w:tcW w:type="dxa" w:w="936"/>
+          </w:tcPr>
+          <w:p>
+            <w:r/>
+            <w:r>
+              <w:rPr>
+                <w:sz w:val="13"/>
+              </w:rPr>
+              <w:t>[-0.16, +0.24]</w:t>
+            </w:r>
+          </w:p>
+        </w:tc>
+        <w:tc>
+          <w:tcPr>
+            <w:tcW w:type="dxa" w:w="936"/>
+          </w:tcPr>
+          <w:p>
+            <w:r/>
+            <w:r>
+              <w:rPr>
+                <w:sz w:val="13"/>
+              </w:rPr>
+              <w:t>0.71</w:t>
+            </w:r>
+          </w:p>
+        </w:tc>
+        <w:tc>
+          <w:tcPr>
+            <w:tcW w:type="dxa" w:w="936"/>
+          </w:tcPr>
+          <w:p>
+            <w:r/>
+            <w:r>
+              <w:rPr>
+                <w:sz w:val="13"/>
+              </w:rPr>
+              <w:t>0.71</w:t>
+            </w:r>
+          </w:p>
+        </w:tc>
+        <w:tc>
+          <w:tcPr>
+            <w:tcW w:type="dxa" w:w="936"/>
+          </w:tcPr>
+          <w:p>
+            <w:r/>
+            <w:r>
+              <w:rPr>
+                <w:sz w:val="13"/>
+              </w:rPr>
+              <w:t>no</w:t>
+            </w:r>
+          </w:p>
+        </w:tc>
+      </w:tr>
+      <w:tr>
+        <w:tc>
+          <w:tcPr>
+            <w:tcW w:type="dxa" w:w="936"/>
+          </w:tcPr>
+          <w:p>
+            <w:r/>
+            <w:r>
+              <w:rPr>
+                <w:sz w:val="13"/>
+              </w:rPr>
+              <w:t>overall</w:t>
+            </w:r>
+          </w:p>
+        </w:tc>
+        <w:tc>
+          <w:tcPr>
+            <w:tcW w:type="dxa" w:w="936"/>
+          </w:tcPr>
+          <w:p>
+            <w:r/>
+            <w:r>
+              <w:rPr>
+                <w:sz w:val="13"/>
+              </w:rPr>
+              <w:t>Single model, same generator: Phi-4-mini (4-bit) detects + responds</w:t>
+            </w:r>
+          </w:p>
+        </w:tc>
+        <w:tc>
+          <w:tcPr>
+            <w:tcW w:type="dxa" w:w="936"/>
+          </w:tcPr>
+          <w:p>
+            <w:r/>
+            <w:r>
+              <w:rPr>
+                <w:sz w:val="13"/>
+              </w:rPr>
+              <w:t>64</w:t>
+            </w:r>
+          </w:p>
+        </w:tc>
+        <w:tc>
+          <w:tcPr>
+            <w:tcW w:type="dxa" w:w="936"/>
+          </w:tcPr>
+          <w:p>
+            <w:r/>
+            <w:r>
+              <w:rPr>
+                <w:sz w:val="13"/>
+              </w:rPr>
+              <w:t>8.68</w:t>
+            </w:r>
+          </w:p>
+        </w:tc>
+        <w:tc>
+          <w:tcPr>
+            <w:tcW w:type="dxa" w:w="936"/>
+          </w:tcPr>
+          <w:p>
+            <w:r/>
+            <w:r>
+              <w:rPr>
+                <w:sz w:val="13"/>
+              </w:rPr>
+              <w:t>8.78</w:t>
+            </w:r>
+          </w:p>
+        </w:tc>
+        <w:tc>
+          <w:tcPr>
+            <w:tcW w:type="dxa" w:w="936"/>
+          </w:tcPr>
+          <w:p>
+            <w:r/>
+            <w:r>
+              <w:rPr>
+                <w:sz w:val="13"/>
+              </w:rPr>
+              <w:t>-0.1</w:t>
+            </w:r>
+          </w:p>
+        </w:tc>
+        <w:tc>
+          <w:tcPr>
+            <w:tcW w:type="dxa" w:w="936"/>
+          </w:tcPr>
+          <w:p>
+            <w:r/>
+            <w:r>
+              <w:rPr>
+                <w:sz w:val="13"/>
+              </w:rPr>
+              <w:t>[-0.32, +0.16]</w:t>
+            </w:r>
+          </w:p>
+        </w:tc>
+        <w:tc>
+          <w:tcPr>
+            <w:tcW w:type="dxa" w:w="936"/>
+          </w:tcPr>
+          <w:p>
+            <w:r/>
+            <w:r>
+              <w:rPr>
+                <w:sz w:val="13"/>
+              </w:rPr>
+              <w:t>0.08</w:t>
+            </w:r>
+          </w:p>
+        </w:tc>
+        <w:tc>
+          <w:tcPr>
+            <w:tcW w:type="dxa" w:w="936"/>
+          </w:tcPr>
+          <w:p>
+            <w:r/>
+            <w:r>
+              <w:rPr>
+                <w:sz w:val="13"/>
+              </w:rPr>
+              <w:t>0.16</w:t>
+            </w:r>
+          </w:p>
+        </w:tc>
+        <w:tc>
+          <w:tcPr>
+            <w:tcW w:type="dxa" w:w="936"/>
+          </w:tcPr>
+          <w:p>
+            <w:r/>
+            <w:r>
+              <w:rPr>
+                <w:sz w:val="13"/>
+              </w:rPr>
+              <w:t>no</w:t>
+            </w:r>
+          </w:p>
+        </w:tc>
+      </w:tr>
+      <w:tr>
+        <w:tc>
+          <w:tcPr>
+            <w:tcW w:type="dxa" w:w="936"/>
+          </w:tcPr>
+          <w:p>
+            <w:r/>
+            <w:r>
+              <w:rPr>
+                <w:sz w:val="13"/>
+              </w:rPr>
+              <w:t>overall</w:t>
+            </w:r>
+          </w:p>
+        </w:tc>
+        <w:tc>
+          <w:tcPr>
+            <w:tcW w:type="dxa" w:w="936"/>
+          </w:tcPr>
+          <w:p>
+            <w:r/>
+            <w:r>
+              <w:rPr>
+                <w:sz w:val="13"/>
+              </w:rPr>
+              <w:t>Single model, same size: Qwen2.5-1.5B detects + responds</w:t>
+            </w:r>
+          </w:p>
+        </w:tc>
+        <w:tc>
+          <w:tcPr>
+            <w:tcW w:type="dxa" w:w="936"/>
+          </w:tcPr>
+          <w:p>
+            <w:r/>
+            <w:r>
+              <w:rPr>
+                <w:sz w:val="13"/>
+              </w:rPr>
+              <w:t>64</w:t>
+            </w:r>
+          </w:p>
+        </w:tc>
+        <w:tc>
+          <w:tcPr>
+            <w:tcW w:type="dxa" w:w="936"/>
+          </w:tcPr>
+          <w:p>
+            <w:r/>
+            <w:r>
+              <w:rPr>
+                <w:sz w:val="13"/>
+              </w:rPr>
+              <w:t>8.68</w:t>
+            </w:r>
+          </w:p>
+        </w:tc>
+        <w:tc>
+          <w:tcPr>
+            <w:tcW w:type="dxa" w:w="936"/>
+          </w:tcPr>
+          <w:p>
+            <w:r/>
+            <w:r>
+              <w:rPr>
+                <w:sz w:val="13"/>
+              </w:rPr>
+              <w:t>8.24</w:t>
+            </w:r>
+          </w:p>
+        </w:tc>
+        <w:tc>
+          <w:tcPr>
+            <w:tcW w:type="dxa" w:w="936"/>
+          </w:tcPr>
+          <w:p>
+            <w:r/>
+            <w:r>
+              <w:rPr>
+                <w:sz w:val="13"/>
+              </w:rPr>
+              <w:t>0.44</w:t>
+            </w:r>
+          </w:p>
+        </w:tc>
+        <w:tc>
+          <w:tcPr>
+            <w:tcW w:type="dxa" w:w="936"/>
+          </w:tcPr>
+          <w:p>
+            <w:r/>
+            <w:r>
+              <w:rPr>
+                <w:sz w:val="13"/>
+              </w:rPr>
+              <w:t>[+0.17, +0.72]</w:t>
+            </w:r>
+          </w:p>
+        </w:tc>
+        <w:tc>
+          <w:tcPr>
+            <w:tcW w:type="dxa" w:w="936"/>
+          </w:tcPr>
+          <w:p>
+            <w:r/>
+            <w:r>
+              <w:rPr>
+                <w:sz w:val="13"/>
+              </w:rPr>
+              <w:t>0</w:t>
+            </w:r>
+          </w:p>
+        </w:tc>
+        <w:tc>
+          <w:tcPr>
+            <w:tcW w:type="dxa" w:w="936"/>
+          </w:tcPr>
+          <w:p>
+            <w:r/>
+            <w:r>
+              <w:rPr>
+                <w:sz w:val="13"/>
+              </w:rPr>
+              <w:t>0</w:t>
+            </w:r>
+          </w:p>
+        </w:tc>
+        <w:tc>
+          <w:tcPr>
+            <w:tcW w:type="dxa" w:w="936"/>
+          </w:tcPr>
+          <w:p>
+            <w:r/>
+            <w:r>
+              <w:rPr>
+                <w:sz w:val="13"/>
+              </w:rPr>
+              <w:t>YES</w:t>
+            </w:r>
+          </w:p>
+        </w:tc>
+      </w:tr>
+      <w:tr>
+        <w:tc>
+          <w:tcPr>
+            <w:tcW w:type="dxa" w:w="936"/>
+          </w:tcPr>
+          <w:p>
+            <w:r/>
+            <w:r>
+              <w:rPr>
+                <w:sz w:val="13"/>
+              </w:rPr>
+              <w:t>overall</w:t>
+            </w:r>
+          </w:p>
+        </w:tc>
+        <w:tc>
+          <w:tcPr>
+            <w:tcW w:type="dxa" w:w="936"/>
+          </w:tcPr>
+          <w:p>
+            <w:r/>
+            <w:r>
+              <w:rPr>
+                <w:sz w:val="13"/>
+              </w:rPr>
+              <w:t>Initial pipeline: GPT-2 Medium d1 + Qwen2.5-1.5B d2</w:t>
+            </w:r>
+          </w:p>
+        </w:tc>
+        <w:tc>
+          <w:tcPr>
+            <w:tcW w:type="dxa" w:w="936"/>
+          </w:tcPr>
+          <w:p>
+            <w:r/>
+            <w:r>
+              <w:rPr>
+                <w:sz w:val="13"/>
+              </w:rPr>
+              <w:t>64</w:t>
+            </w:r>
+          </w:p>
+        </w:tc>
+        <w:tc>
+          <w:tcPr>
+            <w:tcW w:type="dxa" w:w="936"/>
+          </w:tcPr>
+          <w:p>
+            <w:r/>
+            <w:r>
+              <w:rPr>
+                <w:sz w:val="13"/>
+              </w:rPr>
+              <w:t>8.68</w:t>
+            </w:r>
+          </w:p>
+        </w:tc>
+        <w:tc>
+          <w:tcPr>
+            <w:tcW w:type="dxa" w:w="936"/>
+          </w:tcPr>
+          <w:p>
+            <w:r/>
+            <w:r>
+              <w:rPr>
+                <w:sz w:val="13"/>
+              </w:rPr>
+              <w:t>8.04</w:t>
+            </w:r>
+          </w:p>
+        </w:tc>
+        <w:tc>
+          <w:tcPr>
+            <w:tcW w:type="dxa" w:w="936"/>
+          </w:tcPr>
+          <w:p>
+            <w:r/>
+            <w:r>
+              <w:rPr>
+                <w:sz w:val="13"/>
+              </w:rPr>
+              <w:t>0.65</w:t>
+            </w:r>
+          </w:p>
+        </w:tc>
+        <w:tc>
+          <w:tcPr>
+            <w:tcW w:type="dxa" w:w="936"/>
+          </w:tcPr>
+          <w:p>
+            <w:r/>
+            <w:r>
+              <w:rPr>
+                <w:sz w:val="13"/>
+              </w:rPr>
+              <w:t>[+0.35, +0.96]</w:t>
+            </w:r>
+          </w:p>
+        </w:tc>
+        <w:tc>
+          <w:tcPr>
+            <w:tcW w:type="dxa" w:w="936"/>
+          </w:tcPr>
+          <w:p>
+            <w:r/>
+            <w:r>
+              <w:rPr>
+                <w:sz w:val="13"/>
+              </w:rPr>
+              <w:t>0</w:t>
+            </w:r>
+          </w:p>
+        </w:tc>
+        <w:tc>
+          <w:tcPr>
+            <w:tcW w:type="dxa" w:w="936"/>
+          </w:tcPr>
+          <w:p>
+            <w:r/>
+            <w:r>
+              <w:rPr>
+                <w:sz w:val="13"/>
+              </w:rPr>
+              <w:t>0</w:t>
+            </w:r>
+          </w:p>
+        </w:tc>
+        <w:tc>
+          <w:tcPr>
+            <w:tcW w:type="dxa" w:w="936"/>
+          </w:tcPr>
+          <w:p>
+            <w:r/>
+            <w:r>
+              <w:rPr>
+                <w:sz w:val="13"/>
+              </w:rPr>
+              <w:t>YES</w:t>
+            </w:r>
+          </w:p>
+        </w:tc>
+      </w:tr>
+      <w:tr>
+        <w:tc>
+          <w:tcPr>
+            <w:tcW w:type="dxa" w:w="936"/>
+          </w:tcPr>
+          <w:p>
+            <w:r/>
+            <w:r>
+              <w:rPr>
+                <w:sz w:val="13"/>
+              </w:rPr>
+              <w:t>overall</w:t>
+            </w:r>
+          </w:p>
+        </w:tc>
+        <w:tc>
+          <w:tcPr>
+            <w:tcW w:type="dxa" w:w="936"/>
+          </w:tcPr>
+          <w:p>
+            <w:r/>
+            <w:r>
+              <w:rPr>
+                <w:sz w:val="13"/>
+              </w:rPr>
               <w:t>Zero-shot Qwen2.5-1.5B (no detector, generic prompt)</w:t>
             </w:r>
           </w:p>
@@ -16593,6 +17567,148 @@
                 <w:sz w:val="13"/>
               </w:rPr>
               <w:t>[+0.83, +1.51]</w:t>
+            </w:r>
+          </w:p>
+        </w:tc>
+        <w:tc>
+          <w:tcPr>
+            <w:tcW w:type="dxa" w:w="936"/>
+          </w:tcPr>
+          <w:p>
+            <w:r/>
+            <w:r>
+              <w:rPr>
+                <w:sz w:val="13"/>
+              </w:rPr>
+              <w:t>0</w:t>
+            </w:r>
+          </w:p>
+        </w:tc>
+        <w:tc>
+          <w:tcPr>
+            <w:tcW w:type="dxa" w:w="936"/>
+          </w:tcPr>
+          <w:p>
+            <w:r/>
+            <w:r>
+              <w:rPr>
+                <w:sz w:val="13"/>
+              </w:rPr>
+              <w:t>0</w:t>
+            </w:r>
+          </w:p>
+        </w:tc>
+        <w:tc>
+          <w:tcPr>
+            <w:tcW w:type="dxa" w:w="936"/>
+          </w:tcPr>
+          <w:p>
+            <w:r/>
+            <w:r>
+              <w:rPr>
+                <w:sz w:val="13"/>
+              </w:rPr>
+              <w:t>YES</w:t>
+            </w:r>
+          </w:p>
+        </w:tc>
+      </w:tr>
+      <w:tr>
+        <w:tc>
+          <w:tcPr>
+            <w:tcW w:type="dxa" w:w="936"/>
+          </w:tcPr>
+          <w:p>
+            <w:r/>
+            <w:r>
+              <w:rPr>
+                <w:sz w:val="13"/>
+              </w:rPr>
+              <w:t>overall</w:t>
+            </w:r>
+          </w:p>
+        </w:tc>
+        <w:tc>
+          <w:tcPr>
+            <w:tcW w:type="dxa" w:w="936"/>
+          </w:tcPr>
+          <w:p>
+            <w:r/>
+            <w:r>
+              <w:rPr>
+                <w:sz w:val="13"/>
+              </w:rPr>
+              <w:t>Monolithic LoRA fine-tuned Qwen2.5-1.5B (no detector)</w:t>
+            </w:r>
+          </w:p>
+        </w:tc>
+        <w:tc>
+          <w:tcPr>
+            <w:tcW w:type="dxa" w:w="936"/>
+          </w:tcPr>
+          <w:p>
+            <w:r/>
+            <w:r>
+              <w:rPr>
+                <w:sz w:val="13"/>
+              </w:rPr>
+              <w:t>64</w:t>
+            </w:r>
+          </w:p>
+        </w:tc>
+        <w:tc>
+          <w:tcPr>
+            <w:tcW w:type="dxa" w:w="936"/>
+          </w:tcPr>
+          <w:p>
+            <w:r/>
+            <w:r>
+              <w:rPr>
+                <w:sz w:val="13"/>
+              </w:rPr>
+              <w:t>8.68</w:t>
+            </w:r>
+          </w:p>
+        </w:tc>
+        <w:tc>
+          <w:tcPr>
+            <w:tcW w:type="dxa" w:w="936"/>
+          </w:tcPr>
+          <w:p>
+            <w:r/>
+            <w:r>
+              <w:rPr>
+                <w:sz w:val="13"/>
+              </w:rPr>
+              <w:t>5.96</w:t>
+            </w:r>
+          </w:p>
+        </w:tc>
+        <w:tc>
+          <w:tcPr>
+            <w:tcW w:type="dxa" w:w="936"/>
+          </w:tcPr>
+          <w:p>
+            <w:r/>
+            <w:r>
+              <w:rPr>
+                <w:sz w:val="13"/>
+              </w:rPr>
+              <w:t>2.73</w:t>
+            </w:r>
+          </w:p>
+        </w:tc>
+        <w:tc>
+          <w:tcPr>
+            <w:tcW w:type="dxa" w:w="936"/>
+          </w:tcPr>
+          <w:p>
+            <w:r/>
+            <w:r>
+              <w:rPr>
+                <w:sz w:val="13"/>
+              </w:rPr>
+              <w:t>[+2.29, +3.16]</w:t>
             </w:r>
           </w:p>
         </w:tc>
@@ -16769,7 +17885,7 @@
               <w:rPr>
                 <w:sz w:val="16"/>
               </w:rPr>
-              <w:t>384</w:t>
+              <w:t>512</w:t>
             </w:r>
           </w:p>
         </w:tc>
@@ -16783,7 +17899,7 @@
               <w:rPr>
                 <w:sz w:val="16"/>
               </w:rPr>
-              <w:t>rho = 0.596 (p = 3.0e-38)</w:t>
+              <w:t>rho = 0.690 (p = 9.9e-74)</w:t>
             </w:r>
           </w:p>
         </w:tc>
@@ -16797,7 +17913,7 @@
               <w:rPr>
                 <w:sz w:val="16"/>
               </w:rPr>
-              <w:t>rho = 0.596</w:t>
+              <w:t>rho = 0.595</w:t>
             </w:r>
           </w:p>
         </w:tc>
@@ -16827,7 +17943,7 @@
               <w:rPr>
                 <w:sz w:val="16"/>
               </w:rPr>
-              <w:t>384</w:t>
+              <w:t>512</w:t>
             </w:r>
           </w:p>
         </w:tc>
@@ -16841,7 +17957,7 @@
               <w:rPr>
                 <w:sz w:val="16"/>
               </w:rPr>
-              <w:t>rho = 0.604 (p = 1.6e-39)</w:t>
+              <w:t>rho = 0.683 (p = 1.5e-71)</w:t>
             </w:r>
           </w:p>
         </w:tc>
@@ -16855,7 +17971,7 @@
               <w:rPr>
                 <w:sz w:val="16"/>
               </w:rPr>
-              <w:t>rho = 0.604</w:t>
+              <w:t>rho = 0.598</w:t>
             </w:r>
           </w:p>
         </w:tc>
@@ -16871,7 +17987,7 @@
               <w:rPr>
                 <w:sz w:val="16"/>
               </w:rPr>
-              <w:t>Do both judges rank the 6 systems in the same order (overall)?</w:t>
+              <w:t>Do both judges rank the 8 systems in the same order (overall)?</w:t>
             </w:r>
           </w:p>
         </w:tc>
@@ -16885,7 +18001,7 @@
               <w:rPr>
                 <w:sz w:val="16"/>
               </w:rPr>
-              <w:t>6</w:t>
+              <w:t>8</w:t>
             </w:r>
           </w:p>
         </w:tc>
@@ -16913,7 +18029,7 @@
               <w:rPr>
                 <w:sz w:val="16"/>
               </w:rPr>
-              <w:t>rank rho = 0.94</w:t>
+              <w:t>rank rho = 0.98</w:t>
             </w:r>
           </w:p>
         </w:tc>

--- a/writing/Chapter 5 - 5.3 Statistical Analysis/FINAL_TEXT.docx
+++ b/writing/Chapter 5 - 5.3 Statistical Analysis/FINAL_TEXT.docx
@@ -13556,7 +13556,7 @@
         <w:spacing w:after="120"/>
       </w:pPr>
       <w:r>
-        <w:t>The two judges agree well with each other (Table 5.20). Across the 512 replies of the eight judged systems, the Spearman correlation between Nemotron 3 Ultra and gpt-oss-120b is 0.69 for empathy and 0.68 for the overall score. The judges rank the eight systems in the same order, except that the final system and top-1 Phi-4-mini, whose panel scores differ by only 0.03, exchange places. Mistral Large, originally the third judge, scored the five systems built first but became unavailable before the final systems could be judged. Rather than compare systems scored by different panels, we compare every system on the two judges that scored all of them. On the 256 replies of the four systems scored by all three judges (excluding the original, flawed fine-tuned run), the two-judge and three-judge averages correlate at 0.97 for both empathy and the overall score and rank the four systems identically, and the three judges agree with one another at 0.57 to 0.63 on empathy. Removing the third judge therefore does not change the conclusions. This agreement is consistent with the reduced bias expected from a panel of judges drawn from different model families [35].</w:t>
+        <w:t>The two judges agree well with each other (Table 5.20). Across the 512 replies of the eight judged systems, the Spearman correlation between Nemotron 3 Ultra and gpt-oss-120b is 0.69 for empathy and 0.68 for the overall score. The judges rank the eight systems in the same order, except that the final system and top-1 Phi-4-mini, whose panel scores differ by only 0.03, exchange places. Both judges scored every one of the 512 replies, so all systems are rated by identical judges and their scores are directly comparable. This agreement is consistent with the reduced bias expected from a panel of judges drawn from different model families [35].</w:t>
       </w:r>
     </w:p>
     <w:tbl>
@@ -18034,174 +18034,6 @@
           </w:p>
         </w:tc>
       </w:tr>
-      <w:tr>
-        <w:tc>
-          <w:tcPr>
-            <w:tcW w:type="dxa" w:w="2340"/>
-          </w:tcPr>
-          <w:p>
-            <w:r/>
-            <w:r>
-              <w:rPr>
-                <w:sz w:val="16"/>
-              </w:rPr>
-              <w:t>Two-judge vs three-judge panel mean (empathy), 4 systems judged by all three</w:t>
-            </w:r>
-          </w:p>
-        </w:tc>
-        <w:tc>
-          <w:tcPr>
-            <w:tcW w:type="dxa" w:w="2340"/>
-          </w:tcPr>
-          <w:p>
-            <w:r/>
-            <w:r>
-              <w:rPr>
-                <w:sz w:val="16"/>
-              </w:rPr>
-              <w:t>256</w:t>
-            </w:r>
-          </w:p>
-        </w:tc>
-        <w:tc>
-          <w:tcPr>
-            <w:tcW w:type="dxa" w:w="2340"/>
-          </w:tcPr>
-          <w:p>
-            <w:r/>
-            <w:r>
-              <w:rPr>
-                <w:sz w:val="16"/>
-              </w:rPr>
-              <w:t>per-reply rho = 0.970</w:t>
-            </w:r>
-          </w:p>
-        </w:tc>
-        <w:tc>
-          <w:tcPr>
-            <w:tcW w:type="dxa" w:w="2340"/>
-          </w:tcPr>
-          <w:p>
-            <w:r/>
-            <w:r>
-              <w:rPr>
-                <w:sz w:val="16"/>
-              </w:rPr>
-              <w:t>identical system ranking</w:t>
-            </w:r>
-          </w:p>
-        </w:tc>
-      </w:tr>
-      <w:tr>
-        <w:tc>
-          <w:tcPr>
-            <w:tcW w:type="dxa" w:w="2340"/>
-          </w:tcPr>
-          <w:p>
-            <w:r/>
-            <w:r>
-              <w:rPr>
-                <w:sz w:val="16"/>
-              </w:rPr>
-              <w:t>Two-judge vs three-judge panel mean (overall), 4 systems judged by all three</w:t>
-            </w:r>
-          </w:p>
-        </w:tc>
-        <w:tc>
-          <w:tcPr>
-            <w:tcW w:type="dxa" w:w="2340"/>
-          </w:tcPr>
-          <w:p>
-            <w:r/>
-            <w:r>
-              <w:rPr>
-                <w:sz w:val="16"/>
-              </w:rPr>
-              <w:t>256</w:t>
-            </w:r>
-          </w:p>
-        </w:tc>
-        <w:tc>
-          <w:tcPr>
-            <w:tcW w:type="dxa" w:w="2340"/>
-          </w:tcPr>
-          <w:p>
-            <w:r/>
-            <w:r>
-              <w:rPr>
-                <w:sz w:val="16"/>
-              </w:rPr>
-              <w:t>per-reply rho = 0.973</w:t>
-            </w:r>
-          </w:p>
-        </w:tc>
-        <w:tc>
-          <w:tcPr>
-            <w:tcW w:type="dxa" w:w="2340"/>
-          </w:tcPr>
-          <w:p>
-            <w:r/>
-            <w:r>
-              <w:rPr>
-                <w:sz w:val="16"/>
-              </w:rPr>
-              <w:t>identical system ranking</w:t>
-            </w:r>
-          </w:p>
-        </w:tc>
-      </w:tr>
-      <w:tr>
-        <w:tc>
-          <w:tcPr>
-            <w:tcW w:type="dxa" w:w="2340"/>
-          </w:tcPr>
-          <w:p>
-            <w:r/>
-            <w:r>
-              <w:rPr>
-                <w:sz w:val="16"/>
-              </w:rPr>
-              <w:t>Three-judge agreement on empathy (all pairs), 4 systems</w:t>
-            </w:r>
-          </w:p>
-        </w:tc>
-        <w:tc>
-          <w:tcPr>
-            <w:tcW w:type="dxa" w:w="2340"/>
-          </w:tcPr>
-          <w:p>
-            <w:r/>
-            <w:r>
-              <w:rPr>
-                <w:sz w:val="16"/>
-              </w:rPr>
-              <w:t>256</w:t>
-            </w:r>
-          </w:p>
-        </w:tc>
-        <w:tc>
-          <w:tcPr>
-            <w:tcW w:type="dxa" w:w="2340"/>
-          </w:tcPr>
-          <w:p>
-            <w:r/>
-            <w:r>
-              <w:rPr>
-                <w:sz w:val="16"/>
-              </w:rPr>
-              <w:t>rho = 0.57 to 0.63</w:t>
-            </w:r>
-          </w:p>
-        </w:tc>
-        <w:tc>
-          <w:tcPr>
-            <w:tcW w:type="dxa" w:w="2340"/>
-          </w:tcPr>
-          <w:p>
-            <w:r/>
-          </w:p>
-        </w:tc>
-      </w:tr>
     </w:tbl>
     <w:p/>
     <w:p>
@@ -18210,7 +18042,7 @@
           <w:i/>
           <w:sz w:val="20"/>
         </w:rPr>
-        <w:t>Table 5.20: Agreement between the AI judges and comparison of the two-judge and three-judge panels</w:t>
+        <w:t>Table 5.20: Agreement between the two AI judges</w:t>
       </w:r>
     </w:p>
     <w:p>

--- a/writing/Chapter 5 - 5.3 Statistical Analysis/FINAL_TEXT.docx
+++ b/writing/Chapter 5 - 5.3 Statistical Analysis/FINAL_TEXT.docx
@@ -18062,7 +18062,7 @@
           <w:b/>
           <w:color w:val="B03A00"/>
         </w:rPr>
-        <w:t>[[PENDING: (1) number of participants excluded by the attention checks; (2) selection rate of each system, with a two-sided binomial test against a chance rate of one third; (3) a per-participant paired comparison of how often the final system was chosen over each baseline, using the Wilcoxon signed-rank test; (4) Fleiss' kappa for agreement between participants; and (5) the proportion of items on which the human majority choice matches the system scored highest by the AI judges.]]</w:t>
+        <w:t>[[PENDING: (1) number of participants and number excluded; (2) mean rating of each system on empathy, contextual relevance and supportiveness, compared pairwise with the Wilcoxon signed-rank test on per-participant means, with Holm correction across the three dimensions and three system pairs; (3) the preference rate of each system with a two-sided binomial test against a chance rate of one third; (4) the intraclass correlation for the 1-5 ratings and Fleiss' kappa for the preference question; and (5) the correlation between the human mean rating and the AI-judge mean score across systems on the five situations the judges also scored.]]</w:t>
       </w:r>
     </w:p>
     <w:p>
